--- a/day-2-stateful-storage-and-exposure/lab-11-statefulsets-snapshots.docx
+++ b/day-2-stateful-storage-and-exposure/lab-11-statefulsets-snapshots.docx
@@ -2,14 +2,6 @@
 <file path=word/document.xml><?xml version="1.0" encoding="utf-8"?>
 <w:document xmlns:w="http://schemas.openxmlformats.org/wordprocessingml/2006/main" xmlns:m="http://schemas.openxmlformats.org/officeDocument/2006/math" xmlns:r="http://schemas.openxmlformats.org/officeDocument/2006/relationships" xmlns:o="urn:schemas-microsoft-com:office:office" xmlns:v="urn:schemas-microsoft-com:vml" xmlns:w10="urn:schemas-microsoft-com:office:word" xmlns:a="http://schemas.openxmlformats.org/drawingml/2006/main" xmlns:pic="http://schemas.openxmlformats.org/drawingml/2006/picture" xmlns:wp="http://schemas.openxmlformats.org/drawingml/2006/wordprocessingDrawing">
   <w:body>
-    <w:p>
-      <w:pPr>
-        <w:pStyle w:val="Title"/>
-      </w:pPr>
-      <w:r>
-        <w:t xml:space="preserve">Lab 11 — Survive a Disaster with Volume Snapshots (StatefulSets, PVCs &amp; Snapshots)</w:t>
-      </w:r>
-    </w:p>
     <w:p>
       <w:pPr>
         <w:pStyle w:val="Author"/>
@@ -114,7 +106,52 @@
         <w:t xml:space="preserve">dcproject-462806</w:t>
       </w:r>
       <w:r>
-        <w:t xml:space="preserve">) using real Persistent Disks and CSI volume snapshots. Every screenshot is a real capture. The payoff you'll see: you write data, snapshot it,</w:t>
+        <w:t xml:space="preserve">) using real Persistent Disks and CSI volume snapshots, and</w:t>
+      </w:r>
+      <w:r>
+        <w:t xml:space="preserve"> </w:t>
+      </w:r>
+      <w:r>
+        <w:rPr>
+          <w:b/>
+          <w:bCs/>
+        </w:rPr>
+        <w:t xml:space="preserve">Steps 5–7 on a 3-node</w:t>
+      </w:r>
+      <w:r>
+        <w:rPr>
+          <w:b/>
+          <w:bCs/>
+        </w:rPr>
+        <w:t xml:space="preserve"> </w:t>
+      </w:r>
+      <w:r>
+        <w:rPr>
+          <w:rStyle w:val="VerbatimChar"/>
+          <w:b/>
+          <w:bCs/>
+        </w:rPr>
+        <w:t xml:space="preserve">kind</w:t>
+      </w:r>
+      <w:r>
+        <w:rPr>
+          <w:b/>
+          <w:bCs/>
+        </w:rPr>
+        <w:t xml:space="preserve"> </w:t>
+      </w:r>
+      <w:r>
+        <w:rPr>
+          <w:b/>
+          <w:bCs/>
+        </w:rPr>
+        <w:t xml:space="preserve">cluster</w:t>
+      </w:r>
+      <w:r>
+        <w:t xml:space="preserve"> </w:t>
+      </w:r>
+      <w:r>
+        <w:t xml:space="preserve">running csi-driver-host-path v1.18.0. Every screenshot is a real capture. The payoff you'll see: you write data, snapshot it,</w:t>
       </w:r>
       <w:r>
         <w:t xml:space="preserve"> </w:t>
@@ -313,7 +350,200 @@
         </w:numPr>
       </w:pPr>
       <w:r>
-        <w:t xml:space="preserve">Why a snapshot in the same storage system is a fast recovery tool — and where its limits are (that's what Lab 9's Velero backup covers).</w:t>
+        <w:t xml:space="preserve">Why a snapshot in the same storage system is a fast recovery tool — and where its limits are (that's what Lab 12's Velero backup covers).</w:t>
+      </w:r>
+    </w:p>
+    <w:p>
+      <w:pPr>
+        <w:pStyle w:val="Compact"/>
+        <w:numPr>
+          <w:ilvl w:val="0"/>
+          <w:numId w:val="1001"/>
+        </w:numPr>
+      </w:pPr>
+      <w:r>
+        <w:t xml:space="preserve">How</w:t>
+      </w:r>
+      <w:r>
+        <w:t xml:space="preserve"> </w:t>
+      </w:r>
+      <w:r>
+        <w:rPr>
+          <w:b/>
+          <w:bCs/>
+        </w:rPr>
+        <w:t xml:space="preserve">volume expansion</w:t>
+      </w:r>
+      <w:r>
+        <w:t xml:space="preserve"> </w:t>
+      </w:r>
+      <w:r>
+        <w:t xml:space="preserve">actually lands: two CSI RPCs, why the PVC sits at</w:t>
+      </w:r>
+      <w:r>
+        <w:t xml:space="preserve"> </w:t>
+      </w:r>
+      <w:r>
+        <w:rPr>
+          <w:rStyle w:val="VerbatimChar"/>
+        </w:rPr>
+        <w:t xml:space="preserve">FileSystemResizePending</w:t>
+      </w:r>
+      <w:r>
+        <w:t xml:space="preserve">, and why volumes only ever grow.</w:t>
+      </w:r>
+    </w:p>
+    <w:p>
+      <w:pPr>
+        <w:pStyle w:val="Compact"/>
+        <w:numPr>
+          <w:ilvl w:val="0"/>
+          <w:numId w:val="1001"/>
+        </w:numPr>
+      </w:pPr>
+      <w:r>
+        <w:t xml:space="preserve">How to diagnose a</w:t>
+      </w:r>
+      <w:r>
+        <w:t xml:space="preserve"> </w:t>
+      </w:r>
+      <w:r>
+        <w:rPr>
+          <w:b/>
+          <w:bCs/>
+        </w:rPr>
+        <w:t xml:space="preserve">multi-attach conflict</w:t>
+      </w:r>
+      <w:r>
+        <w:t xml:space="preserve"> </w:t>
+      </w:r>
+      <w:r>
+        <w:t xml:space="preserve">on a</w:t>
+      </w:r>
+      <w:r>
+        <w:t xml:space="preserve"> </w:t>
+      </w:r>
+      <w:r>
+        <w:rPr>
+          <w:rStyle w:val="VerbatimChar"/>
+        </w:rPr>
+        <w:t xml:space="preserve">ReadWriteOnce</w:t>
+      </w:r>
+      <w:r>
+        <w:t xml:space="preserve"> </w:t>
+      </w:r>
+      <w:r>
+        <w:t xml:space="preserve">volume — and the</w:t>
+      </w:r>
+      <w:r>
+        <w:t xml:space="preserve"> </w:t>
+      </w:r>
+      <w:r>
+        <w:rPr>
+          <w:b/>
+          <w:bCs/>
+        </w:rPr>
+        <w:t xml:space="preserve">node-affinity-pinned volume</w:t>
+      </w:r>
+      <w:r>
+        <w:t xml:space="preserve"> </w:t>
+      </w:r>
+      <w:r>
+        <w:t xml:space="preserve">failure waiting behind it.</w:t>
+      </w:r>
+    </w:p>
+    <w:p>
+      <w:pPr>
+        <w:pStyle w:val="Compact"/>
+        <w:numPr>
+          <w:ilvl w:val="0"/>
+          <w:numId w:val="1001"/>
+        </w:numPr>
+      </w:pPr>
+      <w:r>
+        <w:t xml:space="preserve">Why a deleted PVC stays</w:t>
+      </w:r>
+      <w:r>
+        <w:t xml:space="preserve"> </w:t>
+      </w:r>
+      <w:r>
+        <w:rPr>
+          <w:rStyle w:val="VerbatimChar"/>
+        </w:rPr>
+        <w:t xml:space="preserve">Terminating</w:t>
+      </w:r>
+      <w:r>
+        <w:t xml:space="preserve">, what</w:t>
+      </w:r>
+      <w:r>
+        <w:t xml:space="preserve"> </w:t>
+      </w:r>
+      <w:r>
+        <w:rPr>
+          <w:rStyle w:val="VerbatimChar"/>
+        </w:rPr>
+        <w:t xml:space="preserve">kubernetes.io/pvc-protection</w:t>
+      </w:r>
+      <w:r>
+        <w:t xml:space="preserve"> </w:t>
+      </w:r>
+      <w:r>
+        <w:t xml:space="preserve">is protecting you from, and how</w:t>
+      </w:r>
+      <w:r>
+        <w:t xml:space="preserve"> </w:t>
+      </w:r>
+      <w:r>
+        <w:rPr>
+          <w:rStyle w:val="VerbatimChar"/>
+        </w:rPr>
+        <w:t xml:space="preserve">reclaimPolicy</w:t>
+      </w:r>
+      <w:r>
+        <w:t xml:space="preserve"> </w:t>
+      </w:r>
+      <w:r>
+        <w:t xml:space="preserve">decides whether "delete the PVC" means "delete the data".</w:t>
+      </w:r>
+    </w:p>
+    <w:p>
+      <w:pPr>
+        <w:pStyle w:val="Compact"/>
+        <w:numPr>
+          <w:ilvl w:val="0"/>
+          <w:numId w:val="1001"/>
+        </w:numPr>
+      </w:pPr>
+      <w:r>
+        <w:t xml:space="preserve">How</w:t>
+      </w:r>
+      <w:r>
+        <w:t xml:space="preserve"> </w:t>
+      </w:r>
+      <w:r>
+        <w:rPr>
+          <w:b/>
+          <w:bCs/>
+        </w:rPr>
+        <w:t xml:space="preserve">volume cloning</w:t>
+      </w:r>
+      <w:r>
+        <w:t xml:space="preserve"> </w:t>
+      </w:r>
+      <w:r>
+        <w:t xml:space="preserve">(</w:t>
+      </w:r>
+      <w:r>
+        <w:rPr>
+          <w:rStyle w:val="VerbatimChar"/>
+        </w:rPr>
+        <w:t xml:space="preserve">dataSource</w:t>
+      </w:r>
+      <w:r>
+        <w:t xml:space="preserve"> </w:t>
+      </w:r>
+      <w:r>
+        <w:t xml:space="preserve">→ a PVC) differs from restoring a snapshot, and when to reach for each.</w:t>
       </w:r>
     </w:p>
     <w:bookmarkEnd w:id="9"/>
@@ -347,7 +577,70 @@
         <w:t xml:space="preserve"> </w:t>
       </w:r>
       <w:r>
-        <w:t xml:space="preserve">to simulate a disaster. Finally you'll restore the snapshot onto a fresh PVC and prove the original data is still there.</w:t>
+        <w:t xml:space="preserve">to simulate a disaster. Then you'll restore the snapshot onto a fresh PVC and prove the original data is still there. After that you'll move to a local</w:t>
+      </w:r>
+      <w:r>
+        <w:t xml:space="preserve"> </w:t>
+      </w:r>
+      <w:r>
+        <w:rPr>
+          <w:rStyle w:val="VerbatimChar"/>
+        </w:rPr>
+        <w:t xml:space="preserve">kind</w:t>
+      </w:r>
+      <w:r>
+        <w:t xml:space="preserve"> </w:t>
+      </w:r>
+      <w:r>
+        <w:t xml:space="preserve">cluster running the</w:t>
+      </w:r>
+      <w:r>
+        <w:t xml:space="preserve"> </w:t>
+      </w:r>
+      <w:r>
+        <w:rPr>
+          <w:b/>
+          <w:bCs/>
+        </w:rPr>
+        <w:t xml:space="preserve">CSI hostpath driver</w:t>
+      </w:r>
+      <w:r>
+        <w:t xml:space="preserve"> </w:t>
+      </w:r>
+      <w:r>
+        <w:t xml:space="preserve">to expand a volume in use, reproduce a</w:t>
+      </w:r>
+      <w:r>
+        <w:t xml:space="preserve"> </w:t>
+      </w:r>
+      <w:r>
+        <w:rPr>
+          <w:b/>
+          <w:bCs/>
+        </w:rPr>
+        <w:t xml:space="preserve">multi-attach conflict</w:t>
+      </w:r>
+      <w:r>
+        <w:t xml:space="preserve"> </w:t>
+      </w:r>
+      <w:r>
+        <w:t xml:space="preserve">and a</w:t>
+      </w:r>
+      <w:r>
+        <w:t xml:space="preserve"> </w:t>
+      </w:r>
+      <w:r>
+        <w:rPr>
+          <w:b/>
+          <w:bCs/>
+        </w:rPr>
+        <w:t xml:space="preserve">node-affinity mount failure</w:t>
+      </w:r>
+      <w:r>
+        <w:t xml:space="preserve"> </w:t>
+      </w:r>
+      <w:r>
+        <w:t xml:space="preserve">on purpose, watch a PVC finalizer hold a deletion, and clone a volume straight from another PVC.</w:t>
       </w:r>
     </w:p>
     <w:bookmarkEnd w:id="10"/>
@@ -379,7 +672,19 @@
         <w:t xml:space="preserve"> </w:t>
       </w:r>
       <w:r>
-        <w:t xml:space="preserve">~40 minutes (much of it waiting for real disks to provision).</w:t>
+        <w:t xml:space="preserve">~40 minutes for Steps 1–4 on GKE (much of it waiting for real disks to provision), plus ~45 minutes for Steps 5–7 on</w:t>
+      </w:r>
+      <w:r>
+        <w:t xml:space="preserve"> </w:t>
+      </w:r>
+      <w:r>
+        <w:rPr>
+          <w:rStyle w:val="VerbatimChar"/>
+        </w:rPr>
+        <w:t xml:space="preserve">kind</w:t>
+      </w:r>
+      <w:r>
+        <w:t xml:space="preserve">.</w:t>
       </w:r>
     </w:p>
     <w:p>
@@ -401,7 +706,35 @@
         <w:t xml:space="preserve"> </w:t>
       </w:r>
       <w:r>
-        <w:t xml:space="preserve">a few cents of Persistent Disk on the shared GKE cluster.</w:t>
+        <w:t xml:space="preserve">a few cents of Persistent Disk on the shared GKE cluster; Steps 5–7 are</w:t>
+      </w:r>
+      <w:r>
+        <w:t xml:space="preserve"> </w:t>
+      </w:r>
+      <w:r>
+        <w:rPr>
+          <w:b/>
+          <w:bCs/>
+        </w:rPr>
+        <w:t xml:space="preserve">$0</w:t>
+      </w:r>
+      <w:r>
+        <w:t xml:space="preserve"> </w:t>
+      </w:r>
+      <w:r>
+        <w:t xml:space="preserve">on</w:t>
+      </w:r>
+      <w:r>
+        <w:t xml:space="preserve"> </w:t>
+      </w:r>
+      <w:r>
+        <w:rPr>
+          <w:rStyle w:val="VerbatimChar"/>
+        </w:rPr>
+        <w:t xml:space="preserve">kind</w:t>
+      </w:r>
+      <w:r>
+        <w:t xml:space="preserve">.</w:t>
       </w:r>
     </w:p>
     <w:p>
@@ -496,7 +829,49 @@
         <w:t xml:space="preserve">kubectl</w:t>
       </w:r>
       <w:r>
-        <w:t xml:space="preserve">.</w:t>
+        <w:t xml:space="preserve"> </w:t>
+      </w:r>
+      <w:r>
+        <w:t xml:space="preserve">for Steps 1–4;</w:t>
+      </w:r>
+      <w:r>
+        <w:t xml:space="preserve"> </w:t>
+      </w:r>
+      <w:r>
+        <w:rPr>
+          <w:rStyle w:val="VerbatimChar"/>
+        </w:rPr>
+        <w:t xml:space="preserve">docker</w:t>
+      </w:r>
+      <w:r>
+        <w:t xml:space="preserve">,</w:t>
+      </w:r>
+      <w:r>
+        <w:t xml:space="preserve"> </w:t>
+      </w:r>
+      <w:r>
+        <w:rPr>
+          <w:rStyle w:val="VerbatimChar"/>
+        </w:rPr>
+        <w:t xml:space="preserve">kind</w:t>
+      </w:r>
+      <w:r>
+        <w:t xml:space="preserve">,</w:t>
+      </w:r>
+      <w:r>
+        <w:t xml:space="preserve"> </w:t>
+      </w:r>
+      <w:r>
+        <w:rPr>
+          <w:rStyle w:val="VerbatimChar"/>
+        </w:rPr>
+        <w:t xml:space="preserve">kubectl</w:t>
+      </w:r>
+      <w:r>
+        <w:t xml:space="preserve"> </w:t>
+      </w:r>
+      <w:r>
+        <w:t xml:space="preserve">for Steps 5–7.</w:t>
       </w:r>
     </w:p>
     <w:p>
@@ -1421,7 +1796,7 @@
               <a:graphicData uri="http://schemas.openxmlformats.org/drawingml/2006/picture">
                 <pic:pic>
                   <pic:nvPicPr>
-                    <pic:cNvPr descr="artifacts/lab-11/screenshots/01-statefulset-data.png" id="19" name="Picture"/>
+                    <pic:cNvPr descr="../artifacts/lab-11/screenshots/01-statefulset-data.png" id="19" name="Picture"/>
                     <pic:cNvPicPr>
                       <a:picLocks noChangeArrowheads="1" noChangeAspect="1"/>
                     </pic:cNvPicPr>
@@ -1939,7 +2314,7 @@
               <a:graphicData uri="http://schemas.openxmlformats.org/drawingml/2006/picture">
                 <pic:pic>
                   <pic:nvPicPr>
-                    <pic:cNvPr descr="artifacts/lab-11/screenshots/02-snapshot-ready.png" id="23" name="Picture"/>
+                    <pic:cNvPr descr="../artifacts/lab-11/screenshots/02-snapshot-ready.png" id="23" name="Picture"/>
                     <pic:cNvPicPr>
                       <a:picLocks noChangeArrowheads="1" noChangeAspect="1"/>
                     </pic:cNvPicPr>
@@ -2165,7 +2540,7 @@
               <a:graphicData uri="http://schemas.openxmlformats.org/drawingml/2006/picture">
                 <pic:pic>
                   <pic:nvPicPr>
-                    <pic:cNvPr descr="artifacts/lab-11/screenshots/03-destroyed.png" id="27" name="Picture"/>
+                    <pic:cNvPr descr="../artifacts/lab-11/screenshots/03-destroyed.png" id="27" name="Picture"/>
                     <pic:cNvPicPr>
                       <a:picLocks noChangeArrowheads="1" noChangeAspect="1"/>
                     </pic:cNvPicPr>
@@ -2651,7 +3026,7 @@
               <a:graphicData uri="http://schemas.openxmlformats.org/drawingml/2006/picture">
                 <pic:pic>
                   <pic:nvPicPr>
-                    <pic:cNvPr descr="artifacts/lab-11/screenshots/04-restored-verified.png" id="31" name="Picture"/>
+                    <pic:cNvPr descr="../artifacts/lab-11/screenshots/04-restored-verified.png" id="31" name="Picture"/>
                     <pic:cNvPicPr>
                       <a:picLocks noChangeArrowheads="1" noChangeAspect="1"/>
                     </pic:cNvPicPr>
@@ -2789,7 +3164,7 @@
           <w:rPr>
             <w:rStyle w:val="Hyperlink"/>
           </w:rPr>
-          <w:t xml:space="preserve">Lab 9 (Velero)</w:t>
+          <w:t xml:space="preserve">Lab 12 (Velero)</w:t>
         </w:r>
       </w:hyperlink>
       <w:r>
@@ -2804,13 +3179,102 @@
       </w:r>
     </w:p>
     <w:bookmarkEnd w:id="33"/>
-    <w:bookmarkStart w:id="34" w:name="step-5--clean-up"/>
+    <w:bookmarkStart w:id="35" w:name="X3ea540206ca679e9e30d6779a445fff9357053c"/>
     <w:p>
       <w:pPr>
         <w:pStyle w:val="Heading2"/>
       </w:pPr>
       <w:r>
-        <w:t xml:space="preserve">Step 5 — Clean up</w:t>
+        <w:t xml:space="preserve">Steps 5–7 — a second cluster, with a CSI driver that can resize and attach</w:t>
+      </w:r>
+    </w:p>
+    <w:p>
+      <w:pPr>
+        <w:pStyle w:val="FirstParagraph"/>
+      </w:pPr>
+      <w:r>
+        <w:t xml:space="preserve">Steps 1–4 ran on GKE because Persistent Disk snapshots are the realistic thing to demonstrate there. The remaining three outline topics —</w:t>
+      </w:r>
+      <w:r>
+        <w:t xml:space="preserve"> </w:t>
+      </w:r>
+      <w:r>
+        <w:rPr>
+          <w:b/>
+          <w:bCs/>
+        </w:rPr>
+        <w:t xml:space="preserve">volume expansion</w:t>
+      </w:r>
+      <w:r>
+        <w:t xml:space="preserve">, the</w:t>
+      </w:r>
+      <w:r>
+        <w:t xml:space="preserve"> </w:t>
+      </w:r>
+      <w:r>
+        <w:rPr>
+          <w:b/>
+          <w:bCs/>
+        </w:rPr>
+        <w:t xml:space="preserve">multi-attach conflict</w:t>
+      </w:r>
+      <w:r>
+        <w:t xml:space="preserve"> </w:t>
+      </w:r>
+      <w:r>
+        <w:t xml:space="preserve">and the</w:t>
+      </w:r>
+      <w:r>
+        <w:t xml:space="preserve"> </w:t>
+      </w:r>
+      <w:r>
+        <w:rPr>
+          <w:b/>
+          <w:bCs/>
+        </w:rPr>
+        <w:t xml:space="preserve">PVC lifecycle</w:t>
+      </w:r>
+      <w:r>
+        <w:t xml:space="preserve"> </w:t>
+      </w:r>
+      <w:r>
+        <w:t xml:space="preserve">— are behaviours of the</w:t>
+      </w:r>
+      <w:r>
+        <w:t xml:space="preserve"> </w:t>
+      </w:r>
+      <w:r>
+        <w:rPr>
+          <w:i/>
+          <w:iCs/>
+        </w:rPr>
+        <w:t xml:space="preserve">Kubernetes controllers</w:t>
+      </w:r>
+      <w:r>
+        <w:t xml:space="preserve">, not of any particular cloud, so they are done here on a local</w:t>
+      </w:r>
+      <w:r>
+        <w:t xml:space="preserve"> </w:t>
+      </w:r>
+      <w:r>
+        <w:rPr>
+          <w:rStyle w:val="VerbatimChar"/>
+        </w:rPr>
+        <w:t xml:space="preserve">kind</w:t>
+      </w:r>
+      <w:r>
+        <w:t xml:space="preserve"> </w:t>
+      </w:r>
+      <w:r>
+        <w:t xml:space="preserve">cluster at zero cost.</w:t>
+      </w:r>
+    </w:p>
+    <w:p>
+      <w:pPr>
+        <w:pStyle w:val="BodyText"/>
+      </w:pPr>
+      <w:r>
+        <w:t xml:space="preserve">They need a driver that kind's built-in provisioner cannot provide:</w:t>
       </w:r>
     </w:p>
     <w:p>
@@ -2819,21 +3283,293 @@
       </w:pPr>
       <w:r>
         <w:rPr>
+          <w:rStyle w:val="VerbatimChar"/>
+        </w:rPr>
+        <w:t xml:space="preserve">$ kubectl get sc -o custom-columns=NAME:.metadata.name,PROVISIONER:.provisioner,EXPANSION:.allowVolumeExpansion,BINDING:.volumeBindingMode,RECLAIM:.reclaimPolicy</w:t>
+      </w:r>
+      <w:r>
+        <w:br/>
+      </w:r>
+      <w:r>
+        <w:rPr>
+          <w:rStyle w:val="VerbatimChar"/>
+        </w:rPr>
+        <w:t xml:space="preserve">NAME                    PROVISIONER             EXPANSION   BINDING                RECLAIM</w:t>
+      </w:r>
+      <w:r>
+        <w:br/>
+      </w:r>
+      <w:r>
+        <w:rPr>
+          <w:rStyle w:val="VerbatimChar"/>
+        </w:rPr>
+        <w:t xml:space="preserve">csi-hostpath-noexpand   hostpath.csi.k8s.io     false       Immediate              Delete</w:t>
+      </w:r>
+      <w:r>
+        <w:br/>
+      </w:r>
+      <w:r>
+        <w:rPr>
+          <w:rStyle w:val="VerbatimChar"/>
+        </w:rPr>
+        <w:t xml:space="preserve">csi-hostpath-sc         hostpath.csi.k8s.io     true        Immediate              Delete</w:t>
+      </w:r>
+      <w:r>
+        <w:br/>
+      </w:r>
+      <w:r>
+        <w:rPr>
+          <w:rStyle w:val="VerbatimChar"/>
+        </w:rPr>
+        <w:t xml:space="preserve">standard                rancher.io/local-path   &lt;none&gt;      WaitForFirstConsumer   Delete</w:t>
+      </w:r>
+    </w:p>
+    <w:p>
+      <w:pPr>
+        <w:pStyle w:val="FirstParagraph"/>
+      </w:pPr>
+      <w:r>
+        <w:t xml:space="preserve">kind's default</w:t>
+      </w:r>
+      <w:r>
+        <w:t xml:space="preserve"> </w:t>
+      </w:r>
+      <w:r>
+        <w:rPr>
+          <w:rStyle w:val="VerbatimChar"/>
+        </w:rPr>
+        <w:t xml:space="preserve">standard</w:t>
+      </w:r>
+      <w:r>
+        <w:t xml:space="preserve"> </w:t>
+      </w:r>
+      <w:r>
+        <w:t xml:space="preserve">class has</w:t>
+      </w:r>
+      <w:r>
+        <w:t xml:space="preserve"> </w:t>
+      </w:r>
+      <w:r>
+        <w:rPr>
+          <w:b/>
+          <w:bCs/>
+        </w:rPr>
+        <w:t xml:space="preserve">no</w:t>
+      </w:r>
+      <w:r>
+        <w:rPr>
+          <w:b/>
+          <w:bCs/>
+        </w:rPr>
+        <w:t xml:space="preserve"> </w:t>
+      </w:r>
+      <w:r>
+        <w:rPr>
+          <w:rStyle w:val="VerbatimChar"/>
+          <w:b/>
+          <w:bCs/>
+        </w:rPr>
+        <w:t xml:space="preserve">allowVolumeExpansion</w:t>
+      </w:r>
+      <w:r>
+        <w:rPr>
+          <w:b/>
+          <w:bCs/>
+        </w:rPr>
+        <w:t xml:space="preserve"> </w:t>
+      </w:r>
+      <w:r>
+        <w:rPr>
+          <w:b/>
+          <w:bCs/>
+        </w:rPr>
+        <w:t xml:space="preserve">field at all</w:t>
+      </w:r>
+      <w:r>
+        <w:t xml:space="preserve">, so it can never resize. Set up the</w:t>
+      </w:r>
+      <w:r>
+        <w:t xml:space="preserve"> </w:t>
+      </w:r>
+      <w:r>
+        <w:rPr>
+          <w:b/>
+          <w:bCs/>
+        </w:rPr>
+        <w:t xml:space="preserve">CSI hostpath driver</w:t>
+      </w:r>
+      <w:r>
+        <w:t xml:space="preserve"> </w:t>
+      </w:r>
+      <w:r>
+        <w:t xml:space="preserve">instead:</w:t>
+      </w:r>
+    </w:p>
+    <w:p>
+      <w:pPr>
+        <w:pStyle w:val="SourceCode"/>
+      </w:pPr>
+      <w:r>
+        <w:rPr>
           <w:rStyle w:val="ExtensionTok"/>
         </w:rPr>
+        <w:t xml:space="preserve">kind</w:t>
+      </w:r>
+      <w:r>
+        <w:rPr>
+          <w:rStyle w:val="NormalTok"/>
+        </w:rPr>
+        <w:t xml:space="preserve"> create cluster </w:t>
+      </w:r>
+      <w:r>
+        <w:rPr>
+          <w:rStyle w:val="AttributeTok"/>
+        </w:rPr>
+        <w:t xml:space="preserve">--name</w:t>
+      </w:r>
+      <w:r>
+        <w:rPr>
+          <w:rStyle w:val="NormalTok"/>
+        </w:rPr>
+        <w:t xml:space="preserve"> csistate </w:t>
+      </w:r>
+      <w:r>
+        <w:rPr>
+          <w:rStyle w:val="AttributeTok"/>
+        </w:rPr>
+        <w:t xml:space="preserve">--config</w:t>
+      </w:r>
+      <w:r>
+        <w:rPr>
+          <w:rStyle w:val="NormalTok"/>
+        </w:rPr>
+        <w:t xml:space="preserve"> </w:t>
+      </w:r>
+      <w:r>
+        <w:rPr>
+          <w:rStyle w:val="AttributeTok"/>
+        </w:rPr>
+        <w:t xml:space="preserve">-</w:t>
+      </w:r>
+      <w:r>
+        <w:rPr>
+          <w:rStyle w:val="NormalTok"/>
+        </w:rPr>
+        <w:t xml:space="preserve"> </w:t>
+      </w:r>
+      <w:r>
+        <w:rPr>
+          <w:rStyle w:val="OperatorTok"/>
+        </w:rPr>
+        <w:t xml:space="preserve">&lt;&lt;'EOF'</w:t>
+      </w:r>
+      <w:r>
+        <w:br/>
+      </w:r>
+      <w:r>
+        <w:rPr>
+          <w:rStyle w:val="StringTok"/>
+        </w:rPr>
+        <w:t xml:space="preserve">kind: Cluster</w:t>
+      </w:r>
+      <w:r>
+        <w:br/>
+      </w:r>
+      <w:r>
+        <w:rPr>
+          <w:rStyle w:val="StringTok"/>
+        </w:rPr>
+        <w:t xml:space="preserve">apiVersion: kind.x-k8s.io/v1alpha4</w:t>
+      </w:r>
+      <w:r>
+        <w:br/>
+      </w:r>
+      <w:r>
+        <w:rPr>
+          <w:rStyle w:val="StringTok"/>
+        </w:rPr>
+        <w:t xml:space="preserve">nodes: [{ role: control-plane }, { role: worker }, { role: worker }]</w:t>
+      </w:r>
+      <w:r>
+        <w:br/>
+      </w:r>
+      <w:r>
+        <w:rPr>
+          <w:rStyle w:val="OperatorTok"/>
+        </w:rPr>
+        <w:t xml:space="preserve">EOF</w:t>
+      </w:r>
+      <w:r>
+        <w:br/>
+      </w:r>
+      <w:r>
+        <w:br/>
+      </w:r>
+      <w:r>
+        <w:rPr>
+          <w:rStyle w:val="CommentTok"/>
+        </w:rPr>
+        <w:t xml:space="preserve"># snapshot CRDs + controller</w:t>
+      </w:r>
+      <w:r>
+        <w:br/>
+      </w:r>
+      <w:r>
+        <w:rPr>
+          <w:rStyle w:val="VariableTok"/>
+        </w:rPr>
+        <w:t xml:space="preserve">S</w:t>
+      </w:r>
+      <w:r>
+        <w:rPr>
+          <w:rStyle w:val="OperatorTok"/>
+        </w:rPr>
+        <w:t xml:space="preserve">=</w:t>
+      </w:r>
+      <w:r>
+        <w:rPr>
+          <w:rStyle w:val="NormalTok"/>
+        </w:rPr>
+        <w:t xml:space="preserve">https://raw.githubusercontent.com/kubernetes-csi/external-snapshotter/v8.2.0</w:t>
+      </w:r>
+      <w:r>
+        <w:br/>
+      </w:r>
+      <w:r>
+        <w:rPr>
+          <w:rStyle w:val="ExtensionTok"/>
+        </w:rPr>
         <w:t xml:space="preserve">kubectl</w:t>
       </w:r>
       <w:r>
         <w:rPr>
           <w:rStyle w:val="NormalTok"/>
         </w:rPr>
-        <w:t xml:space="preserve"> delete pod restore-check </w:t>
+        <w:t xml:space="preserve"> apply </w:t>
       </w:r>
       <w:r>
         <w:rPr>
           <w:rStyle w:val="AttributeTok"/>
         </w:rPr>
-        <w:t xml:space="preserve">--ignore-not-found</w:t>
+        <w:t xml:space="preserve">-f</w:t>
+      </w:r>
+      <w:r>
+        <w:rPr>
+          <w:rStyle w:val="NormalTok"/>
+        </w:rPr>
+        <w:t xml:space="preserve"> </w:t>
+      </w:r>
+      <w:r>
+        <w:rPr>
+          <w:rStyle w:val="VariableTok"/>
+        </w:rPr>
+        <w:t xml:space="preserve">$S</w:t>
+      </w:r>
+      <w:r>
+        <w:rPr>
+          <w:rStyle w:val="NormalTok"/>
+        </w:rPr>
+        <w:t xml:space="preserve">/client/config/crd/snapshot.storage.k8s.io_volumesnapshotclasses.yaml</w:t>
       </w:r>
       <w:r>
         <w:br/>
@@ -2848,13 +3584,31 @@
         <w:rPr>
           <w:rStyle w:val="NormalTok"/>
         </w:rPr>
-        <w:t xml:space="preserve"> delete pvc data-restored </w:t>
+        <w:t xml:space="preserve"> apply </w:t>
       </w:r>
       <w:r>
         <w:rPr>
           <w:rStyle w:val="AttributeTok"/>
         </w:rPr>
-        <w:t xml:space="preserve">--ignore-not-found</w:t>
+        <w:t xml:space="preserve">-f</w:t>
+      </w:r>
+      <w:r>
+        <w:rPr>
+          <w:rStyle w:val="NormalTok"/>
+        </w:rPr>
+        <w:t xml:space="preserve"> </w:t>
+      </w:r>
+      <w:r>
+        <w:rPr>
+          <w:rStyle w:val="VariableTok"/>
+        </w:rPr>
+        <w:t xml:space="preserve">$S</w:t>
+      </w:r>
+      <w:r>
+        <w:rPr>
+          <w:rStyle w:val="NormalTok"/>
+        </w:rPr>
+        <w:t xml:space="preserve">/client/config/crd/snapshot.storage.k8s.io_volumesnapshotcontents.yaml</w:t>
       </w:r>
       <w:r>
         <w:br/>
@@ -2869,13 +3623,31 @@
         <w:rPr>
           <w:rStyle w:val="NormalTok"/>
         </w:rPr>
-        <w:t xml:space="preserve"> delete volumesnapshot db-snap </w:t>
+        <w:t xml:space="preserve"> apply </w:t>
       </w:r>
       <w:r>
         <w:rPr>
           <w:rStyle w:val="AttributeTok"/>
         </w:rPr>
-        <w:t xml:space="preserve">--ignore-not-found</w:t>
+        <w:t xml:space="preserve">-f</w:t>
+      </w:r>
+      <w:r>
+        <w:rPr>
+          <w:rStyle w:val="NormalTok"/>
+        </w:rPr>
+        <w:t xml:space="preserve"> </w:t>
+      </w:r>
+      <w:r>
+        <w:rPr>
+          <w:rStyle w:val="VariableTok"/>
+        </w:rPr>
+        <w:t xml:space="preserve">$S</w:t>
+      </w:r>
+      <w:r>
+        <w:rPr>
+          <w:rStyle w:val="NormalTok"/>
+        </w:rPr>
+        <w:t xml:space="preserve">/client/config/crd/snapshot.storage.k8s.io_volumesnapshots.yaml</w:t>
       </w:r>
       <w:r>
         <w:br/>
@@ -2890,13 +3662,958 @@
         <w:rPr>
           <w:rStyle w:val="NormalTok"/>
         </w:rPr>
-        <w:t xml:space="preserve"> delete volumesnapshotclass pd-snapclass </w:t>
+        <w:t xml:space="preserve"> apply </w:t>
       </w:r>
       <w:r>
         <w:rPr>
           <w:rStyle w:val="AttributeTok"/>
         </w:rPr>
-        <w:t xml:space="preserve">--ignore-not-found</w:t>
+        <w:t xml:space="preserve">-f</w:t>
+      </w:r>
+      <w:r>
+        <w:rPr>
+          <w:rStyle w:val="NormalTok"/>
+        </w:rPr>
+        <w:t xml:space="preserve"> </w:t>
+      </w:r>
+      <w:r>
+        <w:rPr>
+          <w:rStyle w:val="VariableTok"/>
+        </w:rPr>
+        <w:t xml:space="preserve">$S</w:t>
+      </w:r>
+      <w:r>
+        <w:rPr>
+          <w:rStyle w:val="NormalTok"/>
+        </w:rPr>
+        <w:t xml:space="preserve">/deploy/kubernetes/snapshot-controller/rbac-snapshot-controller.yaml</w:t>
+      </w:r>
+      <w:r>
+        <w:br/>
+      </w:r>
+      <w:r>
+        <w:rPr>
+          <w:rStyle w:val="ExtensionTok"/>
+        </w:rPr>
+        <w:t xml:space="preserve">kubectl</w:t>
+      </w:r>
+      <w:r>
+        <w:rPr>
+          <w:rStyle w:val="NormalTok"/>
+        </w:rPr>
+        <w:t xml:space="preserve"> apply </w:t>
+      </w:r>
+      <w:r>
+        <w:rPr>
+          <w:rStyle w:val="AttributeTok"/>
+        </w:rPr>
+        <w:t xml:space="preserve">-f</w:t>
+      </w:r>
+      <w:r>
+        <w:rPr>
+          <w:rStyle w:val="NormalTok"/>
+        </w:rPr>
+        <w:t xml:space="preserve"> </w:t>
+      </w:r>
+      <w:r>
+        <w:rPr>
+          <w:rStyle w:val="VariableTok"/>
+        </w:rPr>
+        <w:t xml:space="preserve">$S</w:t>
+      </w:r>
+      <w:r>
+        <w:rPr>
+          <w:rStyle w:val="NormalTok"/>
+        </w:rPr>
+        <w:t xml:space="preserve">/deploy/kubernetes/snapshot-controller/setup-snapshot-controller.yaml</w:t>
+      </w:r>
+      <w:r>
+        <w:br/>
+      </w:r>
+      <w:r>
+        <w:br/>
+      </w:r>
+      <w:r>
+        <w:rPr>
+          <w:rStyle w:val="CommentTok"/>
+        </w:rPr>
+        <w:t xml:space="preserve"># RBAC for the CSI sidecars</w:t>
+      </w:r>
+      <w:r>
+        <w:br/>
+      </w:r>
+      <w:r>
+        <w:rPr>
+          <w:rStyle w:val="ExtensionTok"/>
+        </w:rPr>
+        <w:t xml:space="preserve">kubectl</w:t>
+      </w:r>
+      <w:r>
+        <w:rPr>
+          <w:rStyle w:val="NormalTok"/>
+        </w:rPr>
+        <w:t xml:space="preserve"> apply </w:t>
+      </w:r>
+      <w:r>
+        <w:rPr>
+          <w:rStyle w:val="AttributeTok"/>
+        </w:rPr>
+        <w:t xml:space="preserve">-f</w:t>
+      </w:r>
+      <w:r>
+        <w:rPr>
+          <w:rStyle w:val="NormalTok"/>
+        </w:rPr>
+        <w:t xml:space="preserve"> https://raw.githubusercontent.com/kubernetes-csi/external-attacher/v4.12.0/deploy/kubernetes/rbac.yaml</w:t>
+      </w:r>
+      <w:r>
+        <w:br/>
+      </w:r>
+      <w:r>
+        <w:rPr>
+          <w:rStyle w:val="ExtensionTok"/>
+        </w:rPr>
+        <w:t xml:space="preserve">kubectl</w:t>
+      </w:r>
+      <w:r>
+        <w:rPr>
+          <w:rStyle w:val="NormalTok"/>
+        </w:rPr>
+        <w:t xml:space="preserve"> apply </w:t>
+      </w:r>
+      <w:r>
+        <w:rPr>
+          <w:rStyle w:val="AttributeTok"/>
+        </w:rPr>
+        <w:t xml:space="preserve">-f</w:t>
+      </w:r>
+      <w:r>
+        <w:rPr>
+          <w:rStyle w:val="NormalTok"/>
+        </w:rPr>
+        <w:t xml:space="preserve"> https://raw.githubusercontent.com/kubernetes-csi/external-provisioner/v6.3.0/deploy/kubernetes/rbac.yaml</w:t>
+      </w:r>
+      <w:r>
+        <w:br/>
+      </w:r>
+      <w:r>
+        <w:rPr>
+          <w:rStyle w:val="ExtensionTok"/>
+        </w:rPr>
+        <w:t xml:space="preserve">kubectl</w:t>
+      </w:r>
+      <w:r>
+        <w:rPr>
+          <w:rStyle w:val="NormalTok"/>
+        </w:rPr>
+        <w:t xml:space="preserve"> apply </w:t>
+      </w:r>
+      <w:r>
+        <w:rPr>
+          <w:rStyle w:val="AttributeTok"/>
+        </w:rPr>
+        <w:t xml:space="preserve">-f</w:t>
+      </w:r>
+      <w:r>
+        <w:rPr>
+          <w:rStyle w:val="NormalTok"/>
+        </w:rPr>
+        <w:t xml:space="preserve"> https://raw.githubusercontent.com/kubernetes-csi/external-resizer/v2.2.1/deploy/kubernetes/rbac.yaml</w:t>
+      </w:r>
+      <w:r>
+        <w:br/>
+      </w:r>
+      <w:r>
+        <w:rPr>
+          <w:rStyle w:val="ExtensionTok"/>
+        </w:rPr>
+        <w:t xml:space="preserve">kubectl</w:t>
+      </w:r>
+      <w:r>
+        <w:rPr>
+          <w:rStyle w:val="NormalTok"/>
+        </w:rPr>
+        <w:t xml:space="preserve"> apply </w:t>
+      </w:r>
+      <w:r>
+        <w:rPr>
+          <w:rStyle w:val="AttributeTok"/>
+        </w:rPr>
+        <w:t xml:space="preserve">-f</w:t>
+      </w:r>
+      <w:r>
+        <w:rPr>
+          <w:rStyle w:val="NormalTok"/>
+        </w:rPr>
+        <w:t xml:space="preserve"> https://raw.githubusercontent.com/kubernetes-csi/external-snapshotter/v8.6.0/deploy/kubernetes/csi-snapshotter/rbac-csi-snapshotter.yaml</w:t>
+      </w:r>
+      <w:r>
+        <w:br/>
+      </w:r>
+      <w:r>
+        <w:rPr>
+          <w:rStyle w:val="ExtensionTok"/>
+        </w:rPr>
+        <w:t xml:space="preserve">kubectl</w:t>
+      </w:r>
+      <w:r>
+        <w:rPr>
+          <w:rStyle w:val="NormalTok"/>
+        </w:rPr>
+        <w:t xml:space="preserve"> apply </w:t>
+      </w:r>
+      <w:r>
+        <w:rPr>
+          <w:rStyle w:val="AttributeTok"/>
+        </w:rPr>
+        <w:t xml:space="preserve">-f</w:t>
+      </w:r>
+      <w:r>
+        <w:rPr>
+          <w:rStyle w:val="NormalTok"/>
+        </w:rPr>
+        <w:t xml:space="preserve"> https://raw.githubusercontent.com/kubernetes-csi/external-health-monitor/v0.18.0/deploy/kubernetes/external-health-monitor-controller/rbac.yaml</w:t>
+      </w:r>
+      <w:r>
+        <w:br/>
+      </w:r>
+      <w:r>
+        <w:br/>
+      </w:r>
+      <w:r>
+        <w:rPr>
+          <w:rStyle w:val="CommentTok"/>
+        </w:rPr>
+        <w:t xml:space="preserve"># the driver itself</w:t>
+      </w:r>
+      <w:r>
+        <w:br/>
+      </w:r>
+      <w:r>
+        <w:rPr>
+          <w:rStyle w:val="VariableTok"/>
+        </w:rPr>
+        <w:t xml:space="preserve">H</w:t>
+      </w:r>
+      <w:r>
+        <w:rPr>
+          <w:rStyle w:val="OperatorTok"/>
+        </w:rPr>
+        <w:t xml:space="preserve">=</w:t>
+      </w:r>
+      <w:r>
+        <w:rPr>
+          <w:rStyle w:val="NormalTok"/>
+        </w:rPr>
+        <w:t xml:space="preserve">https://raw.githubusercontent.com/kubernetes-csi/csi-driver-host-path/v1.18.0/deploy/kubernetes-1.34/hostpath</w:t>
+      </w:r>
+      <w:r>
+        <w:br/>
+      </w:r>
+      <w:r>
+        <w:rPr>
+          <w:rStyle w:val="ExtensionTok"/>
+        </w:rPr>
+        <w:t xml:space="preserve">kubectl</w:t>
+      </w:r>
+      <w:r>
+        <w:rPr>
+          <w:rStyle w:val="NormalTok"/>
+        </w:rPr>
+        <w:t xml:space="preserve"> apply </w:t>
+      </w:r>
+      <w:r>
+        <w:rPr>
+          <w:rStyle w:val="AttributeTok"/>
+        </w:rPr>
+        <w:t xml:space="preserve">-f</w:t>
+      </w:r>
+      <w:r>
+        <w:rPr>
+          <w:rStyle w:val="NormalTok"/>
+        </w:rPr>
+        <w:t xml:space="preserve"> </w:t>
+      </w:r>
+      <w:r>
+        <w:rPr>
+          <w:rStyle w:val="VariableTok"/>
+        </w:rPr>
+        <w:t xml:space="preserve">$H</w:t>
+      </w:r>
+      <w:r>
+        <w:rPr>
+          <w:rStyle w:val="NormalTok"/>
+        </w:rPr>
+        <w:t xml:space="preserve">/csi-hostpath-driverinfo.yaml</w:t>
+      </w:r>
+      <w:r>
+        <w:br/>
+      </w:r>
+      <w:r>
+        <w:rPr>
+          <w:rStyle w:val="ExtensionTok"/>
+        </w:rPr>
+        <w:t xml:space="preserve">kubectl</w:t>
+      </w:r>
+      <w:r>
+        <w:rPr>
+          <w:rStyle w:val="NormalTok"/>
+        </w:rPr>
+        <w:t xml:space="preserve"> apply </w:t>
+      </w:r>
+      <w:r>
+        <w:rPr>
+          <w:rStyle w:val="AttributeTok"/>
+        </w:rPr>
+        <w:t xml:space="preserve">-f</w:t>
+      </w:r>
+      <w:r>
+        <w:rPr>
+          <w:rStyle w:val="NormalTok"/>
+        </w:rPr>
+        <w:t xml:space="preserve"> </w:t>
+      </w:r>
+      <w:r>
+        <w:rPr>
+          <w:rStyle w:val="VariableTok"/>
+        </w:rPr>
+        <w:t xml:space="preserve">$H</w:t>
+      </w:r>
+      <w:r>
+        <w:rPr>
+          <w:rStyle w:val="NormalTok"/>
+        </w:rPr>
+        <w:t xml:space="preserve">/csi-hostpath-plugin.yaml</w:t>
+      </w:r>
+      <w:r>
+        <w:br/>
+      </w:r>
+      <w:r>
+        <w:rPr>
+          <w:rStyle w:val="ExtensionTok"/>
+        </w:rPr>
+        <w:t xml:space="preserve">kubectl</w:t>
+      </w:r>
+      <w:r>
+        <w:rPr>
+          <w:rStyle w:val="NormalTok"/>
+        </w:rPr>
+        <w:t xml:space="preserve"> apply </w:t>
+      </w:r>
+      <w:r>
+        <w:rPr>
+          <w:rStyle w:val="AttributeTok"/>
+        </w:rPr>
+        <w:t xml:space="preserve">-f</w:t>
+      </w:r>
+      <w:r>
+        <w:rPr>
+          <w:rStyle w:val="NormalTok"/>
+        </w:rPr>
+        <w:t xml:space="preserve"> </w:t>
+      </w:r>
+      <w:r>
+        <w:rPr>
+          <w:rStyle w:val="VariableTok"/>
+        </w:rPr>
+        <w:t xml:space="preserve">$H</w:t>
+      </w:r>
+      <w:r>
+        <w:rPr>
+          <w:rStyle w:val="NormalTok"/>
+        </w:rPr>
+        <w:t xml:space="preserve">/csi-hostpath-snapshotclass.yaml</w:t>
+      </w:r>
+      <w:r>
+        <w:br/>
+      </w:r>
+      <w:r>
+        <w:br/>
+      </w:r>
+      <w:r>
+        <w:rPr>
+          <w:rStyle w:val="CommentTok"/>
+        </w:rPr>
+        <w:t xml:space="preserve"># a StorageClass that permits expansion</w:t>
+      </w:r>
+      <w:r>
+        <w:br/>
+      </w:r>
+      <w:r>
+        <w:rPr>
+          <w:rStyle w:val="ExtensionTok"/>
+        </w:rPr>
+        <w:t xml:space="preserve">kubectl</w:t>
+      </w:r>
+      <w:r>
+        <w:rPr>
+          <w:rStyle w:val="NormalTok"/>
+        </w:rPr>
+        <w:t xml:space="preserve"> apply </w:t>
+      </w:r>
+      <w:r>
+        <w:rPr>
+          <w:rStyle w:val="AttributeTok"/>
+        </w:rPr>
+        <w:t xml:space="preserve">-f</w:t>
+      </w:r>
+      <w:r>
+        <w:rPr>
+          <w:rStyle w:val="NormalTok"/>
+        </w:rPr>
+        <w:t xml:space="preserve"> </w:t>
+      </w:r>
+      <w:r>
+        <w:rPr>
+          <w:rStyle w:val="AttributeTok"/>
+        </w:rPr>
+        <w:t xml:space="preserve">-</w:t>
+      </w:r>
+      <w:r>
+        <w:rPr>
+          <w:rStyle w:val="NormalTok"/>
+        </w:rPr>
+        <w:t xml:space="preserve"> </w:t>
+      </w:r>
+      <w:r>
+        <w:rPr>
+          <w:rStyle w:val="OperatorTok"/>
+        </w:rPr>
+        <w:t xml:space="preserve">&lt;&lt;'EOF'</w:t>
+      </w:r>
+      <w:r>
+        <w:br/>
+      </w:r>
+      <w:r>
+        <w:rPr>
+          <w:rStyle w:val="StringTok"/>
+        </w:rPr>
+        <w:t xml:space="preserve">apiVersion: storage.k8s.io/v1</w:t>
+      </w:r>
+      <w:r>
+        <w:br/>
+      </w:r>
+      <w:r>
+        <w:rPr>
+          <w:rStyle w:val="StringTok"/>
+        </w:rPr>
+        <w:t xml:space="preserve">kind: StorageClass</w:t>
+      </w:r>
+      <w:r>
+        <w:br/>
+      </w:r>
+      <w:r>
+        <w:rPr>
+          <w:rStyle w:val="StringTok"/>
+        </w:rPr>
+        <w:t xml:space="preserve">metadata: { name: csi-hostpath-sc }</w:t>
+      </w:r>
+      <w:r>
+        <w:br/>
+      </w:r>
+      <w:r>
+        <w:rPr>
+          <w:rStyle w:val="StringTok"/>
+        </w:rPr>
+        <w:t xml:space="preserve">provisioner: hostpath.csi.k8s.io</w:t>
+      </w:r>
+      <w:r>
+        <w:br/>
+      </w:r>
+      <w:r>
+        <w:rPr>
+          <w:rStyle w:val="StringTok"/>
+        </w:rPr>
+        <w:t xml:space="preserve">reclaimPolicy: Delete</w:t>
+      </w:r>
+      <w:r>
+        <w:br/>
+      </w:r>
+      <w:r>
+        <w:rPr>
+          <w:rStyle w:val="StringTok"/>
+        </w:rPr>
+        <w:t xml:space="preserve">volumeBindingMode: Immediate</w:t>
+      </w:r>
+      <w:r>
+        <w:br/>
+      </w:r>
+      <w:r>
+        <w:rPr>
+          <w:rStyle w:val="StringTok"/>
+        </w:rPr>
+        <w:t xml:space="preserve">allowVolumeExpansion: true</w:t>
+      </w:r>
+      <w:r>
+        <w:br/>
+      </w:r>
+      <w:r>
+        <w:rPr>
+          <w:rStyle w:val="OperatorTok"/>
+        </w:rPr>
+        <w:t xml:space="preserve">EOF</w:t>
+      </w:r>
+      <w:r>
+        <w:br/>
+      </w:r>
+      <w:r>
+        <w:br/>
+      </w:r>
+      <w:r>
+        <w:rPr>
+          <w:rStyle w:val="ExtensionTok"/>
+        </w:rPr>
+        <w:t xml:space="preserve">kubectl</w:t>
+      </w:r>
+      <w:r>
+        <w:rPr>
+          <w:rStyle w:val="NormalTok"/>
+        </w:rPr>
+        <w:t xml:space="preserve"> rollout status statefulset/csi-hostpathplugin </w:t>
+      </w:r>
+      <w:r>
+        <w:rPr>
+          <w:rStyle w:val="AttributeTok"/>
+        </w:rPr>
+        <w:t xml:space="preserve">--timeout</w:t>
+      </w:r>
+      <w:r>
+        <w:rPr>
+          <w:rStyle w:val="OperatorTok"/>
+        </w:rPr>
+        <w:t xml:space="preserve">=</w:t>
+      </w:r>
+      <w:r>
+        <w:rPr>
+          <w:rStyle w:val="NormalTok"/>
+        </w:rPr>
+        <w:t xml:space="preserve">300s</w:t>
+      </w:r>
+    </w:p>
+    <w:p>
+      <w:pPr>
+        <w:pStyle w:val="BlockText"/>
+      </w:pPr>
+      <w:r>
+        <w:t xml:space="preserve">YES —</w:t>
+      </w:r>
+      <w:r>
+        <w:t xml:space="preserve"> </w:t>
+      </w:r>
+      <w:r>
+        <w:rPr>
+          <w:b/>
+          <w:bCs/>
+        </w:rPr>
+        <w:t xml:space="preserve">Tested end-to-end</w:t>
+      </w:r>
+      <w:r>
+        <w:t xml:space="preserve"> </w:t>
+      </w:r>
+      <w:r>
+        <w:t xml:space="preserve">on</w:t>
+      </w:r>
+      <w:r>
+        <w:t xml:space="preserve"> </w:t>
+      </w:r>
+      <w:r>
+        <w:rPr>
+          <w:rStyle w:val="VerbatimChar"/>
+        </w:rPr>
+        <w:t xml:space="preserve">kind</w:t>
+      </w:r>
+      <w:r>
+        <w:t xml:space="preserve"> </w:t>
+      </w:r>
+      <w:r>
+        <w:t xml:space="preserve">v1.37.0 (3 nodes) with</w:t>
+      </w:r>
+      <w:r>
+        <w:t xml:space="preserve"> </w:t>
+      </w:r>
+      <w:r>
+        <w:rPr>
+          <w:b/>
+          <w:bCs/>
+        </w:rPr>
+        <w:t xml:space="preserve">csi-driver-host-path v1.18.0</w:t>
+      </w:r>
+      <w:r>
+        <w:t xml:space="preserve">,</w:t>
+      </w:r>
+      <w:r>
+        <w:t xml:space="preserve"> </w:t>
+      </w:r>
+      <w:r>
+        <w:rPr>
+          <w:rStyle w:val="VerbatimChar"/>
+        </w:rPr>
+        <w:t xml:space="preserve">external-resizer v2.2.1</w:t>
+      </w:r>
+      <w:r>
+        <w:t xml:space="preserve"> </w:t>
+      </w:r>
+      <w:r>
+        <w:t xml:space="preserve">and</w:t>
+      </w:r>
+      <w:r>
+        <w:t xml:space="preserve"> </w:t>
+      </w:r>
+      <w:r>
+        <w:rPr>
+          <w:rStyle w:val="VerbatimChar"/>
+        </w:rPr>
+        <w:t xml:space="preserve">external-attacher v4.12.0</w:t>
+      </w:r>
+      <w:r>
+        <w:t xml:space="preserve">. Full transcript:</w:t>
+      </w:r>
+      <w:r>
+        <w:t xml:space="preserve"> </w:t>
+      </w:r>
+      <w:hyperlink r:id="rId34">
+        <w:r>
+          <w:rPr>
+            <w:rStyle w:val="VerbatimChar"/>
+          </w:rPr>
+          <w:t xml:space="preserve">artifacts/lab-11/evidence/lab-11-expansion-and-multiattach.txt</w:t>
+        </w:r>
+      </w:hyperlink>
+      <w:r>
+        <w:t xml:space="preserve">.</w:t>
+      </w:r>
+    </w:p>
+    <w:p>
+      <w:pPr>
+        <w:pStyle w:val="FirstParagraph"/>
+      </w:pPr>
+      <w:r>
+        <w:t xml:space="preserve">Re-create the StatefulSet from Step 1, but pointed at</w:t>
+      </w:r>
+      <w:r>
+        <w:t xml:space="preserve"> </w:t>
+      </w:r>
+      <w:r>
+        <w:rPr>
+          <w:rStyle w:val="VerbatimChar"/>
+        </w:rPr>
+        <w:t xml:space="preserve">csi-hostpath-sc</w:t>
+      </w:r>
+      <w:r>
+        <w:t xml:space="preserve">:</w:t>
+      </w:r>
+    </w:p>
+    <w:p>
+      <w:pPr>
+        <w:pStyle w:val="SourceCode"/>
+      </w:pPr>
+      <w:r>
+        <w:rPr>
+          <w:rStyle w:val="ExtensionTok"/>
+        </w:rPr>
+        <w:t xml:space="preserve">kubectl</w:t>
+      </w:r>
+      <w:r>
+        <w:rPr>
+          <w:rStyle w:val="NormalTok"/>
+        </w:rPr>
+        <w:t xml:space="preserve"> apply </w:t>
+      </w:r>
+      <w:r>
+        <w:rPr>
+          <w:rStyle w:val="AttributeTok"/>
+        </w:rPr>
+        <w:t xml:space="preserve">-f</w:t>
+      </w:r>
+      <w:r>
+        <w:rPr>
+          <w:rStyle w:val="NormalTok"/>
+        </w:rPr>
+        <w:t xml:space="preserve"> </w:t>
+      </w:r>
+      <w:r>
+        <w:rPr>
+          <w:rStyle w:val="AttributeTok"/>
+        </w:rPr>
+        <w:t xml:space="preserve">-</w:t>
+      </w:r>
+      <w:r>
+        <w:rPr>
+          <w:rStyle w:val="NormalTok"/>
+        </w:rPr>
+        <w:t xml:space="preserve"> </w:t>
+      </w:r>
+      <w:r>
+        <w:rPr>
+          <w:rStyle w:val="OperatorTok"/>
+        </w:rPr>
+        <w:t xml:space="preserve">&lt;&lt;'EOF'</w:t>
+      </w:r>
+      <w:r>
+        <w:br/>
+      </w:r>
+      <w:r>
+        <w:rPr>
+          <w:rStyle w:val="StringTok"/>
+        </w:rPr>
+        <w:t xml:space="preserve">apiVersion: apps/v1</w:t>
+      </w:r>
+      <w:r>
+        <w:br/>
+      </w:r>
+      <w:r>
+        <w:rPr>
+          <w:rStyle w:val="StringTok"/>
+        </w:rPr>
+        <w:t xml:space="preserve">kind: StatefulSet</w:t>
+      </w:r>
+      <w:r>
+        <w:br/>
+      </w:r>
+      <w:r>
+        <w:rPr>
+          <w:rStyle w:val="StringTok"/>
+        </w:rPr>
+        <w:t xml:space="preserve">metadata: { name: shop-db }</w:t>
+      </w:r>
+      <w:r>
+        <w:br/>
+      </w:r>
+      <w:r>
+        <w:rPr>
+          <w:rStyle w:val="StringTok"/>
+        </w:rPr>
+        <w:t xml:space="preserve">spec:</w:t>
+      </w:r>
+      <w:r>
+        <w:br/>
+      </w:r>
+      <w:r>
+        <w:rPr>
+          <w:rStyle w:val="StringTok"/>
+        </w:rPr>
+        <w:t xml:space="preserve">  serviceName: shop-db</w:t>
+      </w:r>
+      <w:r>
+        <w:br/>
+      </w:r>
+      <w:r>
+        <w:rPr>
+          <w:rStyle w:val="StringTok"/>
+        </w:rPr>
+        <w:t xml:space="preserve">  replicas: 1</w:t>
+      </w:r>
+      <w:r>
+        <w:br/>
+      </w:r>
+      <w:r>
+        <w:rPr>
+          <w:rStyle w:val="StringTok"/>
+        </w:rPr>
+        <w:t xml:space="preserve">  selector: { matchLabels: { app: shop-db } }</w:t>
+      </w:r>
+      <w:r>
+        <w:br/>
+      </w:r>
+      <w:r>
+        <w:rPr>
+          <w:rStyle w:val="StringTok"/>
+        </w:rPr>
+        <w:t xml:space="preserve">  template:</w:t>
+      </w:r>
+      <w:r>
+        <w:br/>
+      </w:r>
+      <w:r>
+        <w:rPr>
+          <w:rStyle w:val="StringTok"/>
+        </w:rPr>
+        <w:t xml:space="preserve">    metadata: { labels: { app: shop-db } }</w:t>
+      </w:r>
+      <w:r>
+        <w:br/>
+      </w:r>
+      <w:r>
+        <w:rPr>
+          <w:rStyle w:val="StringTok"/>
+        </w:rPr>
+        <w:t xml:space="preserve">    spec:</w:t>
+      </w:r>
+      <w:r>
+        <w:br/>
+      </w:r>
+      <w:r>
+        <w:rPr>
+          <w:rStyle w:val="StringTok"/>
+        </w:rPr>
+        <w:t xml:space="preserve">      containers:</w:t>
+      </w:r>
+      <w:r>
+        <w:br/>
+      </w:r>
+      <w:r>
+        <w:rPr>
+          <w:rStyle w:val="StringTok"/>
+        </w:rPr>
+        <w:t xml:space="preserve">        - name: app</w:t>
+      </w:r>
+      <w:r>
+        <w:br/>
+      </w:r>
+      <w:r>
+        <w:rPr>
+          <w:rStyle w:val="StringTok"/>
+        </w:rPr>
+        <w:t xml:space="preserve">          image: busybox:1.36</w:t>
+      </w:r>
+      <w:r>
+        <w:br/>
+      </w:r>
+      <w:r>
+        <w:rPr>
+          <w:rStyle w:val="StringTok"/>
+        </w:rPr>
+        <w:t xml:space="preserve">          command: ["sh","-c","echo important-data-v1 &gt; /data/message; sleep 100000"]</w:t>
+      </w:r>
+      <w:r>
+        <w:br/>
+      </w:r>
+      <w:r>
+        <w:rPr>
+          <w:rStyle w:val="StringTok"/>
+        </w:rPr>
+        <w:t xml:space="preserve">          volumeMounts: [{ name: data, mountPath: /data }]</w:t>
+      </w:r>
+      <w:r>
+        <w:br/>
+      </w:r>
+      <w:r>
+        <w:rPr>
+          <w:rStyle w:val="StringTok"/>
+        </w:rPr>
+        <w:t xml:space="preserve">  volumeClaimTemplates:</w:t>
+      </w:r>
+      <w:r>
+        <w:br/>
+      </w:r>
+      <w:r>
+        <w:rPr>
+          <w:rStyle w:val="StringTok"/>
+        </w:rPr>
+        <w:t xml:space="preserve">    - metadata: { name: data }</w:t>
+      </w:r>
+      <w:r>
+        <w:br/>
+      </w:r>
+      <w:r>
+        <w:rPr>
+          <w:rStyle w:val="StringTok"/>
+        </w:rPr>
+        <w:t xml:space="preserve">      spec:</w:t>
+      </w:r>
+      <w:r>
+        <w:br/>
+      </w:r>
+      <w:r>
+        <w:rPr>
+          <w:rStyle w:val="StringTok"/>
+        </w:rPr>
+        <w:t xml:space="preserve">        accessModes: ["ReadWriteOnce"]</w:t>
+      </w:r>
+      <w:r>
+        <w:br/>
+      </w:r>
+      <w:r>
+        <w:rPr>
+          <w:rStyle w:val="StringTok"/>
+        </w:rPr>
+        <w:t xml:space="preserve">        storageClassName: csi-hostpath-sc</w:t>
+      </w:r>
+      <w:r>
+        <w:br/>
+      </w:r>
+      <w:r>
+        <w:rPr>
+          <w:rStyle w:val="StringTok"/>
+        </w:rPr>
+        <w:t xml:space="preserve">        resources: { requests: { storage: 1Gi } }</w:t>
+      </w:r>
+      <w:r>
+        <w:br/>
+      </w:r>
+      <w:r>
+        <w:rPr>
+          <w:rStyle w:val="OperatorTok"/>
+        </w:rPr>
+        <w:t xml:space="preserve">EOF</w:t>
+      </w:r>
+    </w:p>
+    <w:p>
+      <w:pPr>
+        <w:pStyle w:val="FirstParagraph"/>
+      </w:pPr>
+      <w:r>
+        <w:t xml:space="preserve">Unlike the GKE Persistent Disk class, this driver requires an</w:t>
+      </w:r>
+      <w:r>
+        <w:t xml:space="preserve"> </w:t>
+      </w:r>
+      <w:r>
+        <w:rPr>
+          <w:b/>
+          <w:bCs/>
+        </w:rPr>
+        <w:t xml:space="preserve">attach</w:t>
+      </w:r>
+      <w:r>
+        <w:t xml:space="preserve"> </w:t>
+      </w:r>
+      <w:r>
+        <w:t xml:space="preserve">step, so there is a real</w:t>
+      </w:r>
+      <w:r>
+        <w:t xml:space="preserve"> </w:t>
+      </w:r>
+      <w:r>
+        <w:rPr>
+          <w:rStyle w:val="VerbatimChar"/>
+        </w:rPr>
+        <w:t xml:space="preserve">VolumeAttachment</w:t>
+      </w:r>
+      <w:r>
+        <w:t xml:space="preserve"> </w:t>
+      </w:r>
+      <w:r>
+        <w:t xml:space="preserve">object to look at — which is what makes Step 6 possible:</w:t>
+      </w:r>
+    </w:p>
+    <w:p>
+      <w:pPr>
+        <w:pStyle w:val="SourceCode"/>
+      </w:pPr>
+      <w:r>
+        <w:rPr>
+          <w:rStyle w:val="VerbatimChar"/>
+        </w:rPr>
+        <w:t xml:space="preserve">$ kubectl get volumeattachment -o custom-columns=NAME:.metadata.name,ATTACHER:.spec.attacher,NODE:.spec.nodeName,ATTACHED:.status.attached</w:t>
+      </w:r>
+      <w:r>
+        <w:br/>
+      </w:r>
+      <w:r>
+        <w:rPr>
+          <w:rStyle w:val="VerbatimChar"/>
+        </w:rPr>
+        <w:t xml:space="preserve">NAME                                        ATTACHER              NODE               ATTACHED</w:t>
+      </w:r>
+      <w:r>
+        <w:br/>
+      </w:r>
+      <w:r>
+        <w:rPr>
+          <w:rStyle w:val="VerbatimChar"/>
+        </w:rPr>
+        <w:t xml:space="preserve">csi-762d7c3ab1a1e8c5f370b4742ce4f947...      hostpath.csi.k8s.io   csistate-worker2   true</w:t>
       </w:r>
     </w:p>
     <w:p>
@@ -2906,8 +4623,4491 @@
         </w:pict>
       </w:r>
     </w:p>
-    <w:bookmarkEnd w:id="34"/>
-    <w:bookmarkStart w:id="35" w:name="what-you-learned"/>
+    <w:bookmarkEnd w:id="35"/>
+    <w:bookmarkStart w:id="36" w:name="X90d66412ba714498840561ec48bea3e6a424846"/>
+    <w:p>
+      <w:pPr>
+        <w:pStyle w:val="Heading2"/>
+      </w:pPr>
+      <w:r>
+        <w:t xml:space="preserve">Step 5 — Expand a volume while the application is running</w:t>
+      </w:r>
+    </w:p>
+    <w:p>
+      <w:pPr>
+        <w:pStyle w:val="FirstParagraph"/>
+      </w:pPr>
+      <w:r>
+        <w:rPr>
+          <w:b/>
+          <w:bCs/>
+        </w:rPr>
+        <w:t xml:space="preserve">Goal:</w:t>
+      </w:r>
+      <w:r>
+        <w:t xml:space="preserve"> </w:t>
+      </w:r>
+      <w:r>
+        <w:t xml:space="preserve">grow a bound PVC and understand why the change lands in</w:t>
+      </w:r>
+      <w:r>
+        <w:t xml:space="preserve"> </w:t>
+      </w:r>
+      <w:r>
+        <w:rPr>
+          <w:b/>
+          <w:bCs/>
+        </w:rPr>
+        <w:t xml:space="preserve">two phases</w:t>
+      </w:r>
+      <w:r>
+        <w:t xml:space="preserve">, one in the control plane and one on the node.</w:t>
+      </w:r>
+    </w:p>
+    <w:p>
+      <w:pPr>
+        <w:pStyle w:val="BodyText"/>
+      </w:pPr>
+      <w:r>
+        <w:rPr>
+          <w:b/>
+          <w:bCs/>
+        </w:rPr>
+        <w:t xml:space="preserve">1. Ask for more space by editing the PVC — never the PV:</w:t>
+      </w:r>
+    </w:p>
+    <w:p>
+      <w:pPr>
+        <w:pStyle w:val="SourceCode"/>
+      </w:pPr>
+      <w:r>
+        <w:rPr>
+          <w:rStyle w:val="ExtensionTok"/>
+        </w:rPr>
+        <w:t xml:space="preserve">kubectl</w:t>
+      </w:r>
+      <w:r>
+        <w:rPr>
+          <w:rStyle w:val="NormalTok"/>
+        </w:rPr>
+        <w:t xml:space="preserve"> patch pvc data-shop-db-0 </w:t>
+      </w:r>
+      <w:r>
+        <w:rPr>
+          <w:rStyle w:val="AttributeTok"/>
+        </w:rPr>
+        <w:t xml:space="preserve">--type</w:t>
+      </w:r>
+      <w:r>
+        <w:rPr>
+          <w:rStyle w:val="NormalTok"/>
+        </w:rPr>
+        <w:t xml:space="preserve"> merge </w:t>
+      </w:r>
+      <w:r>
+        <w:rPr>
+          <w:rStyle w:val="DataTypeTok"/>
+        </w:rPr>
+        <w:t xml:space="preserve">\</w:t>
+      </w:r>
+      <w:r>
+        <w:br/>
+      </w:r>
+      <w:r>
+        <w:rPr>
+          <w:rStyle w:val="NormalTok"/>
+        </w:rPr>
+        <w:t xml:space="preserve">  </w:t>
+      </w:r>
+      <w:r>
+        <w:rPr>
+          <w:rStyle w:val="AttributeTok"/>
+        </w:rPr>
+        <w:t xml:space="preserve">-p</w:t>
+      </w:r>
+      <w:r>
+        <w:rPr>
+          <w:rStyle w:val="NormalTok"/>
+        </w:rPr>
+        <w:t xml:space="preserve"> </w:t>
+      </w:r>
+      <w:r>
+        <w:rPr>
+          <w:rStyle w:val="StringTok"/>
+        </w:rPr>
+        <w:t xml:space="preserve">'{"spec":{"resources":{"requests":{"storage":"3Gi"}}}}'</w:t>
+      </w:r>
+    </w:p>
+    <w:p>
+      <w:pPr>
+        <w:pStyle w:val="FirstParagraph"/>
+      </w:pPr>
+      <w:r>
+        <w:rPr>
+          <w:b/>
+          <w:bCs/>
+        </w:rPr>
+        <w:t xml:space="preserve">2. Watch</w:t>
+      </w:r>
+      <w:r>
+        <w:rPr>
+          <w:b/>
+          <w:bCs/>
+        </w:rPr>
+        <w:t xml:space="preserve"> </w:t>
+      </w:r>
+      <w:r>
+        <w:rPr>
+          <w:rStyle w:val="VerbatimChar"/>
+          <w:b/>
+          <w:bCs/>
+        </w:rPr>
+        <w:t xml:space="preserve">spec</w:t>
+      </w:r>
+      <w:r>
+        <w:rPr>
+          <w:b/>
+          <w:bCs/>
+        </w:rPr>
+        <w:t xml:space="preserve">,</w:t>
+      </w:r>
+      <w:r>
+        <w:rPr>
+          <w:b/>
+          <w:bCs/>
+        </w:rPr>
+        <w:t xml:space="preserve"> </w:t>
+      </w:r>
+      <w:r>
+        <w:rPr>
+          <w:rStyle w:val="VerbatimChar"/>
+          <w:b/>
+          <w:bCs/>
+        </w:rPr>
+        <w:t xml:space="preserve">status</w:t>
+      </w:r>
+      <w:r>
+        <w:rPr>
+          <w:b/>
+          <w:bCs/>
+        </w:rPr>
+        <w:t xml:space="preserve"> </w:t>
+      </w:r>
+      <w:r>
+        <w:rPr>
+          <w:b/>
+          <w:bCs/>
+        </w:rPr>
+        <w:t xml:space="preserve">and the conditions separately:</w:t>
+      </w:r>
+    </w:p>
+    <w:p>
+      <w:pPr>
+        <w:pStyle w:val="SourceCode"/>
+      </w:pPr>
+      <w:r>
+        <w:rPr>
+          <w:rStyle w:val="ExtensionTok"/>
+        </w:rPr>
+        <w:t xml:space="preserve">watch</w:t>
+      </w:r>
+      <w:r>
+        <w:rPr>
+          <w:rStyle w:val="NormalTok"/>
+        </w:rPr>
+        <w:t xml:space="preserve"> </w:t>
+      </w:r>
+      <w:r>
+        <w:rPr>
+          <w:rStyle w:val="AttributeTok"/>
+        </w:rPr>
+        <w:t xml:space="preserve">-n2</w:t>
+      </w:r>
+      <w:r>
+        <w:rPr>
+          <w:rStyle w:val="NormalTok"/>
+        </w:rPr>
+        <w:t xml:space="preserve"> </w:t>
+      </w:r>
+      <w:r>
+        <w:rPr>
+          <w:rStyle w:val="StringTok"/>
+        </w:rPr>
+        <w:t xml:space="preserve">'kubectl get pvc data-shop-db-0 \</w:t>
+      </w:r>
+      <w:r>
+        <w:br/>
+      </w:r>
+      <w:r>
+        <w:rPr>
+          <w:rStyle w:val="StringTok"/>
+        </w:rPr>
+        <w:t xml:space="preserve">  -o jsonpath="spec={.spec.resources.requests.storage} status={.status.capacity.storage} {range .status.conditions[*]}{.type}={.status} {end}"; echo'</w:t>
+      </w:r>
+    </w:p>
+    <w:p>
+      <w:pPr>
+        <w:pStyle w:val="FirstParagraph"/>
+      </w:pPr>
+      <w:r>
+        <w:rPr>
+          <w:b/>
+          <w:bCs/>
+        </w:rPr>
+        <w:t xml:space="preserve">What you should see</w:t>
+      </w:r>
+      <w:r>
+        <w:t xml:space="preserve"> </w:t>
+      </w:r>
+      <w:r>
+        <w:t xml:space="preserve">— and it does</w:t>
+      </w:r>
+      <w:r>
+        <w:t xml:space="preserve"> </w:t>
+      </w:r>
+      <w:r>
+        <w:rPr>
+          <w:b/>
+          <w:bCs/>
+        </w:rPr>
+        <w:t xml:space="preserve">not</w:t>
+      </w:r>
+      <w:r>
+        <w:t xml:space="preserve"> </w:t>
+      </w:r>
+      <w:r>
+        <w:t xml:space="preserve">finish on its own:</w:t>
+      </w:r>
+    </w:p>
+    <w:p>
+      <w:pPr>
+        <w:pStyle w:val="SourceCode"/>
+      </w:pPr>
+      <w:r>
+        <w:rPr>
+          <w:rStyle w:val="VerbatimChar"/>
+        </w:rPr>
+        <w:t xml:space="preserve">  spec=3Gi  status=1Gi  conditions=[Unused=False Resizing=True FileSystemResizePending=True ]</w:t>
+      </w:r>
+      <w:r>
+        <w:br/>
+      </w:r>
+      <w:r>
+        <w:rPr>
+          <w:rStyle w:val="VerbatimChar"/>
+        </w:rPr>
+        <w:t xml:space="preserve">  spec=3Gi  status=1Gi  conditions=[Unused=False Resizing=True FileSystemResizePending=True ]</w:t>
+      </w:r>
+      <w:r>
+        <w:br/>
+      </w:r>
+      <w:r>
+        <w:rPr>
+          <w:rStyle w:val="VerbatimChar"/>
+        </w:rPr>
+        <w:t xml:space="preserve">  spec=3Gi  status=1Gi  conditions=[Unused=False Resizing=True FileSystemResizePending=True ]</w:t>
+      </w:r>
+    </w:p>
+    <w:p>
+      <w:pPr>
+        <w:pStyle w:val="FirstParagraph"/>
+      </w:pPr>
+      <w:r>
+        <w:t xml:space="preserve">The</w:t>
+      </w:r>
+      <w:r>
+        <w:t xml:space="preserve"> </w:t>
+      </w:r>
+      <w:r>
+        <w:rPr>
+          <w:b/>
+          <w:bCs/>
+        </w:rPr>
+        <w:t xml:space="preserve">PV</w:t>
+      </w:r>
+      <w:r>
+        <w:t xml:space="preserve"> </w:t>
+      </w:r>
+      <w:r>
+        <w:t xml:space="preserve">is already the new size, though:</w:t>
+      </w:r>
+    </w:p>
+    <w:p>
+      <w:pPr>
+        <w:pStyle w:val="SourceCode"/>
+      </w:pPr>
+      <w:r>
+        <w:rPr>
+          <w:rStyle w:val="VerbatimChar"/>
+        </w:rPr>
+        <w:t xml:space="preserve">$ kubectl get pv -o custom-columns=NAME:.metadata.name,CAPACITY:.spec.capacity.storage</w:t>
+      </w:r>
+      <w:r>
+        <w:br/>
+      </w:r>
+      <w:r>
+        <w:rPr>
+          <w:rStyle w:val="VerbatimChar"/>
+        </w:rPr>
+        <w:t xml:space="preserve">NAME                                       CAPACITY</w:t>
+      </w:r>
+      <w:r>
+        <w:br/>
+      </w:r>
+      <w:r>
+        <w:rPr>
+          <w:rStyle w:val="VerbatimChar"/>
+        </w:rPr>
+        <w:t xml:space="preserve">pvc-f833ee26-a0ef-4f3f-bea3-077146df7c56   3Gi</w:t>
+      </w:r>
+    </w:p>
+    <w:p>
+      <w:pPr>
+        <w:pStyle w:val="FirstParagraph"/>
+      </w:pPr>
+      <w:r>
+        <w:rPr>
+          <w:b/>
+          <w:bCs/>
+        </w:rPr>
+        <w:t xml:space="preserve">3. Read the event trail — it names every actor in order:</w:t>
+      </w:r>
+    </w:p>
+    <w:p>
+      <w:pPr>
+        <w:pStyle w:val="SourceCode"/>
+      </w:pPr>
+      <w:r>
+        <w:rPr>
+          <w:rStyle w:val="VerbatimChar"/>
+        </w:rPr>
+        <w:t xml:space="preserve">$ kubectl describe pvc data-shop-db-0 | sed -n '/Events/,$p'</w:t>
+      </w:r>
+      <w:r>
+        <w:br/>
+      </w:r>
+      <w:r>
+        <w:rPr>
+          <w:rStyle w:val="VerbatimChar"/>
+        </w:rPr>
+        <w:t xml:space="preserve">Normal  ExternalExpanding         18s   volume_expand                        waiting for an external controller to expand this PVC</w:t>
+      </w:r>
+      <w:r>
+        <w:br/>
+      </w:r>
+      <w:r>
+        <w:rPr>
+          <w:rStyle w:val="VerbatimChar"/>
+        </w:rPr>
+        <w:t xml:space="preserve">Normal  Resizing                  18s   external-resizer hostpath.csi.k8s.io  External resizer is resizing volume pvc-f833ee26-…</w:t>
+      </w:r>
+      <w:r>
+        <w:br/>
+      </w:r>
+      <w:r>
+        <w:rPr>
+          <w:rStyle w:val="VerbatimChar"/>
+        </w:rPr>
+        <w:t xml:space="preserve">Normal  FileSystemResizeRequired  18s   external-resizer hostpath.csi.k8s.io  Require file system resize of volume on node</w:t>
+      </w:r>
+    </w:p>
+    <w:p>
+      <w:pPr>
+        <w:pStyle w:val="FirstParagraph"/>
+      </w:pPr>
+      <w:r>
+        <w:t xml:space="preserve">The driver told the resizer it is only half done:</w:t>
+      </w:r>
+    </w:p>
+    <w:p>
+      <w:pPr>
+        <w:pStyle w:val="SourceCode"/>
+      </w:pPr>
+      <w:r>
+        <w:rPr>
+          <w:rStyle w:val="VerbatimChar"/>
+        </w:rPr>
+        <w:t xml:space="preserve">"Method":"/csi.v1.Controller/ControllerExpandVolume",</w:t>
+      </w:r>
+      <w:r>
+        <w:br/>
+      </w:r>
+      <w:r>
+        <w:rPr>
+          <w:rStyle w:val="VerbatimChar"/>
+        </w:rPr>
+        <w:t xml:space="preserve">"Response":{"capacity_bytes":3221225472,"node_expansion_required":true}</w:t>
+      </w:r>
+    </w:p>
+    <w:p>
+      <w:pPr>
+        <w:pStyle w:val="FirstParagraph"/>
+      </w:pPr>
+      <w:r>
+        <w:rPr>
+          <w:b/>
+          <w:bCs/>
+        </w:rPr>
+        <w:t xml:space="preserve">What this means.</w:t>
+      </w:r>
+      <w:r>
+        <w:t xml:space="preserve"> </w:t>
+      </w:r>
+      <w:r>
+        <w:t xml:space="preserve">Expansion is a</w:t>
+      </w:r>
+      <w:r>
+        <w:t xml:space="preserve"> </w:t>
+      </w:r>
+      <w:r>
+        <w:rPr>
+          <w:b/>
+          <w:bCs/>
+        </w:rPr>
+        <w:t xml:space="preserve">two-RPC</w:t>
+      </w:r>
+      <w:r>
+        <w:t xml:space="preserve"> </w:t>
+      </w:r>
+      <w:r>
+        <w:t xml:space="preserve">operation.</w:t>
+      </w:r>
+      <w:r>
+        <w:t xml:space="preserve"> </w:t>
+      </w:r>
+      <w:r>
+        <w:rPr>
+          <w:rStyle w:val="VerbatimChar"/>
+        </w:rPr>
+        <w:t xml:space="preserve">ControllerExpandVolume</w:t>
+      </w:r>
+      <w:r>
+        <w:t xml:space="preserve"> </w:t>
+      </w:r>
+      <w:r>
+        <w:t xml:space="preserve">grows the backing volume — that is the</w:t>
+      </w:r>
+      <w:r>
+        <w:t xml:space="preserve"> </w:t>
+      </w:r>
+      <w:r>
+        <w:rPr>
+          <w:rStyle w:val="VerbatimChar"/>
+        </w:rPr>
+        <w:t xml:space="preserve">external-resizer</w:t>
+      </w:r>
+      <w:r>
+        <w:t xml:space="preserve"> </w:t>
+      </w:r>
+      <w:r>
+        <w:t xml:space="preserve">sidecar, and it is what updated the PV. Then</w:t>
+      </w:r>
+      <w:r>
+        <w:t xml:space="preserve"> </w:t>
+      </w:r>
+      <w:r>
+        <w:rPr>
+          <w:rStyle w:val="VerbatimChar"/>
+        </w:rPr>
+        <w:t xml:space="preserve">NodeExpandVolume</w:t>
+      </w:r>
+      <w:r>
+        <w:t xml:space="preserve"> </w:t>
+      </w:r>
+      <w:r>
+        <w:t xml:space="preserve">grows the</w:t>
+      </w:r>
+      <w:r>
+        <w:t xml:space="preserve"> </w:t>
+      </w:r>
+      <w:r>
+        <w:rPr>
+          <w:i/>
+          <w:iCs/>
+        </w:rPr>
+        <w:t xml:space="preserve">filesystem</w:t>
+      </w:r>
+      <w:r>
+        <w:t xml:space="preserve"> </w:t>
+      </w:r>
+      <w:r>
+        <w:t xml:space="preserve">on the node, and only</w:t>
+      </w:r>
+      <w:r>
+        <w:t xml:space="preserve"> </w:t>
+      </w:r>
+      <w:r>
+        <w:rPr>
+          <w:b/>
+          <w:bCs/>
+        </w:rPr>
+        <w:t xml:space="preserve">kubelet</w:t>
+      </w:r>
+      <w:r>
+        <w:t xml:space="preserve"> </w:t>
+      </w:r>
+      <w:r>
+        <w:t xml:space="preserve">can do that, only while the volume is mounted.</w:t>
+      </w:r>
+      <w:r>
+        <w:t xml:space="preserve"> </w:t>
+      </w:r>
+      <w:r>
+        <w:rPr>
+          <w:rStyle w:val="VerbatimChar"/>
+        </w:rPr>
+        <w:t xml:space="preserve">FileSystemResizePending</w:t>
+      </w:r>
+      <w:r>
+        <w:t xml:space="preserve"> </w:t>
+      </w:r>
+      <w:r>
+        <w:t xml:space="preserve">is the handoff between the two.</w:t>
+      </w:r>
+    </w:p>
+    <w:p>
+      <w:pPr>
+        <w:pStyle w:val="BodyText"/>
+      </w:pPr>
+      <w:r>
+        <w:rPr>
+          <w:b/>
+          <w:bCs/>
+        </w:rPr>
+        <w:t xml:space="preserve">4. Restart the consumer so kubelet performs the node-side resize:</w:t>
+      </w:r>
+    </w:p>
+    <w:p>
+      <w:pPr>
+        <w:pStyle w:val="SourceCode"/>
+      </w:pPr>
+      <w:r>
+        <w:rPr>
+          <w:rStyle w:val="ExtensionTok"/>
+        </w:rPr>
+        <w:t xml:space="preserve">kubectl</w:t>
+      </w:r>
+      <w:r>
+        <w:rPr>
+          <w:rStyle w:val="NormalTok"/>
+        </w:rPr>
+        <w:t xml:space="preserve"> delete pod shop-db-0</w:t>
+      </w:r>
+      <w:r>
+        <w:br/>
+      </w:r>
+      <w:r>
+        <w:rPr>
+          <w:rStyle w:val="ExtensionTok"/>
+        </w:rPr>
+        <w:t xml:space="preserve">kubectl</w:t>
+      </w:r>
+      <w:r>
+        <w:rPr>
+          <w:rStyle w:val="NormalTok"/>
+        </w:rPr>
+        <w:t xml:space="preserve"> rollout status statefulset/shop-db </w:t>
+      </w:r>
+      <w:r>
+        <w:rPr>
+          <w:rStyle w:val="AttributeTok"/>
+        </w:rPr>
+        <w:t xml:space="preserve">--timeout</w:t>
+      </w:r>
+      <w:r>
+        <w:rPr>
+          <w:rStyle w:val="OperatorTok"/>
+        </w:rPr>
+        <w:t xml:space="preserve">=</w:t>
+      </w:r>
+      <w:r>
+        <w:rPr>
+          <w:rStyle w:val="NormalTok"/>
+        </w:rPr>
+        <w:t xml:space="preserve">240s</w:t>
+      </w:r>
+    </w:p>
+    <w:p>
+      <w:pPr>
+        <w:pStyle w:val="SourceCode"/>
+      </w:pPr>
+      <w:r>
+        <w:rPr>
+          <w:rStyle w:val="VerbatimChar"/>
+        </w:rPr>
+        <w:t xml:space="preserve">  spec=3Gi  status=3Gi  conditions=[Unused=False ]</w:t>
+      </w:r>
+      <w:r>
+        <w:br/>
+      </w:r>
+      <w:r>
+        <w:br/>
+      </w:r>
+      <w:r>
+        <w:rPr>
+          <w:rStyle w:val="VerbatimChar"/>
+        </w:rPr>
+        <w:t xml:space="preserve">$ kubectl get pvc data-shop-db-0</w:t>
+      </w:r>
+      <w:r>
+        <w:br/>
+      </w:r>
+      <w:r>
+        <w:rPr>
+          <w:rStyle w:val="VerbatimChar"/>
+        </w:rPr>
+        <w:t xml:space="preserve">data-shop-db-0   Bound   pvc-f833ee26-…   3Gi   RWO   csi-hostpath-sc   76s</w:t>
+      </w:r>
+      <w:r>
+        <w:br/>
+      </w:r>
+      <w:r>
+        <w:br/>
+      </w:r>
+      <w:r>
+        <w:rPr>
+          <w:rStyle w:val="VerbatimChar"/>
+        </w:rPr>
+        <w:t xml:space="preserve">$ kubectl exec shop-db-0 -- cat /data/message</w:t>
+      </w:r>
+      <w:r>
+        <w:br/>
+      </w:r>
+      <w:r>
+        <w:rPr>
+          <w:rStyle w:val="VerbatimChar"/>
+        </w:rPr>
+        <w:t xml:space="preserve">important-data-v1</w:t>
+      </w:r>
+    </w:p>
+    <w:p>
+      <w:pPr>
+        <w:pStyle w:val="FirstParagraph"/>
+      </w:pPr>
+      <w:r>
+        <w:rPr>
+          <w:rStyle w:val="VerbatimChar"/>
+        </w:rPr>
+        <w:t xml:space="preserve">status.capacity</w:t>
+      </w:r>
+      <w:r>
+        <w:t xml:space="preserve"> </w:t>
+      </w:r>
+      <w:r>
+        <w:t xml:space="preserve">now matches</w:t>
+      </w:r>
+      <w:r>
+        <w:t xml:space="preserve"> </w:t>
+      </w:r>
+      <w:r>
+        <w:rPr>
+          <w:rStyle w:val="VerbatimChar"/>
+        </w:rPr>
+        <w:t xml:space="preserve">spec</w:t>
+      </w:r>
+      <w:r>
+        <w:t xml:space="preserve">, the conditions are gone, and the data survived.</w:t>
+      </w:r>
+    </w:p>
+    <w:p>
+      <w:pPr>
+        <w:pStyle w:val="BlockText"/>
+      </w:pPr>
+      <w:r>
+        <w:t xml:space="preserve">⚠️</w:t>
+      </w:r>
+      <w:r>
+        <w:t xml:space="preserve"> </w:t>
+      </w:r>
+      <w:r>
+        <w:rPr>
+          <w:b/>
+          <w:bCs/>
+        </w:rPr>
+        <w:t xml:space="preserve">Gotcha —</w:t>
+      </w:r>
+      <w:r>
+        <w:rPr>
+          <w:b/>
+          <w:bCs/>
+        </w:rPr>
+        <w:t xml:space="preserve"> </w:t>
+      </w:r>
+      <w:r>
+        <w:rPr>
+          <w:rStyle w:val="VerbatimChar"/>
+          <w:b/>
+          <w:bCs/>
+        </w:rPr>
+        <w:t xml:space="preserve">status.capacity</w:t>
+      </w:r>
+      <w:r>
+        <w:rPr>
+          <w:b/>
+          <w:bCs/>
+        </w:rPr>
+        <w:t xml:space="preserve">, not</w:t>
+      </w:r>
+      <w:r>
+        <w:rPr>
+          <w:b/>
+          <w:bCs/>
+        </w:rPr>
+        <w:t xml:space="preserve"> </w:t>
+      </w:r>
+      <w:r>
+        <w:rPr>
+          <w:rStyle w:val="VerbatimChar"/>
+          <w:b/>
+          <w:bCs/>
+        </w:rPr>
+        <w:t xml:space="preserve">spec</w:t>
+      </w:r>
+      <w:r>
+        <w:rPr>
+          <w:b/>
+          <w:bCs/>
+        </w:rPr>
+        <w:t xml:space="preserve">, is the size you actually have.</w:t>
+      </w:r>
+      <w:r>
+        <w:t xml:space="preserve"> </w:t>
+      </w:r>
+      <w:r>
+        <w:rPr>
+          <w:rStyle w:val="VerbatimChar"/>
+        </w:rPr>
+        <w:t xml:space="preserve">spec.resources.requests.storage</w:t>
+      </w:r>
+      <w:r>
+        <w:t xml:space="preserve"> </w:t>
+      </w:r>
+      <w:r>
+        <w:t xml:space="preserve">is a</w:t>
+      </w:r>
+      <w:r>
+        <w:t xml:space="preserve"> </w:t>
+      </w:r>
+      <w:r>
+        <w:rPr>
+          <w:i/>
+          <w:iCs/>
+        </w:rPr>
+        <w:t xml:space="preserve">request</w:t>
+      </w:r>
+      <w:r>
+        <w:t xml:space="preserve">. Monitoring or automation that reads</w:t>
+      </w:r>
+      <w:r>
+        <w:t xml:space="preserve"> </w:t>
+      </w:r>
+      <w:r>
+        <w:rPr>
+          <w:rStyle w:val="VerbatimChar"/>
+        </w:rPr>
+        <w:t xml:space="preserve">spec</w:t>
+      </w:r>
+      <w:r>
+        <w:t xml:space="preserve"> </w:t>
+      </w:r>
+      <w:r>
+        <w:t xml:space="preserve">will believe the volume grew the moment you patched it, which is wrong for as long as</w:t>
+      </w:r>
+      <w:r>
+        <w:t xml:space="preserve"> </w:t>
+      </w:r>
+      <w:r>
+        <w:rPr>
+          <w:rStyle w:val="VerbatimChar"/>
+        </w:rPr>
+        <w:t xml:space="preserve">FileSystemResizePending</w:t>
+      </w:r>
+      <w:r>
+        <w:t xml:space="preserve"> </w:t>
+      </w:r>
+      <w:r>
+        <w:t xml:space="preserve">is set — potentially indefinitely, if nothing ever restarts the Pod. Alert on the</w:t>
+      </w:r>
+      <w:r>
+        <w:t xml:space="preserve"> </w:t>
+      </w:r>
+      <w:r>
+        <w:rPr>
+          <w:b/>
+          <w:bCs/>
+        </w:rPr>
+        <w:t xml:space="preserve">condition</w:t>
+      </w:r>
+      <w:r>
+        <w:t xml:space="preserve">, not on the request.</w:t>
+      </w:r>
+    </w:p>
+    <w:p>
+      <w:pPr>
+        <w:pStyle w:val="BlockText"/>
+      </w:pPr>
+      <w:r>
+        <w:t xml:space="preserve">⚠️</w:t>
+      </w:r>
+      <w:r>
+        <w:t xml:space="preserve"> </w:t>
+      </w:r>
+      <w:r>
+        <w:rPr>
+          <w:b/>
+          <w:bCs/>
+        </w:rPr>
+        <w:t xml:space="preserve">Gotcha — whether you need the restart depends on the driver.</w:t>
+      </w:r>
+      <w:r>
+        <w:t xml:space="preserve"> </w:t>
+      </w:r>
+      <w:r>
+        <w:t xml:space="preserve">Drivers that support</w:t>
+      </w:r>
+      <w:r>
+        <w:t xml:space="preserve"> </w:t>
+      </w:r>
+      <w:r>
+        <w:rPr>
+          <w:i/>
+          <w:iCs/>
+        </w:rPr>
+        <w:t xml:space="preserve">online</w:t>
+      </w:r>
+      <w:r>
+        <w:t xml:space="preserve"> </w:t>
+      </w:r>
+      <w:r>
+        <w:t xml:space="preserve">expansion complete</w:t>
+      </w:r>
+      <w:r>
+        <w:t xml:space="preserve"> </w:t>
+      </w:r>
+      <w:r>
+        <w:rPr>
+          <w:rStyle w:val="VerbatimChar"/>
+        </w:rPr>
+        <w:t xml:space="preserve">NodeExpandVolume</w:t>
+      </w:r>
+      <w:r>
+        <w:t xml:space="preserve"> </w:t>
+      </w:r>
+      <w:r>
+        <w:t xml:space="preserve">on the mounted volume with no restart, and you never see</w:t>
+      </w:r>
+      <w:r>
+        <w:t xml:space="preserve"> </w:t>
+      </w:r>
+      <w:r>
+        <w:rPr>
+          <w:rStyle w:val="VerbatimChar"/>
+        </w:rPr>
+        <w:t xml:space="preserve">FileSystemResizePending</w:t>
+      </w:r>
+      <w:r>
+        <w:t xml:space="preserve"> </w:t>
+      </w:r>
+      <w:r>
+        <w:t xml:space="preserve">for more than a moment. The hostpath driver here, like many block drivers, needs the remount. Check your driver's docs before promising a zero-downtime resize.</w:t>
+      </w:r>
+    </w:p>
+    <w:p>
+      <w:pPr>
+        <w:pStyle w:val="BlockText"/>
+      </w:pPr>
+      <w:r>
+        <w:t xml:space="preserve">⚠️</w:t>
+      </w:r>
+      <w:r>
+        <w:t xml:space="preserve"> </w:t>
+      </w:r>
+      <w:r>
+        <w:rPr>
+          <w:b/>
+          <w:bCs/>
+        </w:rPr>
+        <w:t xml:space="preserve">Gotcha —</w:t>
+      </w:r>
+      <w:r>
+        <w:rPr>
+          <w:b/>
+          <w:bCs/>
+        </w:rPr>
+        <w:t xml:space="preserve"> </w:t>
+      </w:r>
+      <w:r>
+        <w:rPr>
+          <w:rStyle w:val="VerbatimChar"/>
+          <w:b/>
+          <w:bCs/>
+        </w:rPr>
+        <w:t xml:space="preserve">df</w:t>
+      </w:r>
+      <w:r>
+        <w:rPr>
+          <w:b/>
+          <w:bCs/>
+        </w:rPr>
+        <w:t xml:space="preserve"> </w:t>
+      </w:r>
+      <w:r>
+        <w:rPr>
+          <w:b/>
+          <w:bCs/>
+        </w:rPr>
+        <w:t xml:space="preserve">inside the Pod will not confirm this on the hostpath driver.</w:t>
+      </w:r>
+      <w:r>
+        <w:t xml:space="preserve"> </w:t>
+      </w:r>
+      <w:r>
+        <w:t xml:space="preserve">Because the hostpath driver bind-mounts a directory from the node's filesystem rather than formatting a device,</w:t>
+      </w:r>
+      <w:r>
+        <w:t xml:space="preserve"> </w:t>
+      </w:r>
+      <w:r>
+        <w:rPr>
+          <w:rStyle w:val="VerbatimChar"/>
+        </w:rPr>
+        <w:t xml:space="preserve">df -h /data</w:t>
+      </w:r>
+      <w:r>
+        <w:t xml:space="preserve"> </w:t>
+      </w:r>
+      <w:r>
+        <w:t xml:space="preserve">reports the</w:t>
+      </w:r>
+      <w:r>
+        <w:t xml:space="preserve"> </w:t>
+      </w:r>
+      <w:r>
+        <w:rPr>
+          <w:i/>
+          <w:iCs/>
+        </w:rPr>
+        <w:t xml:space="preserve">node's</w:t>
+      </w:r>
+      <w:r>
+        <w:t xml:space="preserve"> </w:t>
+      </w:r>
+      <w:r>
+        <w:t xml:space="preserve">disk (here</w:t>
+      </w:r>
+      <w:r>
+        <w:t xml:space="preserve"> </w:t>
+      </w:r>
+      <w:r>
+        <w:rPr>
+          <w:rStyle w:val="VerbatimChar"/>
+        </w:rPr>
+        <w:t xml:space="preserve">452.1G</w:t>
+      </w:r>
+      <w:r>
+        <w:t xml:space="preserve">) both before and after. The Kubernetes-level resize is real — the PV, the PVC status and both CSI RPCs all prove it — but the filesystem is not a separate device. On GKE PD or Nutanix CSI,</w:t>
+      </w:r>
+      <w:r>
+        <w:t xml:space="preserve"> </w:t>
+      </w:r>
+      <w:r>
+        <w:rPr>
+          <w:rStyle w:val="VerbatimChar"/>
+        </w:rPr>
+        <w:t xml:space="preserve">df</w:t>
+      </w:r>
+      <w:r>
+        <w:t xml:space="preserve"> </w:t>
+      </w:r>
+      <w:r>
+        <w:rPr>
+          <w:b/>
+          <w:bCs/>
+        </w:rPr>
+        <w:t xml:space="preserve">does</w:t>
+      </w:r>
+      <w:r>
+        <w:t xml:space="preserve"> </w:t>
+      </w:r>
+      <w:r>
+        <w:t xml:space="preserve">change, and that is the check to use there.</w:t>
+      </w:r>
+    </w:p>
+    <w:p>
+      <w:pPr>
+        <w:pStyle w:val="FirstParagraph"/>
+      </w:pPr>
+      <w:r>
+        <w:rPr>
+          <w:b/>
+          <w:bCs/>
+        </w:rPr>
+        <w:t xml:space="preserve">5. Two refusals worth seeing once.</w:t>
+      </w:r>
+      <w:r>
+        <w:t xml:space="preserve"> </w:t>
+      </w:r>
+      <w:r>
+        <w:t xml:space="preserve">The second needs a claim on a class that forbids expansion:</w:t>
+      </w:r>
+    </w:p>
+    <w:p>
+      <w:pPr>
+        <w:pStyle w:val="SourceCode"/>
+      </w:pPr>
+      <w:r>
+        <w:rPr>
+          <w:rStyle w:val="ExtensionTok"/>
+        </w:rPr>
+        <w:t xml:space="preserve">kubectl</w:t>
+      </w:r>
+      <w:r>
+        <w:rPr>
+          <w:rStyle w:val="NormalTok"/>
+        </w:rPr>
+        <w:t xml:space="preserve"> apply </w:t>
+      </w:r>
+      <w:r>
+        <w:rPr>
+          <w:rStyle w:val="AttributeTok"/>
+        </w:rPr>
+        <w:t xml:space="preserve">-f</w:t>
+      </w:r>
+      <w:r>
+        <w:rPr>
+          <w:rStyle w:val="NormalTok"/>
+        </w:rPr>
+        <w:t xml:space="preserve"> </w:t>
+      </w:r>
+      <w:r>
+        <w:rPr>
+          <w:rStyle w:val="AttributeTok"/>
+        </w:rPr>
+        <w:t xml:space="preserve">-</w:t>
+      </w:r>
+      <w:r>
+        <w:rPr>
+          <w:rStyle w:val="NormalTok"/>
+        </w:rPr>
+        <w:t xml:space="preserve"> </w:t>
+      </w:r>
+      <w:r>
+        <w:rPr>
+          <w:rStyle w:val="OperatorTok"/>
+        </w:rPr>
+        <w:t xml:space="preserve">&lt;&lt;'EOF'</w:t>
+      </w:r>
+      <w:r>
+        <w:br/>
+      </w:r>
+      <w:r>
+        <w:rPr>
+          <w:rStyle w:val="StringTok"/>
+        </w:rPr>
+        <w:t xml:space="preserve">apiVersion: storage.k8s.io/v1</w:t>
+      </w:r>
+      <w:r>
+        <w:br/>
+      </w:r>
+      <w:r>
+        <w:rPr>
+          <w:rStyle w:val="StringTok"/>
+        </w:rPr>
+        <w:t xml:space="preserve">kind: StorageClass</w:t>
+      </w:r>
+      <w:r>
+        <w:br/>
+      </w:r>
+      <w:r>
+        <w:rPr>
+          <w:rStyle w:val="StringTok"/>
+        </w:rPr>
+        <w:t xml:space="preserve">metadata: { name: csi-hostpath-noexpand }</w:t>
+      </w:r>
+      <w:r>
+        <w:br/>
+      </w:r>
+      <w:r>
+        <w:rPr>
+          <w:rStyle w:val="StringTok"/>
+        </w:rPr>
+        <w:t xml:space="preserve">provisioner: hostpath.csi.k8s.io</w:t>
+      </w:r>
+      <w:r>
+        <w:br/>
+      </w:r>
+      <w:r>
+        <w:rPr>
+          <w:rStyle w:val="StringTok"/>
+        </w:rPr>
+        <w:t xml:space="preserve">allowVolumeExpansion: false</w:t>
+      </w:r>
+      <w:r>
+        <w:br/>
+      </w:r>
+      <w:r>
+        <w:rPr>
+          <w:rStyle w:val="StringTok"/>
+        </w:rPr>
+        <w:t xml:space="preserve">---</w:t>
+      </w:r>
+      <w:r>
+        <w:br/>
+      </w:r>
+      <w:r>
+        <w:rPr>
+          <w:rStyle w:val="StringTok"/>
+        </w:rPr>
+        <w:t xml:space="preserve">apiVersion: v1</w:t>
+      </w:r>
+      <w:r>
+        <w:br/>
+      </w:r>
+      <w:r>
+        <w:rPr>
+          <w:rStyle w:val="StringTok"/>
+        </w:rPr>
+        <w:t xml:space="preserve">kind: PersistentVolumeClaim</w:t>
+      </w:r>
+      <w:r>
+        <w:br/>
+      </w:r>
+      <w:r>
+        <w:rPr>
+          <w:rStyle w:val="StringTok"/>
+        </w:rPr>
+        <w:t xml:space="preserve">metadata: { name: locked-pvc }</w:t>
+      </w:r>
+      <w:r>
+        <w:br/>
+      </w:r>
+      <w:r>
+        <w:rPr>
+          <w:rStyle w:val="StringTok"/>
+        </w:rPr>
+        <w:t xml:space="preserve">spec:</w:t>
+      </w:r>
+      <w:r>
+        <w:br/>
+      </w:r>
+      <w:r>
+        <w:rPr>
+          <w:rStyle w:val="StringTok"/>
+        </w:rPr>
+        <w:t xml:space="preserve">  accessModes: ["ReadWriteOnce"]</w:t>
+      </w:r>
+      <w:r>
+        <w:br/>
+      </w:r>
+      <w:r>
+        <w:rPr>
+          <w:rStyle w:val="StringTok"/>
+        </w:rPr>
+        <w:t xml:space="preserve">  storageClassName: csi-hostpath-noexpand</w:t>
+      </w:r>
+      <w:r>
+        <w:br/>
+      </w:r>
+      <w:r>
+        <w:rPr>
+          <w:rStyle w:val="StringTok"/>
+        </w:rPr>
+        <w:t xml:space="preserve">  resources: { requests: { storage: 1Gi } }</w:t>
+      </w:r>
+      <w:r>
+        <w:br/>
+      </w:r>
+      <w:r>
+        <w:rPr>
+          <w:rStyle w:val="OperatorTok"/>
+        </w:rPr>
+        <w:t xml:space="preserve">EOF</w:t>
+      </w:r>
+    </w:p>
+    <w:p>
+      <w:pPr>
+        <w:pStyle w:val="SourceCode"/>
+      </w:pPr>
+      <w:r>
+        <w:rPr>
+          <w:rStyle w:val="VerbatimChar"/>
+        </w:rPr>
+        <w:t xml:space="preserve">$ kubectl patch pvc data-shop-db-0 --type merge -p '{"spec":{"resources":{"requests":{"storage":"1Gi"}}}}'</w:t>
+      </w:r>
+      <w:r>
+        <w:br/>
+      </w:r>
+      <w:r>
+        <w:rPr>
+          <w:rStyle w:val="VerbatimChar"/>
+        </w:rPr>
+        <w:t xml:space="preserve">The PersistentVolumeClaim "data-shop-db-0" is invalid: spec.resources.requests.storage:</w:t>
+      </w:r>
+      <w:r>
+        <w:br/>
+      </w:r>
+      <w:r>
+        <w:rPr>
+          <w:rStyle w:val="VerbatimChar"/>
+        </w:rPr>
+        <w:t xml:space="preserve">Forbidden: field can not be less than status.capacity</w:t>
+      </w:r>
+      <w:r>
+        <w:br/>
+      </w:r>
+      <w:r>
+        <w:br/>
+      </w:r>
+      <w:r>
+        <w:rPr>
+          <w:rStyle w:val="VerbatimChar"/>
+        </w:rPr>
+        <w:t xml:space="preserve">$ kubectl patch pvc locked-pvc --type merge -p '{"spec":{"resources":{"requests":{"storage":"2Gi"}}}}'</w:t>
+      </w:r>
+      <w:r>
+        <w:br/>
+      </w:r>
+      <w:r>
+        <w:rPr>
+          <w:rStyle w:val="VerbatimChar"/>
+        </w:rPr>
+        <w:t xml:space="preserve">Error from server (Forbidden): persistentvolumeclaims "locked-pvc" is forbidden:</w:t>
+      </w:r>
+      <w:r>
+        <w:br/>
+      </w:r>
+      <w:r>
+        <w:rPr>
+          <w:rStyle w:val="VerbatimChar"/>
+        </w:rPr>
+        <w:t xml:space="preserve">only dynamically provisioned pvc can be resized and the storageclass that provisions</w:t>
+      </w:r>
+      <w:r>
+        <w:br/>
+      </w:r>
+      <w:r>
+        <w:rPr>
+          <w:rStyle w:val="VerbatimChar"/>
+        </w:rPr>
+        <w:t xml:space="preserve">the pvc must support resize</w:t>
+      </w:r>
+    </w:p>
+    <w:p>
+      <w:pPr>
+        <w:pStyle w:val="FirstParagraph"/>
+      </w:pPr>
+      <w:r>
+        <w:rPr>
+          <w:b/>
+          <w:bCs/>
+        </w:rPr>
+        <w:t xml:space="preserve">Volumes only grow.</w:t>
+      </w:r>
+      <w:r>
+        <w:t xml:space="preserve"> </w:t>
+      </w:r>
+      <w:r>
+        <w:t xml:space="preserve">There is no shrink in Kubernetes — the API server rejects it outright — and expansion is gated on</w:t>
+      </w:r>
+      <w:r>
+        <w:t xml:space="preserve"> </w:t>
+      </w:r>
+      <w:r>
+        <w:rPr>
+          <w:rStyle w:val="VerbatimChar"/>
+        </w:rPr>
+        <w:t xml:space="preserve">allowVolumeExpansion</w:t>
+      </w:r>
+      <w:r>
+        <w:t xml:space="preserve"> </w:t>
+      </w:r>
+      <w:r>
+        <w:t xml:space="preserve">in the</w:t>
+      </w:r>
+      <w:r>
+        <w:t xml:space="preserve"> </w:t>
+      </w:r>
+      <w:r>
+        <w:rPr>
+          <w:b/>
+          <w:bCs/>
+        </w:rPr>
+        <w:t xml:space="preserve">StorageClass</w:t>
+      </w:r>
+      <w:r>
+        <w:t xml:space="preserve">, decided at provisioning time. Pick the class correctly up front; retrofitting means migrating data.</w:t>
+      </w:r>
+    </w:p>
+    <w:p>
+      <w:r>
+        <w:pict>
+          <v:rect style="width:0;height:1.5pt" o:hralign="center" o:hrstd="t" o:hr="t"/>
+        </w:pict>
+      </w:r>
+    </w:p>
+    <w:bookmarkEnd w:id="36"/>
+    <w:bookmarkStart w:id="37" w:name="step-6--diagnose-a-multi-attach-failure"/>
+    <w:p>
+      <w:pPr>
+        <w:pStyle w:val="Heading2"/>
+      </w:pPr>
+      <w:r>
+        <w:t xml:space="preserve">Step 6 — Diagnose a multi-attach failure</w:t>
+      </w:r>
+    </w:p>
+    <w:p>
+      <w:pPr>
+        <w:pStyle w:val="FirstParagraph"/>
+      </w:pPr>
+      <w:r>
+        <w:rPr>
+          <w:b/>
+          <w:bCs/>
+        </w:rPr>
+        <w:t xml:space="preserve">Goal:</w:t>
+      </w:r>
+      <w:r>
+        <w:t xml:space="preserve"> </w:t>
+      </w:r>
+      <w:r>
+        <w:t xml:space="preserve">produce the classic</w:t>
+      </w:r>
+      <w:r>
+        <w:t xml:space="preserve"> </w:t>
+      </w:r>
+      <w:r>
+        <w:rPr>
+          <w:rStyle w:val="VerbatimChar"/>
+        </w:rPr>
+        <w:t xml:space="preserve">ReadWriteOnce</w:t>
+      </w:r>
+      <w:r>
+        <w:t xml:space="preserve"> </w:t>
+      </w:r>
+      <w:r>
+        <w:t xml:space="preserve">conflict on purpose, read the message correctly, and fix it — then meet the</w:t>
+      </w:r>
+      <w:r>
+        <w:t xml:space="preserve"> </w:t>
+      </w:r>
+      <w:r>
+        <w:rPr>
+          <w:i/>
+          <w:iCs/>
+        </w:rPr>
+        <w:t xml:space="preserve">second</w:t>
+      </w:r>
+      <w:r>
+        <w:t xml:space="preserve"> </w:t>
+      </w:r>
+      <w:r>
+        <w:t xml:space="preserve">failure hiding behind it.</w:t>
+      </w:r>
+    </w:p>
+    <w:p>
+      <w:pPr>
+        <w:pStyle w:val="BodyText"/>
+      </w:pPr>
+      <w:r>
+        <w:rPr>
+          <w:b/>
+          <w:bCs/>
+        </w:rPr>
+        <w:t xml:space="preserve">1. Find where the volume is attached, then deliberately put a second Pod somewhere else:</w:t>
+      </w:r>
+    </w:p>
+    <w:p>
+      <w:pPr>
+        <w:pStyle w:val="SourceCode"/>
+      </w:pPr>
+      <w:r>
+        <w:rPr>
+          <w:rStyle w:val="ExtensionTok"/>
+        </w:rPr>
+        <w:t xml:space="preserve">kubectl</w:t>
+      </w:r>
+      <w:r>
+        <w:rPr>
+          <w:rStyle w:val="NormalTok"/>
+        </w:rPr>
+        <w:t xml:space="preserve"> get pod shop-db-0 </w:t>
+      </w:r>
+      <w:r>
+        <w:rPr>
+          <w:rStyle w:val="AttributeTok"/>
+        </w:rPr>
+        <w:t xml:space="preserve">-o</w:t>
+      </w:r>
+      <w:r>
+        <w:rPr>
+          <w:rStyle w:val="NormalTok"/>
+        </w:rPr>
+        <w:t xml:space="preserve"> custom-columns=POD:.metadata.name,NODE:.spec.nodeName</w:t>
+      </w:r>
+    </w:p>
+    <w:p>
+      <w:pPr>
+        <w:pStyle w:val="SourceCode"/>
+      </w:pPr>
+      <w:r>
+        <w:rPr>
+          <w:rStyle w:val="VerbatimChar"/>
+        </w:rPr>
+        <w:t xml:space="preserve">POD         NODE</w:t>
+      </w:r>
+      <w:r>
+        <w:br/>
+      </w:r>
+      <w:r>
+        <w:rPr>
+          <w:rStyle w:val="VerbatimChar"/>
+        </w:rPr>
+        <w:t xml:space="preserve">shop-db-0   csistate-worker2</w:t>
+      </w:r>
+    </w:p>
+    <w:p>
+      <w:pPr>
+        <w:pStyle w:val="SourceCode"/>
+      </w:pPr>
+      <w:r>
+        <w:rPr>
+          <w:rStyle w:val="ExtensionTok"/>
+        </w:rPr>
+        <w:t xml:space="preserve">kubectl</w:t>
+      </w:r>
+      <w:r>
+        <w:rPr>
+          <w:rStyle w:val="NormalTok"/>
+        </w:rPr>
+        <w:t xml:space="preserve"> apply </w:t>
+      </w:r>
+      <w:r>
+        <w:rPr>
+          <w:rStyle w:val="AttributeTok"/>
+        </w:rPr>
+        <w:t xml:space="preserve">-f</w:t>
+      </w:r>
+      <w:r>
+        <w:rPr>
+          <w:rStyle w:val="NormalTok"/>
+        </w:rPr>
+        <w:t xml:space="preserve"> </w:t>
+      </w:r>
+      <w:r>
+        <w:rPr>
+          <w:rStyle w:val="AttributeTok"/>
+        </w:rPr>
+        <w:t xml:space="preserve">-</w:t>
+      </w:r>
+      <w:r>
+        <w:rPr>
+          <w:rStyle w:val="NormalTok"/>
+        </w:rPr>
+        <w:t xml:space="preserve"> </w:t>
+      </w:r>
+      <w:r>
+        <w:rPr>
+          <w:rStyle w:val="OperatorTok"/>
+        </w:rPr>
+        <w:t xml:space="preserve">&lt;&lt;'EOF'</w:t>
+      </w:r>
+      <w:r>
+        <w:br/>
+      </w:r>
+      <w:r>
+        <w:rPr>
+          <w:rStyle w:val="StringTok"/>
+        </w:rPr>
+        <w:t xml:space="preserve">apiVersion: v1</w:t>
+      </w:r>
+      <w:r>
+        <w:br/>
+      </w:r>
+      <w:r>
+        <w:rPr>
+          <w:rStyle w:val="StringTok"/>
+        </w:rPr>
+        <w:t xml:space="preserve">kind: Pod</w:t>
+      </w:r>
+      <w:r>
+        <w:br/>
+      </w:r>
+      <w:r>
+        <w:rPr>
+          <w:rStyle w:val="StringTok"/>
+        </w:rPr>
+        <w:t xml:space="preserve">metadata: { name: report-runner }</w:t>
+      </w:r>
+      <w:r>
+        <w:br/>
+      </w:r>
+      <w:r>
+        <w:rPr>
+          <w:rStyle w:val="StringTok"/>
+        </w:rPr>
+        <w:t xml:space="preserve">spec:</w:t>
+      </w:r>
+      <w:r>
+        <w:br/>
+      </w:r>
+      <w:r>
+        <w:rPr>
+          <w:rStyle w:val="StringTok"/>
+        </w:rPr>
+        <w:t xml:space="preserve">  nodeName: csistate-worker          # &lt;- the OTHER worker, on purpose</w:t>
+      </w:r>
+      <w:r>
+        <w:br/>
+      </w:r>
+      <w:r>
+        <w:rPr>
+          <w:rStyle w:val="StringTok"/>
+        </w:rPr>
+        <w:t xml:space="preserve">  containers:</w:t>
+      </w:r>
+      <w:r>
+        <w:br/>
+      </w:r>
+      <w:r>
+        <w:rPr>
+          <w:rStyle w:val="StringTok"/>
+        </w:rPr>
+        <w:t xml:space="preserve">    - name: app</w:t>
+      </w:r>
+      <w:r>
+        <w:br/>
+      </w:r>
+      <w:r>
+        <w:rPr>
+          <w:rStyle w:val="StringTok"/>
+        </w:rPr>
+        <w:t xml:space="preserve">      image: busybox:1.36</w:t>
+      </w:r>
+      <w:r>
+        <w:br/>
+      </w:r>
+      <w:r>
+        <w:rPr>
+          <w:rStyle w:val="StringTok"/>
+        </w:rPr>
+        <w:t xml:space="preserve">      command: ["sh","-c","cat /data/message; sleep 100000"]</w:t>
+      </w:r>
+      <w:r>
+        <w:br/>
+      </w:r>
+      <w:r>
+        <w:rPr>
+          <w:rStyle w:val="StringTok"/>
+        </w:rPr>
+        <w:t xml:space="preserve">      volumeMounts: [{ name: data, mountPath: /data }]</w:t>
+      </w:r>
+      <w:r>
+        <w:br/>
+      </w:r>
+      <w:r>
+        <w:rPr>
+          <w:rStyle w:val="StringTok"/>
+        </w:rPr>
+        <w:t xml:space="preserve">  volumes:</w:t>
+      </w:r>
+      <w:r>
+        <w:br/>
+      </w:r>
+      <w:r>
+        <w:rPr>
+          <w:rStyle w:val="StringTok"/>
+        </w:rPr>
+        <w:t xml:space="preserve">    - name: data</w:t>
+      </w:r>
+      <w:r>
+        <w:br/>
+      </w:r>
+      <w:r>
+        <w:rPr>
+          <w:rStyle w:val="StringTok"/>
+        </w:rPr>
+        <w:t xml:space="preserve">      persistentVolumeClaim: { claimName: data-shop-db-0 }</w:t>
+      </w:r>
+      <w:r>
+        <w:br/>
+      </w:r>
+      <w:r>
+        <w:rPr>
+          <w:rStyle w:val="OperatorTok"/>
+        </w:rPr>
+        <w:t xml:space="preserve">EOF</w:t>
+      </w:r>
+    </w:p>
+    <w:p>
+      <w:pPr>
+        <w:pStyle w:val="FirstParagraph"/>
+      </w:pPr>
+      <w:r>
+        <w:rPr>
+          <w:b/>
+          <w:bCs/>
+        </w:rPr>
+        <w:t xml:space="preserve">2. It hangs in</w:t>
+      </w:r>
+      <w:r>
+        <w:rPr>
+          <w:b/>
+          <w:bCs/>
+        </w:rPr>
+        <w:t xml:space="preserve"> </w:t>
+      </w:r>
+      <w:r>
+        <w:rPr>
+          <w:rStyle w:val="VerbatimChar"/>
+          <w:b/>
+          <w:bCs/>
+        </w:rPr>
+        <w:t xml:space="preserve">ContainerCreating</w:t>
+      </w:r>
+      <w:r>
+        <w:rPr>
+          <w:b/>
+          <w:bCs/>
+        </w:rPr>
+        <w:t xml:space="preserve">. Get the reason from the events:</w:t>
+      </w:r>
+    </w:p>
+    <w:p>
+      <w:pPr>
+        <w:pStyle w:val="SourceCode"/>
+      </w:pPr>
+      <w:r>
+        <w:rPr>
+          <w:rStyle w:val="VerbatimChar"/>
+        </w:rPr>
+        <w:t xml:space="preserve">$ kubectl get pod report-runner</w:t>
+      </w:r>
+      <w:r>
+        <w:br/>
+      </w:r>
+      <w:r>
+        <w:rPr>
+          <w:rStyle w:val="VerbatimChar"/>
+        </w:rPr>
+        <w:t xml:space="preserve">NAME            READY   STATUS              RESTARTS   AGE</w:t>
+      </w:r>
+      <w:r>
+        <w:br/>
+      </w:r>
+      <w:r>
+        <w:rPr>
+          <w:rStyle w:val="VerbatimChar"/>
+        </w:rPr>
+        <w:t xml:space="preserve">report-runner   0/1     ContainerCreating   0          45s</w:t>
+      </w:r>
+      <w:r>
+        <w:br/>
+      </w:r>
+      <w:r>
+        <w:br/>
+      </w:r>
+      <w:r>
+        <w:rPr>
+          <w:rStyle w:val="VerbatimChar"/>
+        </w:rPr>
+        <w:t xml:space="preserve">$ kubectl describe pod report-runner | sed -n '/Events/,$p'</w:t>
+      </w:r>
+      <w:r>
+        <w:br/>
+      </w:r>
+      <w:r>
+        <w:rPr>
+          <w:rStyle w:val="VerbatimChar"/>
+        </w:rPr>
+        <w:t xml:space="preserve">Warning  FailedAttachVolume  46s  attachdetach-controller  Waiting for detach for volume</w:t>
+      </w:r>
+      <w:r>
+        <w:br/>
+      </w:r>
+      <w:r>
+        <w:rPr>
+          <w:rStyle w:val="VerbatimChar"/>
+        </w:rPr>
+        <w:t xml:space="preserve">  "pvc-f833ee26-…" Volume is already used by pod(s) shop-db-0</w:t>
+      </w:r>
+      <w:r>
+        <w:br/>
+      </w:r>
+      <w:r>
+        <w:br/>
+      </w:r>
+      <w:r>
+        <w:rPr>
+          <w:rStyle w:val="VerbatimChar"/>
+        </w:rPr>
+        <w:t xml:space="preserve">$ kubectl get volumeattachment -o custom-columns=NODE:.spec.nodeName,ATTACHED:.status.attached</w:t>
+      </w:r>
+      <w:r>
+        <w:br/>
+      </w:r>
+      <w:r>
+        <w:rPr>
+          <w:rStyle w:val="VerbatimChar"/>
+        </w:rPr>
+        <w:t xml:space="preserve">NODE               ATTACHED</w:t>
+      </w:r>
+      <w:r>
+        <w:br/>
+      </w:r>
+      <w:r>
+        <w:rPr>
+          <w:rStyle w:val="VerbatimChar"/>
+        </w:rPr>
+        <w:t xml:space="preserve">csistate-worker2   true</w:t>
+      </w:r>
+    </w:p>
+    <w:p>
+      <w:pPr>
+        <w:pStyle w:val="FirstParagraph"/>
+      </w:pPr>
+      <w:r>
+        <w:rPr>
+          <w:b/>
+          <w:bCs/>
+        </w:rPr>
+        <w:t xml:space="preserve">What this means.</w:t>
+      </w:r>
+      <w:r>
+        <w:t xml:space="preserve"> </w:t>
+      </w:r>
+      <w:r>
+        <w:t xml:space="preserve">A</w:t>
+      </w:r>
+      <w:r>
+        <w:t xml:space="preserve"> </w:t>
+      </w:r>
+      <w:r>
+        <w:rPr>
+          <w:rStyle w:val="VerbatimChar"/>
+        </w:rPr>
+        <w:t xml:space="preserve">ReadWriteOnce</w:t>
+      </w:r>
+      <w:r>
+        <w:t xml:space="preserve"> </w:t>
+      </w:r>
+      <w:r>
+        <w:t xml:space="preserve">volume can be attached to</w:t>
+      </w:r>
+      <w:r>
+        <w:t xml:space="preserve"> </w:t>
+      </w:r>
+      <w:r>
+        <w:rPr>
+          <w:b/>
+          <w:bCs/>
+        </w:rPr>
+        <w:t xml:space="preserve">one node</w:t>
+      </w:r>
+      <w:r>
+        <w:t xml:space="preserve"> </w:t>
+      </w:r>
+      <w:r>
+        <w:t xml:space="preserve">at a time. The</w:t>
+      </w:r>
+      <w:r>
+        <w:t xml:space="preserve"> </w:t>
+      </w:r>
+      <w:r>
+        <w:rPr>
+          <w:rStyle w:val="VerbatimChar"/>
+        </w:rPr>
+        <w:t xml:space="preserve">attachdetach-controller</w:t>
+      </w:r>
+      <w:r>
+        <w:t xml:space="preserve"> </w:t>
+      </w:r>
+      <w:r>
+        <w:t xml:space="preserve">in</w:t>
+      </w:r>
+      <w:r>
+        <w:t xml:space="preserve"> </w:t>
+      </w:r>
+      <w:r>
+        <w:rPr>
+          <w:rStyle w:val="VerbatimChar"/>
+        </w:rPr>
+        <w:t xml:space="preserve">kube-controller-manager</w:t>
+      </w:r>
+      <w:r>
+        <w:t xml:space="preserve"> </w:t>
+      </w:r>
+      <w:r>
+        <w:t xml:space="preserve">sees an existing</w:t>
+      </w:r>
+      <w:r>
+        <w:t xml:space="preserve"> </w:t>
+      </w:r>
+      <w:r>
+        <w:rPr>
+          <w:rStyle w:val="VerbatimChar"/>
+        </w:rPr>
+        <w:t xml:space="preserve">VolumeAttachment</w:t>
+      </w:r>
+      <w:r>
+        <w:t xml:space="preserve"> </w:t>
+      </w:r>
+      <w:r>
+        <w:t xml:space="preserve">for</w:t>
+      </w:r>
+      <w:r>
+        <w:t xml:space="preserve"> </w:t>
+      </w:r>
+      <w:r>
+        <w:rPr>
+          <w:rStyle w:val="VerbatimChar"/>
+        </w:rPr>
+        <w:t xml:space="preserve">csistate-worker2</w:t>
+      </w:r>
+      <w:r>
+        <w:t xml:space="preserve"> </w:t>
+      </w:r>
+      <w:r>
+        <w:t xml:space="preserve">and refuses to create a second one for</w:t>
+      </w:r>
+      <w:r>
+        <w:t xml:space="preserve"> </w:t>
+      </w:r>
+      <w:r>
+        <w:rPr>
+          <w:rStyle w:val="VerbatimChar"/>
+        </w:rPr>
+        <w:t xml:space="preserve">csistate-worker</w:t>
+      </w:r>
+      <w:r>
+        <w:t xml:space="preserve">. Notice there is still exactly</w:t>
+      </w:r>
+      <w:r>
+        <w:t xml:space="preserve"> </w:t>
+      </w:r>
+      <w:r>
+        <w:rPr>
+          <w:b/>
+          <w:bCs/>
+        </w:rPr>
+        <w:t xml:space="preserve">one</w:t>
+      </w:r>
+      <w:r>
+        <w:t xml:space="preserve"> </w:t>
+      </w:r>
+      <w:r>
+        <w:rPr>
+          <w:rStyle w:val="VerbatimChar"/>
+        </w:rPr>
+        <w:t xml:space="preserve">VolumeAttachment</w:t>
+      </w:r>
+      <w:r>
+        <w:t xml:space="preserve"> </w:t>
+      </w:r>
+      <w:r>
+        <w:t xml:space="preserve">— the conflict is resolved by</w:t>
+      </w:r>
+      <w:r>
+        <w:t xml:space="preserve"> </w:t>
+      </w:r>
+      <w:r>
+        <w:rPr>
+          <w:i/>
+          <w:iCs/>
+        </w:rPr>
+        <w:t xml:space="preserve">not acting</w:t>
+      </w:r>
+      <w:r>
+        <w:t xml:space="preserve">, which is why the Pod waits forever rather than failing.</w:t>
+      </w:r>
+    </w:p>
+    <w:p>
+      <w:pPr>
+        <w:pStyle w:val="BlockText"/>
+      </w:pPr>
+      <w:r>
+        <w:t xml:space="preserve">⚠️</w:t>
+      </w:r>
+      <w:r>
+        <w:t xml:space="preserve"> </w:t>
+      </w:r>
+      <w:r>
+        <w:rPr>
+          <w:b/>
+          <w:bCs/>
+        </w:rPr>
+        <w:t xml:space="preserve">Gotcha — the wording changed, the condition did not.</w:t>
+      </w:r>
+      <w:r>
+        <w:t xml:space="preserve"> </w:t>
+      </w:r>
+      <w:r>
+        <w:t xml:space="preserve">On Kubernetes v1.37 the message is</w:t>
+      </w:r>
+      <w:r>
+        <w:t xml:space="preserve"> </w:t>
+      </w:r>
+      <w:r>
+        <w:rPr>
+          <w:rStyle w:val="VerbatimChar"/>
+        </w:rPr>
+        <w:t xml:space="preserve">Waiting for detach for volume "…" Volume is already used by pod(s) &lt;name&gt;</w:t>
+      </w:r>
+      <w:r>
+        <w:t xml:space="preserve">. Older clusters print</w:t>
+      </w:r>
+      <w:r>
+        <w:t xml:space="preserve"> </w:t>
+      </w:r>
+      <w:r>
+        <w:rPr>
+          <w:rStyle w:val="VerbatimChar"/>
+        </w:rPr>
+        <w:t xml:space="preserve">Multi-Attach error for volume "…" Volume is already exclusively attached to one node and can't be attached to another</w:t>
+      </w:r>
+      <w:r>
+        <w:t xml:space="preserve">. Search runbooks for</w:t>
+      </w:r>
+      <w:r>
+        <w:t xml:space="preserve"> </w:t>
+      </w:r>
+      <w:r>
+        <w:rPr>
+          <w:rStyle w:val="VerbatimChar"/>
+          <w:b/>
+          <w:bCs/>
+        </w:rPr>
+        <w:t xml:space="preserve">FailedAttachVolume</w:t>
+      </w:r>
+      <w:r>
+        <w:t xml:space="preserve">, which is stable, rather than for the phrase "Multi-Attach".</w:t>
+      </w:r>
+    </w:p>
+    <w:p>
+      <w:pPr>
+        <w:pStyle w:val="BlockText"/>
+      </w:pPr>
+      <w:r>
+        <w:t xml:space="preserve">⚠️</w:t>
+      </w:r>
+      <w:r>
+        <w:t xml:space="preserve"> </w:t>
+      </w:r>
+      <w:r>
+        <w:rPr>
+          <w:b/>
+          <w:bCs/>
+        </w:rPr>
+        <w:t xml:space="preserve">Gotcha —</w:t>
+      </w:r>
+      <w:r>
+        <w:rPr>
+          <w:b/>
+          <w:bCs/>
+        </w:rPr>
+        <w:t xml:space="preserve"> </w:t>
+      </w:r>
+      <w:r>
+        <w:rPr>
+          <w:rStyle w:val="VerbatimChar"/>
+          <w:b/>
+          <w:bCs/>
+        </w:rPr>
+        <w:t xml:space="preserve">RWO</w:t>
+      </w:r>
+      <w:r>
+        <w:rPr>
+          <w:b/>
+          <w:bCs/>
+        </w:rPr>
+        <w:t xml:space="preserve"> </w:t>
+      </w:r>
+      <w:r>
+        <w:rPr>
+          <w:b/>
+          <w:bCs/>
+        </w:rPr>
+        <w:t xml:space="preserve">is per</w:t>
+      </w:r>
+      <w:r>
+        <w:rPr>
+          <w:b/>
+          <w:bCs/>
+        </w:rPr>
+        <w:t xml:space="preserve"> </w:t>
+      </w:r>
+      <w:r>
+        <w:rPr>
+          <w:b/>
+          <w:bCs/>
+          <w:i/>
+          <w:iCs/>
+        </w:rPr>
+        <w:t xml:space="preserve">node</w:t>
+      </w:r>
+      <w:r>
+        <w:rPr>
+          <w:b/>
+          <w:bCs/>
+        </w:rPr>
+        <w:t xml:space="preserve">, not per</w:t>
+      </w:r>
+      <w:r>
+        <w:rPr>
+          <w:b/>
+          <w:bCs/>
+        </w:rPr>
+        <w:t xml:space="preserve"> </w:t>
+      </w:r>
+      <w:r>
+        <w:rPr>
+          <w:b/>
+          <w:bCs/>
+          <w:i/>
+          <w:iCs/>
+        </w:rPr>
+        <w:t xml:space="preserve">Pod</w:t>
+      </w:r>
+      <w:r>
+        <w:rPr>
+          <w:b/>
+          <w:bCs/>
+        </w:rPr>
+        <w:t xml:space="preserve">.</w:t>
+      </w:r>
+      <w:r>
+        <w:t xml:space="preserve"> </w:t>
+      </w:r>
+      <w:r>
+        <w:t xml:space="preserve">Two Pods sharing one RWO volume is fine as long as the scheduler puts them on the</w:t>
+      </w:r>
+      <w:r>
+        <w:t xml:space="preserve"> </w:t>
+      </w:r>
+      <w:r>
+        <w:rPr>
+          <w:b/>
+          <w:bCs/>
+        </w:rPr>
+        <w:t xml:space="preserve">same</w:t>
+      </w:r>
+      <w:r>
+        <w:t xml:space="preserve"> </w:t>
+      </w:r>
+      <w:r>
+        <w:t xml:space="preserve">node — which is exactly why this bug hides in development and appears in production, where replicas spread out. The real-world trigger is almost never a hand-written</w:t>
+      </w:r>
+      <w:r>
+        <w:t xml:space="preserve"> </w:t>
+      </w:r>
+      <w:r>
+        <w:rPr>
+          <w:rStyle w:val="VerbatimChar"/>
+        </w:rPr>
+        <w:t xml:space="preserve">nodeName</w:t>
+      </w:r>
+      <w:r>
+        <w:t xml:space="preserve">: it is a</w:t>
+      </w:r>
+      <w:r>
+        <w:t xml:space="preserve"> </w:t>
+      </w:r>
+      <w:r>
+        <w:rPr>
+          <w:rStyle w:val="VerbatimChar"/>
+        </w:rPr>
+        <w:t xml:space="preserve">Deployment</w:t>
+      </w:r>
+      <w:r>
+        <w:t xml:space="preserve"> </w:t>
+      </w:r>
+      <w:r>
+        <w:t xml:space="preserve">with an RWO PVC scaled past one replica, or a rolling update where the new Pod lands elsewhere before the old one is gone. If a workload genuinely needs shared access, it needs</w:t>
+      </w:r>
+      <w:r>
+        <w:t xml:space="preserve"> </w:t>
+      </w:r>
+      <w:r>
+        <w:rPr>
+          <w:rStyle w:val="VerbatimChar"/>
+        </w:rPr>
+        <w:t xml:space="preserve">ReadWriteMany</w:t>
+      </w:r>
+      <w:r>
+        <w:t xml:space="preserve"> </w:t>
+      </w:r>
+      <w:r>
+        <w:t xml:space="preserve">and a driver that supports it — not a retry loop.</w:t>
+      </w:r>
+    </w:p>
+    <w:p>
+      <w:pPr>
+        <w:pStyle w:val="FirstParagraph"/>
+      </w:pPr>
+      <w:r>
+        <w:rPr>
+          <w:b/>
+          <w:bCs/>
+        </w:rPr>
+        <w:t xml:space="preserve">3. Free the volume and watch the attachment move:</w:t>
+      </w:r>
+    </w:p>
+    <w:p>
+      <w:pPr>
+        <w:pStyle w:val="SourceCode"/>
+      </w:pPr>
+      <w:r>
+        <w:rPr>
+          <w:rStyle w:val="ExtensionTok"/>
+        </w:rPr>
+        <w:t xml:space="preserve">kubectl</w:t>
+      </w:r>
+      <w:r>
+        <w:rPr>
+          <w:rStyle w:val="NormalTok"/>
+        </w:rPr>
+        <w:t xml:space="preserve"> scale statefulset shop-db </w:t>
+      </w:r>
+      <w:r>
+        <w:rPr>
+          <w:rStyle w:val="AttributeTok"/>
+        </w:rPr>
+        <w:t xml:space="preserve">--replicas</w:t>
+      </w:r>
+      <w:r>
+        <w:rPr>
+          <w:rStyle w:val="OperatorTok"/>
+        </w:rPr>
+        <w:t xml:space="preserve">=</w:t>
+      </w:r>
+      <w:r>
+        <w:rPr>
+          <w:rStyle w:val="NormalTok"/>
+        </w:rPr>
+        <w:t xml:space="preserve">0</w:t>
+      </w:r>
+    </w:p>
+    <w:p>
+      <w:pPr>
+        <w:pStyle w:val="SourceCode"/>
+      </w:pPr>
+      <w:r>
+        <w:rPr>
+          <w:rStyle w:val="VerbatimChar"/>
+        </w:rPr>
+        <w:t xml:space="preserve">$ kubectl get volumeattachment -o custom-columns=NODE:.spec.nodeName,ATTACHED:.status.attached</w:t>
+      </w:r>
+      <w:r>
+        <w:br/>
+      </w:r>
+      <w:r>
+        <w:rPr>
+          <w:rStyle w:val="VerbatimChar"/>
+        </w:rPr>
+        <w:t xml:space="preserve">NODE              ATTACHED</w:t>
+      </w:r>
+      <w:r>
+        <w:br/>
+      </w:r>
+      <w:r>
+        <w:rPr>
+          <w:rStyle w:val="VerbatimChar"/>
+        </w:rPr>
+        <w:t xml:space="preserve">csistate-worker   true</w:t>
+      </w:r>
+    </w:p>
+    <w:p>
+      <w:pPr>
+        <w:pStyle w:val="FirstParagraph"/>
+      </w:pPr>
+      <w:r>
+        <w:t xml:space="preserve">The attach succeeded on the new node — proving the earlier refusal really was only about the prior attachment. But the Pod</w:t>
+      </w:r>
+      <w:r>
+        <w:t xml:space="preserve"> </w:t>
+      </w:r>
+      <w:r>
+        <w:rPr>
+          <w:i/>
+          <w:iCs/>
+        </w:rPr>
+        <w:t xml:space="preserve">still</w:t>
+      </w:r>
+      <w:r>
+        <w:t xml:space="preserve"> </w:t>
+      </w:r>
+      <w:r>
+        <w:t xml:space="preserve">will not start, and the reason is now different:</w:t>
+      </w:r>
+    </w:p>
+    <w:p>
+      <w:pPr>
+        <w:pStyle w:val="SourceCode"/>
+      </w:pPr>
+      <w:r>
+        <w:rPr>
+          <w:rStyle w:val="VerbatimChar"/>
+        </w:rPr>
+        <w:t xml:space="preserve">$ kubectl describe pod report-runner | sed -n '/Events/,$p'</w:t>
+      </w:r>
+      <w:r>
+        <w:br/>
+      </w:r>
+      <w:r>
+        <w:rPr>
+          <w:rStyle w:val="VerbatimChar"/>
+        </w:rPr>
+        <w:t xml:space="preserve">Warning  FailedAttachVolume      106s              attachdetach-controller  Waiting for detach for volume …</w:t>
+      </w:r>
+      <w:r>
+        <w:br/>
+      </w:r>
+      <w:r>
+        <w:rPr>
+          <w:rStyle w:val="VerbatimChar"/>
+        </w:rPr>
+        <w:t xml:space="preserve">Normal   SuccessfulAttachVolume  22s               attachdetach-controller  AttachVolume.Attach succeeded …</w:t>
+      </w:r>
+      <w:r>
+        <w:br/>
+      </w:r>
+      <w:r>
+        <w:rPr>
+          <w:rStyle w:val="VerbatimChar"/>
+        </w:rPr>
+        <w:t xml:space="preserve">Warning  FailedMount             6s (x6 over 22s)  kubelet                  MountVolume.NodeAffinity check</w:t>
+      </w:r>
+      <w:r>
+        <w:br/>
+      </w:r>
+      <w:r>
+        <w:rPr>
+          <w:rStyle w:val="VerbatimChar"/>
+        </w:rPr>
+        <w:t xml:space="preserve">  failed for volume "pvc-f833ee26-…" : no matching NodeSelectorTerms</w:t>
+      </w:r>
+    </w:p>
+    <w:p>
+      <w:pPr>
+        <w:pStyle w:val="FirstParagraph"/>
+      </w:pPr>
+      <w:r>
+        <w:rPr>
+          <w:b/>
+          <w:bCs/>
+        </w:rPr>
+        <w:t xml:space="preserve">4. This is the fourth failure pattern — a node-affinity-pinned volume:</w:t>
+      </w:r>
+    </w:p>
+    <w:p>
+      <w:pPr>
+        <w:pStyle w:val="SourceCode"/>
+      </w:pPr>
+      <w:r>
+        <w:rPr>
+          <w:rStyle w:val="VerbatimChar"/>
+        </w:rPr>
+        <w:t xml:space="preserve">$ kubectl get pv -o jsonpath='{.items[0].spec.nodeAffinity}'</w:t>
+      </w:r>
+      <w:r>
+        <w:br/>
+      </w:r>
+      <w:r>
+        <w:rPr>
+          <w:rStyle w:val="VerbatimChar"/>
+        </w:rPr>
+        <w:t xml:space="preserve">{"required":{"nodeSelectorTerms":[{"matchExpressions":[{"key":"topology.hostpath.csi/node",</w:t>
+      </w:r>
+      <w:r>
+        <w:br/>
+      </w:r>
+      <w:r>
+        <w:rPr>
+          <w:rStyle w:val="VerbatimChar"/>
+        </w:rPr>
+        <w:t xml:space="preserve"> "operator":"In","values":["csistate-worker2"]}]}]}}</w:t>
+      </w:r>
+      <w:r>
+        <w:br/>
+      </w:r>
+      <w:r>
+        <w:br/>
+      </w:r>
+      <w:r>
+        <w:rPr>
+          <w:rStyle w:val="VerbatimChar"/>
+        </w:rPr>
+        <w:t xml:space="preserve">$ kubectl get csinode -o custom-columns=NODE:.metadata.name,DRIVERS:.spec.drivers[*].name,TOPOLOGY:.spec.drivers[*].topologyKeys</w:t>
+      </w:r>
+      <w:r>
+        <w:br/>
+      </w:r>
+      <w:r>
+        <w:rPr>
+          <w:rStyle w:val="VerbatimChar"/>
+        </w:rPr>
+        <w:t xml:space="preserve">NODE                     DRIVERS               TOPOLOGY</w:t>
+      </w:r>
+      <w:r>
+        <w:br/>
+      </w:r>
+      <w:r>
+        <w:rPr>
+          <w:rStyle w:val="VerbatimChar"/>
+        </w:rPr>
+        <w:t xml:space="preserve">csistate-control-plane   &lt;none&gt;                &lt;none&gt;</w:t>
+      </w:r>
+      <w:r>
+        <w:br/>
+      </w:r>
+      <w:r>
+        <w:rPr>
+          <w:rStyle w:val="VerbatimChar"/>
+        </w:rPr>
+        <w:t xml:space="preserve">csistate-worker          &lt;none&gt;                &lt;none&gt;</w:t>
+      </w:r>
+      <w:r>
+        <w:br/>
+      </w:r>
+      <w:r>
+        <w:rPr>
+          <w:rStyle w:val="VerbatimChar"/>
+        </w:rPr>
+        <w:t xml:space="preserve">csistate-worker2         hostpath.csi.k8s.io   [topology.hostpath.csi/node]</w:t>
+      </w:r>
+    </w:p>
+    <w:p>
+      <w:pPr>
+        <w:pStyle w:val="FirstParagraph"/>
+      </w:pPr>
+      <w:r>
+        <w:t xml:space="preserve">The volume is</w:t>
+      </w:r>
+      <w:r>
+        <w:t xml:space="preserve"> </w:t>
+      </w:r>
+      <w:r>
+        <w:rPr>
+          <w:b/>
+          <w:bCs/>
+        </w:rPr>
+        <w:t xml:space="preserve">physically on</w:t>
+      </w:r>
+      <w:r>
+        <w:rPr>
+          <w:b/>
+          <w:bCs/>
+        </w:rPr>
+        <w:t xml:space="preserve"> </w:t>
+      </w:r>
+      <w:r>
+        <w:rPr>
+          <w:rStyle w:val="VerbatimChar"/>
+          <w:b/>
+          <w:bCs/>
+        </w:rPr>
+        <w:t xml:space="preserve">csistate-worker2</w:t>
+      </w:r>
+      <w:r>
+        <w:t xml:space="preserve">, so the provisioner wrote</w:t>
+      </w:r>
+      <w:r>
+        <w:t xml:space="preserve"> </w:t>
+      </w:r>
+      <w:r>
+        <w:rPr>
+          <w:rStyle w:val="VerbatimChar"/>
+        </w:rPr>
+        <w:t xml:space="preserve">nodeAffinity</w:t>
+      </w:r>
+      <w:r>
+        <w:t xml:space="preserve"> </w:t>
+      </w:r>
+      <w:r>
+        <w:t xml:space="preserve">into the PV.</w:t>
+      </w:r>
+      <w:r>
+        <w:t xml:space="preserve"> </w:t>
+      </w:r>
+      <w:r>
+        <w:rPr>
+          <w:rStyle w:val="VerbatimChar"/>
+        </w:rPr>
+        <w:t xml:space="preserve">kubectl</w:t>
+      </w:r>
+      <w:r>
+        <w:t xml:space="preserve"> </w:t>
+      </w:r>
+      <w:r>
+        <w:t xml:space="preserve">let the attach happen, then kubelet refused the mount. Fix it by scheduling the consumer where the data is:</w:t>
+      </w:r>
+    </w:p>
+    <w:p>
+      <w:pPr>
+        <w:pStyle w:val="SourceCode"/>
+      </w:pPr>
+      <w:r>
+        <w:rPr>
+          <w:rStyle w:val="ExtensionTok"/>
+        </w:rPr>
+        <w:t xml:space="preserve">kubectl</w:t>
+      </w:r>
+      <w:r>
+        <w:rPr>
+          <w:rStyle w:val="NormalTok"/>
+        </w:rPr>
+        <w:t xml:space="preserve"> delete pod report-runner</w:t>
+      </w:r>
+      <w:r>
+        <w:br/>
+      </w:r>
+      <w:r>
+        <w:rPr>
+          <w:rStyle w:val="CommentTok"/>
+        </w:rPr>
+        <w:t xml:space="preserve"># re-create with nodeName: csistate-worker2</w:t>
+      </w:r>
+      <w:r>
+        <w:br/>
+      </w:r>
+      <w:r>
+        <w:rPr>
+          <w:rStyle w:val="ExtensionTok"/>
+        </w:rPr>
+        <w:t xml:space="preserve">kubectl</w:t>
+      </w:r>
+      <w:r>
+        <w:rPr>
+          <w:rStyle w:val="NormalTok"/>
+        </w:rPr>
+        <w:t xml:space="preserve"> exec report-runner </w:t>
+      </w:r>
+      <w:r>
+        <w:rPr>
+          <w:rStyle w:val="AttributeTok"/>
+        </w:rPr>
+        <w:t xml:space="preserve">--</w:t>
+      </w:r>
+      <w:r>
+        <w:rPr>
+          <w:rStyle w:val="NormalTok"/>
+        </w:rPr>
+        <w:t xml:space="preserve"> cat /data/message</w:t>
+      </w:r>
+    </w:p>
+    <w:p>
+      <w:pPr>
+        <w:pStyle w:val="SourceCode"/>
+      </w:pPr>
+      <w:r>
+        <w:rPr>
+          <w:rStyle w:val="VerbatimChar"/>
+        </w:rPr>
+        <w:t xml:space="preserve">important-data-v1</w:t>
+      </w:r>
+    </w:p>
+    <w:p>
+      <w:pPr>
+        <w:pStyle w:val="FirstParagraph"/>
+      </w:pPr>
+      <w:r>
+        <w:rPr>
+          <w:b/>
+          <w:bCs/>
+        </w:rPr>
+        <w:t xml:space="preserve">What this means.</w:t>
+      </w:r>
+      <w:r>
+        <w:t xml:space="preserve"> </w:t>
+      </w:r>
+      <w:r>
+        <w:t xml:space="preserve">Two distinct controls stopped you, in order: the</w:t>
+      </w:r>
+      <w:r>
+        <w:t xml:space="preserve"> </w:t>
+      </w:r>
+      <w:r>
+        <w:rPr>
+          <w:b/>
+          <w:bCs/>
+        </w:rPr>
+        <w:t xml:space="preserve">attach-detach controller</w:t>
+      </w:r>
+      <w:r>
+        <w:t xml:space="preserve"> </w:t>
+      </w:r>
+      <w:r>
+        <w:t xml:space="preserve">(one node per RWO volume) and then</w:t>
+      </w:r>
+      <w:r>
+        <w:t xml:space="preserve"> </w:t>
+      </w:r>
+      <w:r>
+        <w:rPr>
+          <w:b/>
+          <w:bCs/>
+        </w:rPr>
+        <w:t xml:space="preserve">kubelet's node-affinity check</w:t>
+      </w:r>
+      <w:r>
+        <w:t xml:space="preserve"> </w:t>
+      </w:r>
+      <w:r>
+        <w:t xml:space="preserve">(this volume only exists on one node). Read the</w:t>
+      </w:r>
+      <w:r>
+        <w:t xml:space="preserve"> </w:t>
+      </w:r>
+      <w:r>
+        <w:rPr>
+          <w:rStyle w:val="VerbatimChar"/>
+        </w:rPr>
+        <w:t xml:space="preserve">From</w:t>
+      </w:r>
+      <w:r>
+        <w:t xml:space="preserve"> </w:t>
+      </w:r>
+      <w:r>
+        <w:t xml:space="preserve">column —</w:t>
+      </w:r>
+      <w:r>
+        <w:t xml:space="preserve"> </w:t>
+      </w:r>
+      <w:r>
+        <w:rPr>
+          <w:rStyle w:val="VerbatimChar"/>
+        </w:rPr>
+        <w:t xml:space="preserve">attachdetach-controller</w:t>
+      </w:r>
+      <w:r>
+        <w:t xml:space="preserve"> </w:t>
+      </w:r>
+      <w:r>
+        <w:t xml:space="preserve">versus</w:t>
+      </w:r>
+      <w:r>
+        <w:t xml:space="preserve"> </w:t>
+      </w:r>
+      <w:r>
+        <w:rPr>
+          <w:rStyle w:val="VerbatimChar"/>
+        </w:rPr>
+        <w:t xml:space="preserve">kubelet</w:t>
+      </w:r>
+      <w:r>
+        <w:t xml:space="preserve"> </w:t>
+      </w:r>
+      <w:r>
+        <w:t xml:space="preserve">— to know which one you are fighting. A</w:t>
+      </w:r>
+      <w:r>
+        <w:t xml:space="preserve"> </w:t>
+      </w:r>
+      <w:r>
+        <w:rPr>
+          <w:rStyle w:val="VerbatimChar"/>
+        </w:rPr>
+        <w:t xml:space="preserve">FailedMount</w:t>
+      </w:r>
+      <w:r>
+        <w:t xml:space="preserve"> </w:t>
+      </w:r>
+      <w:r>
+        <w:t xml:space="preserve">with</w:t>
+      </w:r>
+      <w:r>
+        <w:t xml:space="preserve"> </w:t>
+      </w:r>
+      <w:r>
+        <w:rPr>
+          <w:rStyle w:val="VerbatimChar"/>
+        </w:rPr>
+        <w:t xml:space="preserve">NodeAffinity</w:t>
+      </w:r>
+      <w:r>
+        <w:t xml:space="preserve"> </w:t>
+      </w:r>
+      <w:r>
+        <w:t xml:space="preserve">is never fixed by waiting; the Pod must move.</w:t>
+      </w:r>
+    </w:p>
+    <w:p>
+      <w:pPr>
+        <w:pStyle w:val="BlockText"/>
+      </w:pPr>
+      <w:r>
+        <w:rPr>
+          <w:b/>
+          <w:bCs/>
+        </w:rPr>
+        <w:t xml:space="preserve">Nutanix note.</w:t>
+      </w:r>
+      <w:r>
+        <w:t xml:space="preserve"> </w:t>
+      </w:r>
+      <w:r>
+        <w:t xml:space="preserve">On a Nutanix cluster, Nutanix Volumes are reachable from any node, so a PV normally carries</w:t>
+      </w:r>
+      <w:r>
+        <w:t xml:space="preserve"> </w:t>
+      </w:r>
+      <w:r>
+        <w:rPr>
+          <w:b/>
+          <w:bCs/>
+        </w:rPr>
+        <w:t xml:space="preserve">no</w:t>
+      </w:r>
+      <w:r>
+        <w:t xml:space="preserve"> </w:t>
+      </w:r>
+      <w:r>
+        <w:rPr>
+          <w:rStyle w:val="VerbatimChar"/>
+        </w:rPr>
+        <w:t xml:space="preserve">nodeAffinity</w:t>
+      </w:r>
+      <w:r>
+        <w:t xml:space="preserve"> </w:t>
+      </w:r>
+      <w:r>
+        <w:t xml:space="preserve">and this second failure does not occur — a detached RWO volume will attach and mount anywhere. The multi-attach conflict in part 2 is identical, because it is enforced by</w:t>
+      </w:r>
+      <w:r>
+        <w:t xml:space="preserve"> </w:t>
+      </w:r>
+      <w:r>
+        <w:rPr>
+          <w:rStyle w:val="VerbatimChar"/>
+        </w:rPr>
+        <w:t xml:space="preserve">kube-controller-manager</w:t>
+      </w:r>
+      <w:r>
+        <w:t xml:space="preserve"> </w:t>
+      </w:r>
+      <w:r>
+        <w:t xml:space="preserve">and not by the driver. Where topology</w:t>
+      </w:r>
+      <w:r>
+        <w:t xml:space="preserve"> </w:t>
+      </w:r>
+      <w:r>
+        <w:rPr>
+          <w:i/>
+          <w:iCs/>
+        </w:rPr>
+        <w:t xml:space="preserve">does</w:t>
+      </w:r>
+      <w:r>
+        <w:t xml:space="preserve"> </w:t>
+      </w:r>
+      <w:r>
+        <w:t xml:space="preserve">bite on Nutanix is across</w:t>
+      </w:r>
+      <w:r>
+        <w:t xml:space="preserve"> </w:t>
+      </w:r>
+      <w:r>
+        <w:rPr>
+          <w:b/>
+          <w:bCs/>
+        </w:rPr>
+        <w:t xml:space="preserve">availability domains or rack-aware storage containers</w:t>
+      </w:r>
+      <w:r>
+        <w:t xml:space="preserve">; the diagnostic is the same pair of commands — the PV's</w:t>
+      </w:r>
+      <w:r>
+        <w:t xml:space="preserve"> </w:t>
+      </w:r>
+      <w:r>
+        <w:rPr>
+          <w:rStyle w:val="VerbatimChar"/>
+        </w:rPr>
+        <w:t xml:space="preserve">nodeAffinity</w:t>
+      </w:r>
+      <w:r>
+        <w:t xml:space="preserve"> </w:t>
+      </w:r>
+      <w:r>
+        <w:t xml:space="preserve">and the</w:t>
+      </w:r>
+      <w:r>
+        <w:t xml:space="preserve"> </w:t>
+      </w:r>
+      <w:r>
+        <w:rPr>
+          <w:rStyle w:val="VerbatimChar"/>
+        </w:rPr>
+        <w:t xml:space="preserve">CSINode</w:t>
+      </w:r>
+      <w:r>
+        <w:t xml:space="preserve"> </w:t>
+      </w:r>
+      <w:r>
+        <w:t xml:space="preserve">topology keys.</w:t>
+      </w:r>
+    </w:p>
+    <w:p>
+      <w:r>
+        <w:pict>
+          <v:rect style="width:0;height:1.5pt" o:hralign="center" o:hrstd="t" o:hr="t"/>
+        </w:pict>
+      </w:r>
+    </w:p>
+    <w:bookmarkEnd w:id="37"/>
+    <w:bookmarkStart w:id="38" w:name="Xf5af6d33e3ffc2fe594a31ed4ba4a276cbea622"/>
+    <w:p>
+      <w:pPr>
+        <w:pStyle w:val="Heading2"/>
+      </w:pPr>
+      <w:r>
+        <w:t xml:space="preserve">Step 7 — PVC lifecycle: a finalizer that holds a deletion, and cloning</w:t>
+      </w:r>
+    </w:p>
+    <w:p>
+      <w:pPr>
+        <w:pStyle w:val="FirstParagraph"/>
+      </w:pPr>
+      <w:r>
+        <w:rPr>
+          <w:b/>
+          <w:bCs/>
+        </w:rPr>
+        <w:t xml:space="preserve">Goal:</w:t>
+      </w:r>
+      <w:r>
+        <w:t xml:space="preserve"> </w:t>
+      </w:r>
+      <w:r>
+        <w:t xml:space="preserve">see why a PVC you deleted is still there, and copy a volume without going through a snapshot.</w:t>
+      </w:r>
+    </w:p>
+    <w:p>
+      <w:pPr>
+        <w:pStyle w:val="BodyText"/>
+      </w:pPr>
+      <w:r>
+        <w:rPr>
+          <w:b/>
+          <w:bCs/>
+        </w:rPr>
+        <w:t xml:space="preserve">1. Delete a PVC that a running Pod still uses:</w:t>
+      </w:r>
+    </w:p>
+    <w:p>
+      <w:pPr>
+        <w:pStyle w:val="SourceCode"/>
+      </w:pPr>
+      <w:r>
+        <w:rPr>
+          <w:rStyle w:val="ExtensionTok"/>
+        </w:rPr>
+        <w:t xml:space="preserve">kubectl</w:t>
+      </w:r>
+      <w:r>
+        <w:rPr>
+          <w:rStyle w:val="NormalTok"/>
+        </w:rPr>
+        <w:t xml:space="preserve"> delete pvc data-shop-db-0 </w:t>
+      </w:r>
+      <w:r>
+        <w:rPr>
+          <w:rStyle w:val="AttributeTok"/>
+        </w:rPr>
+        <w:t xml:space="preserve">--wait</w:t>
+      </w:r>
+      <w:r>
+        <w:rPr>
+          <w:rStyle w:val="OperatorTok"/>
+        </w:rPr>
+        <w:t xml:space="preserve">=</w:t>
+      </w:r>
+      <w:r>
+        <w:rPr>
+          <w:rStyle w:val="NormalTok"/>
+        </w:rPr>
+        <w:t xml:space="preserve">false</w:t>
+      </w:r>
+      <w:r>
+        <w:br/>
+      </w:r>
+      <w:r>
+        <w:rPr>
+          <w:rStyle w:val="ExtensionTok"/>
+        </w:rPr>
+        <w:t xml:space="preserve">kubectl</w:t>
+      </w:r>
+      <w:r>
+        <w:rPr>
+          <w:rStyle w:val="NormalTok"/>
+        </w:rPr>
+        <w:t xml:space="preserve"> get pvc data-shop-db-0</w:t>
+      </w:r>
+    </w:p>
+    <w:p>
+      <w:pPr>
+        <w:pStyle w:val="SourceCode"/>
+      </w:pPr>
+      <w:r>
+        <w:rPr>
+          <w:rStyle w:val="VerbatimChar"/>
+        </w:rPr>
+        <w:t xml:space="preserve">persistentvolumeclaim "data-shop-db-0" deleted from default namespace</w:t>
+      </w:r>
+      <w:r>
+        <w:br/>
+      </w:r>
+      <w:r>
+        <w:br/>
+      </w:r>
+      <w:r>
+        <w:rPr>
+          <w:rStyle w:val="VerbatimChar"/>
+        </w:rPr>
+        <w:t xml:space="preserve">NAME             STATUS        VOLUME           CAPACITY   ACCESS MODES   STORAGECLASS      AGE</w:t>
+      </w:r>
+      <w:r>
+        <w:br/>
+      </w:r>
+      <w:r>
+        <w:rPr>
+          <w:rStyle w:val="VerbatimChar"/>
+        </w:rPr>
+        <w:t xml:space="preserve">data-shop-db-0   Terminating   pvc-f833ee26-…   3Gi        RWO            csi-hostpath-sc   3m31s</w:t>
+      </w:r>
+    </w:p>
+    <w:p>
+      <w:pPr>
+        <w:pStyle w:val="FirstParagraph"/>
+      </w:pPr>
+      <w:r>
+        <w:rPr>
+          <w:b/>
+          <w:bCs/>
+        </w:rPr>
+        <w:t xml:space="preserve">2. The object is marked for deletion but held by a finalizer:</w:t>
+      </w:r>
+    </w:p>
+    <w:p>
+      <w:pPr>
+        <w:pStyle w:val="SourceCode"/>
+      </w:pPr>
+      <w:r>
+        <w:rPr>
+          <w:rStyle w:val="VerbatimChar"/>
+        </w:rPr>
+        <w:t xml:space="preserve">$ kubectl get pvc data-shop-db-0 -o jsonpath='{.metadata.finalizers}'</w:t>
+      </w:r>
+      <w:r>
+        <w:br/>
+      </w:r>
+      <w:r>
+        <w:rPr>
+          <w:rStyle w:val="VerbatimChar"/>
+        </w:rPr>
+        <w:t xml:space="preserve">["kubernetes.io/pvc-protection"]</w:t>
+      </w:r>
+      <w:r>
+        <w:br/>
+      </w:r>
+      <w:r>
+        <w:br/>
+      </w:r>
+      <w:r>
+        <w:rPr>
+          <w:rStyle w:val="VerbatimChar"/>
+        </w:rPr>
+        <w:t xml:space="preserve">$ kubectl get pvc data-shop-db-0 -o jsonpath='{.metadata.deletionTimestamp}'</w:t>
+      </w:r>
+      <w:r>
+        <w:br/>
+      </w:r>
+      <w:r>
+        <w:rPr>
+          <w:rStyle w:val="VerbatimChar"/>
+        </w:rPr>
+        <w:t xml:space="preserve">2026-09-27T05:44:02Z</w:t>
+      </w:r>
+    </w:p>
+    <w:p>
+      <w:pPr>
+        <w:pStyle w:val="FirstParagraph"/>
+      </w:pPr>
+      <w:r>
+        <w:t xml:space="preserve">A minute later nothing has changed, and the volume is still serving reads:</w:t>
+      </w:r>
+    </w:p>
+    <w:p>
+      <w:pPr>
+        <w:pStyle w:val="SourceCode"/>
+      </w:pPr>
+      <w:r>
+        <w:rPr>
+          <w:rStyle w:val="VerbatimChar"/>
+        </w:rPr>
+        <w:t xml:space="preserve">data-shop-db-0   Terminating   pvc-f833ee26-…   3Gi   RWO   csi-hostpath-sc   4m26s</w:t>
+      </w:r>
+      <w:r>
+        <w:br/>
+      </w:r>
+      <w:r>
+        <w:br/>
+      </w:r>
+      <w:r>
+        <w:rPr>
+          <w:rStyle w:val="VerbatimChar"/>
+        </w:rPr>
+        <w:t xml:space="preserve">$ kubectl exec report-runner -- cat /data/message</w:t>
+      </w:r>
+      <w:r>
+        <w:br/>
+      </w:r>
+      <w:r>
+        <w:rPr>
+          <w:rStyle w:val="VerbatimChar"/>
+        </w:rPr>
+        <w:t xml:space="preserve">important-data-v1</w:t>
+      </w:r>
+    </w:p>
+    <w:p>
+      <w:pPr>
+        <w:pStyle w:val="FirstParagraph"/>
+      </w:pPr>
+      <w:r>
+        <w:rPr>
+          <w:b/>
+          <w:bCs/>
+        </w:rPr>
+        <w:t xml:space="preserve">3. Remove the consumer and the deletion completes by itself:</w:t>
+      </w:r>
+    </w:p>
+    <w:p>
+      <w:pPr>
+        <w:pStyle w:val="SourceCode"/>
+      </w:pPr>
+      <w:r>
+        <w:rPr>
+          <w:rStyle w:val="ExtensionTok"/>
+        </w:rPr>
+        <w:t xml:space="preserve">kubectl</w:t>
+      </w:r>
+      <w:r>
+        <w:rPr>
+          <w:rStyle w:val="NormalTok"/>
+        </w:rPr>
+        <w:t xml:space="preserve"> delete pod report-runner</w:t>
+      </w:r>
+      <w:r>
+        <w:br/>
+      </w:r>
+      <w:r>
+        <w:rPr>
+          <w:rStyle w:val="ExtensionTok"/>
+        </w:rPr>
+        <w:t xml:space="preserve">kubectl</w:t>
+      </w:r>
+      <w:r>
+        <w:rPr>
+          <w:rStyle w:val="NormalTok"/>
+        </w:rPr>
+        <w:t xml:space="preserve"> get pvc data-shop-db-0</w:t>
+      </w:r>
+      <w:r>
+        <w:br/>
+      </w:r>
+      <w:r>
+        <w:rPr>
+          <w:rStyle w:val="ExtensionTok"/>
+        </w:rPr>
+        <w:t xml:space="preserve">kubectl</w:t>
+      </w:r>
+      <w:r>
+        <w:rPr>
+          <w:rStyle w:val="NormalTok"/>
+        </w:rPr>
+        <w:t xml:space="preserve"> get pv</w:t>
+      </w:r>
+    </w:p>
+    <w:p>
+      <w:pPr>
+        <w:pStyle w:val="SourceCode"/>
+      </w:pPr>
+      <w:r>
+        <w:rPr>
+          <w:rStyle w:val="VerbatimChar"/>
+        </w:rPr>
+        <w:t xml:space="preserve">Error from server (NotFound): persistentvolumeclaims "data-shop-db-0" not found</w:t>
+      </w:r>
+      <w:r>
+        <w:br/>
+      </w:r>
+      <w:r>
+        <w:br/>
+      </w:r>
+      <w:r>
+        <w:rPr>
+          <w:rStyle w:val="VerbatimChar"/>
+        </w:rPr>
+        <w:t xml:space="preserve">NAME                                       STATUS   CLAIM</w:t>
+      </w:r>
+      <w:r>
+        <w:br/>
+      </w:r>
+      <w:r>
+        <w:rPr>
+          <w:rStyle w:val="VerbatimChar"/>
+        </w:rPr>
+        <w:t xml:space="preserve">pvc-f17b29aa-b1e9-471f-b9d3-079f2294f2b7   Bound    locked-pvc</w:t>
+      </w:r>
+    </w:p>
+    <w:p>
+      <w:pPr>
+        <w:pStyle w:val="FirstParagraph"/>
+      </w:pPr>
+      <w:r>
+        <w:t xml:space="preserve">The PVC went, and because the StorageClass used</w:t>
+      </w:r>
+      <w:r>
+        <w:t xml:space="preserve"> </w:t>
+      </w:r>
+      <w:r>
+        <w:rPr>
+          <w:rStyle w:val="VerbatimChar"/>
+        </w:rPr>
+        <w:t xml:space="preserve">reclaimPolicy: Delete</w:t>
+      </w:r>
+      <w:r>
+        <w:t xml:space="preserve">,</w:t>
+      </w:r>
+      <w:r>
+        <w:t xml:space="preserve"> </w:t>
+      </w:r>
+      <w:r>
+        <w:rPr>
+          <w:b/>
+          <w:bCs/>
+        </w:rPr>
+        <w:t xml:space="preserve">the PV and the data went with it</w:t>
+      </w:r>
+      <w:r>
+        <w:t xml:space="preserve">.</w:t>
+      </w:r>
+    </w:p>
+    <w:p>
+      <w:pPr>
+        <w:pStyle w:val="BodyText"/>
+      </w:pPr>
+      <w:r>
+        <w:rPr>
+          <w:b/>
+          <w:bCs/>
+        </w:rPr>
+        <w:t xml:space="preserve">What this means.</w:t>
+      </w:r>
+      <w:r>
+        <w:t xml:space="preserve"> </w:t>
+      </w:r>
+      <w:r>
+        <w:rPr>
+          <w:rStyle w:val="VerbatimChar"/>
+        </w:rPr>
+        <w:t xml:space="preserve">kubernetes.io/pvc-protection</w:t>
+      </w:r>
+      <w:r>
+        <w:t xml:space="preserve"> </w:t>
+      </w:r>
+      <w:r>
+        <w:t xml:space="preserve">is deliberate protection, not a bug: it stops you destroying storage that something is still mounting.</w:t>
+      </w:r>
+      <w:r>
+        <w:t xml:space="preserve"> </w:t>
+      </w:r>
+      <w:r>
+        <w:rPr>
+          <w:rStyle w:val="VerbatimChar"/>
+        </w:rPr>
+        <w:t xml:space="preserve">Terminating</w:t>
+      </w:r>
+      <w:r>
+        <w:t xml:space="preserve"> </w:t>
+      </w:r>
+      <w:r>
+        <w:t xml:space="preserve">plus a</w:t>
+      </w:r>
+      <w:r>
+        <w:t xml:space="preserve"> </w:t>
+      </w:r>
+      <w:r>
+        <w:rPr>
+          <w:rStyle w:val="VerbatimChar"/>
+        </w:rPr>
+        <w:t xml:space="preserve">deletionTimestamp</w:t>
+      </w:r>
+      <w:r>
+        <w:t xml:space="preserve"> </w:t>
+      </w:r>
+      <w:r>
+        <w:t xml:space="preserve">plus a finalizer means</w:t>
+      </w:r>
+      <w:r>
+        <w:t xml:space="preserve"> </w:t>
+      </w:r>
+      <w:r>
+        <w:rPr>
+          <w:i/>
+          <w:iCs/>
+        </w:rPr>
+        <w:t xml:space="preserve">"waiting for a precondition"</w:t>
+      </w:r>
+      <w:r>
+        <w:t xml:space="preserve"> </w:t>
+      </w:r>
+      <w:r>
+        <w:t xml:space="preserve">— find the holder, don't force it.</w:t>
+      </w:r>
+    </w:p>
+    <w:p>
+      <w:pPr>
+        <w:pStyle w:val="BlockText"/>
+      </w:pPr>
+      <w:r>
+        <w:t xml:space="preserve">🚨</w:t>
+      </w:r>
+      <w:r>
+        <w:t xml:space="preserve"> </w:t>
+      </w:r>
+      <w:r>
+        <w:rPr>
+          <w:b/>
+          <w:bCs/>
+        </w:rPr>
+        <w:t xml:space="preserve">Gotcha — never</w:t>
+      </w:r>
+      <w:r>
+        <w:rPr>
+          <w:b/>
+          <w:bCs/>
+        </w:rPr>
+        <w:t xml:space="preserve"> </w:t>
+      </w:r>
+      <w:r>
+        <w:rPr>
+          <w:rStyle w:val="VerbatimChar"/>
+          <w:b/>
+          <w:bCs/>
+        </w:rPr>
+        <w:t xml:space="preserve">kubectl patch</w:t>
+      </w:r>
+      <w:r>
+        <w:rPr>
+          <w:b/>
+          <w:bCs/>
+        </w:rPr>
+        <w:t xml:space="preserve"> </w:t>
+      </w:r>
+      <w:r>
+        <w:rPr>
+          <w:b/>
+          <w:bCs/>
+        </w:rPr>
+        <w:t xml:space="preserve">a</w:t>
+      </w:r>
+      <w:r>
+        <w:rPr>
+          <w:b/>
+          <w:bCs/>
+        </w:rPr>
+        <w:t xml:space="preserve"> </w:t>
+      </w:r>
+      <w:r>
+        <w:rPr>
+          <w:rStyle w:val="VerbatimChar"/>
+          <w:b/>
+          <w:bCs/>
+        </w:rPr>
+        <w:t xml:space="preserve">pvc-protection</w:t>
+      </w:r>
+      <w:r>
+        <w:rPr>
+          <w:b/>
+          <w:bCs/>
+        </w:rPr>
+        <w:t xml:space="preserve"> </w:t>
+      </w:r>
+      <w:r>
+        <w:rPr>
+          <w:b/>
+          <w:bCs/>
+        </w:rPr>
+        <w:t xml:space="preserve">finalizer away to "unstick" it.</w:t>
+      </w:r>
+      <w:r>
+        <w:t xml:space="preserve"> </w:t>
+      </w:r>
+      <w:r>
+        <w:t xml:space="preserve">Stripping the finalizer deletes the PVC while a Pod still has the volume mounted; with</w:t>
+      </w:r>
+      <w:r>
+        <w:t xml:space="preserve"> </w:t>
+      </w:r>
+      <w:r>
+        <w:rPr>
+          <w:rStyle w:val="VerbatimChar"/>
+        </w:rPr>
+        <w:t xml:space="preserve">reclaimPolicy: Delete</w:t>
+      </w:r>
+      <w:r>
+        <w:t xml:space="preserve"> </w:t>
+      </w:r>
+      <w:r>
+        <w:t xml:space="preserve">the PV is then removed under a running application, which is data loss, not a cleanup. The supported fix is always to remove the consumer.</w:t>
+      </w:r>
+      <w:r>
+        <w:t xml:space="preserve"> </w:t>
+      </w:r>
+      <w:r>
+        <w:rPr>
+          <w:rStyle w:val="VerbatimChar"/>
+        </w:rPr>
+        <w:t xml:space="preserve">kubectl describe pvc</w:t>
+      </w:r>
+      <w:r>
+        <w:t xml:space="preserve"> </w:t>
+      </w:r>
+      <w:r>
+        <w:t xml:space="preserve">names it, and so does:</w:t>
+      </w:r>
+    </w:p>
+    <w:p>
+      <w:pPr>
+        <w:pStyle w:val="SourceCode"/>
+      </w:pPr>
+      <w:r>
+        <w:rPr>
+          <w:rStyle w:val="ExtensionTok"/>
+        </w:rPr>
+        <w:t xml:space="preserve">kubectl</w:t>
+      </w:r>
+      <w:r>
+        <w:rPr>
+          <w:rStyle w:val="NormalTok"/>
+        </w:rPr>
+        <w:t xml:space="preserve"> get pods </w:t>
+      </w:r>
+      <w:r>
+        <w:rPr>
+          <w:rStyle w:val="AttributeTok"/>
+        </w:rPr>
+        <w:t xml:space="preserve">-o</w:t>
+      </w:r>
+      <w:r>
+        <w:rPr>
+          <w:rStyle w:val="NormalTok"/>
+        </w:rPr>
+        <w:t xml:space="preserve"> json </w:t>
+      </w:r>
+      <w:r>
+        <w:rPr>
+          <w:rStyle w:val="KeywordTok"/>
+        </w:rPr>
+        <w:t xml:space="preserve">|</w:t>
+      </w:r>
+      <w:r>
+        <w:rPr>
+          <w:rStyle w:val="NormalTok"/>
+        </w:rPr>
+        <w:t xml:space="preserve"> </w:t>
+      </w:r>
+      <w:r>
+        <w:rPr>
+          <w:rStyle w:val="ExtensionTok"/>
+        </w:rPr>
+        <w:t xml:space="preserve">jq</w:t>
+      </w:r>
+      <w:r>
+        <w:rPr>
+          <w:rStyle w:val="NormalTok"/>
+        </w:rPr>
+        <w:t xml:space="preserve"> </w:t>
+      </w:r>
+      <w:r>
+        <w:rPr>
+          <w:rStyle w:val="AttributeTok"/>
+        </w:rPr>
+        <w:t xml:space="preserve">-r</w:t>
+      </w:r>
+      <w:r>
+        <w:rPr>
+          <w:rStyle w:val="NormalTok"/>
+        </w:rPr>
+        <w:t xml:space="preserve"> </w:t>
+      </w:r>
+      <w:r>
+        <w:rPr>
+          <w:rStyle w:val="StringTok"/>
+        </w:rPr>
+        <w:t xml:space="preserve">'.items[] | select(.spec.volumes[]?.persistentVolumeClaim.claimName=="data-shop-db-0") | .metadata.name'</w:t>
+      </w:r>
+    </w:p>
+    <w:p>
+      <w:pPr>
+        <w:pStyle w:val="BlockText"/>
+      </w:pPr>
+      <w:r>
+        <w:t xml:space="preserve">⚠️</w:t>
+      </w:r>
+      <w:r>
+        <w:t xml:space="preserve"> </w:t>
+      </w:r>
+      <w:r>
+        <w:rPr>
+          <w:b/>
+          <w:bCs/>
+        </w:rPr>
+        <w:t xml:space="preserve">Gotcha —</w:t>
+      </w:r>
+      <w:r>
+        <w:rPr>
+          <w:b/>
+          <w:bCs/>
+        </w:rPr>
+        <w:t xml:space="preserve"> </w:t>
+      </w:r>
+      <w:r>
+        <w:rPr>
+          <w:rStyle w:val="VerbatimChar"/>
+          <w:b/>
+          <w:bCs/>
+        </w:rPr>
+        <w:t xml:space="preserve">reclaimPolicy</w:t>
+      </w:r>
+      <w:r>
+        <w:rPr>
+          <w:b/>
+          <w:bCs/>
+        </w:rPr>
+        <w:t xml:space="preserve"> </w:t>
+      </w:r>
+      <w:r>
+        <w:rPr>
+          <w:b/>
+          <w:bCs/>
+        </w:rPr>
+        <w:t xml:space="preserve">is what decides whether "delete the PVC" means "delete the data".</w:t>
+      </w:r>
+      <w:r>
+        <w:t xml:space="preserve"> </w:t>
+      </w:r>
+      <w:r>
+        <w:rPr>
+          <w:rStyle w:val="VerbatimChar"/>
+        </w:rPr>
+        <w:t xml:space="preserve">Delete</w:t>
+      </w:r>
+      <w:r>
+        <w:t xml:space="preserve"> </w:t>
+      </w:r>
+      <w:r>
+        <w:t xml:space="preserve">(the default for most dynamic classes, including this one and GKE's</w:t>
+      </w:r>
+      <w:r>
+        <w:t xml:space="preserve"> </w:t>
+      </w:r>
+      <w:r>
+        <w:rPr>
+          <w:rStyle w:val="VerbatimChar"/>
+        </w:rPr>
+        <w:t xml:space="preserve">standard-rwo</w:t>
+      </w:r>
+      <w:r>
+        <w:t xml:space="preserve">) destroys the volume.</w:t>
+      </w:r>
+      <w:r>
+        <w:t xml:space="preserve"> </w:t>
+      </w:r>
+      <w:r>
+        <w:rPr>
+          <w:rStyle w:val="VerbatimChar"/>
+        </w:rPr>
+        <w:t xml:space="preserve">Retain</w:t>
+      </w:r>
+      <w:r>
+        <w:t xml:space="preserve"> </w:t>
+      </w:r>
+      <w:r>
+        <w:t xml:space="preserve">keeps the PV in</w:t>
+      </w:r>
+      <w:r>
+        <w:t xml:space="preserve"> </w:t>
+      </w:r>
+      <w:r>
+        <w:rPr>
+          <w:rStyle w:val="VerbatimChar"/>
+        </w:rPr>
+        <w:t xml:space="preserve">Released</w:t>
+      </w:r>
+      <w:r>
+        <w:t xml:space="preserve"> </w:t>
+      </w:r>
+      <w:r>
+        <w:t xml:space="preserve">state so you can recover it — but a</w:t>
+      </w:r>
+      <w:r>
+        <w:t xml:space="preserve"> </w:t>
+      </w:r>
+      <w:r>
+        <w:rPr>
+          <w:rStyle w:val="VerbatimChar"/>
+        </w:rPr>
+        <w:t xml:space="preserve">Released</w:t>
+      </w:r>
+      <w:r>
+        <w:t xml:space="preserve"> </w:t>
+      </w:r>
+      <w:r>
+        <w:t xml:space="preserve">PV will</w:t>
+      </w:r>
+      <w:r>
+        <w:t xml:space="preserve"> </w:t>
+      </w:r>
+      <w:r>
+        <w:rPr>
+          <w:b/>
+          <w:bCs/>
+        </w:rPr>
+        <w:t xml:space="preserve">not</w:t>
+      </w:r>
+      <w:r>
+        <w:t xml:space="preserve"> </w:t>
+      </w:r>
+      <w:r>
+        <w:t xml:space="preserve">rebind to a new PVC until you clear</w:t>
+      </w:r>
+      <w:r>
+        <w:t xml:space="preserve"> </w:t>
+      </w:r>
+      <w:r>
+        <w:rPr>
+          <w:rStyle w:val="VerbatimChar"/>
+        </w:rPr>
+        <w:t xml:space="preserve">spec.claimRef</w:t>
+      </w:r>
+      <w:r>
+        <w:t xml:space="preserve"> </w:t>
+      </w:r>
+      <w:r>
+        <w:t xml:space="preserve">by hand. Choose per class, and know which one your production class uses before you test a deletion.</w:t>
+      </w:r>
+    </w:p>
+    <w:p>
+      <w:pPr>
+        <w:pStyle w:val="FirstParagraph"/>
+      </w:pPr>
+      <w:r>
+        <w:rPr>
+          <w:b/>
+          <w:bCs/>
+        </w:rPr>
+        <w:t xml:space="preserve">4. Clone a volume directly from another PVC — no snapshot in between.</w:t>
+      </w:r>
+      <w:r>
+        <w:t xml:space="preserve"> </w:t>
+      </w:r>
+      <w:r>
+        <w:t xml:space="preserve">First make a source with something in it:</w:t>
+      </w:r>
+    </w:p>
+    <w:p>
+      <w:pPr>
+        <w:pStyle w:val="SourceCode"/>
+      </w:pPr>
+      <w:r>
+        <w:rPr>
+          <w:rStyle w:val="ExtensionTok"/>
+        </w:rPr>
+        <w:t xml:space="preserve">kubectl</w:t>
+      </w:r>
+      <w:r>
+        <w:rPr>
+          <w:rStyle w:val="NormalTok"/>
+        </w:rPr>
+        <w:t xml:space="preserve"> apply </w:t>
+      </w:r>
+      <w:r>
+        <w:rPr>
+          <w:rStyle w:val="AttributeTok"/>
+        </w:rPr>
+        <w:t xml:space="preserve">-f</w:t>
+      </w:r>
+      <w:r>
+        <w:rPr>
+          <w:rStyle w:val="NormalTok"/>
+        </w:rPr>
+        <w:t xml:space="preserve"> </w:t>
+      </w:r>
+      <w:r>
+        <w:rPr>
+          <w:rStyle w:val="AttributeTok"/>
+        </w:rPr>
+        <w:t xml:space="preserve">-</w:t>
+      </w:r>
+      <w:r>
+        <w:rPr>
+          <w:rStyle w:val="NormalTok"/>
+        </w:rPr>
+        <w:t xml:space="preserve"> </w:t>
+      </w:r>
+      <w:r>
+        <w:rPr>
+          <w:rStyle w:val="OperatorTok"/>
+        </w:rPr>
+        <w:t xml:space="preserve">&lt;&lt;'EOF'</w:t>
+      </w:r>
+      <w:r>
+        <w:br/>
+      </w:r>
+      <w:r>
+        <w:rPr>
+          <w:rStyle w:val="StringTok"/>
+        </w:rPr>
+        <w:t xml:space="preserve">apiVersion: v1</w:t>
+      </w:r>
+      <w:r>
+        <w:br/>
+      </w:r>
+      <w:r>
+        <w:rPr>
+          <w:rStyle w:val="StringTok"/>
+        </w:rPr>
+        <w:t xml:space="preserve">kind: PersistentVolumeClaim</w:t>
+      </w:r>
+      <w:r>
+        <w:br/>
+      </w:r>
+      <w:r>
+        <w:rPr>
+          <w:rStyle w:val="StringTok"/>
+        </w:rPr>
+        <w:t xml:space="preserve">metadata: { name: src-pvc }</w:t>
+      </w:r>
+      <w:r>
+        <w:br/>
+      </w:r>
+      <w:r>
+        <w:rPr>
+          <w:rStyle w:val="StringTok"/>
+        </w:rPr>
+        <w:t xml:space="preserve">spec:</w:t>
+      </w:r>
+      <w:r>
+        <w:br/>
+      </w:r>
+      <w:r>
+        <w:rPr>
+          <w:rStyle w:val="StringTok"/>
+        </w:rPr>
+        <w:t xml:space="preserve">  accessModes: ["ReadWriteOnce"]</w:t>
+      </w:r>
+      <w:r>
+        <w:br/>
+      </w:r>
+      <w:r>
+        <w:rPr>
+          <w:rStyle w:val="StringTok"/>
+        </w:rPr>
+        <w:t xml:space="preserve">  storageClassName: csi-hostpath-sc</w:t>
+      </w:r>
+      <w:r>
+        <w:br/>
+      </w:r>
+      <w:r>
+        <w:rPr>
+          <w:rStyle w:val="StringTok"/>
+        </w:rPr>
+        <w:t xml:space="preserve">  resources: { requests: { storage: 1Gi } }</w:t>
+      </w:r>
+      <w:r>
+        <w:br/>
+      </w:r>
+      <w:r>
+        <w:rPr>
+          <w:rStyle w:val="StringTok"/>
+        </w:rPr>
+        <w:t xml:space="preserve">---</w:t>
+      </w:r>
+      <w:r>
+        <w:br/>
+      </w:r>
+      <w:r>
+        <w:rPr>
+          <w:rStyle w:val="StringTok"/>
+        </w:rPr>
+        <w:t xml:space="preserve">apiVersion: v1</w:t>
+      </w:r>
+      <w:r>
+        <w:br/>
+      </w:r>
+      <w:r>
+        <w:rPr>
+          <w:rStyle w:val="StringTok"/>
+        </w:rPr>
+        <w:t xml:space="preserve">kind: Pod</w:t>
+      </w:r>
+      <w:r>
+        <w:br/>
+      </w:r>
+      <w:r>
+        <w:rPr>
+          <w:rStyle w:val="StringTok"/>
+        </w:rPr>
+        <w:t xml:space="preserve">metadata: { name: writer }</w:t>
+      </w:r>
+      <w:r>
+        <w:br/>
+      </w:r>
+      <w:r>
+        <w:rPr>
+          <w:rStyle w:val="StringTok"/>
+        </w:rPr>
+        <w:t xml:space="preserve">spec:</w:t>
+      </w:r>
+      <w:r>
+        <w:br/>
+      </w:r>
+      <w:r>
+        <w:rPr>
+          <w:rStyle w:val="StringTok"/>
+        </w:rPr>
+        <w:t xml:space="preserve">  containers:</w:t>
+      </w:r>
+      <w:r>
+        <w:br/>
+      </w:r>
+      <w:r>
+        <w:rPr>
+          <w:rStyle w:val="StringTok"/>
+        </w:rPr>
+        <w:t xml:space="preserve">    - name: app</w:t>
+      </w:r>
+      <w:r>
+        <w:br/>
+      </w:r>
+      <w:r>
+        <w:rPr>
+          <w:rStyle w:val="StringTok"/>
+        </w:rPr>
+        <w:t xml:space="preserve">      image: busybox:1.36</w:t>
+      </w:r>
+      <w:r>
+        <w:br/>
+      </w:r>
+      <w:r>
+        <w:rPr>
+          <w:rStyle w:val="StringTok"/>
+        </w:rPr>
+        <w:t xml:space="preserve">      command: ["sh","-c","echo orders-2026-Q3 &gt; /data/ledger; sleep 100000"]</w:t>
+      </w:r>
+      <w:r>
+        <w:br/>
+      </w:r>
+      <w:r>
+        <w:rPr>
+          <w:rStyle w:val="StringTok"/>
+        </w:rPr>
+        <w:t xml:space="preserve">      volumeMounts: [{ name: d, mountPath: /data }]</w:t>
+      </w:r>
+      <w:r>
+        <w:br/>
+      </w:r>
+      <w:r>
+        <w:rPr>
+          <w:rStyle w:val="StringTok"/>
+        </w:rPr>
+        <w:t xml:space="preserve">  volumes: [{ name: d, persistentVolumeClaim: { claimName: src-pvc } }]</w:t>
+      </w:r>
+      <w:r>
+        <w:br/>
+      </w:r>
+      <w:r>
+        <w:rPr>
+          <w:rStyle w:val="OperatorTok"/>
+        </w:rPr>
+        <w:t xml:space="preserve">EOF</w:t>
+      </w:r>
+      <w:r>
+        <w:br/>
+      </w:r>
+      <w:r>
+        <w:rPr>
+          <w:rStyle w:val="ExtensionTok"/>
+        </w:rPr>
+        <w:t xml:space="preserve">kubectl</w:t>
+      </w:r>
+      <w:r>
+        <w:rPr>
+          <w:rStyle w:val="NormalTok"/>
+        </w:rPr>
+        <w:t xml:space="preserve"> wait </w:t>
+      </w:r>
+      <w:r>
+        <w:rPr>
+          <w:rStyle w:val="AttributeTok"/>
+        </w:rPr>
+        <w:t xml:space="preserve">--for</w:t>
+      </w:r>
+      <w:r>
+        <w:rPr>
+          <w:rStyle w:val="OperatorTok"/>
+        </w:rPr>
+        <w:t xml:space="preserve">=</w:t>
+      </w:r>
+      <w:r>
+        <w:rPr>
+          <w:rStyle w:val="NormalTok"/>
+        </w:rPr>
+        <w:t xml:space="preserve">condition=Ready pod/writer </w:t>
+      </w:r>
+      <w:r>
+        <w:rPr>
+          <w:rStyle w:val="AttributeTok"/>
+        </w:rPr>
+        <w:t xml:space="preserve">--timeout</w:t>
+      </w:r>
+      <w:r>
+        <w:rPr>
+          <w:rStyle w:val="OperatorTok"/>
+        </w:rPr>
+        <w:t xml:space="preserve">=</w:t>
+      </w:r>
+      <w:r>
+        <w:rPr>
+          <w:rStyle w:val="NormalTok"/>
+        </w:rPr>
+        <w:t xml:space="preserve">180s</w:t>
+      </w:r>
+    </w:p>
+    <w:p>
+      <w:pPr>
+        <w:pStyle w:val="FirstParagraph"/>
+      </w:pPr>
+      <w:r>
+        <w:t xml:space="preserve">Then clone it:</w:t>
+      </w:r>
+    </w:p>
+    <w:p>
+      <w:pPr>
+        <w:pStyle w:val="SourceCode"/>
+      </w:pPr>
+      <w:r>
+        <w:rPr>
+          <w:rStyle w:val="ExtensionTok"/>
+        </w:rPr>
+        <w:t xml:space="preserve">kubectl</w:t>
+      </w:r>
+      <w:r>
+        <w:rPr>
+          <w:rStyle w:val="NormalTok"/>
+        </w:rPr>
+        <w:t xml:space="preserve"> apply </w:t>
+      </w:r>
+      <w:r>
+        <w:rPr>
+          <w:rStyle w:val="AttributeTok"/>
+        </w:rPr>
+        <w:t xml:space="preserve">-f</w:t>
+      </w:r>
+      <w:r>
+        <w:rPr>
+          <w:rStyle w:val="NormalTok"/>
+        </w:rPr>
+        <w:t xml:space="preserve"> </w:t>
+      </w:r>
+      <w:r>
+        <w:rPr>
+          <w:rStyle w:val="AttributeTok"/>
+        </w:rPr>
+        <w:t xml:space="preserve">-</w:t>
+      </w:r>
+      <w:r>
+        <w:rPr>
+          <w:rStyle w:val="NormalTok"/>
+        </w:rPr>
+        <w:t xml:space="preserve"> </w:t>
+      </w:r>
+      <w:r>
+        <w:rPr>
+          <w:rStyle w:val="OperatorTok"/>
+        </w:rPr>
+        <w:t xml:space="preserve">&lt;&lt;'EOF'</w:t>
+      </w:r>
+      <w:r>
+        <w:br/>
+      </w:r>
+      <w:r>
+        <w:rPr>
+          <w:rStyle w:val="StringTok"/>
+        </w:rPr>
+        <w:t xml:space="preserve">apiVersion: v1</w:t>
+      </w:r>
+      <w:r>
+        <w:br/>
+      </w:r>
+      <w:r>
+        <w:rPr>
+          <w:rStyle w:val="StringTok"/>
+        </w:rPr>
+        <w:t xml:space="preserve">kind: PersistentVolumeClaim</w:t>
+      </w:r>
+      <w:r>
+        <w:br/>
+      </w:r>
+      <w:r>
+        <w:rPr>
+          <w:rStyle w:val="StringTok"/>
+        </w:rPr>
+        <w:t xml:space="preserve">metadata: { name: clone-pvc }</w:t>
+      </w:r>
+      <w:r>
+        <w:br/>
+      </w:r>
+      <w:r>
+        <w:rPr>
+          <w:rStyle w:val="StringTok"/>
+        </w:rPr>
+        <w:t xml:space="preserve">spec:</w:t>
+      </w:r>
+      <w:r>
+        <w:br/>
+      </w:r>
+      <w:r>
+        <w:rPr>
+          <w:rStyle w:val="StringTok"/>
+        </w:rPr>
+        <w:t xml:space="preserve">  accessModes: ["ReadWriteOnce"]</w:t>
+      </w:r>
+      <w:r>
+        <w:br/>
+      </w:r>
+      <w:r>
+        <w:rPr>
+          <w:rStyle w:val="StringTok"/>
+        </w:rPr>
+        <w:t xml:space="preserve">  storageClassName: csi-hostpath-sc</w:t>
+      </w:r>
+      <w:r>
+        <w:br/>
+      </w:r>
+      <w:r>
+        <w:rPr>
+          <w:rStyle w:val="StringTok"/>
+        </w:rPr>
+        <w:t xml:space="preserve">  resources: { requests: { storage: 1Gi } }</w:t>
+      </w:r>
+      <w:r>
+        <w:br/>
+      </w:r>
+      <w:r>
+        <w:rPr>
+          <w:rStyle w:val="StringTok"/>
+        </w:rPr>
+        <w:t xml:space="preserve">  dataSource:</w:t>
+      </w:r>
+      <w:r>
+        <w:br/>
+      </w:r>
+      <w:r>
+        <w:rPr>
+          <w:rStyle w:val="StringTok"/>
+        </w:rPr>
+        <w:t xml:space="preserve">    kind: PersistentVolumeClaim     # &lt;- a PVC, not a VolumeSnapshot</w:t>
+      </w:r>
+      <w:r>
+        <w:br/>
+      </w:r>
+      <w:r>
+        <w:rPr>
+          <w:rStyle w:val="StringTok"/>
+        </w:rPr>
+        <w:t xml:space="preserve">    name: src-pvc</w:t>
+      </w:r>
+      <w:r>
+        <w:br/>
+      </w:r>
+      <w:r>
+        <w:rPr>
+          <w:rStyle w:val="OperatorTok"/>
+        </w:rPr>
+        <w:t xml:space="preserve">EOF</w:t>
+      </w:r>
+    </w:p>
+    <w:p>
+      <w:pPr>
+        <w:pStyle w:val="SourceCode"/>
+      </w:pPr>
+      <w:r>
+        <w:rPr>
+          <w:rStyle w:val="VerbatimChar"/>
+        </w:rPr>
+        <w:t xml:space="preserve">NAME        STATUS   VOLUME           CAPACITY   ACCESS MODES   STORAGECLASS      AGE</w:t>
+      </w:r>
+      <w:r>
+        <w:br/>
+      </w:r>
+      <w:r>
+        <w:rPr>
+          <w:rStyle w:val="VerbatimChar"/>
+        </w:rPr>
+        <w:t xml:space="preserve">src-pvc     Bound    pvc-10da5199-…   1Gi        RWO            csi-hostpath-sc   22s</w:t>
+      </w:r>
+      <w:r>
+        <w:br/>
+      </w:r>
+      <w:r>
+        <w:rPr>
+          <w:rStyle w:val="VerbatimChar"/>
+        </w:rPr>
+        <w:t xml:space="preserve">clone-pvc   Bound    pvc-95e46fdc-…   1Gi        RWO            csi-hostpath-sc   12s</w:t>
+      </w:r>
+    </w:p>
+    <w:p>
+      <w:pPr>
+        <w:pStyle w:val="FirstParagraph"/>
+      </w:pPr>
+      <w:r>
+        <w:t xml:space="preserve">Mount the clone to read it:</w:t>
+      </w:r>
+    </w:p>
+    <w:p>
+      <w:pPr>
+        <w:pStyle w:val="SourceCode"/>
+      </w:pPr>
+      <w:r>
+        <w:rPr>
+          <w:rStyle w:val="ExtensionTok"/>
+        </w:rPr>
+        <w:t xml:space="preserve">kubectl</w:t>
+      </w:r>
+      <w:r>
+        <w:rPr>
+          <w:rStyle w:val="NormalTok"/>
+        </w:rPr>
+        <w:t xml:space="preserve"> apply </w:t>
+      </w:r>
+      <w:r>
+        <w:rPr>
+          <w:rStyle w:val="AttributeTok"/>
+        </w:rPr>
+        <w:t xml:space="preserve">-f</w:t>
+      </w:r>
+      <w:r>
+        <w:rPr>
+          <w:rStyle w:val="NormalTok"/>
+        </w:rPr>
+        <w:t xml:space="preserve"> </w:t>
+      </w:r>
+      <w:r>
+        <w:rPr>
+          <w:rStyle w:val="AttributeTok"/>
+        </w:rPr>
+        <w:t xml:space="preserve">-</w:t>
+      </w:r>
+      <w:r>
+        <w:rPr>
+          <w:rStyle w:val="NormalTok"/>
+        </w:rPr>
+        <w:t xml:space="preserve"> </w:t>
+      </w:r>
+      <w:r>
+        <w:rPr>
+          <w:rStyle w:val="OperatorTok"/>
+        </w:rPr>
+        <w:t xml:space="preserve">&lt;&lt;'EOF'</w:t>
+      </w:r>
+      <w:r>
+        <w:br/>
+      </w:r>
+      <w:r>
+        <w:rPr>
+          <w:rStyle w:val="StringTok"/>
+        </w:rPr>
+        <w:t xml:space="preserve">apiVersion: v1</w:t>
+      </w:r>
+      <w:r>
+        <w:br/>
+      </w:r>
+      <w:r>
+        <w:rPr>
+          <w:rStyle w:val="StringTok"/>
+        </w:rPr>
+        <w:t xml:space="preserve">kind: Pod</w:t>
+      </w:r>
+      <w:r>
+        <w:br/>
+      </w:r>
+      <w:r>
+        <w:rPr>
+          <w:rStyle w:val="StringTok"/>
+        </w:rPr>
+        <w:t xml:space="preserve">metadata: { name: clone-reader }</w:t>
+      </w:r>
+      <w:r>
+        <w:br/>
+      </w:r>
+      <w:r>
+        <w:rPr>
+          <w:rStyle w:val="StringTok"/>
+        </w:rPr>
+        <w:t xml:space="preserve">spec:</w:t>
+      </w:r>
+      <w:r>
+        <w:br/>
+      </w:r>
+      <w:r>
+        <w:rPr>
+          <w:rStyle w:val="StringTok"/>
+        </w:rPr>
+        <w:t xml:space="preserve">  containers:</w:t>
+      </w:r>
+      <w:r>
+        <w:br/>
+      </w:r>
+      <w:r>
+        <w:rPr>
+          <w:rStyle w:val="StringTok"/>
+        </w:rPr>
+        <w:t xml:space="preserve">    - name: app</w:t>
+      </w:r>
+      <w:r>
+        <w:br/>
+      </w:r>
+      <w:r>
+        <w:rPr>
+          <w:rStyle w:val="StringTok"/>
+        </w:rPr>
+        <w:t xml:space="preserve">      image: busybox:1.36</w:t>
+      </w:r>
+      <w:r>
+        <w:br/>
+      </w:r>
+      <w:r>
+        <w:rPr>
+          <w:rStyle w:val="StringTok"/>
+        </w:rPr>
+        <w:t xml:space="preserve">      command: ["sh","-c","sleep 100000"]</w:t>
+      </w:r>
+      <w:r>
+        <w:br/>
+      </w:r>
+      <w:r>
+        <w:rPr>
+          <w:rStyle w:val="StringTok"/>
+        </w:rPr>
+        <w:t xml:space="preserve">      volumeMounts: [{ name: d, mountPath: /data }]</w:t>
+      </w:r>
+      <w:r>
+        <w:br/>
+      </w:r>
+      <w:r>
+        <w:rPr>
+          <w:rStyle w:val="StringTok"/>
+        </w:rPr>
+        <w:t xml:space="preserve">  volumes: [{ name: d, persistentVolumeClaim: { claimName: clone-pvc } }]</w:t>
+      </w:r>
+      <w:r>
+        <w:br/>
+      </w:r>
+      <w:r>
+        <w:rPr>
+          <w:rStyle w:val="OperatorTok"/>
+        </w:rPr>
+        <w:t xml:space="preserve">EOF</w:t>
+      </w:r>
+      <w:r>
+        <w:br/>
+      </w:r>
+      <w:r>
+        <w:rPr>
+          <w:rStyle w:val="ExtensionTok"/>
+        </w:rPr>
+        <w:t xml:space="preserve">kubectl</w:t>
+      </w:r>
+      <w:r>
+        <w:rPr>
+          <w:rStyle w:val="NormalTok"/>
+        </w:rPr>
+        <w:t xml:space="preserve"> wait </w:t>
+      </w:r>
+      <w:r>
+        <w:rPr>
+          <w:rStyle w:val="AttributeTok"/>
+        </w:rPr>
+        <w:t xml:space="preserve">--for</w:t>
+      </w:r>
+      <w:r>
+        <w:rPr>
+          <w:rStyle w:val="OperatorTok"/>
+        </w:rPr>
+        <w:t xml:space="preserve">=</w:t>
+      </w:r>
+      <w:r>
+        <w:rPr>
+          <w:rStyle w:val="NormalTok"/>
+        </w:rPr>
+        <w:t xml:space="preserve">condition=Ready pod/clone-reader </w:t>
+      </w:r>
+      <w:r>
+        <w:rPr>
+          <w:rStyle w:val="AttributeTok"/>
+        </w:rPr>
+        <w:t xml:space="preserve">--timeout</w:t>
+      </w:r>
+      <w:r>
+        <w:rPr>
+          <w:rStyle w:val="OperatorTok"/>
+        </w:rPr>
+        <w:t xml:space="preserve">=</w:t>
+      </w:r>
+      <w:r>
+        <w:rPr>
+          <w:rStyle w:val="NormalTok"/>
+        </w:rPr>
+        <w:t xml:space="preserve">180s</w:t>
+      </w:r>
+    </w:p>
+    <w:p>
+      <w:pPr>
+        <w:pStyle w:val="FirstParagraph"/>
+      </w:pPr>
+      <w:r>
+        <w:t xml:space="preserve">The clone carries the source's contents and is then</w:t>
+      </w:r>
+      <w:r>
+        <w:t xml:space="preserve"> </w:t>
+      </w:r>
+      <w:r>
+        <w:rPr>
+          <w:b/>
+          <w:bCs/>
+        </w:rPr>
+        <w:t xml:space="preserve">fully independent</w:t>
+      </w:r>
+      <w:r>
+        <w:t xml:space="preserve">:</w:t>
+      </w:r>
+    </w:p>
+    <w:p>
+      <w:pPr>
+        <w:pStyle w:val="SourceCode"/>
+      </w:pPr>
+      <w:r>
+        <w:rPr>
+          <w:rStyle w:val="VerbatimChar"/>
+        </w:rPr>
+        <w:t xml:space="preserve">$ kubectl exec clone-reader -- cat /data/ledger</w:t>
+      </w:r>
+      <w:r>
+        <w:br/>
+      </w:r>
+      <w:r>
+        <w:rPr>
+          <w:rStyle w:val="VerbatimChar"/>
+        </w:rPr>
+        <w:t xml:space="preserve">orders-2026-Q3</w:t>
+      </w:r>
+      <w:r>
+        <w:br/>
+      </w:r>
+      <w:r>
+        <w:br/>
+      </w:r>
+      <w:r>
+        <w:rPr>
+          <w:rStyle w:val="VerbatimChar"/>
+        </w:rPr>
+        <w:t xml:space="preserve">$ kubectl exec clone-reader -- sh -c 'echo clone-only-line &gt;&gt; /data/ledger; cat /data/ledger'</w:t>
+      </w:r>
+      <w:r>
+        <w:br/>
+      </w:r>
+      <w:r>
+        <w:rPr>
+          <w:rStyle w:val="VerbatimChar"/>
+        </w:rPr>
+        <w:t xml:space="preserve">orders-2026-Q3</w:t>
+      </w:r>
+      <w:r>
+        <w:br/>
+      </w:r>
+      <w:r>
+        <w:rPr>
+          <w:rStyle w:val="VerbatimChar"/>
+        </w:rPr>
+        <w:t xml:space="preserve">clone-only-line</w:t>
+      </w:r>
+      <w:r>
+        <w:br/>
+      </w:r>
+      <w:r>
+        <w:br/>
+      </w:r>
+      <w:r>
+        <w:rPr>
+          <w:rStyle w:val="VerbatimChar"/>
+        </w:rPr>
+        <w:t xml:space="preserve">$ kubectl exec writer -- cat /data/ledger          # source untouched</w:t>
+      </w:r>
+      <w:r>
+        <w:br/>
+      </w:r>
+      <w:r>
+        <w:rPr>
+          <w:rStyle w:val="VerbatimChar"/>
+        </w:rPr>
+        <w:t xml:space="preserve">orders-2026-Q3</w:t>
+      </w:r>
+    </w:p>
+    <w:p>
+      <w:pPr>
+        <w:pStyle w:val="FirstParagraph"/>
+      </w:pPr>
+      <w:r>
+        <w:rPr>
+          <w:b/>
+          <w:bCs/>
+        </w:rPr>
+        <w:t xml:space="preserve">What this means.</w:t>
+      </w:r>
+      <w:r>
+        <w:t xml:space="preserve"> </w:t>
+      </w:r>
+      <w:r>
+        <w:rPr>
+          <w:rStyle w:val="VerbatimChar"/>
+        </w:rPr>
+        <w:t xml:space="preserve">dataSource</w:t>
+      </w:r>
+      <w:r>
+        <w:t xml:space="preserve"> </w:t>
+      </w:r>
+      <w:r>
+        <w:t xml:space="preserve">takes either a</w:t>
+      </w:r>
+      <w:r>
+        <w:t xml:space="preserve"> </w:t>
+      </w:r>
+      <w:r>
+        <w:rPr>
+          <w:rStyle w:val="VerbatimChar"/>
+        </w:rPr>
+        <w:t xml:space="preserve">VolumeSnapshot</w:t>
+      </w:r>
+      <w:r>
+        <w:t xml:space="preserve"> </w:t>
+      </w:r>
+      <w:r>
+        <w:t xml:space="preserve">(Step 4) or a</w:t>
+      </w:r>
+      <w:r>
+        <w:t xml:space="preserve"> </w:t>
+      </w:r>
+      <w:r>
+        <w:rPr>
+          <w:rStyle w:val="VerbatimChar"/>
+          <w:b/>
+          <w:bCs/>
+        </w:rPr>
+        <w:t xml:space="preserve">PersistentVolumeClaim</w:t>
+      </w:r>
+      <w:r>
+        <w:t xml:space="preserve">. Cloning is the right tool for "give me a copy of production data to test against" — it is one object and no snapshot to manage. A snapshot is the right tool for</w:t>
+      </w:r>
+      <w:r>
+        <w:t xml:space="preserve"> </w:t>
+      </w:r>
+      <w:r>
+        <w:rPr>
+          <w:i/>
+          <w:iCs/>
+        </w:rPr>
+        <w:t xml:space="preserve">point-in-time recovery</w:t>
+      </w:r>
+      <w:r>
+        <w:t xml:space="preserve">, because it keeps existing after the source volume is gone. Both require driver support and both are constrained to the</w:t>
+      </w:r>
+      <w:r>
+        <w:t xml:space="preserve"> </w:t>
+      </w:r>
+      <w:r>
+        <w:rPr>
+          <w:b/>
+          <w:bCs/>
+        </w:rPr>
+        <w:t xml:space="preserve">same StorageClass</w:t>
+      </w:r>
+      <w:r>
+        <w:t xml:space="preserve">.</w:t>
+      </w:r>
+    </w:p>
+    <w:p>
+      <w:r>
+        <w:pict>
+          <v:rect style="width:0;height:1.5pt" o:hralign="center" o:hrstd="t" o:hr="t"/>
+        </w:pict>
+      </w:r>
+    </w:p>
+    <w:bookmarkEnd w:id="38"/>
+    <w:bookmarkStart w:id="39" w:name="step-8--clean-up"/>
+    <w:p>
+      <w:pPr>
+        <w:pStyle w:val="Heading2"/>
+      </w:pPr>
+      <w:r>
+        <w:t xml:space="preserve">Step 8 — Clean up</w:t>
+      </w:r>
+    </w:p>
+    <w:p>
+      <w:pPr>
+        <w:pStyle w:val="SourceCode"/>
+      </w:pPr>
+      <w:r>
+        <w:rPr>
+          <w:rStyle w:val="CommentTok"/>
+        </w:rPr>
+        <w:t xml:space="preserve"># GKE part (Steps 1-4)</w:t>
+      </w:r>
+      <w:r>
+        <w:br/>
+      </w:r>
+      <w:r>
+        <w:rPr>
+          <w:rStyle w:val="ExtensionTok"/>
+        </w:rPr>
+        <w:t xml:space="preserve">kubectl</w:t>
+      </w:r>
+      <w:r>
+        <w:rPr>
+          <w:rStyle w:val="NormalTok"/>
+        </w:rPr>
+        <w:t xml:space="preserve"> delete pod restore-check </w:t>
+      </w:r>
+      <w:r>
+        <w:rPr>
+          <w:rStyle w:val="AttributeTok"/>
+        </w:rPr>
+        <w:t xml:space="preserve">--ignore-not-found</w:t>
+      </w:r>
+      <w:r>
+        <w:br/>
+      </w:r>
+      <w:r>
+        <w:rPr>
+          <w:rStyle w:val="ExtensionTok"/>
+        </w:rPr>
+        <w:t xml:space="preserve">kubectl</w:t>
+      </w:r>
+      <w:r>
+        <w:rPr>
+          <w:rStyle w:val="NormalTok"/>
+        </w:rPr>
+        <w:t xml:space="preserve"> delete pvc data-restored </w:t>
+      </w:r>
+      <w:r>
+        <w:rPr>
+          <w:rStyle w:val="AttributeTok"/>
+        </w:rPr>
+        <w:t xml:space="preserve">--ignore-not-found</w:t>
+      </w:r>
+      <w:r>
+        <w:br/>
+      </w:r>
+      <w:r>
+        <w:rPr>
+          <w:rStyle w:val="ExtensionTok"/>
+        </w:rPr>
+        <w:t xml:space="preserve">kubectl</w:t>
+      </w:r>
+      <w:r>
+        <w:rPr>
+          <w:rStyle w:val="NormalTok"/>
+        </w:rPr>
+        <w:t xml:space="preserve"> delete volumesnapshot db-snap </w:t>
+      </w:r>
+      <w:r>
+        <w:rPr>
+          <w:rStyle w:val="AttributeTok"/>
+        </w:rPr>
+        <w:t xml:space="preserve">--ignore-not-found</w:t>
+      </w:r>
+      <w:r>
+        <w:br/>
+      </w:r>
+      <w:r>
+        <w:rPr>
+          <w:rStyle w:val="ExtensionTok"/>
+        </w:rPr>
+        <w:t xml:space="preserve">kubectl</w:t>
+      </w:r>
+      <w:r>
+        <w:rPr>
+          <w:rStyle w:val="NormalTok"/>
+        </w:rPr>
+        <w:t xml:space="preserve"> delete volumesnapshotclass pd-snapclass </w:t>
+      </w:r>
+      <w:r>
+        <w:rPr>
+          <w:rStyle w:val="AttributeTok"/>
+        </w:rPr>
+        <w:t xml:space="preserve">--ignore-not-found</w:t>
+      </w:r>
+      <w:r>
+        <w:br/>
+      </w:r>
+      <w:r>
+        <w:br/>
+      </w:r>
+      <w:r>
+        <w:rPr>
+          <w:rStyle w:val="CommentTok"/>
+        </w:rPr>
+        <w:t xml:space="preserve"># kind part (Steps 5-7) — one command removes everything</w:t>
+      </w:r>
+      <w:r>
+        <w:br/>
+      </w:r>
+      <w:r>
+        <w:rPr>
+          <w:rStyle w:val="ExtensionTok"/>
+        </w:rPr>
+        <w:t xml:space="preserve">kind</w:t>
+      </w:r>
+      <w:r>
+        <w:rPr>
+          <w:rStyle w:val="NormalTok"/>
+        </w:rPr>
+        <w:t xml:space="preserve"> delete cluster </w:t>
+      </w:r>
+      <w:r>
+        <w:rPr>
+          <w:rStyle w:val="AttributeTok"/>
+        </w:rPr>
+        <w:t xml:space="preserve">--name</w:t>
+      </w:r>
+      <w:r>
+        <w:rPr>
+          <w:rStyle w:val="NormalTok"/>
+        </w:rPr>
+        <w:t xml:space="preserve"> csistate</w:t>
+      </w:r>
+    </w:p>
+    <w:p>
+      <w:r>
+        <w:pict>
+          <v:rect style="width:0;height:1.5pt" o:hralign="center" o:hrstd="t" o:hr="t"/>
+        </w:pict>
+      </w:r>
+    </w:p>
+    <w:bookmarkEnd w:id="39"/>
+    <w:bookmarkStart w:id="40" w:name="what-you-learned"/>
     <w:p>
       <w:pPr>
         <w:pStyle w:val="Heading2"/>
@@ -3191,9 +9391,537 @@
           </w:p>
         </w:tc>
       </w:tr>
+      <w:tr>
+        <w:tc>
+          <w:tcPr/>
+          <w:p>
+            <w:pPr>
+              <w:pStyle w:val="Compact"/>
+            </w:pPr>
+            <w:r>
+              <w:t xml:space="preserve">Expansion takes</w:t>
+            </w:r>
+            <w:r>
+              <w:t xml:space="preserve"> </w:t>
+            </w:r>
+            <w:r>
+              <w:rPr>
+                <w:b/>
+                <w:bCs/>
+              </w:rPr>
+              <w:t xml:space="preserve">two</w:t>
+            </w:r>
+            <w:r>
+              <w:t xml:space="preserve"> </w:t>
+            </w:r>
+            <w:r>
+              <w:t xml:space="preserve">CSI calls, controller then node</w:t>
+            </w:r>
+          </w:p>
+        </w:tc>
+        <w:tc>
+          <w:tcPr/>
+          <w:p>
+            <w:pPr>
+              <w:pStyle w:val="Compact"/>
+            </w:pPr>
+            <w:r>
+              <w:t xml:space="preserve">5</w:t>
+            </w:r>
+          </w:p>
+        </w:tc>
+        <w:tc>
+          <w:tcPr/>
+          <w:p>
+            <w:pPr>
+              <w:pStyle w:val="Compact"/>
+            </w:pPr>
+            <w:r>
+              <w:rPr>
+                <w:rStyle w:val="VerbatimChar"/>
+              </w:rPr>
+              <w:t xml:space="preserve">node_expansion_required:true</w:t>
+            </w:r>
+            <w:r>
+              <w:t xml:space="preserve">, PV</w:t>
+            </w:r>
+            <w:r>
+              <w:t xml:space="preserve"> </w:t>
+            </w:r>
+            <w:r>
+              <w:rPr>
+                <w:rStyle w:val="VerbatimChar"/>
+              </w:rPr>
+              <w:t xml:space="preserve">3Gi</w:t>
+            </w:r>
+            <w:r>
+              <w:t xml:space="preserve"> </w:t>
+            </w:r>
+            <w:r>
+              <w:t xml:space="preserve">while PVC status</w:t>
+            </w:r>
+            <w:r>
+              <w:t xml:space="preserve"> </w:t>
+            </w:r>
+            <w:r>
+              <w:rPr>
+                <w:rStyle w:val="VerbatimChar"/>
+              </w:rPr>
+              <w:t xml:space="preserve">1Gi</w:t>
+            </w:r>
+          </w:p>
+        </w:tc>
+      </w:tr>
+      <w:tr>
+        <w:tc>
+          <w:tcPr/>
+          <w:p>
+            <w:pPr>
+              <w:pStyle w:val="Compact"/>
+            </w:pPr>
+            <w:r>
+              <w:rPr>
+                <w:rStyle w:val="VerbatimChar"/>
+              </w:rPr>
+              <w:t xml:space="preserve">FileSystemResizePending</w:t>
+            </w:r>
+            <w:r>
+              <w:t xml:space="preserve"> </w:t>
+            </w:r>
+            <w:r>
+              <w:t xml:space="preserve">does not clear on its own</w:t>
+            </w:r>
+          </w:p>
+        </w:tc>
+        <w:tc>
+          <w:tcPr/>
+          <w:p>
+            <w:pPr>
+              <w:pStyle w:val="Compact"/>
+            </w:pPr>
+            <w:r>
+              <w:t xml:space="preserve">5</w:t>
+            </w:r>
+          </w:p>
+        </w:tc>
+        <w:tc>
+          <w:tcPr/>
+          <w:p>
+            <w:pPr>
+              <w:pStyle w:val="Compact"/>
+            </w:pPr>
+            <w:r>
+              <w:t xml:space="preserve">unchanged over 18s; cleared only after the Pod restarted</w:t>
+            </w:r>
+          </w:p>
+        </w:tc>
+      </w:tr>
+      <w:tr>
+        <w:tc>
+          <w:tcPr/>
+          <w:p>
+            <w:pPr>
+              <w:pStyle w:val="Compact"/>
+            </w:pPr>
+            <w:r>
+              <w:t xml:space="preserve">Volumes only grow, and only if the class allows it</w:t>
+            </w:r>
+          </w:p>
+        </w:tc>
+        <w:tc>
+          <w:tcPr/>
+          <w:p>
+            <w:pPr>
+              <w:pStyle w:val="Compact"/>
+            </w:pPr>
+            <w:r>
+              <w:t xml:space="preserve">5</w:t>
+            </w:r>
+          </w:p>
+        </w:tc>
+        <w:tc>
+          <w:tcPr/>
+          <w:p>
+            <w:pPr>
+              <w:pStyle w:val="Compact"/>
+            </w:pPr>
+            <w:r>
+              <w:rPr>
+                <w:rStyle w:val="VerbatimChar"/>
+              </w:rPr>
+              <w:t xml:space="preserve">field can not be less than status.capacity</w:t>
+            </w:r>
+            <w:r>
+              <w:t xml:space="preserve">;</w:t>
+            </w:r>
+            <w:r>
+              <w:t xml:space="preserve"> </w:t>
+            </w:r>
+            <w:r>
+              <w:rPr>
+                <w:rStyle w:val="VerbatimChar"/>
+              </w:rPr>
+              <w:t xml:space="preserve">…must support resize</w:t>
+            </w:r>
+          </w:p>
+        </w:tc>
+      </w:tr>
+      <w:tr>
+        <w:tc>
+          <w:tcPr/>
+          <w:p>
+            <w:pPr>
+              <w:pStyle w:val="Compact"/>
+            </w:pPr>
+            <w:r>
+              <w:t xml:space="preserve">An RWO volume attaches to one</w:t>
+            </w:r>
+            <w:r>
+              <w:t xml:space="preserve"> </w:t>
+            </w:r>
+            <w:r>
+              <w:rPr>
+                <w:b/>
+                <w:bCs/>
+              </w:rPr>
+              <w:t xml:space="preserve">node</w:t>
+            </w:r>
+            <w:r>
+              <w:t xml:space="preserve">, not one Pod</w:t>
+            </w:r>
+          </w:p>
+        </w:tc>
+        <w:tc>
+          <w:tcPr/>
+          <w:p>
+            <w:pPr>
+              <w:pStyle w:val="Compact"/>
+            </w:pPr>
+            <w:r>
+              <w:t xml:space="preserve">6</w:t>
+            </w:r>
+          </w:p>
+        </w:tc>
+        <w:tc>
+          <w:tcPr/>
+          <w:p>
+            <w:pPr>
+              <w:pStyle w:val="Compact"/>
+            </w:pPr>
+            <w:r>
+              <w:rPr>
+                <w:rStyle w:val="VerbatimChar"/>
+              </w:rPr>
+              <w:t xml:space="preserve">FailedAttachVolume … already used by pod(s) shop-db-0</w:t>
+            </w:r>
+            <w:r>
+              <w:t xml:space="preserve">, one</w:t>
+            </w:r>
+            <w:r>
+              <w:t xml:space="preserve"> </w:t>
+            </w:r>
+            <w:r>
+              <w:rPr>
+                <w:rStyle w:val="VerbatimChar"/>
+              </w:rPr>
+              <w:t xml:space="preserve">VolumeAttachment</w:t>
+            </w:r>
+          </w:p>
+        </w:tc>
+      </w:tr>
+      <w:tr>
+        <w:tc>
+          <w:tcPr/>
+          <w:p>
+            <w:pPr>
+              <w:pStyle w:val="Compact"/>
+            </w:pPr>
+            <w:r>
+              <w:t xml:space="preserve">Freeing the volume reveals a</w:t>
+            </w:r>
+            <w:r>
+              <w:t xml:space="preserve"> </w:t>
+            </w:r>
+            <w:r>
+              <w:rPr>
+                <w:b/>
+                <w:bCs/>
+              </w:rPr>
+              <w:t xml:space="preserve">second</w:t>
+            </w:r>
+            <w:r>
+              <w:t xml:space="preserve"> </w:t>
+            </w:r>
+            <w:r>
+              <w:t xml:space="preserve">failure</w:t>
+            </w:r>
+          </w:p>
+        </w:tc>
+        <w:tc>
+          <w:tcPr/>
+          <w:p>
+            <w:pPr>
+              <w:pStyle w:val="Compact"/>
+            </w:pPr>
+            <w:r>
+              <w:t xml:space="preserve">6</w:t>
+            </w:r>
+          </w:p>
+        </w:tc>
+        <w:tc>
+          <w:tcPr/>
+          <w:p>
+            <w:pPr>
+              <w:pStyle w:val="Compact"/>
+            </w:pPr>
+            <w:r>
+              <w:rPr>
+                <w:rStyle w:val="VerbatimChar"/>
+              </w:rPr>
+              <w:t xml:space="preserve">MountVolume.NodeAffinity check failed: no matching NodeSelectorTerms</w:t>
+            </w:r>
+          </w:p>
+        </w:tc>
+      </w:tr>
+      <w:tr>
+        <w:tc>
+          <w:tcPr/>
+          <w:p>
+            <w:pPr>
+              <w:pStyle w:val="Compact"/>
+            </w:pPr>
+            <w:r>
+              <w:t xml:space="preserve">The PV is pinned by CSI topology</w:t>
+            </w:r>
+          </w:p>
+        </w:tc>
+        <w:tc>
+          <w:tcPr/>
+          <w:p>
+            <w:pPr>
+              <w:pStyle w:val="Compact"/>
+            </w:pPr>
+            <w:r>
+              <w:t xml:space="preserve">6</w:t>
+            </w:r>
+          </w:p>
+        </w:tc>
+        <w:tc>
+          <w:tcPr/>
+          <w:p>
+            <w:pPr>
+              <w:pStyle w:val="Compact"/>
+            </w:pPr>
+            <w:r>
+              <w:t xml:space="preserve">PV</w:t>
+            </w:r>
+            <w:r>
+              <w:t xml:space="preserve"> </w:t>
+            </w:r>
+            <w:r>
+              <w:rPr>
+                <w:rStyle w:val="VerbatimChar"/>
+              </w:rPr>
+              <w:t xml:space="preserve">nodeAffinity</w:t>
+            </w:r>
+            <w:r>
+              <w:t xml:space="preserve"> </w:t>
+            </w:r>
+            <w:r>
+              <w:t xml:space="preserve">on</w:t>
+            </w:r>
+            <w:r>
+              <w:t xml:space="preserve"> </w:t>
+            </w:r>
+            <w:r>
+              <w:rPr>
+                <w:rStyle w:val="VerbatimChar"/>
+              </w:rPr>
+              <w:t xml:space="preserve">topology.hostpath.csi/node</w:t>
+            </w:r>
+            <w:r>
+              <w:t xml:space="preserve">,</w:t>
+            </w:r>
+            <w:r>
+              <w:t xml:space="preserve"> </w:t>
+            </w:r>
+            <w:r>
+              <w:rPr>
+                <w:rStyle w:val="VerbatimChar"/>
+              </w:rPr>
+              <w:t xml:space="preserve">CSINode</w:t>
+            </w:r>
+            <w:r>
+              <w:t xml:space="preserve"> </w:t>
+            </w:r>
+            <w:r>
+              <w:t xml:space="preserve">shows one node</w:t>
+            </w:r>
+          </w:p>
+        </w:tc>
+      </w:tr>
+      <w:tr>
+        <w:tc>
+          <w:tcPr/>
+          <w:p>
+            <w:pPr>
+              <w:pStyle w:val="Compact"/>
+            </w:pPr>
+            <w:r>
+              <w:t xml:space="preserve">A PVC finalizer holds a deletion open indefinitely</w:t>
+            </w:r>
+          </w:p>
+        </w:tc>
+        <w:tc>
+          <w:tcPr/>
+          <w:p>
+            <w:pPr>
+              <w:pStyle w:val="Compact"/>
+            </w:pPr>
+            <w:r>
+              <w:t xml:space="preserve">7</w:t>
+            </w:r>
+          </w:p>
+        </w:tc>
+        <w:tc>
+          <w:tcPr/>
+          <w:p>
+            <w:pPr>
+              <w:pStyle w:val="Compact"/>
+            </w:pPr>
+            <w:r>
+              <w:rPr>
+                <w:rStyle w:val="VerbatimChar"/>
+              </w:rPr>
+              <w:t xml:space="preserve">Terminating</w:t>
+            </w:r>
+            <w:r>
+              <w:t xml:space="preserve"> </w:t>
+            </w:r>
+            <w:r>
+              <w:t xml:space="preserve">+</w:t>
+            </w:r>
+            <w:r>
+              <w:t xml:space="preserve"> </w:t>
+            </w:r>
+            <w:r>
+              <w:rPr>
+                <w:rStyle w:val="VerbatimChar"/>
+              </w:rPr>
+              <w:t xml:space="preserve">["kubernetes.io/pvc-protection"]</w:t>
+            </w:r>
+            <w:r>
+              <w:t xml:space="preserve"> </w:t>
+            </w:r>
+            <w:r>
+              <w:t xml:space="preserve">for 60s+</w:t>
+            </w:r>
+          </w:p>
+        </w:tc>
+      </w:tr>
+      <w:tr>
+        <w:tc>
+          <w:tcPr/>
+          <w:p>
+            <w:pPr>
+              <w:pStyle w:val="Compact"/>
+            </w:pPr>
+            <w:r>
+              <w:rPr>
+                <w:rStyle w:val="VerbatimChar"/>
+              </w:rPr>
+              <w:t xml:space="preserve">reclaimPolicy: Delete</w:t>
+            </w:r>
+            <w:r>
+              <w:t xml:space="preserve"> </w:t>
+            </w:r>
+            <w:r>
+              <w:t xml:space="preserve">destroys the data with the PVC</w:t>
+            </w:r>
+          </w:p>
+        </w:tc>
+        <w:tc>
+          <w:tcPr/>
+          <w:p>
+            <w:pPr>
+              <w:pStyle w:val="Compact"/>
+            </w:pPr>
+            <w:r>
+              <w:t xml:space="preserve">7</w:t>
+            </w:r>
+          </w:p>
+        </w:tc>
+        <w:tc>
+          <w:tcPr/>
+          <w:p>
+            <w:pPr>
+              <w:pStyle w:val="Compact"/>
+            </w:pPr>
+            <w:r>
+              <w:t xml:space="preserve">PV gone once the consumer was removed</w:t>
+            </w:r>
+          </w:p>
+        </w:tc>
+      </w:tr>
+      <w:tr>
+        <w:tc>
+          <w:tcPr/>
+          <w:p>
+            <w:pPr>
+              <w:pStyle w:val="Compact"/>
+            </w:pPr>
+            <w:r>
+              <w:rPr>
+                <w:rStyle w:val="VerbatimChar"/>
+              </w:rPr>
+              <w:t xml:space="preserve">dataSource</w:t>
+            </w:r>
+            <w:r>
+              <w:t xml:space="preserve"> </w:t>
+            </w:r>
+            <w:r>
+              <w:t xml:space="preserve">also clones from a PVC, independently</w:t>
+            </w:r>
+          </w:p>
+        </w:tc>
+        <w:tc>
+          <w:tcPr/>
+          <w:p>
+            <w:pPr>
+              <w:pStyle w:val="Compact"/>
+            </w:pPr>
+            <w:r>
+              <w:t xml:space="preserve">7</w:t>
+            </w:r>
+          </w:p>
+        </w:tc>
+        <w:tc>
+          <w:tcPr/>
+          <w:p>
+            <w:pPr>
+              <w:pStyle w:val="Compact"/>
+            </w:pPr>
+            <w:r>
+              <w:t xml:space="preserve">clone reads</w:t>
+            </w:r>
+            <w:r>
+              <w:t xml:space="preserve"> </w:t>
+            </w:r>
+            <w:r>
+              <w:rPr>
+                <w:rStyle w:val="VerbatimChar"/>
+              </w:rPr>
+              <w:t xml:space="preserve">orders-2026-Q3</w:t>
+            </w:r>
+            <w:r>
+              <w:t xml:space="preserve">, diverges, source unchanged</w:t>
+            </w:r>
+          </w:p>
+        </w:tc>
+      </w:tr>
     </w:tbl>
-    <w:bookmarkEnd w:id="35"/>
-    <w:bookmarkStart w:id="38" w:name="evidence"/>
+    <w:bookmarkEnd w:id="40"/>
+    <w:bookmarkStart w:id="43" w:name="evidence"/>
     <w:p>
       <w:pPr>
         <w:pStyle w:val="Heading2"/>
@@ -3212,7 +9940,7 @@
       <w:r>
         <w:t xml:space="preserve"> </w:t>
       </w:r>
-      <w:hyperlink r:id="rId36">
+      <w:hyperlink r:id="rId41">
         <w:r>
           <w:rPr>
             <w:rStyle w:val="VerbatimChar"/>
@@ -3224,12 +9952,12 @@
         <w:t xml:space="preserve"> </w:t>
       </w:r>
       <w:r>
-        <w:t xml:space="preserve">(4 images), and a command transcript is in</w:t>
-      </w:r>
-      <w:r>
-        <w:t xml:space="preserve"> </w:t>
-      </w:r>
-      <w:hyperlink r:id="rId37">
+        <w:t xml:space="preserve">(4 images), and command transcripts are in</w:t>
+      </w:r>
+      <w:r>
+        <w:t xml:space="preserve"> </w:t>
+      </w:r>
+      <w:hyperlink r:id="rId42">
         <w:r>
           <w:rPr>
             <w:rStyle w:val="VerbatimChar"/>
@@ -3238,7 +9966,27 @@
         </w:r>
       </w:hyperlink>
       <w:r>
-        <w:t xml:space="preserve">.</w:t>
+        <w:t xml:space="preserve"> </w:t>
+      </w:r>
+      <w:r>
+        <w:t xml:space="preserve">(Steps 1–4, GKE) and</w:t>
+      </w:r>
+      <w:r>
+        <w:t xml:space="preserve"> </w:t>
+      </w:r>
+      <w:hyperlink r:id="rId34">
+        <w:r>
+          <w:rPr>
+            <w:rStyle w:val="VerbatimChar"/>
+          </w:rPr>
+          <w:t xml:space="preserve">artifacts/lab-11/evidence/lab-11-expansion-and-multiattach.txt</w:t>
+        </w:r>
+      </w:hyperlink>
+      <w:r>
+        <w:t xml:space="preserve"> </w:t>
+      </w:r>
+      <w:r>
+        <w:t xml:space="preserve">(Steps 5–7, kind + CSI hostpath).</w:t>
       </w:r>
     </w:p>
     <w:p>
@@ -3278,7 +10026,7 @@
         </w:r>
       </w:hyperlink>
     </w:p>
-    <w:bookmarkEnd w:id="38"/>
+    <w:bookmarkEnd w:id="43"/>
     <w:sectPr>
       <w:pgSz w:h="15840" w:w="12240"/>
       <w:pgMar w:bottom="1440" w:footer="720" w:gutter="0" w:header="720" w:left="1440" w:right="1440" w:top="1440"/>

--- a/day-2-stateful-storage-and-exposure/lab-11-statefulsets-snapshots.docx
+++ b/day-2-stateful-storage-and-exposure/lab-11-statefulsets-snapshots.docx
@@ -1086,7 +1086,7 @@
       </w:r>
     </w:p>
     <w:bookmarkEnd w:id="12"/>
-    <w:bookmarkStart w:id="16" w:name="the-idea-in-60-seconds"/>
+    <w:bookmarkStart w:id="13" w:name="the-idea-in-60-seconds"/>
     <w:p>
       <w:pPr>
         <w:pStyle w:val="Heading2"/>
@@ -1252,557 +1252,566 @@
     </w:p>
     <w:p>
       <w:pPr>
+        <w:pStyle w:val="SourceCode"/>
+      </w:pPr>
+      <w:r>
+        <w:rPr>
+          <w:rStyle w:val="VerbatimChar"/>
+        </w:rPr>
+        <w:t xml:space="preserve">flowchart TB</w:t>
+      </w:r>
+      <w:r>
+        <w:br/>
+      </w:r>
+      <w:r>
+        <w:rPr>
+          <w:rStyle w:val="VerbatimChar"/>
+        </w:rPr>
+        <w:t xml:space="preserve">    SS["StatefulSet db-0"] --&gt; PVC["PVC data-db-0&lt;br/&gt;(pd.csi, 1Gi)"]</w:t>
+      </w:r>
+      <w:r>
+        <w:br/>
+      </w:r>
+      <w:r>
+        <w:rPr>
+          <w:rStyle w:val="VerbatimChar"/>
+        </w:rPr>
+        <w:t xml:space="preserve">    PVC --&gt; PD["real Persistent Disk&lt;br/&gt;/data/message = important-data-v1"]</w:t>
+      </w:r>
+      <w:r>
+        <w:br/>
+      </w:r>
+      <w:r>
+        <w:rPr>
+          <w:rStyle w:val="VerbatimChar"/>
+        </w:rPr>
+        <w:t xml:space="preserve">    PD --&gt;|"VolumeSnapshot"| SNAP["snapshot db-snap&lt;br/&gt;readyToUse = true"]</w:t>
+      </w:r>
+      <w:r>
+        <w:br/>
+      </w:r>
+      <w:r>
+        <w:rPr>
+          <w:rStyle w:val="VerbatimChar"/>
+        </w:rPr>
+        <w:t xml:space="preserve">    PVC -.-&gt;|"delete StatefulSet + PVC"| GONE["volume gone"]</w:t>
+      </w:r>
+      <w:r>
+        <w:br/>
+      </w:r>
+      <w:r>
+        <w:rPr>
+          <w:rStyle w:val="VerbatimChar"/>
+        </w:rPr>
+        <w:t xml:space="preserve">    SNAP --&gt;|"dataSource on a new PVC"| RESTORE["PVC data-restored&lt;br/&gt;/data/message intact"]</w:t>
+      </w:r>
+    </w:p>
+    <w:p>
+      <w:r>
+        <w:pict>
+          <v:rect style="width:0;height:1.5pt" o:hralign="center" o:hrstd="t" o:hr="t"/>
+        </w:pict>
+      </w:r>
+    </w:p>
+    <w:bookmarkEnd w:id="13"/>
+    <w:bookmarkStart w:id="17" w:name="Xffb589b54b5dab2775ec104f4bebac2679053b5"/>
+    <w:p>
+      <w:pPr>
+        <w:pStyle w:val="Heading2"/>
+      </w:pPr>
+      <w:r>
+        <w:t xml:space="preserve">Step 1 — Run a StatefulSet and write data to its volume</w:t>
+      </w:r>
+    </w:p>
+    <w:p>
+      <w:pPr>
+        <w:pStyle w:val="FirstParagraph"/>
+      </w:pPr>
+      <w:r>
+        <w:rPr>
+          <w:b/>
+          <w:bCs/>
+        </w:rPr>
+        <w:t xml:space="preserve">Goal:</w:t>
+      </w:r>
+      <w:r>
+        <w:t xml:space="preserve"> </w:t>
+      </w:r>
+      <w:r>
+        <w:t xml:space="preserve">create a StatefulSet whose Pod has its own persistent disk, and put a known value on it.</w:t>
+      </w:r>
+    </w:p>
+    <w:p>
+      <w:pPr>
+        <w:pStyle w:val="BodyText"/>
+      </w:pPr>
+      <w:r>
+        <w:rPr>
+          <w:b/>
+          <w:bCs/>
+        </w:rPr>
+        <w:t xml:space="preserve">1. Create the StatefulSet (it declares a</w:t>
+      </w:r>
+      <w:r>
+        <w:rPr>
+          <w:b/>
+          <w:bCs/>
+        </w:rPr>
+        <w:t xml:space="preserve"> </w:t>
+      </w:r>
+      <w:r>
+        <w:rPr>
+          <w:rStyle w:val="VerbatimChar"/>
+          <w:b/>
+          <w:bCs/>
+        </w:rPr>
+        <w:t xml:space="preserve">volumeClaimTemplate</w:t>
+      </w:r>
+      <w:r>
+        <w:rPr>
+          <w:b/>
+          <w:bCs/>
+        </w:rPr>
+        <w:t xml:space="preserve">), wait for it, then write a file:</w:t>
+      </w:r>
+    </w:p>
+    <w:p>
+      <w:pPr>
+        <w:pStyle w:val="SourceCode"/>
+      </w:pPr>
+      <w:r>
+        <w:rPr>
+          <w:rStyle w:val="ExtensionTok"/>
+        </w:rPr>
+        <w:t xml:space="preserve">kubectl</w:t>
+      </w:r>
+      <w:r>
+        <w:rPr>
+          <w:rStyle w:val="NormalTok"/>
+        </w:rPr>
+        <w:t xml:space="preserve"> apply </w:t>
+      </w:r>
+      <w:r>
+        <w:rPr>
+          <w:rStyle w:val="AttributeTok"/>
+        </w:rPr>
+        <w:t xml:space="preserve">-f</w:t>
+      </w:r>
+      <w:r>
+        <w:rPr>
+          <w:rStyle w:val="NormalTok"/>
+        </w:rPr>
+        <w:t xml:space="preserve"> </w:t>
+      </w:r>
+      <w:r>
+        <w:rPr>
+          <w:rStyle w:val="AttributeTok"/>
+        </w:rPr>
+        <w:t xml:space="preserve">-</w:t>
+      </w:r>
+      <w:r>
+        <w:rPr>
+          <w:rStyle w:val="NormalTok"/>
+        </w:rPr>
+        <w:t xml:space="preserve"> </w:t>
+      </w:r>
+      <w:r>
+        <w:rPr>
+          <w:rStyle w:val="OperatorTok"/>
+        </w:rPr>
+        <w:t xml:space="preserve">&lt;&lt;'EOF'</w:t>
+      </w:r>
+      <w:r>
+        <w:br/>
+      </w:r>
+      <w:r>
+        <w:rPr>
+          <w:rStyle w:val="StringTok"/>
+        </w:rPr>
+        <w:t xml:space="preserve">apiVersion: apps/v1</w:t>
+      </w:r>
+      <w:r>
+        <w:br/>
+      </w:r>
+      <w:r>
+        <w:rPr>
+          <w:rStyle w:val="StringTok"/>
+        </w:rPr>
+        <w:t xml:space="preserve">kind: StatefulSet</w:t>
+      </w:r>
+      <w:r>
+        <w:br/>
+      </w:r>
+      <w:r>
+        <w:rPr>
+          <w:rStyle w:val="StringTok"/>
+        </w:rPr>
+        <w:t xml:space="preserve">metadata: {name: db}</w:t>
+      </w:r>
+      <w:r>
+        <w:br/>
+      </w:r>
+      <w:r>
+        <w:rPr>
+          <w:rStyle w:val="StringTok"/>
+        </w:rPr>
+        <w:t xml:space="preserve">spec:</w:t>
+      </w:r>
+      <w:r>
+        <w:br/>
+      </w:r>
+      <w:r>
+        <w:rPr>
+          <w:rStyle w:val="StringTok"/>
+        </w:rPr>
+        <w:t xml:space="preserve">  serviceName: db</w:t>
+      </w:r>
+      <w:r>
+        <w:br/>
+      </w:r>
+      <w:r>
+        <w:rPr>
+          <w:rStyle w:val="StringTok"/>
+        </w:rPr>
+        <w:t xml:space="preserve">  replicas: 1</w:t>
+      </w:r>
+      <w:r>
+        <w:br/>
+      </w:r>
+      <w:r>
+        <w:rPr>
+          <w:rStyle w:val="StringTok"/>
+        </w:rPr>
+        <w:t xml:space="preserve">  selector: {matchLabels: {app: db}}</w:t>
+      </w:r>
+      <w:r>
+        <w:br/>
+      </w:r>
+      <w:r>
+        <w:rPr>
+          <w:rStyle w:val="StringTok"/>
+        </w:rPr>
+        <w:t xml:space="preserve">  template:</w:t>
+      </w:r>
+      <w:r>
+        <w:br/>
+      </w:r>
+      <w:r>
+        <w:rPr>
+          <w:rStyle w:val="StringTok"/>
+        </w:rPr>
+        <w:t xml:space="preserve">    metadata: {labels: {app: db}}</w:t>
+      </w:r>
+      <w:r>
+        <w:br/>
+      </w:r>
+      <w:r>
+        <w:rPr>
+          <w:rStyle w:val="StringTok"/>
+        </w:rPr>
+        <w:t xml:space="preserve">    spec:</w:t>
+      </w:r>
+      <w:r>
+        <w:br/>
+      </w:r>
+      <w:r>
+        <w:rPr>
+          <w:rStyle w:val="StringTok"/>
+        </w:rPr>
+        <w:t xml:space="preserve">      containers:</w:t>
+      </w:r>
+      <w:r>
+        <w:br/>
+      </w:r>
+      <w:r>
+        <w:rPr>
+          <w:rStyle w:val="StringTok"/>
+        </w:rPr>
+        <w:t xml:space="preserve">        - name: app</w:t>
+      </w:r>
+      <w:r>
+        <w:br/>
+      </w:r>
+      <w:r>
+        <w:rPr>
+          <w:rStyle w:val="StringTok"/>
+        </w:rPr>
+        <w:t xml:space="preserve">          image: busybox:1.36</w:t>
+      </w:r>
+      <w:r>
+        <w:br/>
+      </w:r>
+      <w:r>
+        <w:rPr>
+          <w:rStyle w:val="StringTok"/>
+        </w:rPr>
+        <w:t xml:space="preserve">          command: ["sh","-c","sleep 3600"]</w:t>
+      </w:r>
+      <w:r>
+        <w:br/>
+      </w:r>
+      <w:r>
+        <w:rPr>
+          <w:rStyle w:val="StringTok"/>
+        </w:rPr>
+        <w:t xml:space="preserve">          volumeMounts: [{name: data, mountPath: /data}]</w:t>
+      </w:r>
+      <w:r>
+        <w:br/>
+      </w:r>
+      <w:r>
+        <w:rPr>
+          <w:rStyle w:val="StringTok"/>
+        </w:rPr>
+        <w:t xml:space="preserve">  volumeClaimTemplates:</w:t>
+      </w:r>
+      <w:r>
+        <w:br/>
+      </w:r>
+      <w:r>
+        <w:rPr>
+          <w:rStyle w:val="StringTok"/>
+        </w:rPr>
+        <w:t xml:space="preserve">    - metadata: {name: data}</w:t>
+      </w:r>
+      <w:r>
+        <w:br/>
+      </w:r>
+      <w:r>
+        <w:rPr>
+          <w:rStyle w:val="StringTok"/>
+        </w:rPr>
+        <w:t xml:space="preserve">      spec:</w:t>
+      </w:r>
+      <w:r>
+        <w:br/>
+      </w:r>
+      <w:r>
+        <w:rPr>
+          <w:rStyle w:val="StringTok"/>
+        </w:rPr>
+        <w:t xml:space="preserve">        accessModes: ["ReadWriteOnce"]</w:t>
+      </w:r>
+      <w:r>
+        <w:br/>
+      </w:r>
+      <w:r>
+        <w:rPr>
+          <w:rStyle w:val="StringTok"/>
+        </w:rPr>
+        <w:t xml:space="preserve">        storageClassName: standard-rwo</w:t>
+      </w:r>
+      <w:r>
+        <w:br/>
+      </w:r>
+      <w:r>
+        <w:rPr>
+          <w:rStyle w:val="StringTok"/>
+        </w:rPr>
+        <w:t xml:space="preserve">        resources: {requests: {storage: 1Gi}}</w:t>
+      </w:r>
+      <w:r>
+        <w:br/>
+      </w:r>
+      <w:r>
+        <w:rPr>
+          <w:rStyle w:val="OperatorTok"/>
+        </w:rPr>
+        <w:t xml:space="preserve">EOF</w:t>
+      </w:r>
+      <w:r>
+        <w:br/>
+      </w:r>
+      <w:r>
+        <w:rPr>
+          <w:rStyle w:val="ExtensionTok"/>
+        </w:rPr>
+        <w:t xml:space="preserve">kubectl</w:t>
+      </w:r>
+      <w:r>
+        <w:rPr>
+          <w:rStyle w:val="NormalTok"/>
+        </w:rPr>
+        <w:t xml:space="preserve"> rollout status statefulset/db </w:t>
+      </w:r>
+      <w:r>
+        <w:rPr>
+          <w:rStyle w:val="AttributeTok"/>
+        </w:rPr>
+        <w:t xml:space="preserve">--timeout</w:t>
+      </w:r>
+      <w:r>
+        <w:rPr>
+          <w:rStyle w:val="OperatorTok"/>
+        </w:rPr>
+        <w:t xml:space="preserve">=</w:t>
+      </w:r>
+      <w:r>
+        <w:rPr>
+          <w:rStyle w:val="NormalTok"/>
+        </w:rPr>
+        <w:t xml:space="preserve">120s</w:t>
+      </w:r>
+      <w:r>
+        <w:br/>
+      </w:r>
+      <w:r>
+        <w:br/>
+      </w:r>
+      <w:r>
+        <w:rPr>
+          <w:rStyle w:val="ExtensionTok"/>
+        </w:rPr>
+        <w:t xml:space="preserve">kubectl</w:t>
+      </w:r>
+      <w:r>
+        <w:rPr>
+          <w:rStyle w:val="NormalTok"/>
+        </w:rPr>
+        <w:t xml:space="preserve"> exec db-0 </w:t>
+      </w:r>
+      <w:r>
+        <w:rPr>
+          <w:rStyle w:val="AttributeTok"/>
+        </w:rPr>
+        <w:t xml:space="preserve">--</w:t>
+      </w:r>
+      <w:r>
+        <w:rPr>
+          <w:rStyle w:val="NormalTok"/>
+        </w:rPr>
+        <w:t xml:space="preserve"> sh </w:t>
+      </w:r>
+      <w:r>
+        <w:rPr>
+          <w:rStyle w:val="AttributeTok"/>
+        </w:rPr>
+        <w:t xml:space="preserve">-c</w:t>
+      </w:r>
+      <w:r>
+        <w:rPr>
+          <w:rStyle w:val="NormalTok"/>
+        </w:rPr>
+        <w:t xml:space="preserve"> </w:t>
+      </w:r>
+      <w:r>
+        <w:rPr>
+          <w:rStyle w:val="StringTok"/>
+        </w:rPr>
+        <w:t xml:space="preserve">'echo "important-data-v1" &gt; /data/message; cat /data/message'</w:t>
+      </w:r>
+      <w:r>
+        <w:br/>
+      </w:r>
+      <w:r>
+        <w:rPr>
+          <w:rStyle w:val="ExtensionTok"/>
+        </w:rPr>
+        <w:t xml:space="preserve">kubectl</w:t>
+      </w:r>
+      <w:r>
+        <w:rPr>
+          <w:rStyle w:val="NormalTok"/>
+        </w:rPr>
+        <w:t xml:space="preserve"> get pvc data-db-0</w:t>
+      </w:r>
+    </w:p>
+    <w:p>
+      <w:pPr>
+        <w:pStyle w:val="FirstParagraph"/>
+      </w:pPr>
+      <w:r>
+        <w:rPr>
+          <w:b/>
+          <w:bCs/>
+        </w:rPr>
+        <w:t xml:space="preserve">What you should see:</w:t>
+      </w:r>
+      <w:r>
+        <w:t xml:space="preserve"> </w:t>
+      </w:r>
+      <w:r>
+        <w:t xml:space="preserve">the rollout completes,</w:t>
+      </w:r>
+      <w:r>
+        <w:t xml:space="preserve"> </w:t>
+      </w:r>
+      <w:r>
+        <w:rPr>
+          <w:rStyle w:val="VerbatimChar"/>
+        </w:rPr>
+        <w:t xml:space="preserve">cat /data/message</w:t>
+      </w:r>
+      <w:r>
+        <w:t xml:space="preserve"> </w:t>
+      </w:r>
+      <w:r>
+        <w:t xml:space="preserve">prints</w:t>
+      </w:r>
+      <w:r>
+        <w:t xml:space="preserve"> </w:t>
+      </w:r>
+      <w:r>
+        <w:rPr>
+          <w:rStyle w:val="VerbatimChar"/>
+        </w:rPr>
+        <w:t xml:space="preserve">important-data-v1</w:t>
+      </w:r>
+      <w:r>
+        <w:t xml:space="preserve">, and</w:t>
+      </w:r>
+      <w:r>
+        <w:t xml:space="preserve"> </w:t>
+      </w:r>
+      <w:r>
+        <w:rPr>
+          <w:rStyle w:val="VerbatimChar"/>
+        </w:rPr>
+        <w:t xml:space="preserve">kubectl get pvc data-db-0</w:t>
+      </w:r>
+      <w:r>
+        <w:t xml:space="preserve"> </w:t>
+      </w:r>
+      <w:r>
+        <w:t xml:space="preserve">shows a</w:t>
+      </w:r>
+      <w:r>
+        <w:t xml:space="preserve"> </w:t>
+      </w:r>
+      <w:r>
+        <w:rPr>
+          <w:rStyle w:val="VerbatimChar"/>
+        </w:rPr>
+        <w:t xml:space="preserve">Bound</w:t>
+      </w:r>
+      <w:r>
+        <w:t xml:space="preserve"> </w:t>
+      </w:r>
+      <w:r>
+        <w:t xml:space="preserve">1Gi PVC.</w:t>
+      </w:r>
+    </w:p>
+    <w:p>
+      <w:pPr>
         <w:pStyle w:val="BodyText"/>
       </w:pPr>
       <w:r>
         <w:drawing>
           <wp:inline>
-            <wp:extent cx="5943600" cy="8240819"/>
+            <wp:extent cx="5943600" cy="4116751"/>
             <wp:effectExtent b="0" l="0" r="0" t="0"/>
-            <wp:docPr descr="Architecture diagram" title="" id="14" name="Picture"/>
+            <wp:docPr descr="StatefulSet running, data written, PVC bound" title="" id="15" name="Picture"/>
             <a:graphic>
               <a:graphicData uri="http://schemas.openxmlformats.org/drawingml/2006/picture">
                 <pic:pic>
                   <pic:nvPicPr>
-                    <pic:cNvPr descr="artifacts/lab-11/diagrams/diagram.png" id="15" name="Picture"/>
+                    <pic:cNvPr descr="../artifacts/lab-11/screenshots/01-statefulset-data.png" id="16" name="Picture"/>
                     <pic:cNvPicPr>
                       <a:picLocks noChangeArrowheads="1" noChangeAspect="1"/>
                     </pic:cNvPicPr>
                   </pic:nvPicPr>
                   <pic:blipFill>
-                    <a:blip r:embed="rId13"/>
-                    <a:stretch>
-                      <a:fillRect/>
-                    </a:stretch>
-                  </pic:blipFill>
-                  <pic:spPr bwMode="auto">
-                    <a:xfrm>
-                      <a:off x="0" y="0"/>
-                      <a:ext cx="5943600" cy="8240819"/>
-                    </a:xfrm>
-                    <a:prstGeom prst="rect">
-                      <a:avLst/>
-                    </a:prstGeom>
-                    <a:noFill/>
-                    <a:ln w="9525">
-                      <a:noFill/>
-                      <a:headEnd/>
-                      <a:tailEnd/>
-                    </a:ln>
-                  </pic:spPr>
-                </pic:pic>
-              </a:graphicData>
-            </a:graphic>
-          </wp:inline>
-        </w:drawing>
-      </w:r>
-    </w:p>
-    <w:p>
-      <w:r>
-        <w:pict>
-          <v:rect style="width:0;height:1.5pt" o:hralign="center" o:hrstd="t" o:hr="t"/>
-        </w:pict>
-      </w:r>
-    </w:p>
-    <w:bookmarkEnd w:id="16"/>
-    <w:bookmarkStart w:id="20" w:name="Xffb589b54b5dab2775ec104f4bebac2679053b5"/>
-    <w:p>
-      <w:pPr>
-        <w:pStyle w:val="Heading2"/>
-      </w:pPr>
-      <w:r>
-        <w:t xml:space="preserve">Step 1 — Run a StatefulSet and write data to its volume</w:t>
-      </w:r>
-    </w:p>
-    <w:p>
-      <w:pPr>
-        <w:pStyle w:val="FirstParagraph"/>
-      </w:pPr>
-      <w:r>
-        <w:rPr>
-          <w:b/>
-          <w:bCs/>
-        </w:rPr>
-        <w:t xml:space="preserve">Goal:</w:t>
-      </w:r>
-      <w:r>
-        <w:t xml:space="preserve"> </w:t>
-      </w:r>
-      <w:r>
-        <w:t xml:space="preserve">create a StatefulSet whose Pod has its own persistent disk, and put a known value on it.</w:t>
-      </w:r>
-    </w:p>
-    <w:p>
-      <w:pPr>
-        <w:pStyle w:val="BodyText"/>
-      </w:pPr>
-      <w:r>
-        <w:rPr>
-          <w:b/>
-          <w:bCs/>
-        </w:rPr>
-        <w:t xml:space="preserve">1. Create the StatefulSet (it declares a</w:t>
-      </w:r>
-      <w:r>
-        <w:rPr>
-          <w:b/>
-          <w:bCs/>
-        </w:rPr>
-        <w:t xml:space="preserve"> </w:t>
-      </w:r>
-      <w:r>
-        <w:rPr>
-          <w:rStyle w:val="VerbatimChar"/>
-          <w:b/>
-          <w:bCs/>
-        </w:rPr>
-        <w:t xml:space="preserve">volumeClaimTemplate</w:t>
-      </w:r>
-      <w:r>
-        <w:rPr>
-          <w:b/>
-          <w:bCs/>
-        </w:rPr>
-        <w:t xml:space="preserve">), wait for it, then write a file:</w:t>
-      </w:r>
-    </w:p>
-    <w:p>
-      <w:pPr>
-        <w:pStyle w:val="SourceCode"/>
-      </w:pPr>
-      <w:r>
-        <w:rPr>
-          <w:rStyle w:val="ExtensionTok"/>
-        </w:rPr>
-        <w:t xml:space="preserve">kubectl</w:t>
-      </w:r>
-      <w:r>
-        <w:rPr>
-          <w:rStyle w:val="NormalTok"/>
-        </w:rPr>
-        <w:t xml:space="preserve"> apply </w:t>
-      </w:r>
-      <w:r>
-        <w:rPr>
-          <w:rStyle w:val="AttributeTok"/>
-        </w:rPr>
-        <w:t xml:space="preserve">-f</w:t>
-      </w:r>
-      <w:r>
-        <w:rPr>
-          <w:rStyle w:val="NormalTok"/>
-        </w:rPr>
-        <w:t xml:space="preserve"> </w:t>
-      </w:r>
-      <w:r>
-        <w:rPr>
-          <w:rStyle w:val="AttributeTok"/>
-        </w:rPr>
-        <w:t xml:space="preserve">-</w:t>
-      </w:r>
-      <w:r>
-        <w:rPr>
-          <w:rStyle w:val="NormalTok"/>
-        </w:rPr>
-        <w:t xml:space="preserve"> </w:t>
-      </w:r>
-      <w:r>
-        <w:rPr>
-          <w:rStyle w:val="OperatorTok"/>
-        </w:rPr>
-        <w:t xml:space="preserve">&lt;&lt;'EOF'</w:t>
-      </w:r>
-      <w:r>
-        <w:br/>
-      </w:r>
-      <w:r>
-        <w:rPr>
-          <w:rStyle w:val="StringTok"/>
-        </w:rPr>
-        <w:t xml:space="preserve">apiVersion: apps/v1</w:t>
-      </w:r>
-      <w:r>
-        <w:br/>
-      </w:r>
-      <w:r>
-        <w:rPr>
-          <w:rStyle w:val="StringTok"/>
-        </w:rPr>
-        <w:t xml:space="preserve">kind: StatefulSet</w:t>
-      </w:r>
-      <w:r>
-        <w:br/>
-      </w:r>
-      <w:r>
-        <w:rPr>
-          <w:rStyle w:val="StringTok"/>
-        </w:rPr>
-        <w:t xml:space="preserve">metadata: {name: db}</w:t>
-      </w:r>
-      <w:r>
-        <w:br/>
-      </w:r>
-      <w:r>
-        <w:rPr>
-          <w:rStyle w:val="StringTok"/>
-        </w:rPr>
-        <w:t xml:space="preserve">spec:</w:t>
-      </w:r>
-      <w:r>
-        <w:br/>
-      </w:r>
-      <w:r>
-        <w:rPr>
-          <w:rStyle w:val="StringTok"/>
-        </w:rPr>
-        <w:t xml:space="preserve">  serviceName: db</w:t>
-      </w:r>
-      <w:r>
-        <w:br/>
-      </w:r>
-      <w:r>
-        <w:rPr>
-          <w:rStyle w:val="StringTok"/>
-        </w:rPr>
-        <w:t xml:space="preserve">  replicas: 1</w:t>
-      </w:r>
-      <w:r>
-        <w:br/>
-      </w:r>
-      <w:r>
-        <w:rPr>
-          <w:rStyle w:val="StringTok"/>
-        </w:rPr>
-        <w:t xml:space="preserve">  selector: {matchLabels: {app: db}}</w:t>
-      </w:r>
-      <w:r>
-        <w:br/>
-      </w:r>
-      <w:r>
-        <w:rPr>
-          <w:rStyle w:val="StringTok"/>
-        </w:rPr>
-        <w:t xml:space="preserve">  template:</w:t>
-      </w:r>
-      <w:r>
-        <w:br/>
-      </w:r>
-      <w:r>
-        <w:rPr>
-          <w:rStyle w:val="StringTok"/>
-        </w:rPr>
-        <w:t xml:space="preserve">    metadata: {labels: {app: db}}</w:t>
-      </w:r>
-      <w:r>
-        <w:br/>
-      </w:r>
-      <w:r>
-        <w:rPr>
-          <w:rStyle w:val="StringTok"/>
-        </w:rPr>
-        <w:t xml:space="preserve">    spec:</w:t>
-      </w:r>
-      <w:r>
-        <w:br/>
-      </w:r>
-      <w:r>
-        <w:rPr>
-          <w:rStyle w:val="StringTok"/>
-        </w:rPr>
-        <w:t xml:space="preserve">      containers:</w:t>
-      </w:r>
-      <w:r>
-        <w:br/>
-      </w:r>
-      <w:r>
-        <w:rPr>
-          <w:rStyle w:val="StringTok"/>
-        </w:rPr>
-        <w:t xml:space="preserve">        - name: app</w:t>
-      </w:r>
-      <w:r>
-        <w:br/>
-      </w:r>
-      <w:r>
-        <w:rPr>
-          <w:rStyle w:val="StringTok"/>
-        </w:rPr>
-        <w:t xml:space="preserve">          image: busybox:1.36</w:t>
-      </w:r>
-      <w:r>
-        <w:br/>
-      </w:r>
-      <w:r>
-        <w:rPr>
-          <w:rStyle w:val="StringTok"/>
-        </w:rPr>
-        <w:t xml:space="preserve">          command: ["sh","-c","sleep 3600"]</w:t>
-      </w:r>
-      <w:r>
-        <w:br/>
-      </w:r>
-      <w:r>
-        <w:rPr>
-          <w:rStyle w:val="StringTok"/>
-        </w:rPr>
-        <w:t xml:space="preserve">          volumeMounts: [{name: data, mountPath: /data}]</w:t>
-      </w:r>
-      <w:r>
-        <w:br/>
-      </w:r>
-      <w:r>
-        <w:rPr>
-          <w:rStyle w:val="StringTok"/>
-        </w:rPr>
-        <w:t xml:space="preserve">  volumeClaimTemplates:</w:t>
-      </w:r>
-      <w:r>
-        <w:br/>
-      </w:r>
-      <w:r>
-        <w:rPr>
-          <w:rStyle w:val="StringTok"/>
-        </w:rPr>
-        <w:t xml:space="preserve">    - metadata: {name: data}</w:t>
-      </w:r>
-      <w:r>
-        <w:br/>
-      </w:r>
-      <w:r>
-        <w:rPr>
-          <w:rStyle w:val="StringTok"/>
-        </w:rPr>
-        <w:t xml:space="preserve">      spec:</w:t>
-      </w:r>
-      <w:r>
-        <w:br/>
-      </w:r>
-      <w:r>
-        <w:rPr>
-          <w:rStyle w:val="StringTok"/>
-        </w:rPr>
-        <w:t xml:space="preserve">        accessModes: ["ReadWriteOnce"]</w:t>
-      </w:r>
-      <w:r>
-        <w:br/>
-      </w:r>
-      <w:r>
-        <w:rPr>
-          <w:rStyle w:val="StringTok"/>
-        </w:rPr>
-        <w:t xml:space="preserve">        storageClassName: standard-rwo</w:t>
-      </w:r>
-      <w:r>
-        <w:br/>
-      </w:r>
-      <w:r>
-        <w:rPr>
-          <w:rStyle w:val="StringTok"/>
-        </w:rPr>
-        <w:t xml:space="preserve">        resources: {requests: {storage: 1Gi}}</w:t>
-      </w:r>
-      <w:r>
-        <w:br/>
-      </w:r>
-      <w:r>
-        <w:rPr>
-          <w:rStyle w:val="OperatorTok"/>
-        </w:rPr>
-        <w:t xml:space="preserve">EOF</w:t>
-      </w:r>
-      <w:r>
-        <w:br/>
-      </w:r>
-      <w:r>
-        <w:rPr>
-          <w:rStyle w:val="ExtensionTok"/>
-        </w:rPr>
-        <w:t xml:space="preserve">kubectl</w:t>
-      </w:r>
-      <w:r>
-        <w:rPr>
-          <w:rStyle w:val="NormalTok"/>
-        </w:rPr>
-        <w:t xml:space="preserve"> rollout status statefulset/db </w:t>
-      </w:r>
-      <w:r>
-        <w:rPr>
-          <w:rStyle w:val="AttributeTok"/>
-        </w:rPr>
-        <w:t xml:space="preserve">--timeout</w:t>
-      </w:r>
-      <w:r>
-        <w:rPr>
-          <w:rStyle w:val="OperatorTok"/>
-        </w:rPr>
-        <w:t xml:space="preserve">=</w:t>
-      </w:r>
-      <w:r>
-        <w:rPr>
-          <w:rStyle w:val="NormalTok"/>
-        </w:rPr>
-        <w:t xml:space="preserve">120s</w:t>
-      </w:r>
-      <w:r>
-        <w:br/>
-      </w:r>
-      <w:r>
-        <w:br/>
-      </w:r>
-      <w:r>
-        <w:rPr>
-          <w:rStyle w:val="ExtensionTok"/>
-        </w:rPr>
-        <w:t xml:space="preserve">kubectl</w:t>
-      </w:r>
-      <w:r>
-        <w:rPr>
-          <w:rStyle w:val="NormalTok"/>
-        </w:rPr>
-        <w:t xml:space="preserve"> exec db-0 </w:t>
-      </w:r>
-      <w:r>
-        <w:rPr>
-          <w:rStyle w:val="AttributeTok"/>
-        </w:rPr>
-        <w:t xml:space="preserve">--</w:t>
-      </w:r>
-      <w:r>
-        <w:rPr>
-          <w:rStyle w:val="NormalTok"/>
-        </w:rPr>
-        <w:t xml:space="preserve"> sh </w:t>
-      </w:r>
-      <w:r>
-        <w:rPr>
-          <w:rStyle w:val="AttributeTok"/>
-        </w:rPr>
-        <w:t xml:space="preserve">-c</w:t>
-      </w:r>
-      <w:r>
-        <w:rPr>
-          <w:rStyle w:val="NormalTok"/>
-        </w:rPr>
-        <w:t xml:space="preserve"> </w:t>
-      </w:r>
-      <w:r>
-        <w:rPr>
-          <w:rStyle w:val="StringTok"/>
-        </w:rPr>
-        <w:t xml:space="preserve">'echo "important-data-v1" &gt; /data/message; cat /data/message'</w:t>
-      </w:r>
-      <w:r>
-        <w:br/>
-      </w:r>
-      <w:r>
-        <w:rPr>
-          <w:rStyle w:val="ExtensionTok"/>
-        </w:rPr>
-        <w:t xml:space="preserve">kubectl</w:t>
-      </w:r>
-      <w:r>
-        <w:rPr>
-          <w:rStyle w:val="NormalTok"/>
-        </w:rPr>
-        <w:t xml:space="preserve"> get pvc data-db-0</w:t>
-      </w:r>
-    </w:p>
-    <w:p>
-      <w:pPr>
-        <w:pStyle w:val="FirstParagraph"/>
-      </w:pPr>
-      <w:r>
-        <w:rPr>
-          <w:b/>
-          <w:bCs/>
-        </w:rPr>
-        <w:t xml:space="preserve">What you should see:</w:t>
-      </w:r>
-      <w:r>
-        <w:t xml:space="preserve"> </w:t>
-      </w:r>
-      <w:r>
-        <w:t xml:space="preserve">the rollout completes,</w:t>
-      </w:r>
-      <w:r>
-        <w:t xml:space="preserve"> </w:t>
-      </w:r>
-      <w:r>
-        <w:rPr>
-          <w:rStyle w:val="VerbatimChar"/>
-        </w:rPr>
-        <w:t xml:space="preserve">cat /data/message</w:t>
-      </w:r>
-      <w:r>
-        <w:t xml:space="preserve"> </w:t>
-      </w:r>
-      <w:r>
-        <w:t xml:space="preserve">prints</w:t>
-      </w:r>
-      <w:r>
-        <w:t xml:space="preserve"> </w:t>
-      </w:r>
-      <w:r>
-        <w:rPr>
-          <w:rStyle w:val="VerbatimChar"/>
-        </w:rPr>
-        <w:t xml:space="preserve">important-data-v1</w:t>
-      </w:r>
-      <w:r>
-        <w:t xml:space="preserve">, and</w:t>
-      </w:r>
-      <w:r>
-        <w:t xml:space="preserve"> </w:t>
-      </w:r>
-      <w:r>
-        <w:rPr>
-          <w:rStyle w:val="VerbatimChar"/>
-        </w:rPr>
-        <w:t xml:space="preserve">kubectl get pvc data-db-0</w:t>
-      </w:r>
-      <w:r>
-        <w:t xml:space="preserve"> </w:t>
-      </w:r>
-      <w:r>
-        <w:t xml:space="preserve">shows a</w:t>
-      </w:r>
-      <w:r>
-        <w:t xml:space="preserve"> </w:t>
-      </w:r>
-      <w:r>
-        <w:rPr>
-          <w:rStyle w:val="VerbatimChar"/>
-        </w:rPr>
-        <w:t xml:space="preserve">Bound</w:t>
-      </w:r>
-      <w:r>
-        <w:t xml:space="preserve"> </w:t>
-      </w:r>
-      <w:r>
-        <w:t xml:space="preserve">1Gi PVC.</w:t>
-      </w:r>
-    </w:p>
-    <w:p>
-      <w:pPr>
-        <w:pStyle w:val="BodyText"/>
-      </w:pPr>
-      <w:r>
-        <w:drawing>
-          <wp:inline>
-            <wp:extent cx="5943600" cy="4116751"/>
-            <wp:effectExtent b="0" l="0" r="0" t="0"/>
-            <wp:docPr descr="StatefulSet running, data written, PVC bound" title="" id="18" name="Picture"/>
-            <a:graphic>
-              <a:graphicData uri="http://schemas.openxmlformats.org/drawingml/2006/picture">
-                <pic:pic>
-                  <pic:nvPicPr>
-                    <pic:cNvPr descr="../artifacts/lab-11/screenshots/01-statefulset-data.png" id="19" name="Picture"/>
-                    <pic:cNvPicPr>
-                      <a:picLocks noChangeArrowheads="1" noChangeAspect="1"/>
-                    </pic:cNvPicPr>
-                  </pic:nvPicPr>
-                  <pic:blipFill>
-                    <a:blip r:embed="rId17"/>
+                    <a:blip r:embed="rId14"/>
                     <a:stretch>
                       <a:fillRect/>
                     </a:stretch>
@@ -1869,8 +1878,8 @@
         </w:pict>
       </w:r>
     </w:p>
-    <w:bookmarkEnd w:id="20"/>
-    <w:bookmarkStart w:id="24" w:name="step-2--snapshot-the-volume"/>
+    <w:bookmarkEnd w:id="17"/>
+    <w:bookmarkStart w:id="21" w:name="step-2--snapshot-the-volume"/>
     <w:p>
       <w:pPr>
         <w:pStyle w:val="Heading2"/>
@@ -2309,18 +2318,18 @@
           <wp:inline>
             <wp:extent cx="5943600" cy="4116751"/>
             <wp:effectExtent b="0" l="0" r="0" t="0"/>
-            <wp:docPr descr="Snapshot readyToUse=true, restoreSize 1Gi" title="" id="22" name="Picture"/>
+            <wp:docPr descr="Snapshot readyToUse=true, restoreSize 1Gi" title="" id="19" name="Picture"/>
             <a:graphic>
               <a:graphicData uri="http://schemas.openxmlformats.org/drawingml/2006/picture">
                 <pic:pic>
                   <pic:nvPicPr>
-                    <pic:cNvPr descr="../artifacts/lab-11/screenshots/02-snapshot-ready.png" id="23" name="Picture"/>
+                    <pic:cNvPr descr="../artifacts/lab-11/screenshots/02-snapshot-ready.png" id="20" name="Picture"/>
                     <pic:cNvPicPr>
                       <a:picLocks noChangeArrowheads="1" noChangeAspect="1"/>
                     </pic:cNvPicPr>
                   </pic:nvPicPr>
                   <pic:blipFill>
-                    <a:blip r:embed="rId21"/>
+                    <a:blip r:embed="rId18"/>
                     <a:stretch>
                       <a:fillRect/>
                     </a:stretch>
@@ -2372,8 +2381,8 @@
         </w:pict>
       </w:r>
     </w:p>
-    <w:bookmarkEnd w:id="24"/>
-    <w:bookmarkStart w:id="28" w:name="step-3--simulate-a-disaster"/>
+    <w:bookmarkEnd w:id="21"/>
+    <w:bookmarkStart w:id="25" w:name="step-3--simulate-a-disaster"/>
     <w:p>
       <w:pPr>
         <w:pStyle w:val="Heading2"/>
@@ -2535,18 +2544,18 @@
           <wp:inline>
             <wp:extent cx="5943600" cy="4116751"/>
             <wp:effectExtent b="0" l="0" r="0" t="0"/>
-            <wp:docPr descr="StatefulSet and PVC deleted; snapshot survives" title="" id="26" name="Picture"/>
+            <wp:docPr descr="StatefulSet and PVC deleted; snapshot survives" title="" id="23" name="Picture"/>
             <a:graphic>
               <a:graphicData uri="http://schemas.openxmlformats.org/drawingml/2006/picture">
                 <pic:pic>
                   <pic:nvPicPr>
-                    <pic:cNvPr descr="../artifacts/lab-11/screenshots/03-destroyed.png" id="27" name="Picture"/>
+                    <pic:cNvPr descr="../artifacts/lab-11/screenshots/03-destroyed.png" id="24" name="Picture"/>
                     <pic:cNvPicPr>
                       <a:picLocks noChangeArrowheads="1" noChangeAspect="1"/>
                     </pic:cNvPicPr>
                   </pic:nvPicPr>
                   <pic:blipFill>
-                    <a:blip r:embed="rId25"/>
+                    <a:blip r:embed="rId22"/>
                     <a:stretch>
                       <a:fillRect/>
                     </a:stretch>
@@ -2598,8 +2607,8 @@
         </w:pict>
       </w:r>
     </w:p>
-    <w:bookmarkEnd w:id="28"/>
-    <w:bookmarkStart w:id="33" w:name="X4ad7b7ce2eedf73128e6ed6abec4c34eb3e4588"/>
+    <w:bookmarkEnd w:id="25"/>
+    <w:bookmarkStart w:id="30" w:name="X4ad7b7ce2eedf73128e6ed6abec4c34eb3e4588"/>
     <w:p>
       <w:pPr>
         <w:pStyle w:val="Heading2"/>
@@ -3021,18 +3030,18 @@
           <wp:inline>
             <wp:extent cx="5943600" cy="4116751"/>
             <wp:effectExtent b="0" l="0" r="0" t="0"/>
-            <wp:docPr descr="Restored volume — original data intact" title="" id="30" name="Picture"/>
+            <wp:docPr descr="Restored volume — original data intact" title="" id="27" name="Picture"/>
             <a:graphic>
               <a:graphicData uri="http://schemas.openxmlformats.org/drawingml/2006/picture">
                 <pic:pic>
                   <pic:nvPicPr>
-                    <pic:cNvPr descr="../artifacts/lab-11/screenshots/04-restored-verified.png" id="31" name="Picture"/>
+                    <pic:cNvPr descr="../artifacts/lab-11/screenshots/04-restored-verified.png" id="28" name="Picture"/>
                     <pic:cNvPicPr>
                       <a:picLocks noChangeArrowheads="1" noChangeAspect="1"/>
                     </pic:cNvPicPr>
                   </pic:nvPicPr>
                   <pic:blipFill>
-                    <a:blip r:embed="rId29"/>
+                    <a:blip r:embed="rId26"/>
                     <a:stretch>
                       <a:fillRect/>
                     </a:stretch>
@@ -3159,7 +3168,7 @@
       <w:r>
         <w:t xml:space="preserve"> </w:t>
       </w:r>
-      <w:hyperlink r:id="rId32">
+      <w:hyperlink r:id="rId29">
         <w:r>
           <w:rPr>
             <w:rStyle w:val="Hyperlink"/>
@@ -3178,7 +3187,7 @@
         </w:pict>
       </w:r>
     </w:p>
-    <w:bookmarkEnd w:id="33"/>
+    <w:bookmarkEnd w:id="30"/>
     <w:bookmarkStart w:id="35" w:name="X3ea540206ca679e9e30d6779a445fff9357053c"/>
     <w:p>
       <w:pPr>
@@ -3403,6 +3412,53 @@
       </w:r>
       <w:r>
         <w:t xml:space="preserve">instead:</w:t>
+      </w:r>
+    </w:p>
+    <w:p>
+      <w:pPr>
+        <w:pStyle w:val="BodyText"/>
+      </w:pPr>
+      <w:r>
+        <w:drawing>
+          <wp:inline>
+            <wp:extent cx="5943600" cy="694320"/>
+            <wp:effectExtent b="0" l="0" r="0" t="0"/>
+            <wp:docPr descr="The three StorageClasses side by side: csi-hostpath-sc allows expansion, csi-hostpath-noexpand forbids it, and kind's default standard has no value at all" title="" id="32" name="Picture"/>
+            <a:graphic>
+              <a:graphicData uri="http://schemas.openxmlformats.org/drawingml/2006/picture">
+                <pic:pic>
+                  <pic:nvPicPr>
+                    <pic:cNvPr descr="../artifacts/lab-11/screenshots/05-storageclass-expansion.png" id="33" name="Picture"/>
+                    <pic:cNvPicPr>
+                      <a:picLocks noChangeArrowheads="1" noChangeAspect="1"/>
+                    </pic:cNvPicPr>
+                  </pic:nvPicPr>
+                  <pic:blipFill>
+                    <a:blip r:embed="rId31"/>
+                    <a:stretch>
+                      <a:fillRect/>
+                    </a:stretch>
+                  </pic:blipFill>
+                  <pic:spPr bwMode="auto">
+                    <a:xfrm>
+                      <a:off x="0" y="0"/>
+                      <a:ext cx="5943600" cy="694320"/>
+                    </a:xfrm>
+                    <a:prstGeom prst="rect">
+                      <a:avLst/>
+                    </a:prstGeom>
+                    <a:noFill/>
+                    <a:ln w="9525">
+                      <a:noFill/>
+                      <a:headEnd/>
+                      <a:tailEnd/>
+                    </a:ln>
+                  </pic:spPr>
+                </pic:pic>
+              </a:graphicData>
+            </a:graphic>
+          </wp:inline>
+        </w:drawing>
       </w:r>
     </w:p>
     <w:p>
@@ -4613,7 +4669,7 @@
         <w:rPr>
           <w:rStyle w:val="VerbatimChar"/>
         </w:rPr>
-        <w:t xml:space="preserve">csi-762d7c3ab1a1e8c5f370b4742ce4f947...      hostpath.csi.k8s.io   csistate-worker2   true</w:t>
+        <w:t xml:space="preserve">csi-762d7c3ab1a1e8c5f370b4742ce4f947...      hostpath.csi.k8s.io   csistate-worker   true</w:t>
       </w:r>
     </w:p>
     <w:p>
@@ -4624,7 +4680,7 @@
       </w:r>
     </w:p>
     <w:bookmarkEnd w:id="35"/>
-    <w:bookmarkStart w:id="36" w:name="X90d66412ba714498840561ec48bea3e6a424846"/>
+    <w:bookmarkStart w:id="45" w:name="X90d66412ba714498840561ec48bea3e6a424846"/>
     <w:p>
       <w:pPr>
         <w:pStyle w:val="Heading2"/>
@@ -5170,6 +5226,53 @@
         <w:pStyle w:val="BodyText"/>
       </w:pPr>
       <w:r>
+        <w:drawing>
+          <wp:inline>
+            <wp:extent cx="5943600" cy="1747958"/>
+            <wp:effectExtent b="0" l="0" r="0" t="0"/>
+            <wp:docPr descr="Phase one: the PVC requests 3Gi but reports 1Gi with Resizing and FileSystemResizePending both True, while the PV has already grown to 3Gi — and the events name volume_expand, then external-resizer, then FileSystemResizeRequired" title="" id="37" name="Picture"/>
+            <a:graphic>
+              <a:graphicData uri="http://schemas.openxmlformats.org/drawingml/2006/picture">
+                <pic:pic>
+                  <pic:nvPicPr>
+                    <pic:cNvPr descr="../artifacts/lab-11/screenshots/06-expansion-phase-1-controller.png" id="38" name="Picture"/>
+                    <pic:cNvPicPr>
+                      <a:picLocks noChangeArrowheads="1" noChangeAspect="1"/>
+                    </pic:cNvPicPr>
+                  </pic:nvPicPr>
+                  <pic:blipFill>
+                    <a:blip r:embed="rId36"/>
+                    <a:stretch>
+                      <a:fillRect/>
+                    </a:stretch>
+                  </pic:blipFill>
+                  <pic:spPr bwMode="auto">
+                    <a:xfrm>
+                      <a:off x="0" y="0"/>
+                      <a:ext cx="5943600" cy="1747958"/>
+                    </a:xfrm>
+                    <a:prstGeom prst="rect">
+                      <a:avLst/>
+                    </a:prstGeom>
+                    <a:noFill/>
+                    <a:ln w="9525">
+                      <a:noFill/>
+                      <a:headEnd/>
+                      <a:tailEnd/>
+                    </a:ln>
+                  </pic:spPr>
+                </pic:pic>
+              </a:graphicData>
+            </a:graphic>
+          </wp:inline>
+        </w:drawing>
+      </w:r>
+    </w:p>
+    <w:p>
+      <w:pPr>
+        <w:pStyle w:val="BodyText"/>
+      </w:pPr>
+      <w:r>
         <w:rPr>
           <w:b/>
           <w:bCs/>
@@ -5444,6 +5547,53 @@
     </w:p>
     <w:p>
       <w:pPr>
+        <w:pStyle w:val="FirstParagraph"/>
+      </w:pPr>
+      <w:r>
+        <w:drawing>
+          <wp:inline>
+            <wp:extent cx="5943600" cy="856418"/>
+            <wp:effectExtent b="0" l="0" r="0" t="0"/>
+            <wp:docPr descr="Phase two: after the Pod restarts, status.capacity reaches 3Gi, the conditions clear, and the file written before the resize is still there" title="" id="40" name="Picture"/>
+            <a:graphic>
+              <a:graphicData uri="http://schemas.openxmlformats.org/drawingml/2006/picture">
+                <pic:pic>
+                  <pic:nvPicPr>
+                    <pic:cNvPr descr="../artifacts/lab-11/screenshots/07-expansion-phase-2-node.png" id="41" name="Picture"/>
+                    <pic:cNvPicPr>
+                      <a:picLocks noChangeArrowheads="1" noChangeAspect="1"/>
+                    </pic:cNvPicPr>
+                  </pic:nvPicPr>
+                  <pic:blipFill>
+                    <a:blip r:embed="rId39"/>
+                    <a:stretch>
+                      <a:fillRect/>
+                    </a:stretch>
+                  </pic:blipFill>
+                  <pic:spPr bwMode="auto">
+                    <a:xfrm>
+                      <a:off x="0" y="0"/>
+                      <a:ext cx="5943600" cy="856418"/>
+                    </a:xfrm>
+                    <a:prstGeom prst="rect">
+                      <a:avLst/>
+                    </a:prstGeom>
+                    <a:noFill/>
+                    <a:ln w="9525">
+                      <a:noFill/>
+                      <a:headEnd/>
+                      <a:tailEnd/>
+                    </a:ln>
+                  </pic:spPr>
+                </pic:pic>
+              </a:graphicData>
+            </a:graphic>
+          </wp:inline>
+        </w:drawing>
+      </w:r>
+    </w:p>
+    <w:p>
+      <w:pPr>
         <w:pStyle w:val="BlockText"/>
       </w:pPr>
       <w:r>
@@ -5936,6 +6086,53 @@
       </w:r>
       <w:r>
         <w:t xml:space="preserve">, decided at provisioning time. Pick the class correctly up front; retrofitting means migrating data.</w:t>
+      </w:r>
+    </w:p>
+    <w:p>
+      <w:pPr>
+        <w:pStyle w:val="BodyText"/>
+      </w:pPr>
+      <w:r>
+        <w:drawing>
+          <wp:inline>
+            <wp:extent cx="5943600" cy="856418"/>
+            <wp:effectExtent b="0" l="0" r="0" t="0"/>
+            <wp:docPr descr="Both refusals: shrinking is rejected as less than status.capacity, and expanding a claim on a class without allowVolumeExpansion is forbidden outright" title="" id="43" name="Picture"/>
+            <a:graphic>
+              <a:graphicData uri="http://schemas.openxmlformats.org/drawingml/2006/picture">
+                <pic:pic>
+                  <pic:nvPicPr>
+                    <pic:cNvPr descr="../artifacts/lab-11/screenshots/08-expansion-refusals.png" id="44" name="Picture"/>
+                    <pic:cNvPicPr>
+                      <a:picLocks noChangeArrowheads="1" noChangeAspect="1"/>
+                    </pic:cNvPicPr>
+                  </pic:nvPicPr>
+                  <pic:blipFill>
+                    <a:blip r:embed="rId42"/>
+                    <a:stretch>
+                      <a:fillRect/>
+                    </a:stretch>
+                  </pic:blipFill>
+                  <pic:spPr bwMode="auto">
+                    <a:xfrm>
+                      <a:off x="0" y="0"/>
+                      <a:ext cx="5943600" cy="856418"/>
+                    </a:xfrm>
+                    <a:prstGeom prst="rect">
+                      <a:avLst/>
+                    </a:prstGeom>
+                    <a:noFill/>
+                    <a:ln w="9525">
+                      <a:noFill/>
+                      <a:headEnd/>
+                      <a:tailEnd/>
+                    </a:ln>
+                  </pic:spPr>
+                </pic:pic>
+              </a:graphicData>
+            </a:graphic>
+          </wp:inline>
+        </w:drawing>
       </w:r>
     </w:p>
     <w:p>
@@ -5945,8 +6142,8 @@
         </w:pict>
       </w:r>
     </w:p>
-    <w:bookmarkEnd w:id="36"/>
-    <w:bookmarkStart w:id="37" w:name="step-6--diagnose-a-multi-attach-failure"/>
+    <w:bookmarkEnd w:id="45"/>
+    <w:bookmarkStart w:id="52" w:name="step-6--diagnose-a-multi-attach-failure"/>
     <w:p>
       <w:pPr>
         <w:pStyle w:val="Heading2"/>
@@ -6062,7 +6259,7 @@
         <w:rPr>
           <w:rStyle w:val="VerbatimChar"/>
         </w:rPr>
-        <w:t xml:space="preserve">shop-db-0   csistate-worker2</w:t>
+        <w:t xml:space="preserve">shop-db-0   csistate-worker</w:t>
       </w:r>
     </w:p>
     <w:p>
@@ -6154,7 +6351,7 @@
         <w:rPr>
           <w:rStyle w:val="StringTok"/>
         </w:rPr>
-        <w:t xml:space="preserve">  nodeName: csistate-worker          # &lt;- the OTHER worker, on purpose</w:t>
+        <w:t xml:space="preserve">  nodeName: csistate-worker2          # &lt;- the OTHER worker, on purpose</w:t>
       </w:r>
       <w:r>
         <w:br/>
@@ -6358,7 +6555,7 @@
         <w:rPr>
           <w:rStyle w:val="VerbatimChar"/>
         </w:rPr>
-        <w:t xml:space="preserve">csistate-worker2   true</w:t>
+        <w:t xml:space="preserve">csistate-worker   true</w:t>
       </w:r>
     </w:p>
     <w:p>
@@ -6461,22 +6658,22 @@
         <w:rPr>
           <w:rStyle w:val="VerbatimChar"/>
         </w:rPr>
+        <w:t xml:space="preserve">csistate-worker</w:t>
+      </w:r>
+      <w:r>
+        <w:t xml:space="preserve"> </w:t>
+      </w:r>
+      <w:r>
+        <w:t xml:space="preserve">and refuses to create a second one for</w:t>
+      </w:r>
+      <w:r>
+        <w:t xml:space="preserve"> </w:t>
+      </w:r>
+      <w:r>
+        <w:rPr>
+          <w:rStyle w:val="VerbatimChar"/>
+        </w:rPr>
         <w:t xml:space="preserve">csistate-worker2</w:t>
-      </w:r>
-      <w:r>
-        <w:t xml:space="preserve"> </w:t>
-      </w:r>
-      <w:r>
-        <w:t xml:space="preserve">and refuses to create a second one for</w:t>
-      </w:r>
-      <w:r>
-        <w:t xml:space="preserve"> </w:t>
-      </w:r>
-      <w:r>
-        <w:rPr>
-          <w:rStyle w:val="VerbatimChar"/>
-        </w:rPr>
-        <w:t xml:space="preserve">csistate-worker</w:t>
       </w:r>
       <w:r>
         <w:t xml:space="preserve">. Notice there is still exactly</w:t>
@@ -6522,6 +6719,53 @@
     </w:p>
     <w:p>
       <w:pPr>
+        <w:pStyle w:val="BodyText"/>
+      </w:pPr>
+      <w:r>
+        <w:drawing>
+          <wp:inline>
+            <wp:extent cx="5943600" cy="1423762"/>
+            <wp:effectExtent b="0" l="0" r="0" t="0"/>
+            <wp:docPr descr="The second Pod stuck in ContainerCreating with FailedAttachVolume from the attachdetach-controller, and still only one VolumeAttachment, on the original node" title="" id="47" name="Picture"/>
+            <a:graphic>
+              <a:graphicData uri="http://schemas.openxmlformats.org/drawingml/2006/picture">
+                <pic:pic>
+                  <pic:nvPicPr>
+                    <pic:cNvPr descr="../artifacts/lab-11/screenshots/09-multi-attach-conflict.png" id="48" name="Picture"/>
+                    <pic:cNvPicPr>
+                      <a:picLocks noChangeArrowheads="1" noChangeAspect="1"/>
+                    </pic:cNvPicPr>
+                  </pic:nvPicPr>
+                  <pic:blipFill>
+                    <a:blip r:embed="rId46"/>
+                    <a:stretch>
+                      <a:fillRect/>
+                    </a:stretch>
+                  </pic:blipFill>
+                  <pic:spPr bwMode="auto">
+                    <a:xfrm>
+                      <a:off x="0" y="0"/>
+                      <a:ext cx="5943600" cy="1423762"/>
+                    </a:xfrm>
+                    <a:prstGeom prst="rect">
+                      <a:avLst/>
+                    </a:prstGeom>
+                    <a:noFill/>
+                    <a:ln w="9525">
+                      <a:noFill/>
+                      <a:headEnd/>
+                      <a:tailEnd/>
+                    </a:ln>
+                  </pic:spPr>
+                </pic:pic>
+              </a:graphicData>
+            </a:graphic>
+          </wp:inline>
+        </w:drawing>
+      </w:r>
+    </w:p>
+    <w:p>
+      <w:pPr>
         <w:pStyle w:val="BlockText"/>
       </w:pPr>
       <w:r>
@@ -6812,7 +7056,7 @@
         <w:rPr>
           <w:rStyle w:val="VerbatimChar"/>
         </w:rPr>
-        <w:t xml:space="preserve">csistate-worker   true</w:t>
+        <w:t xml:space="preserve">csistate-worker2   true</w:t>
       </w:r>
     </w:p>
     <w:p>
@@ -6924,7 +7168,7 @@
         <w:rPr>
           <w:rStyle w:val="VerbatimChar"/>
         </w:rPr>
-        <w:t xml:space="preserve"> "operator":"In","values":["csistate-worker2"]}]}]}}</w:t>
+        <w:t xml:space="preserve"> "operator":"In","values":["csistate-worker"]}]}]}}</w:t>
       </w:r>
       <w:r>
         <w:br/>
@@ -6963,16 +7207,16 @@
         <w:rPr>
           <w:rStyle w:val="VerbatimChar"/>
         </w:rPr>
-        <w:t xml:space="preserve">csistate-worker          &lt;none&gt;                &lt;none&gt;</w:t>
-      </w:r>
-      <w:r>
-        <w:br/>
-      </w:r>
-      <w:r>
-        <w:rPr>
-          <w:rStyle w:val="VerbatimChar"/>
-        </w:rPr>
-        <w:t xml:space="preserve">csistate-worker2         hostpath.csi.k8s.io   [topology.hostpath.csi/node]</w:t>
+        <w:t xml:space="preserve">csistate-worker2          &lt;none&gt;                &lt;none&gt;</w:t>
+      </w:r>
+      <w:r>
+        <w:br/>
+      </w:r>
+      <w:r>
+        <w:rPr>
+          <w:rStyle w:val="VerbatimChar"/>
+        </w:rPr>
+        <w:t xml:space="preserve">csistate-worker         hostpath.csi.k8s.io   [topology.hostpath.csi/node]</w:t>
       </w:r>
     </w:p>
     <w:p>
@@ -7005,7 +7249,7 @@
           <w:b/>
           <w:bCs/>
         </w:rPr>
-        <w:t xml:space="preserve">csistate-worker2</w:t>
+        <w:t xml:space="preserve">csistate-worker</w:t>
       </w:r>
       <w:r>
         <w:t xml:space="preserve">, so the provisioner wrote</w:t>
@@ -7023,7 +7267,22 @@
         <w:t xml:space="preserve"> </w:t>
       </w:r>
       <w:r>
-        <w:t xml:space="preserve">into the PV.</w:t>
+        <w:t xml:space="preserve">into the PV. (Which worker ends up running the single driver replica is arbitrary — read it from</w:t>
+      </w:r>
+      <w:r>
+        <w:t xml:space="preserve"> </w:t>
+      </w:r>
+      <w:r>
+        <w:rPr>
+          <w:rStyle w:val="VerbatimChar"/>
+        </w:rPr>
+        <w:t xml:space="preserve">CSINode</w:t>
+      </w:r>
+      <w:r>
+        <w:t xml:space="preserve"> </w:t>
+      </w:r>
+      <w:r>
+        <w:t xml:space="preserve">rather than assuming, and swap the names below accordingly.)</w:t>
       </w:r>
       <w:r>
         <w:t xml:space="preserve"> </w:t>
@@ -7064,7 +7323,7 @@
         <w:rPr>
           <w:rStyle w:val="CommentTok"/>
         </w:rPr>
-        <w:t xml:space="preserve"># re-create with nodeName: csistate-worker2</w:t>
+        <w:t xml:space="preserve"># re-create with nodeName: csistate-worker</w:t>
       </w:r>
       <w:r>
         <w:br/>
@@ -7228,6 +7487,53 @@
       </w:r>
       <w:r>
         <w:t xml:space="preserve">is never fixed by waiting; the Pod must move.</w:t>
+      </w:r>
+    </w:p>
+    <w:p>
+      <w:pPr>
+        <w:pStyle w:val="BodyText"/>
+      </w:pPr>
+      <w:r>
+        <w:drawing>
+          <wp:inline>
+            <wp:extent cx="5943600" cy="1585860"/>
+            <wp:effectExtent b="0" l="0" r="0" t="0"/>
+            <wp:docPr descr="Once the volume detaches the attach succeeds, and kubelet then refuses the mount with a NodeAffinity check failure — the PV is pinned by topology.hostpath.csi/node to the one node that runs the driver" title="" id="50" name="Picture"/>
+            <a:graphic>
+              <a:graphicData uri="http://schemas.openxmlformats.org/drawingml/2006/picture">
+                <pic:pic>
+                  <pic:nvPicPr>
+                    <pic:cNvPr descr="../artifacts/lab-11/screenshots/10-node-affinity-pinned-volume.png" id="51" name="Picture"/>
+                    <pic:cNvPicPr>
+                      <a:picLocks noChangeArrowheads="1" noChangeAspect="1"/>
+                    </pic:cNvPicPr>
+                  </pic:nvPicPr>
+                  <pic:blipFill>
+                    <a:blip r:embed="rId49"/>
+                    <a:stretch>
+                      <a:fillRect/>
+                    </a:stretch>
+                  </pic:blipFill>
+                  <pic:spPr bwMode="auto">
+                    <a:xfrm>
+                      <a:off x="0" y="0"/>
+                      <a:ext cx="5943600" cy="1585860"/>
+                    </a:xfrm>
+                    <a:prstGeom prst="rect">
+                      <a:avLst/>
+                    </a:prstGeom>
+                    <a:noFill/>
+                    <a:ln w="9525">
+                      <a:noFill/>
+                      <a:headEnd/>
+                      <a:tailEnd/>
+                    </a:ln>
+                  </pic:spPr>
+                </pic:pic>
+              </a:graphicData>
+            </a:graphic>
+          </wp:inline>
+        </w:drawing>
       </w:r>
     </w:p>
     <w:p>
@@ -7354,8 +7660,8 @@
         </w:pict>
       </w:r>
     </w:p>
-    <w:bookmarkEnd w:id="37"/>
-    <w:bookmarkStart w:id="38" w:name="Xf5af6d33e3ffc2fe594a31ed4ba4a276cbea622"/>
+    <w:bookmarkEnd w:id="52"/>
+    <w:bookmarkStart w:id="59" w:name="Xf5af6d33e3ffc2fe594a31ed4ba4a276cbea622"/>
     <w:p>
       <w:pPr>
         <w:pStyle w:val="Heading2"/>
@@ -7768,6 +8074,53 @@
     </w:p>
     <w:p>
       <w:pPr>
+        <w:pStyle w:val="BodyText"/>
+      </w:pPr>
+      <w:r>
+        <w:drawing>
+          <wp:inline>
+            <wp:extent cx="5943600" cy="1099566"/>
+            <wp:effectExtent b="0" l="0" r="0" t="0"/>
+            <wp:docPr descr="The deleted PVC sitting in Terminating with a deletionTimestamp and the kubernetes.io/pvc-protection finalizer, while the volume still serves reads" title="" id="54" name="Picture"/>
+            <a:graphic>
+              <a:graphicData uri="http://schemas.openxmlformats.org/drawingml/2006/picture">
+                <pic:pic>
+                  <pic:nvPicPr>
+                    <pic:cNvPr descr="../artifacts/lab-11/screenshots/11-pvc-finalizer-holds-deletion.png" id="55" name="Picture"/>
+                    <pic:cNvPicPr>
+                      <a:picLocks noChangeArrowheads="1" noChangeAspect="1"/>
+                    </pic:cNvPicPr>
+                  </pic:nvPicPr>
+                  <pic:blipFill>
+                    <a:blip r:embed="rId53"/>
+                    <a:stretch>
+                      <a:fillRect/>
+                    </a:stretch>
+                  </pic:blipFill>
+                  <pic:spPr bwMode="auto">
+                    <a:xfrm>
+                      <a:off x="0" y="0"/>
+                      <a:ext cx="5943600" cy="1099566"/>
+                    </a:xfrm>
+                    <a:prstGeom prst="rect">
+                      <a:avLst/>
+                    </a:prstGeom>
+                    <a:noFill/>
+                    <a:ln w="9525">
+                      <a:noFill/>
+                      <a:headEnd/>
+                      <a:tailEnd/>
+                    </a:ln>
+                  </pic:spPr>
+                </pic:pic>
+              </a:graphicData>
+            </a:graphic>
+          </wp:inline>
+        </w:drawing>
+      </w:r>
+    </w:p>
+    <w:p>
+      <w:pPr>
         <w:pStyle w:val="BlockText"/>
       </w:pPr>
       <w:r>
@@ -8946,6 +9299,53 @@
       </w:r>
       <w:r>
         <w:t xml:space="preserve">.</w:t>
+      </w:r>
+    </w:p>
+    <w:p>
+      <w:pPr>
+        <w:pStyle w:val="BodyText"/>
+      </w:pPr>
+      <w:r>
+        <w:drawing>
+          <wp:inline>
+            <wp:extent cx="5943600" cy="1423762"/>
+            <wp:effectExtent b="0" l="0" r="0" t="0"/>
+            <wp:docPr descr="The clone bound alongside its source, carrying the source's data, then diverging when written to while the source stays unchanged" title="" id="57" name="Picture"/>
+            <a:graphic>
+              <a:graphicData uri="http://schemas.openxmlformats.org/drawingml/2006/picture">
+                <pic:pic>
+                  <pic:nvPicPr>
+                    <pic:cNvPr descr="../artifacts/lab-11/screenshots/12-volume-clone.png" id="58" name="Picture"/>
+                    <pic:cNvPicPr>
+                      <a:picLocks noChangeArrowheads="1" noChangeAspect="1"/>
+                    </pic:cNvPicPr>
+                  </pic:nvPicPr>
+                  <pic:blipFill>
+                    <a:blip r:embed="rId56"/>
+                    <a:stretch>
+                      <a:fillRect/>
+                    </a:stretch>
+                  </pic:blipFill>
+                  <pic:spPr bwMode="auto">
+                    <a:xfrm>
+                      <a:off x="0" y="0"/>
+                      <a:ext cx="5943600" cy="1423762"/>
+                    </a:xfrm>
+                    <a:prstGeom prst="rect">
+                      <a:avLst/>
+                    </a:prstGeom>
+                    <a:noFill/>
+                    <a:ln w="9525">
+                      <a:noFill/>
+                      <a:headEnd/>
+                      <a:tailEnd/>
+                    </a:ln>
+                  </pic:spPr>
+                </pic:pic>
+              </a:graphicData>
+            </a:graphic>
+          </wp:inline>
+        </w:drawing>
       </w:r>
     </w:p>
     <w:p>
@@ -8955,8 +9355,8 @@
         </w:pict>
       </w:r>
     </w:p>
-    <w:bookmarkEnd w:id="38"/>
-    <w:bookmarkStart w:id="39" w:name="step-8--clean-up"/>
+    <w:bookmarkEnd w:id="59"/>
+    <w:bookmarkStart w:id="60" w:name="step-8--clean-up"/>
     <w:p>
       <w:pPr>
         <w:pStyle w:val="Heading2"/>
@@ -9106,8 +9506,8 @@
         </w:pict>
       </w:r>
     </w:p>
-    <w:bookmarkEnd w:id="39"/>
-    <w:bookmarkStart w:id="40" w:name="what-you-learned"/>
+    <w:bookmarkEnd w:id="60"/>
+    <w:bookmarkStart w:id="61" w:name="what-you-learned"/>
     <w:p>
       <w:pPr>
         <w:pStyle w:val="Heading2"/>
@@ -9920,8 +10320,8 @@
         </w:tc>
       </w:tr>
     </w:tbl>
-    <w:bookmarkEnd w:id="40"/>
-    <w:bookmarkStart w:id="43" w:name="evidence"/>
+    <w:bookmarkEnd w:id="61"/>
+    <w:bookmarkStart w:id="64" w:name="evidence"/>
     <w:p>
       <w:pPr>
         <w:pStyle w:val="Heading2"/>
@@ -9940,7 +10340,7 @@
       <w:r>
         <w:t xml:space="preserve"> </w:t>
       </w:r>
-      <w:hyperlink r:id="rId41">
+      <w:hyperlink r:id="rId62">
         <w:r>
           <w:rPr>
             <w:rStyle w:val="VerbatimChar"/>
@@ -9957,7 +10357,7 @@
       <w:r>
         <w:t xml:space="preserve"> </w:t>
       </w:r>
-      <w:hyperlink r:id="rId42">
+      <w:hyperlink r:id="rId63">
         <w:r>
           <w:rPr>
             <w:rStyle w:val="VerbatimChar"/>
@@ -10017,7 +10417,7 @@
       <w:r>
         <w:t xml:space="preserve"> </w:t>
       </w:r>
-      <w:hyperlink r:id="rId32">
+      <w:hyperlink r:id="rId29">
         <w:r>
           <w:rPr>
             <w:rStyle w:val="Hyperlink"/>
@@ -10026,7 +10426,7 @@
         </w:r>
       </w:hyperlink>
     </w:p>
-    <w:bookmarkEnd w:id="43"/>
+    <w:bookmarkEnd w:id="64"/>
     <w:sectPr>
       <w:pgSz w:h="15840" w:w="12240"/>
       <w:pgMar w:bottom="1440" w:footer="720" w:gutter="0" w:header="720" w:left="1440" w:right="1440" w:top="1440"/>

--- a/day-2-stateful-storage-and-exposure/lab-11-statefulsets-snapshots.docx
+++ b/day-2-stateful-storage-and-exposure/lab-11-statefulsets-snapshots.docx
@@ -1086,7 +1086,7 @@
       </w:r>
     </w:p>
     <w:bookmarkEnd w:id="12"/>
-    <w:bookmarkStart w:id="13" w:name="the-idea-in-60-seconds"/>
+    <w:bookmarkStart w:id="16" w:name="the-idea-in-60-seconds"/>
     <w:p>
       <w:pPr>
         <w:pStyle w:val="Heading2"/>
@@ -1252,566 +1252,557 @@
     </w:p>
     <w:p>
       <w:pPr>
-        <w:pStyle w:val="SourceCode"/>
-      </w:pPr>
-      <w:r>
-        <w:rPr>
-          <w:rStyle w:val="VerbatimChar"/>
-        </w:rPr>
-        <w:t xml:space="preserve">flowchart TB</w:t>
-      </w:r>
-      <w:r>
-        <w:br/>
-      </w:r>
-      <w:r>
-        <w:rPr>
-          <w:rStyle w:val="VerbatimChar"/>
-        </w:rPr>
-        <w:t xml:space="preserve">    SS["StatefulSet db-0"] --&gt; PVC["PVC data-db-0&lt;br/&gt;(pd.csi, 1Gi)"]</w:t>
-      </w:r>
-      <w:r>
-        <w:br/>
-      </w:r>
-      <w:r>
-        <w:rPr>
-          <w:rStyle w:val="VerbatimChar"/>
-        </w:rPr>
-        <w:t xml:space="preserve">    PVC --&gt; PD["real Persistent Disk&lt;br/&gt;/data/message = important-data-v1"]</w:t>
-      </w:r>
-      <w:r>
-        <w:br/>
-      </w:r>
-      <w:r>
-        <w:rPr>
-          <w:rStyle w:val="VerbatimChar"/>
-        </w:rPr>
-        <w:t xml:space="preserve">    PD --&gt;|"VolumeSnapshot"| SNAP["snapshot db-snap&lt;br/&gt;readyToUse = true"]</w:t>
-      </w:r>
-      <w:r>
-        <w:br/>
-      </w:r>
-      <w:r>
-        <w:rPr>
-          <w:rStyle w:val="VerbatimChar"/>
-        </w:rPr>
-        <w:t xml:space="preserve">    PVC -.-&gt;|"delete StatefulSet + PVC"| GONE["volume gone"]</w:t>
-      </w:r>
-      <w:r>
-        <w:br/>
-      </w:r>
-      <w:r>
-        <w:rPr>
-          <w:rStyle w:val="VerbatimChar"/>
-        </w:rPr>
-        <w:t xml:space="preserve">    SNAP --&gt;|"dataSource on a new PVC"| RESTORE["PVC data-restored&lt;br/&gt;/data/message intact"]</w:t>
-      </w:r>
-    </w:p>
-    <w:p>
-      <w:r>
-        <w:pict>
-          <v:rect style="width:0;height:1.5pt" o:hralign="center" o:hrstd="t" o:hr="t"/>
-        </w:pict>
-      </w:r>
-    </w:p>
-    <w:bookmarkEnd w:id="13"/>
-    <w:bookmarkStart w:id="17" w:name="Xffb589b54b5dab2775ec104f4bebac2679053b5"/>
-    <w:p>
-      <w:pPr>
-        <w:pStyle w:val="Heading2"/>
-      </w:pPr>
-      <w:r>
-        <w:t xml:space="preserve">Step 1 — Run a StatefulSet and write data to its volume</w:t>
-      </w:r>
-    </w:p>
-    <w:p>
-      <w:pPr>
-        <w:pStyle w:val="FirstParagraph"/>
-      </w:pPr>
-      <w:r>
-        <w:rPr>
-          <w:b/>
-          <w:bCs/>
-        </w:rPr>
-        <w:t xml:space="preserve">Goal:</w:t>
-      </w:r>
-      <w:r>
-        <w:t xml:space="preserve"> </w:t>
-      </w:r>
-      <w:r>
-        <w:t xml:space="preserve">create a StatefulSet whose Pod has its own persistent disk, and put a known value on it.</w:t>
-      </w:r>
-    </w:p>
-    <w:p>
-      <w:pPr>
-        <w:pStyle w:val="BodyText"/>
-      </w:pPr>
-      <w:r>
-        <w:rPr>
-          <w:b/>
-          <w:bCs/>
-        </w:rPr>
-        <w:t xml:space="preserve">1. Create the StatefulSet (it declares a</w:t>
-      </w:r>
-      <w:r>
-        <w:rPr>
-          <w:b/>
-          <w:bCs/>
-        </w:rPr>
-        <w:t xml:space="preserve"> </w:t>
-      </w:r>
-      <w:r>
-        <w:rPr>
-          <w:rStyle w:val="VerbatimChar"/>
-          <w:b/>
-          <w:bCs/>
-        </w:rPr>
-        <w:t xml:space="preserve">volumeClaimTemplate</w:t>
-      </w:r>
-      <w:r>
-        <w:rPr>
-          <w:b/>
-          <w:bCs/>
-        </w:rPr>
-        <w:t xml:space="preserve">), wait for it, then write a file:</w:t>
-      </w:r>
-    </w:p>
-    <w:p>
-      <w:pPr>
-        <w:pStyle w:val="SourceCode"/>
-      </w:pPr>
-      <w:r>
-        <w:rPr>
-          <w:rStyle w:val="ExtensionTok"/>
-        </w:rPr>
-        <w:t xml:space="preserve">kubectl</w:t>
-      </w:r>
-      <w:r>
-        <w:rPr>
-          <w:rStyle w:val="NormalTok"/>
-        </w:rPr>
-        <w:t xml:space="preserve"> apply </w:t>
-      </w:r>
-      <w:r>
-        <w:rPr>
-          <w:rStyle w:val="AttributeTok"/>
-        </w:rPr>
-        <w:t xml:space="preserve">-f</w:t>
-      </w:r>
-      <w:r>
-        <w:rPr>
-          <w:rStyle w:val="NormalTok"/>
-        </w:rPr>
-        <w:t xml:space="preserve"> </w:t>
-      </w:r>
-      <w:r>
-        <w:rPr>
-          <w:rStyle w:val="AttributeTok"/>
-        </w:rPr>
-        <w:t xml:space="preserve">-</w:t>
-      </w:r>
-      <w:r>
-        <w:rPr>
-          <w:rStyle w:val="NormalTok"/>
-        </w:rPr>
-        <w:t xml:space="preserve"> </w:t>
-      </w:r>
-      <w:r>
-        <w:rPr>
-          <w:rStyle w:val="OperatorTok"/>
-        </w:rPr>
-        <w:t xml:space="preserve">&lt;&lt;'EOF'</w:t>
-      </w:r>
-      <w:r>
-        <w:br/>
-      </w:r>
-      <w:r>
-        <w:rPr>
-          <w:rStyle w:val="StringTok"/>
-        </w:rPr>
-        <w:t xml:space="preserve">apiVersion: apps/v1</w:t>
-      </w:r>
-      <w:r>
-        <w:br/>
-      </w:r>
-      <w:r>
-        <w:rPr>
-          <w:rStyle w:val="StringTok"/>
-        </w:rPr>
-        <w:t xml:space="preserve">kind: StatefulSet</w:t>
-      </w:r>
-      <w:r>
-        <w:br/>
-      </w:r>
-      <w:r>
-        <w:rPr>
-          <w:rStyle w:val="StringTok"/>
-        </w:rPr>
-        <w:t xml:space="preserve">metadata: {name: db}</w:t>
-      </w:r>
-      <w:r>
-        <w:br/>
-      </w:r>
-      <w:r>
-        <w:rPr>
-          <w:rStyle w:val="StringTok"/>
-        </w:rPr>
-        <w:t xml:space="preserve">spec:</w:t>
-      </w:r>
-      <w:r>
-        <w:br/>
-      </w:r>
-      <w:r>
-        <w:rPr>
-          <w:rStyle w:val="StringTok"/>
-        </w:rPr>
-        <w:t xml:space="preserve">  serviceName: db</w:t>
-      </w:r>
-      <w:r>
-        <w:br/>
-      </w:r>
-      <w:r>
-        <w:rPr>
-          <w:rStyle w:val="StringTok"/>
-        </w:rPr>
-        <w:t xml:space="preserve">  replicas: 1</w:t>
-      </w:r>
-      <w:r>
-        <w:br/>
-      </w:r>
-      <w:r>
-        <w:rPr>
-          <w:rStyle w:val="StringTok"/>
-        </w:rPr>
-        <w:t xml:space="preserve">  selector: {matchLabels: {app: db}}</w:t>
-      </w:r>
-      <w:r>
-        <w:br/>
-      </w:r>
-      <w:r>
-        <w:rPr>
-          <w:rStyle w:val="StringTok"/>
-        </w:rPr>
-        <w:t xml:space="preserve">  template:</w:t>
-      </w:r>
-      <w:r>
-        <w:br/>
-      </w:r>
-      <w:r>
-        <w:rPr>
-          <w:rStyle w:val="StringTok"/>
-        </w:rPr>
-        <w:t xml:space="preserve">    metadata: {labels: {app: db}}</w:t>
-      </w:r>
-      <w:r>
-        <w:br/>
-      </w:r>
-      <w:r>
-        <w:rPr>
-          <w:rStyle w:val="StringTok"/>
-        </w:rPr>
-        <w:t xml:space="preserve">    spec:</w:t>
-      </w:r>
-      <w:r>
-        <w:br/>
-      </w:r>
-      <w:r>
-        <w:rPr>
-          <w:rStyle w:val="StringTok"/>
-        </w:rPr>
-        <w:t xml:space="preserve">      containers:</w:t>
-      </w:r>
-      <w:r>
-        <w:br/>
-      </w:r>
-      <w:r>
-        <w:rPr>
-          <w:rStyle w:val="StringTok"/>
-        </w:rPr>
-        <w:t xml:space="preserve">        - name: app</w:t>
-      </w:r>
-      <w:r>
-        <w:br/>
-      </w:r>
-      <w:r>
-        <w:rPr>
-          <w:rStyle w:val="StringTok"/>
-        </w:rPr>
-        <w:t xml:space="preserve">          image: busybox:1.36</w:t>
-      </w:r>
-      <w:r>
-        <w:br/>
-      </w:r>
-      <w:r>
-        <w:rPr>
-          <w:rStyle w:val="StringTok"/>
-        </w:rPr>
-        <w:t xml:space="preserve">          command: ["sh","-c","sleep 3600"]</w:t>
-      </w:r>
-      <w:r>
-        <w:br/>
-      </w:r>
-      <w:r>
-        <w:rPr>
-          <w:rStyle w:val="StringTok"/>
-        </w:rPr>
-        <w:t xml:space="preserve">          volumeMounts: [{name: data, mountPath: /data}]</w:t>
-      </w:r>
-      <w:r>
-        <w:br/>
-      </w:r>
-      <w:r>
-        <w:rPr>
-          <w:rStyle w:val="StringTok"/>
-        </w:rPr>
-        <w:t xml:space="preserve">  volumeClaimTemplates:</w:t>
-      </w:r>
-      <w:r>
-        <w:br/>
-      </w:r>
-      <w:r>
-        <w:rPr>
-          <w:rStyle w:val="StringTok"/>
-        </w:rPr>
-        <w:t xml:space="preserve">    - metadata: {name: data}</w:t>
-      </w:r>
-      <w:r>
-        <w:br/>
-      </w:r>
-      <w:r>
-        <w:rPr>
-          <w:rStyle w:val="StringTok"/>
-        </w:rPr>
-        <w:t xml:space="preserve">      spec:</w:t>
-      </w:r>
-      <w:r>
-        <w:br/>
-      </w:r>
-      <w:r>
-        <w:rPr>
-          <w:rStyle w:val="StringTok"/>
-        </w:rPr>
-        <w:t xml:space="preserve">        accessModes: ["ReadWriteOnce"]</w:t>
-      </w:r>
-      <w:r>
-        <w:br/>
-      </w:r>
-      <w:r>
-        <w:rPr>
-          <w:rStyle w:val="StringTok"/>
-        </w:rPr>
-        <w:t xml:space="preserve">        storageClassName: standard-rwo</w:t>
-      </w:r>
-      <w:r>
-        <w:br/>
-      </w:r>
-      <w:r>
-        <w:rPr>
-          <w:rStyle w:val="StringTok"/>
-        </w:rPr>
-        <w:t xml:space="preserve">        resources: {requests: {storage: 1Gi}}</w:t>
-      </w:r>
-      <w:r>
-        <w:br/>
-      </w:r>
-      <w:r>
-        <w:rPr>
-          <w:rStyle w:val="OperatorTok"/>
-        </w:rPr>
-        <w:t xml:space="preserve">EOF</w:t>
-      </w:r>
-      <w:r>
-        <w:br/>
-      </w:r>
-      <w:r>
-        <w:rPr>
-          <w:rStyle w:val="ExtensionTok"/>
-        </w:rPr>
-        <w:t xml:space="preserve">kubectl</w:t>
-      </w:r>
-      <w:r>
-        <w:rPr>
-          <w:rStyle w:val="NormalTok"/>
-        </w:rPr>
-        <w:t xml:space="preserve"> rollout status statefulset/db </w:t>
-      </w:r>
-      <w:r>
-        <w:rPr>
-          <w:rStyle w:val="AttributeTok"/>
-        </w:rPr>
-        <w:t xml:space="preserve">--timeout</w:t>
-      </w:r>
-      <w:r>
-        <w:rPr>
-          <w:rStyle w:val="OperatorTok"/>
-        </w:rPr>
-        <w:t xml:space="preserve">=</w:t>
-      </w:r>
-      <w:r>
-        <w:rPr>
-          <w:rStyle w:val="NormalTok"/>
-        </w:rPr>
-        <w:t xml:space="preserve">120s</w:t>
-      </w:r>
-      <w:r>
-        <w:br/>
-      </w:r>
-      <w:r>
-        <w:br/>
-      </w:r>
-      <w:r>
-        <w:rPr>
-          <w:rStyle w:val="ExtensionTok"/>
-        </w:rPr>
-        <w:t xml:space="preserve">kubectl</w:t>
-      </w:r>
-      <w:r>
-        <w:rPr>
-          <w:rStyle w:val="NormalTok"/>
-        </w:rPr>
-        <w:t xml:space="preserve"> exec db-0 </w:t>
-      </w:r>
-      <w:r>
-        <w:rPr>
-          <w:rStyle w:val="AttributeTok"/>
-        </w:rPr>
-        <w:t xml:space="preserve">--</w:t>
-      </w:r>
-      <w:r>
-        <w:rPr>
-          <w:rStyle w:val="NormalTok"/>
-        </w:rPr>
-        <w:t xml:space="preserve"> sh </w:t>
-      </w:r>
-      <w:r>
-        <w:rPr>
-          <w:rStyle w:val="AttributeTok"/>
-        </w:rPr>
-        <w:t xml:space="preserve">-c</w:t>
-      </w:r>
-      <w:r>
-        <w:rPr>
-          <w:rStyle w:val="NormalTok"/>
-        </w:rPr>
-        <w:t xml:space="preserve"> </w:t>
-      </w:r>
-      <w:r>
-        <w:rPr>
-          <w:rStyle w:val="StringTok"/>
-        </w:rPr>
-        <w:t xml:space="preserve">'echo "important-data-v1" &gt; /data/message; cat /data/message'</w:t>
-      </w:r>
-      <w:r>
-        <w:br/>
-      </w:r>
-      <w:r>
-        <w:rPr>
-          <w:rStyle w:val="ExtensionTok"/>
-        </w:rPr>
-        <w:t xml:space="preserve">kubectl</w:t>
-      </w:r>
-      <w:r>
-        <w:rPr>
-          <w:rStyle w:val="NormalTok"/>
-        </w:rPr>
-        <w:t xml:space="preserve"> get pvc data-db-0</w:t>
-      </w:r>
-    </w:p>
-    <w:p>
-      <w:pPr>
-        <w:pStyle w:val="FirstParagraph"/>
-      </w:pPr>
-      <w:r>
-        <w:rPr>
-          <w:b/>
-          <w:bCs/>
-        </w:rPr>
-        <w:t xml:space="preserve">What you should see:</w:t>
-      </w:r>
-      <w:r>
-        <w:t xml:space="preserve"> </w:t>
-      </w:r>
-      <w:r>
-        <w:t xml:space="preserve">the rollout completes,</w:t>
-      </w:r>
-      <w:r>
-        <w:t xml:space="preserve"> </w:t>
-      </w:r>
-      <w:r>
-        <w:rPr>
-          <w:rStyle w:val="VerbatimChar"/>
-        </w:rPr>
-        <w:t xml:space="preserve">cat /data/message</w:t>
-      </w:r>
-      <w:r>
-        <w:t xml:space="preserve"> </w:t>
-      </w:r>
-      <w:r>
-        <w:t xml:space="preserve">prints</w:t>
-      </w:r>
-      <w:r>
-        <w:t xml:space="preserve"> </w:t>
-      </w:r>
-      <w:r>
-        <w:rPr>
-          <w:rStyle w:val="VerbatimChar"/>
-        </w:rPr>
-        <w:t xml:space="preserve">important-data-v1</w:t>
-      </w:r>
-      <w:r>
-        <w:t xml:space="preserve">, and</w:t>
-      </w:r>
-      <w:r>
-        <w:t xml:space="preserve"> </w:t>
-      </w:r>
-      <w:r>
-        <w:rPr>
-          <w:rStyle w:val="VerbatimChar"/>
-        </w:rPr>
-        <w:t xml:space="preserve">kubectl get pvc data-db-0</w:t>
-      </w:r>
-      <w:r>
-        <w:t xml:space="preserve"> </w:t>
-      </w:r>
-      <w:r>
-        <w:t xml:space="preserve">shows a</w:t>
-      </w:r>
-      <w:r>
-        <w:t xml:space="preserve"> </w:t>
-      </w:r>
-      <w:r>
-        <w:rPr>
-          <w:rStyle w:val="VerbatimChar"/>
-        </w:rPr>
-        <w:t xml:space="preserve">Bound</w:t>
-      </w:r>
-      <w:r>
-        <w:t xml:space="preserve"> </w:t>
-      </w:r>
-      <w:r>
-        <w:t xml:space="preserve">1Gi PVC.</w:t>
-      </w:r>
-    </w:p>
-    <w:p>
-      <w:pPr>
         <w:pStyle w:val="BodyText"/>
       </w:pPr>
       <w:r>
         <w:drawing>
           <wp:inline>
-            <wp:extent cx="5943600" cy="4116751"/>
+            <wp:extent cx="5943600" cy="8240819"/>
             <wp:effectExtent b="0" l="0" r="0" t="0"/>
-            <wp:docPr descr="StatefulSet running, data written, PVC bound" title="" id="15" name="Picture"/>
+            <wp:docPr descr="Architecture diagram" title="" id="14" name="Picture"/>
             <a:graphic>
               <a:graphicData uri="http://schemas.openxmlformats.org/drawingml/2006/picture">
                 <pic:pic>
                   <pic:nvPicPr>
-                    <pic:cNvPr descr="../artifacts/lab-11/screenshots/01-statefulset-data.png" id="16" name="Picture"/>
+                    <pic:cNvPr descr="artifacts/lab-11/diagrams/diagram.png" id="15" name="Picture"/>
                     <pic:cNvPicPr>
                       <a:picLocks noChangeArrowheads="1" noChangeAspect="1"/>
                     </pic:cNvPicPr>
                   </pic:nvPicPr>
                   <pic:blipFill>
-                    <a:blip r:embed="rId14"/>
+                    <a:blip r:embed="rId13"/>
+                    <a:stretch>
+                      <a:fillRect/>
+                    </a:stretch>
+                  </pic:blipFill>
+                  <pic:spPr bwMode="auto">
+                    <a:xfrm>
+                      <a:off x="0" y="0"/>
+                      <a:ext cx="5943600" cy="8240819"/>
+                    </a:xfrm>
+                    <a:prstGeom prst="rect">
+                      <a:avLst/>
+                    </a:prstGeom>
+                    <a:noFill/>
+                    <a:ln w="9525">
+                      <a:noFill/>
+                      <a:headEnd/>
+                      <a:tailEnd/>
+                    </a:ln>
+                  </pic:spPr>
+                </pic:pic>
+              </a:graphicData>
+            </a:graphic>
+          </wp:inline>
+        </w:drawing>
+      </w:r>
+    </w:p>
+    <w:p>
+      <w:r>
+        <w:pict>
+          <v:rect style="width:0;height:1.5pt" o:hralign="center" o:hrstd="t" o:hr="t"/>
+        </w:pict>
+      </w:r>
+    </w:p>
+    <w:bookmarkEnd w:id="16"/>
+    <w:bookmarkStart w:id="20" w:name="Xffb589b54b5dab2775ec104f4bebac2679053b5"/>
+    <w:p>
+      <w:pPr>
+        <w:pStyle w:val="Heading2"/>
+      </w:pPr>
+      <w:r>
+        <w:t xml:space="preserve">Step 1 — Run a StatefulSet and write data to its volume</w:t>
+      </w:r>
+    </w:p>
+    <w:p>
+      <w:pPr>
+        <w:pStyle w:val="FirstParagraph"/>
+      </w:pPr>
+      <w:r>
+        <w:rPr>
+          <w:b/>
+          <w:bCs/>
+        </w:rPr>
+        <w:t xml:space="preserve">Goal:</w:t>
+      </w:r>
+      <w:r>
+        <w:t xml:space="preserve"> </w:t>
+      </w:r>
+      <w:r>
+        <w:t xml:space="preserve">create a StatefulSet whose Pod has its own persistent disk, and put a known value on it.</w:t>
+      </w:r>
+    </w:p>
+    <w:p>
+      <w:pPr>
+        <w:pStyle w:val="BodyText"/>
+      </w:pPr>
+      <w:r>
+        <w:rPr>
+          <w:b/>
+          <w:bCs/>
+        </w:rPr>
+        <w:t xml:space="preserve">1. Create the StatefulSet (it declares a</w:t>
+      </w:r>
+      <w:r>
+        <w:rPr>
+          <w:b/>
+          <w:bCs/>
+        </w:rPr>
+        <w:t xml:space="preserve"> </w:t>
+      </w:r>
+      <w:r>
+        <w:rPr>
+          <w:rStyle w:val="VerbatimChar"/>
+          <w:b/>
+          <w:bCs/>
+        </w:rPr>
+        <w:t xml:space="preserve">volumeClaimTemplate</w:t>
+      </w:r>
+      <w:r>
+        <w:rPr>
+          <w:b/>
+          <w:bCs/>
+        </w:rPr>
+        <w:t xml:space="preserve">), wait for it, then write a file:</w:t>
+      </w:r>
+    </w:p>
+    <w:p>
+      <w:pPr>
+        <w:pStyle w:val="SourceCode"/>
+      </w:pPr>
+      <w:r>
+        <w:rPr>
+          <w:rStyle w:val="ExtensionTok"/>
+        </w:rPr>
+        <w:t xml:space="preserve">kubectl</w:t>
+      </w:r>
+      <w:r>
+        <w:rPr>
+          <w:rStyle w:val="NormalTok"/>
+        </w:rPr>
+        <w:t xml:space="preserve"> apply </w:t>
+      </w:r>
+      <w:r>
+        <w:rPr>
+          <w:rStyle w:val="AttributeTok"/>
+        </w:rPr>
+        <w:t xml:space="preserve">-f</w:t>
+      </w:r>
+      <w:r>
+        <w:rPr>
+          <w:rStyle w:val="NormalTok"/>
+        </w:rPr>
+        <w:t xml:space="preserve"> </w:t>
+      </w:r>
+      <w:r>
+        <w:rPr>
+          <w:rStyle w:val="AttributeTok"/>
+        </w:rPr>
+        <w:t xml:space="preserve">-</w:t>
+      </w:r>
+      <w:r>
+        <w:rPr>
+          <w:rStyle w:val="NormalTok"/>
+        </w:rPr>
+        <w:t xml:space="preserve"> </w:t>
+      </w:r>
+      <w:r>
+        <w:rPr>
+          <w:rStyle w:val="OperatorTok"/>
+        </w:rPr>
+        <w:t xml:space="preserve">&lt;&lt;'EOF'</w:t>
+      </w:r>
+      <w:r>
+        <w:br/>
+      </w:r>
+      <w:r>
+        <w:rPr>
+          <w:rStyle w:val="StringTok"/>
+        </w:rPr>
+        <w:t xml:space="preserve">apiVersion: apps/v1</w:t>
+      </w:r>
+      <w:r>
+        <w:br/>
+      </w:r>
+      <w:r>
+        <w:rPr>
+          <w:rStyle w:val="StringTok"/>
+        </w:rPr>
+        <w:t xml:space="preserve">kind: StatefulSet</w:t>
+      </w:r>
+      <w:r>
+        <w:br/>
+      </w:r>
+      <w:r>
+        <w:rPr>
+          <w:rStyle w:val="StringTok"/>
+        </w:rPr>
+        <w:t xml:space="preserve">metadata: {name: db}</w:t>
+      </w:r>
+      <w:r>
+        <w:br/>
+      </w:r>
+      <w:r>
+        <w:rPr>
+          <w:rStyle w:val="StringTok"/>
+        </w:rPr>
+        <w:t xml:space="preserve">spec:</w:t>
+      </w:r>
+      <w:r>
+        <w:br/>
+      </w:r>
+      <w:r>
+        <w:rPr>
+          <w:rStyle w:val="StringTok"/>
+        </w:rPr>
+        <w:t xml:space="preserve">  serviceName: db</w:t>
+      </w:r>
+      <w:r>
+        <w:br/>
+      </w:r>
+      <w:r>
+        <w:rPr>
+          <w:rStyle w:val="StringTok"/>
+        </w:rPr>
+        <w:t xml:space="preserve">  replicas: 1</w:t>
+      </w:r>
+      <w:r>
+        <w:br/>
+      </w:r>
+      <w:r>
+        <w:rPr>
+          <w:rStyle w:val="StringTok"/>
+        </w:rPr>
+        <w:t xml:space="preserve">  selector: {matchLabels: {app: db}}</w:t>
+      </w:r>
+      <w:r>
+        <w:br/>
+      </w:r>
+      <w:r>
+        <w:rPr>
+          <w:rStyle w:val="StringTok"/>
+        </w:rPr>
+        <w:t xml:space="preserve">  template:</w:t>
+      </w:r>
+      <w:r>
+        <w:br/>
+      </w:r>
+      <w:r>
+        <w:rPr>
+          <w:rStyle w:val="StringTok"/>
+        </w:rPr>
+        <w:t xml:space="preserve">    metadata: {labels: {app: db}}</w:t>
+      </w:r>
+      <w:r>
+        <w:br/>
+      </w:r>
+      <w:r>
+        <w:rPr>
+          <w:rStyle w:val="StringTok"/>
+        </w:rPr>
+        <w:t xml:space="preserve">    spec:</w:t>
+      </w:r>
+      <w:r>
+        <w:br/>
+      </w:r>
+      <w:r>
+        <w:rPr>
+          <w:rStyle w:val="StringTok"/>
+        </w:rPr>
+        <w:t xml:space="preserve">      containers:</w:t>
+      </w:r>
+      <w:r>
+        <w:br/>
+      </w:r>
+      <w:r>
+        <w:rPr>
+          <w:rStyle w:val="StringTok"/>
+        </w:rPr>
+        <w:t xml:space="preserve">        - name: app</w:t>
+      </w:r>
+      <w:r>
+        <w:br/>
+      </w:r>
+      <w:r>
+        <w:rPr>
+          <w:rStyle w:val="StringTok"/>
+        </w:rPr>
+        <w:t xml:space="preserve">          image: busybox:1.36</w:t>
+      </w:r>
+      <w:r>
+        <w:br/>
+      </w:r>
+      <w:r>
+        <w:rPr>
+          <w:rStyle w:val="StringTok"/>
+        </w:rPr>
+        <w:t xml:space="preserve">          command: ["sh","-c","sleep 3600"]</w:t>
+      </w:r>
+      <w:r>
+        <w:br/>
+      </w:r>
+      <w:r>
+        <w:rPr>
+          <w:rStyle w:val="StringTok"/>
+        </w:rPr>
+        <w:t xml:space="preserve">          volumeMounts: [{name: data, mountPath: /data}]</w:t>
+      </w:r>
+      <w:r>
+        <w:br/>
+      </w:r>
+      <w:r>
+        <w:rPr>
+          <w:rStyle w:val="StringTok"/>
+        </w:rPr>
+        <w:t xml:space="preserve">  volumeClaimTemplates:</w:t>
+      </w:r>
+      <w:r>
+        <w:br/>
+      </w:r>
+      <w:r>
+        <w:rPr>
+          <w:rStyle w:val="StringTok"/>
+        </w:rPr>
+        <w:t xml:space="preserve">    - metadata: {name: data}</w:t>
+      </w:r>
+      <w:r>
+        <w:br/>
+      </w:r>
+      <w:r>
+        <w:rPr>
+          <w:rStyle w:val="StringTok"/>
+        </w:rPr>
+        <w:t xml:space="preserve">      spec:</w:t>
+      </w:r>
+      <w:r>
+        <w:br/>
+      </w:r>
+      <w:r>
+        <w:rPr>
+          <w:rStyle w:val="StringTok"/>
+        </w:rPr>
+        <w:t xml:space="preserve">        accessModes: ["ReadWriteOnce"]</w:t>
+      </w:r>
+      <w:r>
+        <w:br/>
+      </w:r>
+      <w:r>
+        <w:rPr>
+          <w:rStyle w:val="StringTok"/>
+        </w:rPr>
+        <w:t xml:space="preserve">        storageClassName: standard-rwo</w:t>
+      </w:r>
+      <w:r>
+        <w:br/>
+      </w:r>
+      <w:r>
+        <w:rPr>
+          <w:rStyle w:val="StringTok"/>
+        </w:rPr>
+        <w:t xml:space="preserve">        resources: {requests: {storage: 1Gi}}</w:t>
+      </w:r>
+      <w:r>
+        <w:br/>
+      </w:r>
+      <w:r>
+        <w:rPr>
+          <w:rStyle w:val="OperatorTok"/>
+        </w:rPr>
+        <w:t xml:space="preserve">EOF</w:t>
+      </w:r>
+      <w:r>
+        <w:br/>
+      </w:r>
+      <w:r>
+        <w:rPr>
+          <w:rStyle w:val="ExtensionTok"/>
+        </w:rPr>
+        <w:t xml:space="preserve">kubectl</w:t>
+      </w:r>
+      <w:r>
+        <w:rPr>
+          <w:rStyle w:val="NormalTok"/>
+        </w:rPr>
+        <w:t xml:space="preserve"> rollout status statefulset/db </w:t>
+      </w:r>
+      <w:r>
+        <w:rPr>
+          <w:rStyle w:val="AttributeTok"/>
+        </w:rPr>
+        <w:t xml:space="preserve">--timeout</w:t>
+      </w:r>
+      <w:r>
+        <w:rPr>
+          <w:rStyle w:val="OperatorTok"/>
+        </w:rPr>
+        <w:t xml:space="preserve">=</w:t>
+      </w:r>
+      <w:r>
+        <w:rPr>
+          <w:rStyle w:val="NormalTok"/>
+        </w:rPr>
+        <w:t xml:space="preserve">120s</w:t>
+      </w:r>
+      <w:r>
+        <w:br/>
+      </w:r>
+      <w:r>
+        <w:br/>
+      </w:r>
+      <w:r>
+        <w:rPr>
+          <w:rStyle w:val="ExtensionTok"/>
+        </w:rPr>
+        <w:t xml:space="preserve">kubectl</w:t>
+      </w:r>
+      <w:r>
+        <w:rPr>
+          <w:rStyle w:val="NormalTok"/>
+        </w:rPr>
+        <w:t xml:space="preserve"> exec db-0 </w:t>
+      </w:r>
+      <w:r>
+        <w:rPr>
+          <w:rStyle w:val="AttributeTok"/>
+        </w:rPr>
+        <w:t xml:space="preserve">--</w:t>
+      </w:r>
+      <w:r>
+        <w:rPr>
+          <w:rStyle w:val="NormalTok"/>
+        </w:rPr>
+        <w:t xml:space="preserve"> sh </w:t>
+      </w:r>
+      <w:r>
+        <w:rPr>
+          <w:rStyle w:val="AttributeTok"/>
+        </w:rPr>
+        <w:t xml:space="preserve">-c</w:t>
+      </w:r>
+      <w:r>
+        <w:rPr>
+          <w:rStyle w:val="NormalTok"/>
+        </w:rPr>
+        <w:t xml:space="preserve"> </w:t>
+      </w:r>
+      <w:r>
+        <w:rPr>
+          <w:rStyle w:val="StringTok"/>
+        </w:rPr>
+        <w:t xml:space="preserve">'echo "important-data-v1" &gt; /data/message; cat /data/message'</w:t>
+      </w:r>
+      <w:r>
+        <w:br/>
+      </w:r>
+      <w:r>
+        <w:rPr>
+          <w:rStyle w:val="ExtensionTok"/>
+        </w:rPr>
+        <w:t xml:space="preserve">kubectl</w:t>
+      </w:r>
+      <w:r>
+        <w:rPr>
+          <w:rStyle w:val="NormalTok"/>
+        </w:rPr>
+        <w:t xml:space="preserve"> get pvc data-db-0</w:t>
+      </w:r>
+    </w:p>
+    <w:p>
+      <w:pPr>
+        <w:pStyle w:val="FirstParagraph"/>
+      </w:pPr>
+      <w:r>
+        <w:rPr>
+          <w:b/>
+          <w:bCs/>
+        </w:rPr>
+        <w:t xml:space="preserve">What you should see:</w:t>
+      </w:r>
+      <w:r>
+        <w:t xml:space="preserve"> </w:t>
+      </w:r>
+      <w:r>
+        <w:t xml:space="preserve">the rollout completes,</w:t>
+      </w:r>
+      <w:r>
+        <w:t xml:space="preserve"> </w:t>
+      </w:r>
+      <w:r>
+        <w:rPr>
+          <w:rStyle w:val="VerbatimChar"/>
+        </w:rPr>
+        <w:t xml:space="preserve">cat /data/message</w:t>
+      </w:r>
+      <w:r>
+        <w:t xml:space="preserve"> </w:t>
+      </w:r>
+      <w:r>
+        <w:t xml:space="preserve">prints</w:t>
+      </w:r>
+      <w:r>
+        <w:t xml:space="preserve"> </w:t>
+      </w:r>
+      <w:r>
+        <w:rPr>
+          <w:rStyle w:val="VerbatimChar"/>
+        </w:rPr>
+        <w:t xml:space="preserve">important-data-v1</w:t>
+      </w:r>
+      <w:r>
+        <w:t xml:space="preserve">, and</w:t>
+      </w:r>
+      <w:r>
+        <w:t xml:space="preserve"> </w:t>
+      </w:r>
+      <w:r>
+        <w:rPr>
+          <w:rStyle w:val="VerbatimChar"/>
+        </w:rPr>
+        <w:t xml:space="preserve">kubectl get pvc data-db-0</w:t>
+      </w:r>
+      <w:r>
+        <w:t xml:space="preserve"> </w:t>
+      </w:r>
+      <w:r>
+        <w:t xml:space="preserve">shows a</w:t>
+      </w:r>
+      <w:r>
+        <w:t xml:space="preserve"> </w:t>
+      </w:r>
+      <w:r>
+        <w:rPr>
+          <w:rStyle w:val="VerbatimChar"/>
+        </w:rPr>
+        <w:t xml:space="preserve">Bound</w:t>
+      </w:r>
+      <w:r>
+        <w:t xml:space="preserve"> </w:t>
+      </w:r>
+      <w:r>
+        <w:t xml:space="preserve">1Gi PVC.</w:t>
+      </w:r>
+    </w:p>
+    <w:p>
+      <w:pPr>
+        <w:pStyle w:val="BodyText"/>
+      </w:pPr>
+      <w:r>
+        <w:drawing>
+          <wp:inline>
+            <wp:extent cx="5943600" cy="4116751"/>
+            <wp:effectExtent b="0" l="0" r="0" t="0"/>
+            <wp:docPr descr="StatefulSet running, data written, PVC bound" title="" id="18" name="Picture"/>
+            <a:graphic>
+              <a:graphicData uri="http://schemas.openxmlformats.org/drawingml/2006/picture">
+                <pic:pic>
+                  <pic:nvPicPr>
+                    <pic:cNvPr descr="../artifacts/lab-11/screenshots/01-statefulset-data.png" id="19" name="Picture"/>
+                    <pic:cNvPicPr>
+                      <a:picLocks noChangeArrowheads="1" noChangeAspect="1"/>
+                    </pic:cNvPicPr>
+                  </pic:nvPicPr>
+                  <pic:blipFill>
+                    <a:blip r:embed="rId17"/>
                     <a:stretch>
                       <a:fillRect/>
                     </a:stretch>
@@ -1878,8 +1869,8 @@
         </w:pict>
       </w:r>
     </w:p>
-    <w:bookmarkEnd w:id="17"/>
-    <w:bookmarkStart w:id="21" w:name="step-2--snapshot-the-volume"/>
+    <w:bookmarkEnd w:id="20"/>
+    <w:bookmarkStart w:id="24" w:name="step-2--snapshot-the-volume"/>
     <w:p>
       <w:pPr>
         <w:pStyle w:val="Heading2"/>
@@ -2318,18 +2309,18 @@
           <wp:inline>
             <wp:extent cx="5943600" cy="4116751"/>
             <wp:effectExtent b="0" l="0" r="0" t="0"/>
-            <wp:docPr descr="Snapshot readyToUse=true, restoreSize 1Gi" title="" id="19" name="Picture"/>
+            <wp:docPr descr="Snapshot readyToUse=true, restoreSize 1Gi" title="" id="22" name="Picture"/>
             <a:graphic>
               <a:graphicData uri="http://schemas.openxmlformats.org/drawingml/2006/picture">
                 <pic:pic>
                   <pic:nvPicPr>
-                    <pic:cNvPr descr="../artifacts/lab-11/screenshots/02-snapshot-ready.png" id="20" name="Picture"/>
+                    <pic:cNvPr descr="../artifacts/lab-11/screenshots/02-snapshot-ready.png" id="23" name="Picture"/>
                     <pic:cNvPicPr>
                       <a:picLocks noChangeArrowheads="1" noChangeAspect="1"/>
                     </pic:cNvPicPr>
                   </pic:nvPicPr>
                   <pic:blipFill>
-                    <a:blip r:embed="rId18"/>
+                    <a:blip r:embed="rId21"/>
                     <a:stretch>
                       <a:fillRect/>
                     </a:stretch>
@@ -2381,8 +2372,8 @@
         </w:pict>
       </w:r>
     </w:p>
-    <w:bookmarkEnd w:id="21"/>
-    <w:bookmarkStart w:id="25" w:name="step-3--simulate-a-disaster"/>
+    <w:bookmarkEnd w:id="24"/>
+    <w:bookmarkStart w:id="28" w:name="step-3--simulate-a-disaster"/>
     <w:p>
       <w:pPr>
         <w:pStyle w:val="Heading2"/>
@@ -2544,18 +2535,18 @@
           <wp:inline>
             <wp:extent cx="5943600" cy="4116751"/>
             <wp:effectExtent b="0" l="0" r="0" t="0"/>
-            <wp:docPr descr="StatefulSet and PVC deleted; snapshot survives" title="" id="23" name="Picture"/>
+            <wp:docPr descr="StatefulSet and PVC deleted; snapshot survives" title="" id="26" name="Picture"/>
             <a:graphic>
               <a:graphicData uri="http://schemas.openxmlformats.org/drawingml/2006/picture">
                 <pic:pic>
                   <pic:nvPicPr>
-                    <pic:cNvPr descr="../artifacts/lab-11/screenshots/03-destroyed.png" id="24" name="Picture"/>
+                    <pic:cNvPr descr="../artifacts/lab-11/screenshots/03-destroyed.png" id="27" name="Picture"/>
                     <pic:cNvPicPr>
                       <a:picLocks noChangeArrowheads="1" noChangeAspect="1"/>
                     </pic:cNvPicPr>
                   </pic:nvPicPr>
                   <pic:blipFill>
-                    <a:blip r:embed="rId22"/>
+                    <a:blip r:embed="rId25"/>
                     <a:stretch>
                       <a:fillRect/>
                     </a:stretch>
@@ -2607,8 +2598,8 @@
         </w:pict>
       </w:r>
     </w:p>
-    <w:bookmarkEnd w:id="25"/>
-    <w:bookmarkStart w:id="30" w:name="X4ad7b7ce2eedf73128e6ed6abec4c34eb3e4588"/>
+    <w:bookmarkEnd w:id="28"/>
+    <w:bookmarkStart w:id="33" w:name="X4ad7b7ce2eedf73128e6ed6abec4c34eb3e4588"/>
     <w:p>
       <w:pPr>
         <w:pStyle w:val="Heading2"/>
@@ -3030,18 +3021,18 @@
           <wp:inline>
             <wp:extent cx="5943600" cy="4116751"/>
             <wp:effectExtent b="0" l="0" r="0" t="0"/>
-            <wp:docPr descr="Restored volume — original data intact" title="" id="27" name="Picture"/>
+            <wp:docPr descr="Restored volume — original data intact" title="" id="30" name="Picture"/>
             <a:graphic>
               <a:graphicData uri="http://schemas.openxmlformats.org/drawingml/2006/picture">
                 <pic:pic>
                   <pic:nvPicPr>
-                    <pic:cNvPr descr="../artifacts/lab-11/screenshots/04-restored-verified.png" id="28" name="Picture"/>
+                    <pic:cNvPr descr="../artifacts/lab-11/screenshots/04-restored-verified.png" id="31" name="Picture"/>
                     <pic:cNvPicPr>
                       <a:picLocks noChangeArrowheads="1" noChangeAspect="1"/>
                     </pic:cNvPicPr>
                   </pic:nvPicPr>
                   <pic:blipFill>
-                    <a:blip r:embed="rId26"/>
+                    <a:blip r:embed="rId29"/>
                     <a:stretch>
                       <a:fillRect/>
                     </a:stretch>
@@ -3168,7 +3159,7 @@
       <w:r>
         <w:t xml:space="preserve"> </w:t>
       </w:r>
-      <w:hyperlink r:id="rId29">
+      <w:hyperlink r:id="rId32">
         <w:r>
           <w:rPr>
             <w:rStyle w:val="Hyperlink"/>
@@ -3187,8 +3178,8 @@
         </w:pict>
       </w:r>
     </w:p>
-    <w:bookmarkEnd w:id="30"/>
-    <w:bookmarkStart w:id="35" w:name="X3ea540206ca679e9e30d6779a445fff9357053c"/>
+    <w:bookmarkEnd w:id="33"/>
+    <w:bookmarkStart w:id="38" w:name="X3ea540206ca679e9e30d6779a445fff9357053c"/>
     <w:p>
       <w:pPr>
         <w:pStyle w:val="Heading2"/>
@@ -3423,18 +3414,18 @@
           <wp:inline>
             <wp:extent cx="5943600" cy="694320"/>
             <wp:effectExtent b="0" l="0" r="0" t="0"/>
-            <wp:docPr descr="The three StorageClasses side by side: csi-hostpath-sc allows expansion, csi-hostpath-noexpand forbids it, and kind's default standard has no value at all" title="" id="32" name="Picture"/>
+            <wp:docPr descr="The three StorageClasses side by side: csi-hostpath-sc allows expansion, csi-hostpath-noexpand forbids it, and kind's default standard has no value at all" title="" id="35" name="Picture"/>
             <a:graphic>
               <a:graphicData uri="http://schemas.openxmlformats.org/drawingml/2006/picture">
                 <pic:pic>
                   <pic:nvPicPr>
-                    <pic:cNvPr descr="../artifacts/lab-11/screenshots/05-storageclass-expansion.png" id="33" name="Picture"/>
+                    <pic:cNvPr descr="../artifacts/lab-11/screenshots/05-storageclass-expansion.png" id="36" name="Picture"/>
                     <pic:cNvPicPr>
                       <a:picLocks noChangeArrowheads="1" noChangeAspect="1"/>
                     </pic:cNvPicPr>
                   </pic:nvPicPr>
                   <pic:blipFill>
-                    <a:blip r:embed="rId31"/>
+                    <a:blip r:embed="rId34"/>
                     <a:stretch>
                       <a:fillRect/>
                     </a:stretch>
@@ -4327,7 +4318,7 @@
       <w:r>
         <w:t xml:space="preserve"> </w:t>
       </w:r>
-      <w:hyperlink r:id="rId34">
+      <w:hyperlink r:id="rId37">
         <w:r>
           <w:rPr>
             <w:rStyle w:val="VerbatimChar"/>
@@ -4679,8 +4670,8 @@
         </w:pict>
       </w:r>
     </w:p>
-    <w:bookmarkEnd w:id="35"/>
-    <w:bookmarkStart w:id="45" w:name="X90d66412ba714498840561ec48bea3e6a424846"/>
+    <w:bookmarkEnd w:id="38"/>
+    <w:bookmarkStart w:id="48" w:name="X90d66412ba714498840561ec48bea3e6a424846"/>
     <w:p>
       <w:pPr>
         <w:pStyle w:val="Heading2"/>
@@ -5230,18 +5221,18 @@
           <wp:inline>
             <wp:extent cx="5943600" cy="1747958"/>
             <wp:effectExtent b="0" l="0" r="0" t="0"/>
-            <wp:docPr descr="Phase one: the PVC requests 3Gi but reports 1Gi with Resizing and FileSystemResizePending both True, while the PV has already grown to 3Gi — and the events name volume_expand, then external-resizer, then FileSystemResizeRequired" title="" id="37" name="Picture"/>
+            <wp:docPr descr="Phase one: the PVC requests 3Gi but reports 1Gi with Resizing and FileSystemResizePending both True, while the PV has already grown to 3Gi — and the events name volume_expand, then external-resizer, then FileSystemResizeRequired" title="" id="40" name="Picture"/>
             <a:graphic>
               <a:graphicData uri="http://schemas.openxmlformats.org/drawingml/2006/picture">
                 <pic:pic>
                   <pic:nvPicPr>
-                    <pic:cNvPr descr="../artifacts/lab-11/screenshots/06-expansion-phase-1-controller.png" id="38" name="Picture"/>
+                    <pic:cNvPr descr="../artifacts/lab-11/screenshots/06-expansion-phase-1-controller.png" id="41" name="Picture"/>
                     <pic:cNvPicPr>
                       <a:picLocks noChangeArrowheads="1" noChangeAspect="1"/>
                     </pic:cNvPicPr>
                   </pic:nvPicPr>
                   <pic:blipFill>
-                    <a:blip r:embed="rId36"/>
+                    <a:blip r:embed="rId39"/>
                     <a:stretch>
                       <a:fillRect/>
                     </a:stretch>
@@ -5554,555 +5545,12 @@
           <wp:inline>
             <wp:extent cx="5943600" cy="856418"/>
             <wp:effectExtent b="0" l="0" r="0" t="0"/>
-            <wp:docPr descr="Phase two: after the Pod restarts, status.capacity reaches 3Gi, the conditions clear, and the file written before the resize is still there" title="" id="40" name="Picture"/>
+            <wp:docPr descr="Phase two: after the Pod restarts, status.capacity reaches 3Gi, the conditions clear, and the file written before the resize is still there" title="" id="43" name="Picture"/>
             <a:graphic>
               <a:graphicData uri="http://schemas.openxmlformats.org/drawingml/2006/picture">
                 <pic:pic>
                   <pic:nvPicPr>
-                    <pic:cNvPr descr="../artifacts/lab-11/screenshots/07-expansion-phase-2-node.png" id="41" name="Picture"/>
-                    <pic:cNvPicPr>
-                      <a:picLocks noChangeArrowheads="1" noChangeAspect="1"/>
-                    </pic:cNvPicPr>
-                  </pic:nvPicPr>
-                  <pic:blipFill>
-                    <a:blip r:embed="rId39"/>
-                    <a:stretch>
-                      <a:fillRect/>
-                    </a:stretch>
-                  </pic:blipFill>
-                  <pic:spPr bwMode="auto">
-                    <a:xfrm>
-                      <a:off x="0" y="0"/>
-                      <a:ext cx="5943600" cy="856418"/>
-                    </a:xfrm>
-                    <a:prstGeom prst="rect">
-                      <a:avLst/>
-                    </a:prstGeom>
-                    <a:noFill/>
-                    <a:ln w="9525">
-                      <a:noFill/>
-                      <a:headEnd/>
-                      <a:tailEnd/>
-                    </a:ln>
-                  </pic:spPr>
-                </pic:pic>
-              </a:graphicData>
-            </a:graphic>
-          </wp:inline>
-        </w:drawing>
-      </w:r>
-    </w:p>
-    <w:p>
-      <w:pPr>
-        <w:pStyle w:val="BlockText"/>
-      </w:pPr>
-      <w:r>
-        <w:t xml:space="preserve">⚠️</w:t>
-      </w:r>
-      <w:r>
-        <w:t xml:space="preserve"> </w:t>
-      </w:r>
-      <w:r>
-        <w:rPr>
-          <w:b/>
-          <w:bCs/>
-        </w:rPr>
-        <w:t xml:space="preserve">Gotcha — whether you need the restart depends on the driver.</w:t>
-      </w:r>
-      <w:r>
-        <w:t xml:space="preserve"> </w:t>
-      </w:r>
-      <w:r>
-        <w:t xml:space="preserve">Drivers that support</w:t>
-      </w:r>
-      <w:r>
-        <w:t xml:space="preserve"> </w:t>
-      </w:r>
-      <w:r>
-        <w:rPr>
-          <w:i/>
-          <w:iCs/>
-        </w:rPr>
-        <w:t xml:space="preserve">online</w:t>
-      </w:r>
-      <w:r>
-        <w:t xml:space="preserve"> </w:t>
-      </w:r>
-      <w:r>
-        <w:t xml:space="preserve">expansion complete</w:t>
-      </w:r>
-      <w:r>
-        <w:t xml:space="preserve"> </w:t>
-      </w:r>
-      <w:r>
-        <w:rPr>
-          <w:rStyle w:val="VerbatimChar"/>
-        </w:rPr>
-        <w:t xml:space="preserve">NodeExpandVolume</w:t>
-      </w:r>
-      <w:r>
-        <w:t xml:space="preserve"> </w:t>
-      </w:r>
-      <w:r>
-        <w:t xml:space="preserve">on the mounted volume with no restart, and you never see</w:t>
-      </w:r>
-      <w:r>
-        <w:t xml:space="preserve"> </w:t>
-      </w:r>
-      <w:r>
-        <w:rPr>
-          <w:rStyle w:val="VerbatimChar"/>
-        </w:rPr>
-        <w:t xml:space="preserve">FileSystemResizePending</w:t>
-      </w:r>
-      <w:r>
-        <w:t xml:space="preserve"> </w:t>
-      </w:r>
-      <w:r>
-        <w:t xml:space="preserve">for more than a moment. The hostpath driver here, like many block drivers, needs the remount. Check your driver's docs before promising a zero-downtime resize.</w:t>
-      </w:r>
-    </w:p>
-    <w:p>
-      <w:pPr>
-        <w:pStyle w:val="BlockText"/>
-      </w:pPr>
-      <w:r>
-        <w:t xml:space="preserve">⚠️</w:t>
-      </w:r>
-      <w:r>
-        <w:t xml:space="preserve"> </w:t>
-      </w:r>
-      <w:r>
-        <w:rPr>
-          <w:b/>
-          <w:bCs/>
-        </w:rPr>
-        <w:t xml:space="preserve">Gotcha —</w:t>
-      </w:r>
-      <w:r>
-        <w:rPr>
-          <w:b/>
-          <w:bCs/>
-        </w:rPr>
-        <w:t xml:space="preserve"> </w:t>
-      </w:r>
-      <w:r>
-        <w:rPr>
-          <w:rStyle w:val="VerbatimChar"/>
-          <w:b/>
-          <w:bCs/>
-        </w:rPr>
-        <w:t xml:space="preserve">df</w:t>
-      </w:r>
-      <w:r>
-        <w:rPr>
-          <w:b/>
-          <w:bCs/>
-        </w:rPr>
-        <w:t xml:space="preserve"> </w:t>
-      </w:r>
-      <w:r>
-        <w:rPr>
-          <w:b/>
-          <w:bCs/>
-        </w:rPr>
-        <w:t xml:space="preserve">inside the Pod will not confirm this on the hostpath driver.</w:t>
-      </w:r>
-      <w:r>
-        <w:t xml:space="preserve"> </w:t>
-      </w:r>
-      <w:r>
-        <w:t xml:space="preserve">Because the hostpath driver bind-mounts a directory from the node's filesystem rather than formatting a device,</w:t>
-      </w:r>
-      <w:r>
-        <w:t xml:space="preserve"> </w:t>
-      </w:r>
-      <w:r>
-        <w:rPr>
-          <w:rStyle w:val="VerbatimChar"/>
-        </w:rPr>
-        <w:t xml:space="preserve">df -h /data</w:t>
-      </w:r>
-      <w:r>
-        <w:t xml:space="preserve"> </w:t>
-      </w:r>
-      <w:r>
-        <w:t xml:space="preserve">reports the</w:t>
-      </w:r>
-      <w:r>
-        <w:t xml:space="preserve"> </w:t>
-      </w:r>
-      <w:r>
-        <w:rPr>
-          <w:i/>
-          <w:iCs/>
-        </w:rPr>
-        <w:t xml:space="preserve">node's</w:t>
-      </w:r>
-      <w:r>
-        <w:t xml:space="preserve"> </w:t>
-      </w:r>
-      <w:r>
-        <w:t xml:space="preserve">disk (here</w:t>
-      </w:r>
-      <w:r>
-        <w:t xml:space="preserve"> </w:t>
-      </w:r>
-      <w:r>
-        <w:rPr>
-          <w:rStyle w:val="VerbatimChar"/>
-        </w:rPr>
-        <w:t xml:space="preserve">452.1G</w:t>
-      </w:r>
-      <w:r>
-        <w:t xml:space="preserve">) both before and after. The Kubernetes-level resize is real — the PV, the PVC status and both CSI RPCs all prove it — but the filesystem is not a separate device. On GKE PD or Nutanix CSI,</w:t>
-      </w:r>
-      <w:r>
-        <w:t xml:space="preserve"> </w:t>
-      </w:r>
-      <w:r>
-        <w:rPr>
-          <w:rStyle w:val="VerbatimChar"/>
-        </w:rPr>
-        <w:t xml:space="preserve">df</w:t>
-      </w:r>
-      <w:r>
-        <w:t xml:space="preserve"> </w:t>
-      </w:r>
-      <w:r>
-        <w:rPr>
-          <w:b/>
-          <w:bCs/>
-        </w:rPr>
-        <w:t xml:space="preserve">does</w:t>
-      </w:r>
-      <w:r>
-        <w:t xml:space="preserve"> </w:t>
-      </w:r>
-      <w:r>
-        <w:t xml:space="preserve">change, and that is the check to use there.</w:t>
-      </w:r>
-    </w:p>
-    <w:p>
-      <w:pPr>
-        <w:pStyle w:val="FirstParagraph"/>
-      </w:pPr>
-      <w:r>
-        <w:rPr>
-          <w:b/>
-          <w:bCs/>
-        </w:rPr>
-        <w:t xml:space="preserve">5. Two refusals worth seeing once.</w:t>
-      </w:r>
-      <w:r>
-        <w:t xml:space="preserve"> </w:t>
-      </w:r>
-      <w:r>
-        <w:t xml:space="preserve">The second needs a claim on a class that forbids expansion:</w:t>
-      </w:r>
-    </w:p>
-    <w:p>
-      <w:pPr>
-        <w:pStyle w:val="SourceCode"/>
-      </w:pPr>
-      <w:r>
-        <w:rPr>
-          <w:rStyle w:val="ExtensionTok"/>
-        </w:rPr>
-        <w:t xml:space="preserve">kubectl</w:t>
-      </w:r>
-      <w:r>
-        <w:rPr>
-          <w:rStyle w:val="NormalTok"/>
-        </w:rPr>
-        <w:t xml:space="preserve"> apply </w:t>
-      </w:r>
-      <w:r>
-        <w:rPr>
-          <w:rStyle w:val="AttributeTok"/>
-        </w:rPr>
-        <w:t xml:space="preserve">-f</w:t>
-      </w:r>
-      <w:r>
-        <w:rPr>
-          <w:rStyle w:val="NormalTok"/>
-        </w:rPr>
-        <w:t xml:space="preserve"> </w:t>
-      </w:r>
-      <w:r>
-        <w:rPr>
-          <w:rStyle w:val="AttributeTok"/>
-        </w:rPr>
-        <w:t xml:space="preserve">-</w:t>
-      </w:r>
-      <w:r>
-        <w:rPr>
-          <w:rStyle w:val="NormalTok"/>
-        </w:rPr>
-        <w:t xml:space="preserve"> </w:t>
-      </w:r>
-      <w:r>
-        <w:rPr>
-          <w:rStyle w:val="OperatorTok"/>
-        </w:rPr>
-        <w:t xml:space="preserve">&lt;&lt;'EOF'</w:t>
-      </w:r>
-      <w:r>
-        <w:br/>
-      </w:r>
-      <w:r>
-        <w:rPr>
-          <w:rStyle w:val="StringTok"/>
-        </w:rPr>
-        <w:t xml:space="preserve">apiVersion: storage.k8s.io/v1</w:t>
-      </w:r>
-      <w:r>
-        <w:br/>
-      </w:r>
-      <w:r>
-        <w:rPr>
-          <w:rStyle w:val="StringTok"/>
-        </w:rPr>
-        <w:t xml:space="preserve">kind: StorageClass</w:t>
-      </w:r>
-      <w:r>
-        <w:br/>
-      </w:r>
-      <w:r>
-        <w:rPr>
-          <w:rStyle w:val="StringTok"/>
-        </w:rPr>
-        <w:t xml:space="preserve">metadata: { name: csi-hostpath-noexpand }</w:t>
-      </w:r>
-      <w:r>
-        <w:br/>
-      </w:r>
-      <w:r>
-        <w:rPr>
-          <w:rStyle w:val="StringTok"/>
-        </w:rPr>
-        <w:t xml:space="preserve">provisioner: hostpath.csi.k8s.io</w:t>
-      </w:r>
-      <w:r>
-        <w:br/>
-      </w:r>
-      <w:r>
-        <w:rPr>
-          <w:rStyle w:val="StringTok"/>
-        </w:rPr>
-        <w:t xml:space="preserve">allowVolumeExpansion: false</w:t>
-      </w:r>
-      <w:r>
-        <w:br/>
-      </w:r>
-      <w:r>
-        <w:rPr>
-          <w:rStyle w:val="StringTok"/>
-        </w:rPr>
-        <w:t xml:space="preserve">---</w:t>
-      </w:r>
-      <w:r>
-        <w:br/>
-      </w:r>
-      <w:r>
-        <w:rPr>
-          <w:rStyle w:val="StringTok"/>
-        </w:rPr>
-        <w:t xml:space="preserve">apiVersion: v1</w:t>
-      </w:r>
-      <w:r>
-        <w:br/>
-      </w:r>
-      <w:r>
-        <w:rPr>
-          <w:rStyle w:val="StringTok"/>
-        </w:rPr>
-        <w:t xml:space="preserve">kind: PersistentVolumeClaim</w:t>
-      </w:r>
-      <w:r>
-        <w:br/>
-      </w:r>
-      <w:r>
-        <w:rPr>
-          <w:rStyle w:val="StringTok"/>
-        </w:rPr>
-        <w:t xml:space="preserve">metadata: { name: locked-pvc }</w:t>
-      </w:r>
-      <w:r>
-        <w:br/>
-      </w:r>
-      <w:r>
-        <w:rPr>
-          <w:rStyle w:val="StringTok"/>
-        </w:rPr>
-        <w:t xml:space="preserve">spec:</w:t>
-      </w:r>
-      <w:r>
-        <w:br/>
-      </w:r>
-      <w:r>
-        <w:rPr>
-          <w:rStyle w:val="StringTok"/>
-        </w:rPr>
-        <w:t xml:space="preserve">  accessModes: ["ReadWriteOnce"]</w:t>
-      </w:r>
-      <w:r>
-        <w:br/>
-      </w:r>
-      <w:r>
-        <w:rPr>
-          <w:rStyle w:val="StringTok"/>
-        </w:rPr>
-        <w:t xml:space="preserve">  storageClassName: csi-hostpath-noexpand</w:t>
-      </w:r>
-      <w:r>
-        <w:br/>
-      </w:r>
-      <w:r>
-        <w:rPr>
-          <w:rStyle w:val="StringTok"/>
-        </w:rPr>
-        <w:t xml:space="preserve">  resources: { requests: { storage: 1Gi } }</w:t>
-      </w:r>
-      <w:r>
-        <w:br/>
-      </w:r>
-      <w:r>
-        <w:rPr>
-          <w:rStyle w:val="OperatorTok"/>
-        </w:rPr>
-        <w:t xml:space="preserve">EOF</w:t>
-      </w:r>
-    </w:p>
-    <w:p>
-      <w:pPr>
-        <w:pStyle w:val="SourceCode"/>
-      </w:pPr>
-      <w:r>
-        <w:rPr>
-          <w:rStyle w:val="VerbatimChar"/>
-        </w:rPr>
-        <w:t xml:space="preserve">$ kubectl patch pvc data-shop-db-0 --type merge -p '{"spec":{"resources":{"requests":{"storage":"1Gi"}}}}'</w:t>
-      </w:r>
-      <w:r>
-        <w:br/>
-      </w:r>
-      <w:r>
-        <w:rPr>
-          <w:rStyle w:val="VerbatimChar"/>
-        </w:rPr>
-        <w:t xml:space="preserve">The PersistentVolumeClaim "data-shop-db-0" is invalid: spec.resources.requests.storage:</w:t>
-      </w:r>
-      <w:r>
-        <w:br/>
-      </w:r>
-      <w:r>
-        <w:rPr>
-          <w:rStyle w:val="VerbatimChar"/>
-        </w:rPr>
-        <w:t xml:space="preserve">Forbidden: field can not be less than status.capacity</w:t>
-      </w:r>
-      <w:r>
-        <w:br/>
-      </w:r>
-      <w:r>
-        <w:br/>
-      </w:r>
-      <w:r>
-        <w:rPr>
-          <w:rStyle w:val="VerbatimChar"/>
-        </w:rPr>
-        <w:t xml:space="preserve">$ kubectl patch pvc locked-pvc --type merge -p '{"spec":{"resources":{"requests":{"storage":"2Gi"}}}}'</w:t>
-      </w:r>
-      <w:r>
-        <w:br/>
-      </w:r>
-      <w:r>
-        <w:rPr>
-          <w:rStyle w:val="VerbatimChar"/>
-        </w:rPr>
-        <w:t xml:space="preserve">Error from server (Forbidden): persistentvolumeclaims "locked-pvc" is forbidden:</w:t>
-      </w:r>
-      <w:r>
-        <w:br/>
-      </w:r>
-      <w:r>
-        <w:rPr>
-          <w:rStyle w:val="VerbatimChar"/>
-        </w:rPr>
-        <w:t xml:space="preserve">only dynamically provisioned pvc can be resized and the storageclass that provisions</w:t>
-      </w:r>
-      <w:r>
-        <w:br/>
-      </w:r>
-      <w:r>
-        <w:rPr>
-          <w:rStyle w:val="VerbatimChar"/>
-        </w:rPr>
-        <w:t xml:space="preserve">the pvc must support resize</w:t>
-      </w:r>
-    </w:p>
-    <w:p>
-      <w:pPr>
-        <w:pStyle w:val="FirstParagraph"/>
-      </w:pPr>
-      <w:r>
-        <w:rPr>
-          <w:b/>
-          <w:bCs/>
-        </w:rPr>
-        <w:t xml:space="preserve">Volumes only grow.</w:t>
-      </w:r>
-      <w:r>
-        <w:t xml:space="preserve"> </w:t>
-      </w:r>
-      <w:r>
-        <w:t xml:space="preserve">There is no shrink in Kubernetes — the API server rejects it outright — and expansion is gated on</w:t>
-      </w:r>
-      <w:r>
-        <w:t xml:space="preserve"> </w:t>
-      </w:r>
-      <w:r>
-        <w:rPr>
-          <w:rStyle w:val="VerbatimChar"/>
-        </w:rPr>
-        <w:t xml:space="preserve">allowVolumeExpansion</w:t>
-      </w:r>
-      <w:r>
-        <w:t xml:space="preserve"> </w:t>
-      </w:r>
-      <w:r>
-        <w:t xml:space="preserve">in the</w:t>
-      </w:r>
-      <w:r>
-        <w:t xml:space="preserve"> </w:t>
-      </w:r>
-      <w:r>
-        <w:rPr>
-          <w:b/>
-          <w:bCs/>
-        </w:rPr>
-        <w:t xml:space="preserve">StorageClass</w:t>
-      </w:r>
-      <w:r>
-        <w:t xml:space="preserve">, decided at provisioning time. Pick the class correctly up front; retrofitting means migrating data.</w:t>
-      </w:r>
-    </w:p>
-    <w:p>
-      <w:pPr>
-        <w:pStyle w:val="BodyText"/>
-      </w:pPr>
-      <w:r>
-        <w:drawing>
-          <wp:inline>
-            <wp:extent cx="5943600" cy="856418"/>
-            <wp:effectExtent b="0" l="0" r="0" t="0"/>
-            <wp:docPr descr="Both refusals: shrinking is rejected as less than status.capacity, and expanding a claim on a class without allowVolumeExpansion is forbidden outright" title="" id="43" name="Picture"/>
-            <a:graphic>
-              <a:graphicData uri="http://schemas.openxmlformats.org/drawingml/2006/picture">
-                <pic:pic>
-                  <pic:nvPicPr>
-                    <pic:cNvPr descr="../artifacts/lab-11/screenshots/08-expansion-refusals.png" id="44" name="Picture"/>
+                    <pic:cNvPr descr="../artifacts/lab-11/screenshots/07-expansion-phase-2-node.png" id="44" name="Picture"/>
                     <pic:cNvPicPr>
                       <a:picLocks noChangeArrowheads="1" noChangeAspect="1"/>
                     </pic:cNvPicPr>
@@ -6136,53 +5584,27 @@
       </w:r>
     </w:p>
     <w:p>
-      <w:r>
-        <w:pict>
-          <v:rect style="width:0;height:1.5pt" o:hralign="center" o:hrstd="t" o:hr="t"/>
-        </w:pict>
-      </w:r>
-    </w:p>
-    <w:bookmarkEnd w:id="45"/>
-    <w:bookmarkStart w:id="52" w:name="step-6--diagnose-a-multi-attach-failure"/>
-    <w:p>
-      <w:pPr>
-        <w:pStyle w:val="Heading2"/>
-      </w:pPr>
-      <w:r>
-        <w:t xml:space="preserve">Step 6 — Diagnose a multi-attach failure</w:t>
-      </w:r>
-    </w:p>
-    <w:p>
-      <w:pPr>
-        <w:pStyle w:val="FirstParagraph"/>
-      </w:pPr>
-      <w:r>
-        <w:rPr>
-          <w:b/>
-          <w:bCs/>
-        </w:rPr>
-        <w:t xml:space="preserve">Goal:</w:t>
-      </w:r>
-      <w:r>
-        <w:t xml:space="preserve"> </w:t>
-      </w:r>
-      <w:r>
-        <w:t xml:space="preserve">produce the classic</w:t>
-      </w:r>
-      <w:r>
-        <w:t xml:space="preserve"> </w:t>
-      </w:r>
-      <w:r>
-        <w:rPr>
-          <w:rStyle w:val="VerbatimChar"/>
-        </w:rPr>
-        <w:t xml:space="preserve">ReadWriteOnce</w:t>
-      </w:r>
-      <w:r>
-        <w:t xml:space="preserve"> </w:t>
-      </w:r>
-      <w:r>
-        <w:t xml:space="preserve">conflict on purpose, read the message correctly, and fix it — then meet the</w:t>
+      <w:pPr>
+        <w:pStyle w:val="BlockText"/>
+      </w:pPr>
+      <w:r>
+        <w:t xml:space="preserve">⚠️</w:t>
+      </w:r>
+      <w:r>
+        <w:t xml:space="preserve"> </w:t>
+      </w:r>
+      <w:r>
+        <w:rPr>
+          <w:b/>
+          <w:bCs/>
+        </w:rPr>
+        <w:t xml:space="preserve">Gotcha — whether you need the restart depends on the driver.</w:t>
+      </w:r>
+      <w:r>
+        <w:t xml:space="preserve"> </w:t>
+      </w:r>
+      <w:r>
+        <w:t xml:space="preserve">Drivers that support</w:t>
       </w:r>
       <w:r>
         <w:t xml:space="preserve"> </w:t>
@@ -6192,516 +5614,111 @@
           <w:i/>
           <w:iCs/>
         </w:rPr>
-        <w:t xml:space="preserve">second</w:t>
-      </w:r>
-      <w:r>
-        <w:t xml:space="preserve"> </w:t>
-      </w:r>
-      <w:r>
-        <w:t xml:space="preserve">failure hiding behind it.</w:t>
-      </w:r>
-    </w:p>
-    <w:p>
-      <w:pPr>
-        <w:pStyle w:val="BodyText"/>
-      </w:pPr>
-      <w:r>
-        <w:rPr>
-          <w:b/>
-          <w:bCs/>
-        </w:rPr>
-        <w:t xml:space="preserve">1. Find where the volume is attached, then deliberately put a second Pod somewhere else:</w:t>
-      </w:r>
-    </w:p>
-    <w:p>
-      <w:pPr>
-        <w:pStyle w:val="SourceCode"/>
-      </w:pPr>
-      <w:r>
-        <w:rPr>
-          <w:rStyle w:val="ExtensionTok"/>
-        </w:rPr>
-        <w:t xml:space="preserve">kubectl</w:t>
-      </w:r>
-      <w:r>
-        <w:rPr>
-          <w:rStyle w:val="NormalTok"/>
-        </w:rPr>
-        <w:t xml:space="preserve"> get pod shop-db-0 </w:t>
-      </w:r>
-      <w:r>
-        <w:rPr>
-          <w:rStyle w:val="AttributeTok"/>
-        </w:rPr>
-        <w:t xml:space="preserve">-o</w:t>
-      </w:r>
-      <w:r>
-        <w:rPr>
-          <w:rStyle w:val="NormalTok"/>
-        </w:rPr>
-        <w:t xml:space="preserve"> custom-columns=POD:.metadata.name,NODE:.spec.nodeName</w:t>
-      </w:r>
-    </w:p>
-    <w:p>
-      <w:pPr>
-        <w:pStyle w:val="SourceCode"/>
-      </w:pPr>
-      <w:r>
-        <w:rPr>
-          <w:rStyle w:val="VerbatimChar"/>
-        </w:rPr>
-        <w:t xml:space="preserve">POD         NODE</w:t>
-      </w:r>
-      <w:r>
-        <w:br/>
-      </w:r>
-      <w:r>
-        <w:rPr>
-          <w:rStyle w:val="VerbatimChar"/>
-        </w:rPr>
-        <w:t xml:space="preserve">shop-db-0   csistate-worker</w:t>
-      </w:r>
-    </w:p>
-    <w:p>
-      <w:pPr>
-        <w:pStyle w:val="SourceCode"/>
-      </w:pPr>
-      <w:r>
-        <w:rPr>
-          <w:rStyle w:val="ExtensionTok"/>
-        </w:rPr>
-        <w:t xml:space="preserve">kubectl</w:t>
-      </w:r>
-      <w:r>
-        <w:rPr>
-          <w:rStyle w:val="NormalTok"/>
-        </w:rPr>
-        <w:t xml:space="preserve"> apply </w:t>
-      </w:r>
-      <w:r>
-        <w:rPr>
-          <w:rStyle w:val="AttributeTok"/>
-        </w:rPr>
-        <w:t xml:space="preserve">-f</w:t>
-      </w:r>
-      <w:r>
-        <w:rPr>
-          <w:rStyle w:val="NormalTok"/>
-        </w:rPr>
-        <w:t xml:space="preserve"> </w:t>
-      </w:r>
-      <w:r>
-        <w:rPr>
-          <w:rStyle w:val="AttributeTok"/>
-        </w:rPr>
-        <w:t xml:space="preserve">-</w:t>
-      </w:r>
-      <w:r>
-        <w:rPr>
-          <w:rStyle w:val="NormalTok"/>
-        </w:rPr>
-        <w:t xml:space="preserve"> </w:t>
-      </w:r>
-      <w:r>
-        <w:rPr>
-          <w:rStyle w:val="OperatorTok"/>
-        </w:rPr>
-        <w:t xml:space="preserve">&lt;&lt;'EOF'</w:t>
-      </w:r>
-      <w:r>
-        <w:br/>
-      </w:r>
-      <w:r>
-        <w:rPr>
-          <w:rStyle w:val="StringTok"/>
-        </w:rPr>
-        <w:t xml:space="preserve">apiVersion: v1</w:t>
-      </w:r>
-      <w:r>
-        <w:br/>
-      </w:r>
-      <w:r>
-        <w:rPr>
-          <w:rStyle w:val="StringTok"/>
-        </w:rPr>
-        <w:t xml:space="preserve">kind: Pod</w:t>
-      </w:r>
-      <w:r>
-        <w:br/>
-      </w:r>
-      <w:r>
-        <w:rPr>
-          <w:rStyle w:val="StringTok"/>
-        </w:rPr>
-        <w:t xml:space="preserve">metadata: { name: report-runner }</w:t>
-      </w:r>
-      <w:r>
-        <w:br/>
-      </w:r>
-      <w:r>
-        <w:rPr>
-          <w:rStyle w:val="StringTok"/>
-        </w:rPr>
-        <w:t xml:space="preserve">spec:</w:t>
-      </w:r>
-      <w:r>
-        <w:br/>
-      </w:r>
-      <w:r>
-        <w:rPr>
-          <w:rStyle w:val="StringTok"/>
-        </w:rPr>
-        <w:t xml:space="preserve">  nodeName: csistate-worker2          # &lt;- the OTHER worker, on purpose</w:t>
-      </w:r>
-      <w:r>
-        <w:br/>
-      </w:r>
-      <w:r>
-        <w:rPr>
-          <w:rStyle w:val="StringTok"/>
-        </w:rPr>
-        <w:t xml:space="preserve">  containers:</w:t>
-      </w:r>
-      <w:r>
-        <w:br/>
-      </w:r>
-      <w:r>
-        <w:rPr>
-          <w:rStyle w:val="StringTok"/>
-        </w:rPr>
-        <w:t xml:space="preserve">    - name: app</w:t>
-      </w:r>
-      <w:r>
-        <w:br/>
-      </w:r>
-      <w:r>
-        <w:rPr>
-          <w:rStyle w:val="StringTok"/>
-        </w:rPr>
-        <w:t xml:space="preserve">      image: busybox:1.36</w:t>
-      </w:r>
-      <w:r>
-        <w:br/>
-      </w:r>
-      <w:r>
-        <w:rPr>
-          <w:rStyle w:val="StringTok"/>
-        </w:rPr>
-        <w:t xml:space="preserve">      command: ["sh","-c","cat /data/message; sleep 100000"]</w:t>
-      </w:r>
-      <w:r>
-        <w:br/>
-      </w:r>
-      <w:r>
-        <w:rPr>
-          <w:rStyle w:val="StringTok"/>
-        </w:rPr>
-        <w:t xml:space="preserve">      volumeMounts: [{ name: data, mountPath: /data }]</w:t>
-      </w:r>
-      <w:r>
-        <w:br/>
-      </w:r>
-      <w:r>
-        <w:rPr>
-          <w:rStyle w:val="StringTok"/>
-        </w:rPr>
-        <w:t xml:space="preserve">  volumes:</w:t>
-      </w:r>
-      <w:r>
-        <w:br/>
-      </w:r>
-      <w:r>
-        <w:rPr>
-          <w:rStyle w:val="StringTok"/>
-        </w:rPr>
-        <w:t xml:space="preserve">    - name: data</w:t>
-      </w:r>
-      <w:r>
-        <w:br/>
-      </w:r>
-      <w:r>
-        <w:rPr>
-          <w:rStyle w:val="StringTok"/>
-        </w:rPr>
-        <w:t xml:space="preserve">      persistentVolumeClaim: { claimName: data-shop-db-0 }</w:t>
-      </w:r>
-      <w:r>
-        <w:br/>
-      </w:r>
-      <w:r>
-        <w:rPr>
-          <w:rStyle w:val="OperatorTok"/>
-        </w:rPr>
-        <w:t xml:space="preserve">EOF</w:t>
-      </w:r>
-    </w:p>
-    <w:p>
-      <w:pPr>
-        <w:pStyle w:val="FirstParagraph"/>
-      </w:pPr>
-      <w:r>
-        <w:rPr>
-          <w:b/>
-          <w:bCs/>
-        </w:rPr>
-        <w:t xml:space="preserve">2. It hangs in</w:t>
-      </w:r>
-      <w:r>
-        <w:rPr>
-          <w:b/>
-          <w:bCs/>
-        </w:rPr>
-        <w:t xml:space="preserve"> </w:t>
-      </w:r>
-      <w:r>
-        <w:rPr>
-          <w:rStyle w:val="VerbatimChar"/>
-          <w:b/>
-          <w:bCs/>
-        </w:rPr>
-        <w:t xml:space="preserve">ContainerCreating</w:t>
-      </w:r>
-      <w:r>
-        <w:rPr>
-          <w:b/>
-          <w:bCs/>
-        </w:rPr>
-        <w:t xml:space="preserve">. Get the reason from the events:</w:t>
-      </w:r>
-    </w:p>
-    <w:p>
-      <w:pPr>
-        <w:pStyle w:val="SourceCode"/>
-      </w:pPr>
-      <w:r>
-        <w:rPr>
-          <w:rStyle w:val="VerbatimChar"/>
-        </w:rPr>
-        <w:t xml:space="preserve">$ kubectl get pod report-runner</w:t>
-      </w:r>
-      <w:r>
-        <w:br/>
-      </w:r>
-      <w:r>
-        <w:rPr>
-          <w:rStyle w:val="VerbatimChar"/>
-        </w:rPr>
-        <w:t xml:space="preserve">NAME            READY   STATUS              RESTARTS   AGE</w:t>
-      </w:r>
-      <w:r>
-        <w:br/>
-      </w:r>
-      <w:r>
-        <w:rPr>
-          <w:rStyle w:val="VerbatimChar"/>
-        </w:rPr>
-        <w:t xml:space="preserve">report-runner   0/1     ContainerCreating   0          45s</w:t>
-      </w:r>
-      <w:r>
-        <w:br/>
-      </w:r>
-      <w:r>
-        <w:br/>
-      </w:r>
-      <w:r>
-        <w:rPr>
-          <w:rStyle w:val="VerbatimChar"/>
-        </w:rPr>
-        <w:t xml:space="preserve">$ kubectl describe pod report-runner | sed -n '/Events/,$p'</w:t>
-      </w:r>
-      <w:r>
-        <w:br/>
-      </w:r>
-      <w:r>
-        <w:rPr>
-          <w:rStyle w:val="VerbatimChar"/>
-        </w:rPr>
-        <w:t xml:space="preserve">Warning  FailedAttachVolume  46s  attachdetach-controller  Waiting for detach for volume</w:t>
-      </w:r>
-      <w:r>
-        <w:br/>
-      </w:r>
-      <w:r>
-        <w:rPr>
-          <w:rStyle w:val="VerbatimChar"/>
-        </w:rPr>
-        <w:t xml:space="preserve">  "pvc-f833ee26-…" Volume is already used by pod(s) shop-db-0</w:t>
-      </w:r>
-      <w:r>
-        <w:br/>
-      </w:r>
-      <w:r>
-        <w:br/>
-      </w:r>
-      <w:r>
-        <w:rPr>
-          <w:rStyle w:val="VerbatimChar"/>
-        </w:rPr>
-        <w:t xml:space="preserve">$ kubectl get volumeattachment -o custom-columns=NODE:.spec.nodeName,ATTACHED:.status.attached</w:t>
-      </w:r>
-      <w:r>
-        <w:br/>
-      </w:r>
-      <w:r>
-        <w:rPr>
-          <w:rStyle w:val="VerbatimChar"/>
-        </w:rPr>
-        <w:t xml:space="preserve">NODE               ATTACHED</w:t>
-      </w:r>
-      <w:r>
-        <w:br/>
-      </w:r>
-      <w:r>
-        <w:rPr>
-          <w:rStyle w:val="VerbatimChar"/>
-        </w:rPr>
-        <w:t xml:space="preserve">csistate-worker   true</w:t>
-      </w:r>
-    </w:p>
-    <w:p>
-      <w:pPr>
-        <w:pStyle w:val="FirstParagraph"/>
-      </w:pPr>
-      <w:r>
-        <w:rPr>
-          <w:b/>
-          <w:bCs/>
-        </w:rPr>
-        <w:t xml:space="preserve">What this means.</w:t>
-      </w:r>
-      <w:r>
-        <w:t xml:space="preserve"> </w:t>
-      </w:r>
-      <w:r>
-        <w:t xml:space="preserve">A</w:t>
-      </w:r>
-      <w:r>
-        <w:t xml:space="preserve"> </w:t>
-      </w:r>
-      <w:r>
-        <w:rPr>
-          <w:rStyle w:val="VerbatimChar"/>
-        </w:rPr>
-        <w:t xml:space="preserve">ReadWriteOnce</w:t>
-      </w:r>
-      <w:r>
-        <w:t xml:space="preserve"> </w:t>
-      </w:r>
-      <w:r>
-        <w:t xml:space="preserve">volume can be attached to</w:t>
-      </w:r>
-      <w:r>
-        <w:t xml:space="preserve"> </w:t>
-      </w:r>
-      <w:r>
-        <w:rPr>
-          <w:b/>
-          <w:bCs/>
-        </w:rPr>
-        <w:t xml:space="preserve">one node</w:t>
-      </w:r>
-      <w:r>
-        <w:t xml:space="preserve"> </w:t>
-      </w:r>
-      <w:r>
-        <w:t xml:space="preserve">at a time. The</w:t>
-      </w:r>
-      <w:r>
-        <w:t xml:space="preserve"> </w:t>
-      </w:r>
-      <w:r>
-        <w:rPr>
-          <w:rStyle w:val="VerbatimChar"/>
-        </w:rPr>
-        <w:t xml:space="preserve">attachdetach-controller</w:t>
-      </w:r>
-      <w:r>
-        <w:t xml:space="preserve"> </w:t>
-      </w:r>
-      <w:r>
-        <w:t xml:space="preserve">in</w:t>
-      </w:r>
-      <w:r>
-        <w:t xml:space="preserve"> </w:t>
-      </w:r>
-      <w:r>
-        <w:rPr>
-          <w:rStyle w:val="VerbatimChar"/>
-        </w:rPr>
-        <w:t xml:space="preserve">kube-controller-manager</w:t>
-      </w:r>
-      <w:r>
-        <w:t xml:space="preserve"> </w:t>
-      </w:r>
-      <w:r>
-        <w:t xml:space="preserve">sees an existing</w:t>
-      </w:r>
-      <w:r>
-        <w:t xml:space="preserve"> </w:t>
-      </w:r>
-      <w:r>
-        <w:rPr>
-          <w:rStyle w:val="VerbatimChar"/>
-        </w:rPr>
-        <w:t xml:space="preserve">VolumeAttachment</w:t>
-      </w:r>
-      <w:r>
-        <w:t xml:space="preserve"> </w:t>
-      </w:r>
-      <w:r>
-        <w:t xml:space="preserve">for</w:t>
-      </w:r>
-      <w:r>
-        <w:t xml:space="preserve"> </w:t>
-      </w:r>
-      <w:r>
-        <w:rPr>
-          <w:rStyle w:val="VerbatimChar"/>
-        </w:rPr>
-        <w:t xml:space="preserve">csistate-worker</w:t>
-      </w:r>
-      <w:r>
-        <w:t xml:space="preserve"> </w:t>
-      </w:r>
-      <w:r>
-        <w:t xml:space="preserve">and refuses to create a second one for</w:t>
-      </w:r>
-      <w:r>
-        <w:t xml:space="preserve"> </w:t>
-      </w:r>
-      <w:r>
-        <w:rPr>
-          <w:rStyle w:val="VerbatimChar"/>
-        </w:rPr>
-        <w:t xml:space="preserve">csistate-worker2</w:t>
-      </w:r>
-      <w:r>
-        <w:t xml:space="preserve">. Notice there is still exactly</w:t>
-      </w:r>
-      <w:r>
-        <w:t xml:space="preserve"> </w:t>
-      </w:r>
-      <w:r>
-        <w:rPr>
-          <w:b/>
-          <w:bCs/>
-        </w:rPr>
-        <w:t xml:space="preserve">one</w:t>
-      </w:r>
-      <w:r>
-        <w:t xml:space="preserve"> </w:t>
-      </w:r>
-      <w:r>
-        <w:rPr>
-          <w:rStyle w:val="VerbatimChar"/>
-        </w:rPr>
-        <w:t xml:space="preserve">VolumeAttachment</w:t>
-      </w:r>
-      <w:r>
-        <w:t xml:space="preserve"> </w:t>
-      </w:r>
-      <w:r>
-        <w:t xml:space="preserve">— the conflict is resolved by</w:t>
+        <w:t xml:space="preserve">online</w:t>
+      </w:r>
+      <w:r>
+        <w:t xml:space="preserve"> </w:t>
+      </w:r>
+      <w:r>
+        <w:t xml:space="preserve">expansion complete</w:t>
+      </w:r>
+      <w:r>
+        <w:t xml:space="preserve"> </w:t>
+      </w:r>
+      <w:r>
+        <w:rPr>
+          <w:rStyle w:val="VerbatimChar"/>
+        </w:rPr>
+        <w:t xml:space="preserve">NodeExpandVolume</w:t>
+      </w:r>
+      <w:r>
+        <w:t xml:space="preserve"> </w:t>
+      </w:r>
+      <w:r>
+        <w:t xml:space="preserve">on the mounted volume with no restart, and you never see</w:t>
+      </w:r>
+      <w:r>
+        <w:t xml:space="preserve"> </w:t>
+      </w:r>
+      <w:r>
+        <w:rPr>
+          <w:rStyle w:val="VerbatimChar"/>
+        </w:rPr>
+        <w:t xml:space="preserve">FileSystemResizePending</w:t>
+      </w:r>
+      <w:r>
+        <w:t xml:space="preserve"> </w:t>
+      </w:r>
+      <w:r>
+        <w:t xml:space="preserve">for more than a moment. The hostpath driver here, like many block drivers, needs the remount. Check your driver's docs before promising a zero-downtime resize.</w:t>
+      </w:r>
+    </w:p>
+    <w:p>
+      <w:pPr>
+        <w:pStyle w:val="BlockText"/>
+      </w:pPr>
+      <w:r>
+        <w:t xml:space="preserve">⚠️</w:t>
+      </w:r>
+      <w:r>
+        <w:t xml:space="preserve"> </w:t>
+      </w:r>
+      <w:r>
+        <w:rPr>
+          <w:b/>
+          <w:bCs/>
+        </w:rPr>
+        <w:t xml:space="preserve">Gotcha —</w:t>
+      </w:r>
+      <w:r>
+        <w:rPr>
+          <w:b/>
+          <w:bCs/>
+        </w:rPr>
+        <w:t xml:space="preserve"> </w:t>
+      </w:r>
+      <w:r>
+        <w:rPr>
+          <w:rStyle w:val="VerbatimChar"/>
+          <w:b/>
+          <w:bCs/>
+        </w:rPr>
+        <w:t xml:space="preserve">df</w:t>
+      </w:r>
+      <w:r>
+        <w:rPr>
+          <w:b/>
+          <w:bCs/>
+        </w:rPr>
+        <w:t xml:space="preserve"> </w:t>
+      </w:r>
+      <w:r>
+        <w:rPr>
+          <w:b/>
+          <w:bCs/>
+        </w:rPr>
+        <w:t xml:space="preserve">inside the Pod will not confirm this on the hostpath driver.</w:t>
+      </w:r>
+      <w:r>
+        <w:t xml:space="preserve"> </w:t>
+      </w:r>
+      <w:r>
+        <w:t xml:space="preserve">Because the hostpath driver bind-mounts a directory from the node's filesystem rather than formatting a device,</w:t>
+      </w:r>
+      <w:r>
+        <w:t xml:space="preserve"> </w:t>
+      </w:r>
+      <w:r>
+        <w:rPr>
+          <w:rStyle w:val="VerbatimChar"/>
+        </w:rPr>
+        <w:t xml:space="preserve">df -h /data</w:t>
+      </w:r>
+      <w:r>
+        <w:t xml:space="preserve"> </w:t>
+      </w:r>
+      <w:r>
+        <w:t xml:space="preserve">reports the</w:t>
       </w:r>
       <w:r>
         <w:t xml:space="preserve"> </w:t>
@@ -6711,10 +5728,355 @@
           <w:i/>
           <w:iCs/>
         </w:rPr>
-        <w:t xml:space="preserve">not acting</w:t>
-      </w:r>
-      <w:r>
-        <w:t xml:space="preserve">, which is why the Pod waits forever rather than failing.</w:t>
+        <w:t xml:space="preserve">node's</w:t>
+      </w:r>
+      <w:r>
+        <w:t xml:space="preserve"> </w:t>
+      </w:r>
+      <w:r>
+        <w:t xml:space="preserve">disk (here</w:t>
+      </w:r>
+      <w:r>
+        <w:t xml:space="preserve"> </w:t>
+      </w:r>
+      <w:r>
+        <w:rPr>
+          <w:rStyle w:val="VerbatimChar"/>
+        </w:rPr>
+        <w:t xml:space="preserve">452.1G</w:t>
+      </w:r>
+      <w:r>
+        <w:t xml:space="preserve">) both before and after. The Kubernetes-level resize is real — the PV, the PVC status and both CSI RPCs all prove it — but the filesystem is not a separate device. On GKE PD or Nutanix CSI,</w:t>
+      </w:r>
+      <w:r>
+        <w:t xml:space="preserve"> </w:t>
+      </w:r>
+      <w:r>
+        <w:rPr>
+          <w:rStyle w:val="VerbatimChar"/>
+        </w:rPr>
+        <w:t xml:space="preserve">df</w:t>
+      </w:r>
+      <w:r>
+        <w:t xml:space="preserve"> </w:t>
+      </w:r>
+      <w:r>
+        <w:rPr>
+          <w:b/>
+          <w:bCs/>
+        </w:rPr>
+        <w:t xml:space="preserve">does</w:t>
+      </w:r>
+      <w:r>
+        <w:t xml:space="preserve"> </w:t>
+      </w:r>
+      <w:r>
+        <w:t xml:space="preserve">change, and that is the check to use there.</w:t>
+      </w:r>
+    </w:p>
+    <w:p>
+      <w:pPr>
+        <w:pStyle w:val="FirstParagraph"/>
+      </w:pPr>
+      <w:r>
+        <w:rPr>
+          <w:b/>
+          <w:bCs/>
+        </w:rPr>
+        <w:t xml:space="preserve">5. Two refusals worth seeing once.</w:t>
+      </w:r>
+      <w:r>
+        <w:t xml:space="preserve"> </w:t>
+      </w:r>
+      <w:r>
+        <w:t xml:space="preserve">The second needs a claim on a class that forbids expansion:</w:t>
+      </w:r>
+    </w:p>
+    <w:p>
+      <w:pPr>
+        <w:pStyle w:val="SourceCode"/>
+      </w:pPr>
+      <w:r>
+        <w:rPr>
+          <w:rStyle w:val="ExtensionTok"/>
+        </w:rPr>
+        <w:t xml:space="preserve">kubectl</w:t>
+      </w:r>
+      <w:r>
+        <w:rPr>
+          <w:rStyle w:val="NormalTok"/>
+        </w:rPr>
+        <w:t xml:space="preserve"> apply </w:t>
+      </w:r>
+      <w:r>
+        <w:rPr>
+          <w:rStyle w:val="AttributeTok"/>
+        </w:rPr>
+        <w:t xml:space="preserve">-f</w:t>
+      </w:r>
+      <w:r>
+        <w:rPr>
+          <w:rStyle w:val="NormalTok"/>
+        </w:rPr>
+        <w:t xml:space="preserve"> </w:t>
+      </w:r>
+      <w:r>
+        <w:rPr>
+          <w:rStyle w:val="AttributeTok"/>
+        </w:rPr>
+        <w:t xml:space="preserve">-</w:t>
+      </w:r>
+      <w:r>
+        <w:rPr>
+          <w:rStyle w:val="NormalTok"/>
+        </w:rPr>
+        <w:t xml:space="preserve"> </w:t>
+      </w:r>
+      <w:r>
+        <w:rPr>
+          <w:rStyle w:val="OperatorTok"/>
+        </w:rPr>
+        <w:t xml:space="preserve">&lt;&lt;'EOF'</w:t>
+      </w:r>
+      <w:r>
+        <w:br/>
+      </w:r>
+      <w:r>
+        <w:rPr>
+          <w:rStyle w:val="StringTok"/>
+        </w:rPr>
+        <w:t xml:space="preserve">apiVersion: storage.k8s.io/v1</w:t>
+      </w:r>
+      <w:r>
+        <w:br/>
+      </w:r>
+      <w:r>
+        <w:rPr>
+          <w:rStyle w:val="StringTok"/>
+        </w:rPr>
+        <w:t xml:space="preserve">kind: StorageClass</w:t>
+      </w:r>
+      <w:r>
+        <w:br/>
+      </w:r>
+      <w:r>
+        <w:rPr>
+          <w:rStyle w:val="StringTok"/>
+        </w:rPr>
+        <w:t xml:space="preserve">metadata: { name: csi-hostpath-noexpand }</w:t>
+      </w:r>
+      <w:r>
+        <w:br/>
+      </w:r>
+      <w:r>
+        <w:rPr>
+          <w:rStyle w:val="StringTok"/>
+        </w:rPr>
+        <w:t xml:space="preserve">provisioner: hostpath.csi.k8s.io</w:t>
+      </w:r>
+      <w:r>
+        <w:br/>
+      </w:r>
+      <w:r>
+        <w:rPr>
+          <w:rStyle w:val="StringTok"/>
+        </w:rPr>
+        <w:t xml:space="preserve">allowVolumeExpansion: false</w:t>
+      </w:r>
+      <w:r>
+        <w:br/>
+      </w:r>
+      <w:r>
+        <w:rPr>
+          <w:rStyle w:val="StringTok"/>
+        </w:rPr>
+        <w:t xml:space="preserve">---</w:t>
+      </w:r>
+      <w:r>
+        <w:br/>
+      </w:r>
+      <w:r>
+        <w:rPr>
+          <w:rStyle w:val="StringTok"/>
+        </w:rPr>
+        <w:t xml:space="preserve">apiVersion: v1</w:t>
+      </w:r>
+      <w:r>
+        <w:br/>
+      </w:r>
+      <w:r>
+        <w:rPr>
+          <w:rStyle w:val="StringTok"/>
+        </w:rPr>
+        <w:t xml:space="preserve">kind: PersistentVolumeClaim</w:t>
+      </w:r>
+      <w:r>
+        <w:br/>
+      </w:r>
+      <w:r>
+        <w:rPr>
+          <w:rStyle w:val="StringTok"/>
+        </w:rPr>
+        <w:t xml:space="preserve">metadata: { name: locked-pvc }</w:t>
+      </w:r>
+      <w:r>
+        <w:br/>
+      </w:r>
+      <w:r>
+        <w:rPr>
+          <w:rStyle w:val="StringTok"/>
+        </w:rPr>
+        <w:t xml:space="preserve">spec:</w:t>
+      </w:r>
+      <w:r>
+        <w:br/>
+      </w:r>
+      <w:r>
+        <w:rPr>
+          <w:rStyle w:val="StringTok"/>
+        </w:rPr>
+        <w:t xml:space="preserve">  accessModes: ["ReadWriteOnce"]</w:t>
+      </w:r>
+      <w:r>
+        <w:br/>
+      </w:r>
+      <w:r>
+        <w:rPr>
+          <w:rStyle w:val="StringTok"/>
+        </w:rPr>
+        <w:t xml:space="preserve">  storageClassName: csi-hostpath-noexpand</w:t>
+      </w:r>
+      <w:r>
+        <w:br/>
+      </w:r>
+      <w:r>
+        <w:rPr>
+          <w:rStyle w:val="StringTok"/>
+        </w:rPr>
+        <w:t xml:space="preserve">  resources: { requests: { storage: 1Gi } }</w:t>
+      </w:r>
+      <w:r>
+        <w:br/>
+      </w:r>
+      <w:r>
+        <w:rPr>
+          <w:rStyle w:val="OperatorTok"/>
+        </w:rPr>
+        <w:t xml:space="preserve">EOF</w:t>
+      </w:r>
+    </w:p>
+    <w:p>
+      <w:pPr>
+        <w:pStyle w:val="SourceCode"/>
+      </w:pPr>
+      <w:r>
+        <w:rPr>
+          <w:rStyle w:val="VerbatimChar"/>
+        </w:rPr>
+        <w:t xml:space="preserve">$ kubectl patch pvc data-shop-db-0 --type merge -p '{"spec":{"resources":{"requests":{"storage":"1Gi"}}}}'</w:t>
+      </w:r>
+      <w:r>
+        <w:br/>
+      </w:r>
+      <w:r>
+        <w:rPr>
+          <w:rStyle w:val="VerbatimChar"/>
+        </w:rPr>
+        <w:t xml:space="preserve">The PersistentVolumeClaim "data-shop-db-0" is invalid: spec.resources.requests.storage:</w:t>
+      </w:r>
+      <w:r>
+        <w:br/>
+      </w:r>
+      <w:r>
+        <w:rPr>
+          <w:rStyle w:val="VerbatimChar"/>
+        </w:rPr>
+        <w:t xml:space="preserve">Forbidden: field can not be less than status.capacity</w:t>
+      </w:r>
+      <w:r>
+        <w:br/>
+      </w:r>
+      <w:r>
+        <w:br/>
+      </w:r>
+      <w:r>
+        <w:rPr>
+          <w:rStyle w:val="VerbatimChar"/>
+        </w:rPr>
+        <w:t xml:space="preserve">$ kubectl patch pvc locked-pvc --type merge -p '{"spec":{"resources":{"requests":{"storage":"2Gi"}}}}'</w:t>
+      </w:r>
+      <w:r>
+        <w:br/>
+      </w:r>
+      <w:r>
+        <w:rPr>
+          <w:rStyle w:val="VerbatimChar"/>
+        </w:rPr>
+        <w:t xml:space="preserve">Error from server (Forbidden): persistentvolumeclaims "locked-pvc" is forbidden:</w:t>
+      </w:r>
+      <w:r>
+        <w:br/>
+      </w:r>
+      <w:r>
+        <w:rPr>
+          <w:rStyle w:val="VerbatimChar"/>
+        </w:rPr>
+        <w:t xml:space="preserve">only dynamically provisioned pvc can be resized and the storageclass that provisions</w:t>
+      </w:r>
+      <w:r>
+        <w:br/>
+      </w:r>
+      <w:r>
+        <w:rPr>
+          <w:rStyle w:val="VerbatimChar"/>
+        </w:rPr>
+        <w:t xml:space="preserve">the pvc must support resize</w:t>
+      </w:r>
+    </w:p>
+    <w:p>
+      <w:pPr>
+        <w:pStyle w:val="FirstParagraph"/>
+      </w:pPr>
+      <w:r>
+        <w:rPr>
+          <w:b/>
+          <w:bCs/>
+        </w:rPr>
+        <w:t xml:space="preserve">Volumes only grow.</w:t>
+      </w:r>
+      <w:r>
+        <w:t xml:space="preserve"> </w:t>
+      </w:r>
+      <w:r>
+        <w:t xml:space="preserve">There is no shrink in Kubernetes — the API server rejects it outright — and expansion is gated on</w:t>
+      </w:r>
+      <w:r>
+        <w:t xml:space="preserve"> </w:t>
+      </w:r>
+      <w:r>
+        <w:rPr>
+          <w:rStyle w:val="VerbatimChar"/>
+        </w:rPr>
+        <w:t xml:space="preserve">allowVolumeExpansion</w:t>
+      </w:r>
+      <w:r>
+        <w:t xml:space="preserve"> </w:t>
+      </w:r>
+      <w:r>
+        <w:t xml:space="preserve">in the</w:t>
+      </w:r>
+      <w:r>
+        <w:t xml:space="preserve"> </w:t>
+      </w:r>
+      <w:r>
+        <w:rPr>
+          <w:b/>
+          <w:bCs/>
+        </w:rPr>
+        <w:t xml:space="preserve">StorageClass</w:t>
+      </w:r>
+      <w:r>
+        <w:t xml:space="preserve">, decided at provisioning time. Pick the class correctly up front; retrofitting means migrating data.</w:t>
       </w:r>
     </w:p>
     <w:p>
@@ -6724,20 +6086,649 @@
       <w:r>
         <w:drawing>
           <wp:inline>
-            <wp:extent cx="5943600" cy="1423762"/>
+            <wp:extent cx="5943600" cy="856418"/>
             <wp:effectExtent b="0" l="0" r="0" t="0"/>
-            <wp:docPr descr="The second Pod stuck in ContainerCreating with FailedAttachVolume from the attachdetach-controller, and still only one VolumeAttachment, on the original node" title="" id="47" name="Picture"/>
+            <wp:docPr descr="Both refusals: shrinking is rejected as less than status.capacity, and expanding a claim on a class without allowVolumeExpansion is forbidden outright" title="" id="46" name="Picture"/>
             <a:graphic>
               <a:graphicData uri="http://schemas.openxmlformats.org/drawingml/2006/picture">
                 <pic:pic>
                   <pic:nvPicPr>
-                    <pic:cNvPr descr="../artifacts/lab-11/screenshots/09-multi-attach-conflict.png" id="48" name="Picture"/>
+                    <pic:cNvPr descr="../artifacts/lab-11/screenshots/08-expansion-refusals.png" id="47" name="Picture"/>
                     <pic:cNvPicPr>
                       <a:picLocks noChangeArrowheads="1" noChangeAspect="1"/>
                     </pic:cNvPicPr>
                   </pic:nvPicPr>
                   <pic:blipFill>
-                    <a:blip r:embed="rId46"/>
+                    <a:blip r:embed="rId45"/>
+                    <a:stretch>
+                      <a:fillRect/>
+                    </a:stretch>
+                  </pic:blipFill>
+                  <pic:spPr bwMode="auto">
+                    <a:xfrm>
+                      <a:off x="0" y="0"/>
+                      <a:ext cx="5943600" cy="856418"/>
+                    </a:xfrm>
+                    <a:prstGeom prst="rect">
+                      <a:avLst/>
+                    </a:prstGeom>
+                    <a:noFill/>
+                    <a:ln w="9525">
+                      <a:noFill/>
+                      <a:headEnd/>
+                      <a:tailEnd/>
+                    </a:ln>
+                  </pic:spPr>
+                </pic:pic>
+              </a:graphicData>
+            </a:graphic>
+          </wp:inline>
+        </w:drawing>
+      </w:r>
+    </w:p>
+    <w:p>
+      <w:r>
+        <w:pict>
+          <v:rect style="width:0;height:1.5pt" o:hralign="center" o:hrstd="t" o:hr="t"/>
+        </w:pict>
+      </w:r>
+    </w:p>
+    <w:bookmarkEnd w:id="48"/>
+    <w:bookmarkStart w:id="55" w:name="step-6--diagnose-a-multi-attach-failure"/>
+    <w:p>
+      <w:pPr>
+        <w:pStyle w:val="Heading2"/>
+      </w:pPr>
+      <w:r>
+        <w:t xml:space="preserve">Step 6 — Diagnose a multi-attach failure</w:t>
+      </w:r>
+    </w:p>
+    <w:p>
+      <w:pPr>
+        <w:pStyle w:val="FirstParagraph"/>
+      </w:pPr>
+      <w:r>
+        <w:rPr>
+          <w:b/>
+          <w:bCs/>
+        </w:rPr>
+        <w:t xml:space="preserve">Goal:</w:t>
+      </w:r>
+      <w:r>
+        <w:t xml:space="preserve"> </w:t>
+      </w:r>
+      <w:r>
+        <w:t xml:space="preserve">produce the classic</w:t>
+      </w:r>
+      <w:r>
+        <w:t xml:space="preserve"> </w:t>
+      </w:r>
+      <w:r>
+        <w:rPr>
+          <w:rStyle w:val="VerbatimChar"/>
+        </w:rPr>
+        <w:t xml:space="preserve">ReadWriteOnce</w:t>
+      </w:r>
+      <w:r>
+        <w:t xml:space="preserve"> </w:t>
+      </w:r>
+      <w:r>
+        <w:t xml:space="preserve">conflict on purpose, read the message correctly, and fix it — then meet the</w:t>
+      </w:r>
+      <w:r>
+        <w:t xml:space="preserve"> </w:t>
+      </w:r>
+      <w:r>
+        <w:rPr>
+          <w:i/>
+          <w:iCs/>
+        </w:rPr>
+        <w:t xml:space="preserve">second</w:t>
+      </w:r>
+      <w:r>
+        <w:t xml:space="preserve"> </w:t>
+      </w:r>
+      <w:r>
+        <w:t xml:space="preserve">failure hiding behind it.</w:t>
+      </w:r>
+    </w:p>
+    <w:p>
+      <w:pPr>
+        <w:pStyle w:val="BodyText"/>
+      </w:pPr>
+      <w:r>
+        <w:rPr>
+          <w:b/>
+          <w:bCs/>
+        </w:rPr>
+        <w:t xml:space="preserve">1. Find where the volume is attached, then deliberately put a second Pod somewhere else:</w:t>
+      </w:r>
+    </w:p>
+    <w:p>
+      <w:pPr>
+        <w:pStyle w:val="SourceCode"/>
+      </w:pPr>
+      <w:r>
+        <w:rPr>
+          <w:rStyle w:val="ExtensionTok"/>
+        </w:rPr>
+        <w:t xml:space="preserve">kubectl</w:t>
+      </w:r>
+      <w:r>
+        <w:rPr>
+          <w:rStyle w:val="NormalTok"/>
+        </w:rPr>
+        <w:t xml:space="preserve"> get pod shop-db-0 </w:t>
+      </w:r>
+      <w:r>
+        <w:rPr>
+          <w:rStyle w:val="AttributeTok"/>
+        </w:rPr>
+        <w:t xml:space="preserve">-o</w:t>
+      </w:r>
+      <w:r>
+        <w:rPr>
+          <w:rStyle w:val="NormalTok"/>
+        </w:rPr>
+        <w:t xml:space="preserve"> custom-columns=POD:.metadata.name,NODE:.spec.nodeName</w:t>
+      </w:r>
+    </w:p>
+    <w:p>
+      <w:pPr>
+        <w:pStyle w:val="SourceCode"/>
+      </w:pPr>
+      <w:r>
+        <w:rPr>
+          <w:rStyle w:val="VerbatimChar"/>
+        </w:rPr>
+        <w:t xml:space="preserve">POD         NODE</w:t>
+      </w:r>
+      <w:r>
+        <w:br/>
+      </w:r>
+      <w:r>
+        <w:rPr>
+          <w:rStyle w:val="VerbatimChar"/>
+        </w:rPr>
+        <w:t xml:space="preserve">shop-db-0   csistate-worker</w:t>
+      </w:r>
+    </w:p>
+    <w:p>
+      <w:pPr>
+        <w:pStyle w:val="SourceCode"/>
+      </w:pPr>
+      <w:r>
+        <w:rPr>
+          <w:rStyle w:val="ExtensionTok"/>
+        </w:rPr>
+        <w:t xml:space="preserve">kubectl</w:t>
+      </w:r>
+      <w:r>
+        <w:rPr>
+          <w:rStyle w:val="NormalTok"/>
+        </w:rPr>
+        <w:t xml:space="preserve"> apply </w:t>
+      </w:r>
+      <w:r>
+        <w:rPr>
+          <w:rStyle w:val="AttributeTok"/>
+        </w:rPr>
+        <w:t xml:space="preserve">-f</w:t>
+      </w:r>
+      <w:r>
+        <w:rPr>
+          <w:rStyle w:val="NormalTok"/>
+        </w:rPr>
+        <w:t xml:space="preserve"> </w:t>
+      </w:r>
+      <w:r>
+        <w:rPr>
+          <w:rStyle w:val="AttributeTok"/>
+        </w:rPr>
+        <w:t xml:space="preserve">-</w:t>
+      </w:r>
+      <w:r>
+        <w:rPr>
+          <w:rStyle w:val="NormalTok"/>
+        </w:rPr>
+        <w:t xml:space="preserve"> </w:t>
+      </w:r>
+      <w:r>
+        <w:rPr>
+          <w:rStyle w:val="OperatorTok"/>
+        </w:rPr>
+        <w:t xml:space="preserve">&lt;&lt;'EOF'</w:t>
+      </w:r>
+      <w:r>
+        <w:br/>
+      </w:r>
+      <w:r>
+        <w:rPr>
+          <w:rStyle w:val="StringTok"/>
+        </w:rPr>
+        <w:t xml:space="preserve">apiVersion: v1</w:t>
+      </w:r>
+      <w:r>
+        <w:br/>
+      </w:r>
+      <w:r>
+        <w:rPr>
+          <w:rStyle w:val="StringTok"/>
+        </w:rPr>
+        <w:t xml:space="preserve">kind: Pod</w:t>
+      </w:r>
+      <w:r>
+        <w:br/>
+      </w:r>
+      <w:r>
+        <w:rPr>
+          <w:rStyle w:val="StringTok"/>
+        </w:rPr>
+        <w:t xml:space="preserve">metadata: { name: report-runner }</w:t>
+      </w:r>
+      <w:r>
+        <w:br/>
+      </w:r>
+      <w:r>
+        <w:rPr>
+          <w:rStyle w:val="StringTok"/>
+        </w:rPr>
+        <w:t xml:space="preserve">spec:</w:t>
+      </w:r>
+      <w:r>
+        <w:br/>
+      </w:r>
+      <w:r>
+        <w:rPr>
+          <w:rStyle w:val="StringTok"/>
+        </w:rPr>
+        <w:t xml:space="preserve">  nodeName: csistate-worker2          # &lt;- the OTHER worker, on purpose</w:t>
+      </w:r>
+      <w:r>
+        <w:br/>
+      </w:r>
+      <w:r>
+        <w:rPr>
+          <w:rStyle w:val="StringTok"/>
+        </w:rPr>
+        <w:t xml:space="preserve">  containers:</w:t>
+      </w:r>
+      <w:r>
+        <w:br/>
+      </w:r>
+      <w:r>
+        <w:rPr>
+          <w:rStyle w:val="StringTok"/>
+        </w:rPr>
+        <w:t xml:space="preserve">    - name: app</w:t>
+      </w:r>
+      <w:r>
+        <w:br/>
+      </w:r>
+      <w:r>
+        <w:rPr>
+          <w:rStyle w:val="StringTok"/>
+        </w:rPr>
+        <w:t xml:space="preserve">      image: busybox:1.36</w:t>
+      </w:r>
+      <w:r>
+        <w:br/>
+      </w:r>
+      <w:r>
+        <w:rPr>
+          <w:rStyle w:val="StringTok"/>
+        </w:rPr>
+        <w:t xml:space="preserve">      command: ["sh","-c","cat /data/message; sleep 100000"]</w:t>
+      </w:r>
+      <w:r>
+        <w:br/>
+      </w:r>
+      <w:r>
+        <w:rPr>
+          <w:rStyle w:val="StringTok"/>
+        </w:rPr>
+        <w:t xml:space="preserve">      volumeMounts: [{ name: data, mountPath: /data }]</w:t>
+      </w:r>
+      <w:r>
+        <w:br/>
+      </w:r>
+      <w:r>
+        <w:rPr>
+          <w:rStyle w:val="StringTok"/>
+        </w:rPr>
+        <w:t xml:space="preserve">  volumes:</w:t>
+      </w:r>
+      <w:r>
+        <w:br/>
+      </w:r>
+      <w:r>
+        <w:rPr>
+          <w:rStyle w:val="StringTok"/>
+        </w:rPr>
+        <w:t xml:space="preserve">    - name: data</w:t>
+      </w:r>
+      <w:r>
+        <w:br/>
+      </w:r>
+      <w:r>
+        <w:rPr>
+          <w:rStyle w:val="StringTok"/>
+        </w:rPr>
+        <w:t xml:space="preserve">      persistentVolumeClaim: { claimName: data-shop-db-0 }</w:t>
+      </w:r>
+      <w:r>
+        <w:br/>
+      </w:r>
+      <w:r>
+        <w:rPr>
+          <w:rStyle w:val="OperatorTok"/>
+        </w:rPr>
+        <w:t xml:space="preserve">EOF</w:t>
+      </w:r>
+    </w:p>
+    <w:p>
+      <w:pPr>
+        <w:pStyle w:val="FirstParagraph"/>
+      </w:pPr>
+      <w:r>
+        <w:rPr>
+          <w:b/>
+          <w:bCs/>
+        </w:rPr>
+        <w:t xml:space="preserve">2. It hangs in</w:t>
+      </w:r>
+      <w:r>
+        <w:rPr>
+          <w:b/>
+          <w:bCs/>
+        </w:rPr>
+        <w:t xml:space="preserve"> </w:t>
+      </w:r>
+      <w:r>
+        <w:rPr>
+          <w:rStyle w:val="VerbatimChar"/>
+          <w:b/>
+          <w:bCs/>
+        </w:rPr>
+        <w:t xml:space="preserve">ContainerCreating</w:t>
+      </w:r>
+      <w:r>
+        <w:rPr>
+          <w:b/>
+          <w:bCs/>
+        </w:rPr>
+        <w:t xml:space="preserve">. Get the reason from the events:</w:t>
+      </w:r>
+    </w:p>
+    <w:p>
+      <w:pPr>
+        <w:pStyle w:val="SourceCode"/>
+      </w:pPr>
+      <w:r>
+        <w:rPr>
+          <w:rStyle w:val="VerbatimChar"/>
+        </w:rPr>
+        <w:t xml:space="preserve">$ kubectl get pod report-runner</w:t>
+      </w:r>
+      <w:r>
+        <w:br/>
+      </w:r>
+      <w:r>
+        <w:rPr>
+          <w:rStyle w:val="VerbatimChar"/>
+        </w:rPr>
+        <w:t xml:space="preserve">NAME            READY   STATUS              RESTARTS   AGE</w:t>
+      </w:r>
+      <w:r>
+        <w:br/>
+      </w:r>
+      <w:r>
+        <w:rPr>
+          <w:rStyle w:val="VerbatimChar"/>
+        </w:rPr>
+        <w:t xml:space="preserve">report-runner   0/1     ContainerCreating   0          45s</w:t>
+      </w:r>
+      <w:r>
+        <w:br/>
+      </w:r>
+      <w:r>
+        <w:br/>
+      </w:r>
+      <w:r>
+        <w:rPr>
+          <w:rStyle w:val="VerbatimChar"/>
+        </w:rPr>
+        <w:t xml:space="preserve">$ kubectl describe pod report-runner | sed -n '/Events/,$p'</w:t>
+      </w:r>
+      <w:r>
+        <w:br/>
+      </w:r>
+      <w:r>
+        <w:rPr>
+          <w:rStyle w:val="VerbatimChar"/>
+        </w:rPr>
+        <w:t xml:space="preserve">Warning  FailedAttachVolume  46s  attachdetach-controller  Waiting for detach for volume</w:t>
+      </w:r>
+      <w:r>
+        <w:br/>
+      </w:r>
+      <w:r>
+        <w:rPr>
+          <w:rStyle w:val="VerbatimChar"/>
+        </w:rPr>
+        <w:t xml:space="preserve">  "pvc-f833ee26-…" Volume is already used by pod(s) shop-db-0</w:t>
+      </w:r>
+      <w:r>
+        <w:br/>
+      </w:r>
+      <w:r>
+        <w:br/>
+      </w:r>
+      <w:r>
+        <w:rPr>
+          <w:rStyle w:val="VerbatimChar"/>
+        </w:rPr>
+        <w:t xml:space="preserve">$ kubectl get volumeattachment -o custom-columns=NODE:.spec.nodeName,ATTACHED:.status.attached</w:t>
+      </w:r>
+      <w:r>
+        <w:br/>
+      </w:r>
+      <w:r>
+        <w:rPr>
+          <w:rStyle w:val="VerbatimChar"/>
+        </w:rPr>
+        <w:t xml:space="preserve">NODE               ATTACHED</w:t>
+      </w:r>
+      <w:r>
+        <w:br/>
+      </w:r>
+      <w:r>
+        <w:rPr>
+          <w:rStyle w:val="VerbatimChar"/>
+        </w:rPr>
+        <w:t xml:space="preserve">csistate-worker   true</w:t>
+      </w:r>
+    </w:p>
+    <w:p>
+      <w:pPr>
+        <w:pStyle w:val="FirstParagraph"/>
+      </w:pPr>
+      <w:r>
+        <w:rPr>
+          <w:b/>
+          <w:bCs/>
+        </w:rPr>
+        <w:t xml:space="preserve">What this means.</w:t>
+      </w:r>
+      <w:r>
+        <w:t xml:space="preserve"> </w:t>
+      </w:r>
+      <w:r>
+        <w:t xml:space="preserve">A</w:t>
+      </w:r>
+      <w:r>
+        <w:t xml:space="preserve"> </w:t>
+      </w:r>
+      <w:r>
+        <w:rPr>
+          <w:rStyle w:val="VerbatimChar"/>
+        </w:rPr>
+        <w:t xml:space="preserve">ReadWriteOnce</w:t>
+      </w:r>
+      <w:r>
+        <w:t xml:space="preserve"> </w:t>
+      </w:r>
+      <w:r>
+        <w:t xml:space="preserve">volume can be attached to</w:t>
+      </w:r>
+      <w:r>
+        <w:t xml:space="preserve"> </w:t>
+      </w:r>
+      <w:r>
+        <w:rPr>
+          <w:b/>
+          <w:bCs/>
+        </w:rPr>
+        <w:t xml:space="preserve">one node</w:t>
+      </w:r>
+      <w:r>
+        <w:t xml:space="preserve"> </w:t>
+      </w:r>
+      <w:r>
+        <w:t xml:space="preserve">at a time. The</w:t>
+      </w:r>
+      <w:r>
+        <w:t xml:space="preserve"> </w:t>
+      </w:r>
+      <w:r>
+        <w:rPr>
+          <w:rStyle w:val="VerbatimChar"/>
+        </w:rPr>
+        <w:t xml:space="preserve">attachdetach-controller</w:t>
+      </w:r>
+      <w:r>
+        <w:t xml:space="preserve"> </w:t>
+      </w:r>
+      <w:r>
+        <w:t xml:space="preserve">in</w:t>
+      </w:r>
+      <w:r>
+        <w:t xml:space="preserve"> </w:t>
+      </w:r>
+      <w:r>
+        <w:rPr>
+          <w:rStyle w:val="VerbatimChar"/>
+        </w:rPr>
+        <w:t xml:space="preserve">kube-controller-manager</w:t>
+      </w:r>
+      <w:r>
+        <w:t xml:space="preserve"> </w:t>
+      </w:r>
+      <w:r>
+        <w:t xml:space="preserve">sees an existing</w:t>
+      </w:r>
+      <w:r>
+        <w:t xml:space="preserve"> </w:t>
+      </w:r>
+      <w:r>
+        <w:rPr>
+          <w:rStyle w:val="VerbatimChar"/>
+        </w:rPr>
+        <w:t xml:space="preserve">VolumeAttachment</w:t>
+      </w:r>
+      <w:r>
+        <w:t xml:space="preserve"> </w:t>
+      </w:r>
+      <w:r>
+        <w:t xml:space="preserve">for</w:t>
+      </w:r>
+      <w:r>
+        <w:t xml:space="preserve"> </w:t>
+      </w:r>
+      <w:r>
+        <w:rPr>
+          <w:rStyle w:val="VerbatimChar"/>
+        </w:rPr>
+        <w:t xml:space="preserve">csistate-worker</w:t>
+      </w:r>
+      <w:r>
+        <w:t xml:space="preserve"> </w:t>
+      </w:r>
+      <w:r>
+        <w:t xml:space="preserve">and refuses to create a second one for</w:t>
+      </w:r>
+      <w:r>
+        <w:t xml:space="preserve"> </w:t>
+      </w:r>
+      <w:r>
+        <w:rPr>
+          <w:rStyle w:val="VerbatimChar"/>
+        </w:rPr>
+        <w:t xml:space="preserve">csistate-worker2</w:t>
+      </w:r>
+      <w:r>
+        <w:t xml:space="preserve">. Notice there is still exactly</w:t>
+      </w:r>
+      <w:r>
+        <w:t xml:space="preserve"> </w:t>
+      </w:r>
+      <w:r>
+        <w:rPr>
+          <w:b/>
+          <w:bCs/>
+        </w:rPr>
+        <w:t xml:space="preserve">one</w:t>
+      </w:r>
+      <w:r>
+        <w:t xml:space="preserve"> </w:t>
+      </w:r>
+      <w:r>
+        <w:rPr>
+          <w:rStyle w:val="VerbatimChar"/>
+        </w:rPr>
+        <w:t xml:space="preserve">VolumeAttachment</w:t>
+      </w:r>
+      <w:r>
+        <w:t xml:space="preserve"> </w:t>
+      </w:r>
+      <w:r>
+        <w:t xml:space="preserve">— the conflict is resolved by</w:t>
+      </w:r>
+      <w:r>
+        <w:t xml:space="preserve"> </w:t>
+      </w:r>
+      <w:r>
+        <w:rPr>
+          <w:i/>
+          <w:iCs/>
+        </w:rPr>
+        <w:t xml:space="preserve">not acting</w:t>
+      </w:r>
+      <w:r>
+        <w:t xml:space="preserve">, which is why the Pod waits forever rather than failing.</w:t>
+      </w:r>
+    </w:p>
+    <w:p>
+      <w:pPr>
+        <w:pStyle w:val="BodyText"/>
+      </w:pPr>
+      <w:r>
+        <w:drawing>
+          <wp:inline>
+            <wp:extent cx="5943600" cy="1423762"/>
+            <wp:effectExtent b="0" l="0" r="0" t="0"/>
+            <wp:docPr descr="The second Pod stuck in ContainerCreating with FailedAttachVolume from the attachdetach-controller, and still only one VolumeAttachment, on the original node" title="" id="50" name="Picture"/>
+            <a:graphic>
+              <a:graphicData uri="http://schemas.openxmlformats.org/drawingml/2006/picture">
+                <pic:pic>
+                  <pic:nvPicPr>
+                    <pic:cNvPr descr="../artifacts/lab-11/screenshots/09-multi-attach-conflict.png" id="51" name="Picture"/>
+                    <pic:cNvPicPr>
+                      <a:picLocks noChangeArrowheads="1" noChangeAspect="1"/>
+                    </pic:cNvPicPr>
+                  </pic:nvPicPr>
+                  <pic:blipFill>
+                    <a:blip r:embed="rId49"/>
                     <a:stretch>
                       <a:fillRect/>
                     </a:stretch>
@@ -7498,18 +7489,18 @@
           <wp:inline>
             <wp:extent cx="5943600" cy="1585860"/>
             <wp:effectExtent b="0" l="0" r="0" t="0"/>
-            <wp:docPr descr="Once the volume detaches the attach succeeds, and kubelet then refuses the mount with a NodeAffinity check failure — the PV is pinned by topology.hostpath.csi/node to the one node that runs the driver" title="" id="50" name="Picture"/>
+            <wp:docPr descr="Once the volume detaches the attach succeeds, and kubelet then refuses the mount with a NodeAffinity check failure — the PV is pinned by topology.hostpath.csi/node to the one node that runs the driver" title="" id="53" name="Picture"/>
             <a:graphic>
               <a:graphicData uri="http://schemas.openxmlformats.org/drawingml/2006/picture">
                 <pic:pic>
                   <pic:nvPicPr>
-                    <pic:cNvPr descr="../artifacts/lab-11/screenshots/10-node-affinity-pinned-volume.png" id="51" name="Picture"/>
+                    <pic:cNvPr descr="../artifacts/lab-11/screenshots/10-node-affinity-pinned-volume.png" id="54" name="Picture"/>
                     <pic:cNvPicPr>
                       <a:picLocks noChangeArrowheads="1" noChangeAspect="1"/>
                     </pic:cNvPicPr>
                   </pic:nvPicPr>
                   <pic:blipFill>
-                    <a:blip r:embed="rId49"/>
+                    <a:blip r:embed="rId52"/>
                     <a:stretch>
                       <a:fillRect/>
                     </a:stretch>
@@ -7660,8 +7651,8 @@
         </w:pict>
       </w:r>
     </w:p>
-    <w:bookmarkEnd w:id="52"/>
-    <w:bookmarkStart w:id="59" w:name="Xf5af6d33e3ffc2fe594a31ed4ba4a276cbea622"/>
+    <w:bookmarkEnd w:id="55"/>
+    <w:bookmarkStart w:id="62" w:name="Xf5af6d33e3ffc2fe594a31ed4ba4a276cbea622"/>
     <w:p>
       <w:pPr>
         <w:pStyle w:val="Heading2"/>
@@ -8081,18 +8072,18 @@
           <wp:inline>
             <wp:extent cx="5943600" cy="1099566"/>
             <wp:effectExtent b="0" l="0" r="0" t="0"/>
-            <wp:docPr descr="The deleted PVC sitting in Terminating with a deletionTimestamp and the kubernetes.io/pvc-protection finalizer, while the volume still serves reads" title="" id="54" name="Picture"/>
+            <wp:docPr descr="The deleted PVC sitting in Terminating with a deletionTimestamp and the kubernetes.io/pvc-protection finalizer, while the volume still serves reads" title="" id="57" name="Picture"/>
             <a:graphic>
               <a:graphicData uri="http://schemas.openxmlformats.org/drawingml/2006/picture">
                 <pic:pic>
                   <pic:nvPicPr>
-                    <pic:cNvPr descr="../artifacts/lab-11/screenshots/11-pvc-finalizer-holds-deletion.png" id="55" name="Picture"/>
+                    <pic:cNvPr descr="../artifacts/lab-11/screenshots/11-pvc-finalizer-holds-deletion.png" id="58" name="Picture"/>
                     <pic:cNvPicPr>
                       <a:picLocks noChangeArrowheads="1" noChangeAspect="1"/>
                     </pic:cNvPicPr>
                   </pic:nvPicPr>
                   <pic:blipFill>
-                    <a:blip r:embed="rId53"/>
+                    <a:blip r:embed="rId56"/>
                     <a:stretch>
                       <a:fillRect/>
                     </a:stretch>
@@ -9310,18 +9301,18 @@
           <wp:inline>
             <wp:extent cx="5943600" cy="1423762"/>
             <wp:effectExtent b="0" l="0" r="0" t="0"/>
-            <wp:docPr descr="The clone bound alongside its source, carrying the source's data, then diverging when written to while the source stays unchanged" title="" id="57" name="Picture"/>
+            <wp:docPr descr="The clone bound alongside its source, carrying the source's data, then diverging when written to while the source stays unchanged" title="" id="60" name="Picture"/>
             <a:graphic>
               <a:graphicData uri="http://schemas.openxmlformats.org/drawingml/2006/picture">
                 <pic:pic>
                   <pic:nvPicPr>
-                    <pic:cNvPr descr="../artifacts/lab-11/screenshots/12-volume-clone.png" id="58" name="Picture"/>
+                    <pic:cNvPr descr="../artifacts/lab-11/screenshots/12-volume-clone.png" id="61" name="Picture"/>
                     <pic:cNvPicPr>
                       <a:picLocks noChangeArrowheads="1" noChangeAspect="1"/>
                     </pic:cNvPicPr>
                   </pic:nvPicPr>
                   <pic:blipFill>
-                    <a:blip r:embed="rId56"/>
+                    <a:blip r:embed="rId59"/>
                     <a:stretch>
                       <a:fillRect/>
                     </a:stretch>
@@ -9355,8 +9346,8 @@
         </w:pict>
       </w:r>
     </w:p>
-    <w:bookmarkEnd w:id="59"/>
-    <w:bookmarkStart w:id="60" w:name="step-8--clean-up"/>
+    <w:bookmarkEnd w:id="62"/>
+    <w:bookmarkStart w:id="63" w:name="step-8--clean-up"/>
     <w:p>
       <w:pPr>
         <w:pStyle w:val="Heading2"/>
@@ -9506,8 +9497,8 @@
         </w:pict>
       </w:r>
     </w:p>
-    <w:bookmarkEnd w:id="60"/>
-    <w:bookmarkStart w:id="61" w:name="what-you-learned"/>
+    <w:bookmarkEnd w:id="63"/>
+    <w:bookmarkStart w:id="64" w:name="what-you-learned"/>
     <w:p>
       <w:pPr>
         <w:pStyle w:val="Heading2"/>
@@ -10320,8 +10311,8 @@
         </w:tc>
       </w:tr>
     </w:tbl>
-    <w:bookmarkEnd w:id="61"/>
-    <w:bookmarkStart w:id="64" w:name="evidence"/>
+    <w:bookmarkEnd w:id="64"/>
+    <w:bookmarkStart w:id="67" w:name="evidence"/>
     <w:p>
       <w:pPr>
         <w:pStyle w:val="Heading2"/>
@@ -10340,7 +10331,7 @@
       <w:r>
         <w:t xml:space="preserve"> </w:t>
       </w:r>
-      <w:hyperlink r:id="rId62">
+      <w:hyperlink r:id="rId65">
         <w:r>
           <w:rPr>
             <w:rStyle w:val="VerbatimChar"/>
@@ -10357,7 +10348,7 @@
       <w:r>
         <w:t xml:space="preserve"> </w:t>
       </w:r>
-      <w:hyperlink r:id="rId63">
+      <w:hyperlink r:id="rId66">
         <w:r>
           <w:rPr>
             <w:rStyle w:val="VerbatimChar"/>
@@ -10374,7 +10365,7 @@
       <w:r>
         <w:t xml:space="preserve"> </w:t>
       </w:r>
-      <w:hyperlink r:id="rId34">
+      <w:hyperlink r:id="rId37">
         <w:r>
           <w:rPr>
             <w:rStyle w:val="VerbatimChar"/>
@@ -10417,7 +10408,7 @@
       <w:r>
         <w:t xml:space="preserve"> </w:t>
       </w:r>
-      <w:hyperlink r:id="rId29">
+      <w:hyperlink r:id="rId32">
         <w:r>
           <w:rPr>
             <w:rStyle w:val="Hyperlink"/>
@@ -10426,7 +10417,7 @@
         </w:r>
       </w:hyperlink>
     </w:p>
-    <w:bookmarkEnd w:id="64"/>
+    <w:bookmarkEnd w:id="67"/>
     <w:sectPr>
       <w:pgSz w:h="15840" w:w="12240"/>
       <w:pgMar w:bottom="1440" w:footer="720" w:gutter="0" w:header="720" w:left="1440" w:right="1440" w:top="1440"/>
